--- a/SO/Lab4/Report_Anastasiia.docx
+++ b/SO/Lab4/Report_Anastasiia.docx
@@ -586,7 +586,7 @@
             </w:rPr>
             <w:fldChar w:fldCharType="separate"/>
           </w:r>
-          <w:hyperlink w:anchor="_Toc149820879" w:history="1">
+          <w:hyperlink w:anchor="_Toc149905625" w:history="1">
             <w:r>
               <w:rPr>
                 <w:rStyle w:val="a5"/>
@@ -614,7 +614,7 @@
                 <w:noProof/>
                 <w:webHidden/>
               </w:rPr>
-              <w:instrText xml:space="preserve"> PAGEREF _Toc149820879 \h </w:instrText>
+              <w:instrText xml:space="preserve"> PAGEREF _Toc149905625 \h </w:instrText>
             </w:r>
             <w:r>
               <w:rPr>
@@ -634,7 +634,7 @@
                 <w:noProof/>
                 <w:webHidden/>
               </w:rPr>
-              <w:t>3</w:t>
+              <w:t>4</w:t>
             </w:r>
             <w:r>
               <w:rPr>
@@ -660,7 +660,7 @@
               <w14:ligatures w14:val="standardContextual"/>
             </w:rPr>
           </w:pPr>
-          <w:hyperlink w:anchor="_Toc149820880" w:history="1">
+          <w:hyperlink w:anchor="_Toc149905626" w:history="1">
             <w:r>
               <w:rPr>
                 <w:rStyle w:val="a5"/>
@@ -688,7 +688,7 @@
                 <w:noProof/>
                 <w:webHidden/>
               </w:rPr>
-              <w:instrText xml:space="preserve"> PAGEREF _Toc149820880 \h </w:instrText>
+              <w:instrText xml:space="preserve"> PAGEREF _Toc149905626 \h </w:instrText>
             </w:r>
             <w:r>
               <w:rPr>
@@ -708,7 +708,7 @@
                 <w:noProof/>
                 <w:webHidden/>
               </w:rPr>
-              <w:t>4</w:t>
+              <w:t>5</w:t>
             </w:r>
             <w:r>
               <w:rPr>
@@ -734,7 +734,7 @@
               <w14:ligatures w14:val="standardContextual"/>
             </w:rPr>
           </w:pPr>
-          <w:hyperlink w:anchor="_Toc149820881" w:history="1">
+          <w:hyperlink w:anchor="_Toc149905627" w:history="1">
             <w:r>
               <w:rPr>
                 <w:rStyle w:val="a5"/>
@@ -762,7 +762,7 @@
                 <w:noProof/>
                 <w:webHidden/>
               </w:rPr>
-              <w:instrText xml:space="preserve"> PAGEREF _Toc149820881 \h </w:instrText>
+              <w:instrText xml:space="preserve"> PAGEREF _Toc149905627 \h </w:instrText>
             </w:r>
             <w:r>
               <w:rPr>
@@ -782,7 +782,7 @@
                 <w:noProof/>
                 <w:webHidden/>
               </w:rPr>
-              <w:t>4</w:t>
+              <w:t>5</w:t>
             </w:r>
             <w:r>
               <w:rPr>
@@ -808,7 +808,7 @@
               <w14:ligatures w14:val="standardContextual"/>
             </w:rPr>
           </w:pPr>
-          <w:hyperlink w:anchor="_Toc149820882" w:history="1">
+          <w:hyperlink w:anchor="_Toc149905628" w:history="1">
             <w:r>
               <w:rPr>
                 <w:rStyle w:val="a5"/>
@@ -836,7 +836,7 @@
                 <w:noProof/>
                 <w:webHidden/>
               </w:rPr>
-              <w:instrText xml:space="preserve"> PAGEREF _Toc149820882 \h </w:instrText>
+              <w:instrText xml:space="preserve"> PAGEREF _Toc149905628 \h </w:instrText>
             </w:r>
             <w:r>
               <w:rPr>
@@ -856,7 +856,7 @@
                 <w:noProof/>
                 <w:webHidden/>
               </w:rPr>
-              <w:t>4</w:t>
+              <w:t>5</w:t>
             </w:r>
             <w:r>
               <w:rPr>
@@ -882,7 +882,7 @@
               <w14:ligatures w14:val="standardContextual"/>
             </w:rPr>
           </w:pPr>
-          <w:hyperlink w:anchor="_Toc149820883" w:history="1">
+          <w:hyperlink w:anchor="_Toc149905629" w:history="1">
             <w:r>
               <w:rPr>
                 <w:rStyle w:val="a5"/>
@@ -932,7 +932,7 @@
                 <w:noProof/>
                 <w:webHidden/>
               </w:rPr>
-              <w:instrText xml:space="preserve"> PAGEREF _Toc149820883 \h </w:instrText>
+              <w:instrText xml:space="preserve"> PAGEREF _Toc149905629 \h </w:instrText>
             </w:r>
             <w:r>
               <w:rPr>
@@ -952,7 +952,7 @@
                 <w:noProof/>
                 <w:webHidden/>
               </w:rPr>
-              <w:t>4</w:t>
+              <w:t>5</w:t>
             </w:r>
             <w:r>
               <w:rPr>
@@ -978,13 +978,235 @@
               <w14:ligatures w14:val="standardContextual"/>
             </w:rPr>
           </w:pPr>
-          <w:hyperlink w:anchor="_Toc149820884" w:history="1">
+          <w:hyperlink w:anchor="_Toc149905630" w:history="1">
             <w:r>
               <w:rPr>
                 <w:rStyle w:val="a5"/>
                 <w:noProof/>
                 <w:lang w:val="en-US"/>
               </w:rPr>
+              <w:t>Passwd</w:t>
+            </w:r>
+            <w:r>
+              <w:rPr>
+                <w:noProof/>
+                <w:webHidden/>
+              </w:rPr>
+              <w:tab/>
+            </w:r>
+            <w:r>
+              <w:rPr>
+                <w:noProof/>
+                <w:webHidden/>
+              </w:rPr>
+              <w:fldChar w:fldCharType="begin"/>
+            </w:r>
+            <w:r>
+              <w:rPr>
+                <w:noProof/>
+                <w:webHidden/>
+              </w:rPr>
+              <w:instrText xml:space="preserve"> PAGEREF _Toc149905630 \h </w:instrText>
+            </w:r>
+            <w:r>
+              <w:rPr>
+                <w:noProof/>
+                <w:webHidden/>
+              </w:rPr>
+            </w:r>
+            <w:r>
+              <w:rPr>
+                <w:noProof/>
+                <w:webHidden/>
+              </w:rPr>
+              <w:fldChar w:fldCharType="separate"/>
+            </w:r>
+            <w:r>
+              <w:rPr>
+                <w:noProof/>
+                <w:webHidden/>
+              </w:rPr>
+              <w:t>6</w:t>
+            </w:r>
+            <w:r>
+              <w:rPr>
+                <w:noProof/>
+                <w:webHidden/>
+              </w:rPr>
+              <w:fldChar w:fldCharType="end"/>
+            </w:r>
+          </w:hyperlink>
+        </w:p>
+        <w:p>
+          <w:pPr>
+            <w:pStyle w:val="11"/>
+            <w:tabs>
+              <w:tab w:val="right" w:leader="dot" w:pos="9345"/>
+            </w:tabs>
+            <w:rPr>
+              <w:rFonts w:asciiTheme="minorHAnsi" w:eastAsiaTheme="minorEastAsia" w:hAnsiTheme="minorHAnsi" w:cstheme="minorBidi"/>
+              <w:noProof/>
+              <w:kern w:val="2"/>
+              <w:sz w:val="22"/>
+              <w:szCs w:val="22"/>
+              <w14:ligatures w14:val="standardContextual"/>
+            </w:rPr>
+          </w:pPr>
+          <w:hyperlink w:anchor="_Toc149905631" w:history="1">
+            <w:r>
+              <w:rPr>
+                <w:rStyle w:val="a5"/>
+                <w:noProof/>
+                <w:lang w:val="en-US"/>
+              </w:rPr>
+              <w:t>Pwd</w:t>
+            </w:r>
+            <w:r>
+              <w:rPr>
+                <w:noProof/>
+                <w:webHidden/>
+              </w:rPr>
+              <w:tab/>
+            </w:r>
+            <w:r>
+              <w:rPr>
+                <w:noProof/>
+                <w:webHidden/>
+              </w:rPr>
+              <w:fldChar w:fldCharType="begin"/>
+            </w:r>
+            <w:r>
+              <w:rPr>
+                <w:noProof/>
+                <w:webHidden/>
+              </w:rPr>
+              <w:instrText xml:space="preserve"> PAGEREF _Toc149905631 \h </w:instrText>
+            </w:r>
+            <w:r>
+              <w:rPr>
+                <w:noProof/>
+                <w:webHidden/>
+              </w:rPr>
+            </w:r>
+            <w:r>
+              <w:rPr>
+                <w:noProof/>
+                <w:webHidden/>
+              </w:rPr>
+              <w:fldChar w:fldCharType="separate"/>
+            </w:r>
+            <w:r>
+              <w:rPr>
+                <w:noProof/>
+                <w:webHidden/>
+              </w:rPr>
+              <w:t>6</w:t>
+            </w:r>
+            <w:r>
+              <w:rPr>
+                <w:noProof/>
+                <w:webHidden/>
+              </w:rPr>
+              <w:fldChar w:fldCharType="end"/>
+            </w:r>
+          </w:hyperlink>
+        </w:p>
+        <w:p>
+          <w:pPr>
+            <w:pStyle w:val="11"/>
+            <w:tabs>
+              <w:tab w:val="right" w:leader="dot" w:pos="9345"/>
+            </w:tabs>
+            <w:rPr>
+              <w:rFonts w:asciiTheme="minorHAnsi" w:eastAsiaTheme="minorEastAsia" w:hAnsiTheme="minorHAnsi" w:cstheme="minorBidi"/>
+              <w:noProof/>
+              <w:kern w:val="2"/>
+              <w:sz w:val="22"/>
+              <w:szCs w:val="22"/>
+              <w14:ligatures w14:val="standardContextual"/>
+            </w:rPr>
+          </w:pPr>
+          <w:hyperlink w:anchor="_Toc149905632" w:history="1">
+            <w:r>
+              <w:rPr>
+                <w:rStyle w:val="a5"/>
+                <w:noProof/>
+                <w:lang w:val="en-US"/>
+              </w:rPr>
+              <w:t>Dir</w:t>
+            </w:r>
+            <w:r>
+              <w:rPr>
+                <w:noProof/>
+                <w:webHidden/>
+              </w:rPr>
+              <w:tab/>
+            </w:r>
+            <w:r>
+              <w:rPr>
+                <w:noProof/>
+                <w:webHidden/>
+              </w:rPr>
+              <w:fldChar w:fldCharType="begin"/>
+            </w:r>
+            <w:r>
+              <w:rPr>
+                <w:noProof/>
+                <w:webHidden/>
+              </w:rPr>
+              <w:instrText xml:space="preserve"> PAGEREF _Toc149905632 \h </w:instrText>
+            </w:r>
+            <w:r>
+              <w:rPr>
+                <w:noProof/>
+                <w:webHidden/>
+              </w:rPr>
+            </w:r>
+            <w:r>
+              <w:rPr>
+                <w:noProof/>
+                <w:webHidden/>
+              </w:rPr>
+              <w:fldChar w:fldCharType="separate"/>
+            </w:r>
+            <w:r>
+              <w:rPr>
+                <w:noProof/>
+                <w:webHidden/>
+              </w:rPr>
+              <w:t>7</w:t>
+            </w:r>
+            <w:r>
+              <w:rPr>
+                <w:noProof/>
+                <w:webHidden/>
+              </w:rPr>
+              <w:fldChar w:fldCharType="end"/>
+            </w:r>
+          </w:hyperlink>
+        </w:p>
+        <w:p>
+          <w:pPr>
+            <w:pStyle w:val="11"/>
+            <w:tabs>
+              <w:tab w:val="right" w:leader="dot" w:pos="9345"/>
+            </w:tabs>
+            <w:rPr>
+              <w:rFonts w:asciiTheme="minorHAnsi" w:eastAsiaTheme="minorEastAsia" w:hAnsiTheme="minorHAnsi" w:cstheme="minorBidi"/>
+              <w:noProof/>
+              <w:kern w:val="2"/>
+              <w:sz w:val="22"/>
+              <w:szCs w:val="22"/>
+              <w14:ligatures w14:val="standardContextual"/>
+            </w:rPr>
+          </w:pPr>
+          <w:hyperlink w:anchor="_Toc149905633" w:history="1">
+            <w:r>
+              <w:rPr>
+                <w:rStyle w:val="a5"/>
+                <w:noProof/>
+                <w:lang w:val="en-US"/>
+              </w:rPr>
               <w:t>Mkdir</w:t>
             </w:r>
             <w:r>
@@ -1006,7 +1228,7 @@
                 <w:noProof/>
                 <w:webHidden/>
               </w:rPr>
-              <w:instrText xml:space="preserve"> PAGEREF _Toc149820884 \h </w:instrText>
+              <w:instrText xml:space="preserve"> PAGEREF _Toc149905633 \h </w:instrText>
             </w:r>
             <w:r>
               <w:rPr>
@@ -1026,7 +1248,7 @@
                 <w:noProof/>
                 <w:webHidden/>
               </w:rPr>
-              <w:t>5</w:t>
+              <w:t>7</w:t>
             </w:r>
             <w:r>
               <w:rPr>
@@ -1052,14 +1274,29 @@
               <w14:ligatures w14:val="standardContextual"/>
             </w:rPr>
           </w:pPr>
-          <w:hyperlink w:anchor="_Toc149820885" w:history="1">
+          <w:hyperlink w:anchor="_Toc149905634" w:history="1">
             <w:r>
               <w:rPr>
                 <w:rStyle w:val="a5"/>
                 <w:noProof/>
                 <w:lang w:val="en-US"/>
               </w:rPr>
-              <w:t>Mkdir – p</w:t>
+              <w:t>Mkdir</w:t>
+            </w:r>
+            <w:r>
+              <w:rPr>
+                <w:rStyle w:val="a5"/>
+                <w:noProof/>
+              </w:rPr>
+              <w:t xml:space="preserve"> – </w:t>
+            </w:r>
+            <w:r>
+              <w:rPr>
+                <w:rStyle w:val="a5"/>
+                <w:noProof/>
+                <w:lang w:val="en-US"/>
+              </w:rPr>
+              <w:t>p</w:t>
             </w:r>
             <w:r>
               <w:rPr>
@@ -1080,7 +1317,7 @@
                 <w:noProof/>
                 <w:webHidden/>
               </w:rPr>
-              <w:instrText xml:space="preserve"> PAGEREF _Toc149820885 \h </w:instrText>
+              <w:instrText xml:space="preserve"> PAGEREF _Toc149905634 \h </w:instrText>
             </w:r>
             <w:r>
               <w:rPr>
@@ -1100,7 +1337,7 @@
                 <w:noProof/>
                 <w:webHidden/>
               </w:rPr>
-              <w:t>5</w:t>
+              <w:t>7</w:t>
             </w:r>
             <w:r>
               <w:rPr>
@@ -1126,14 +1363,29 @@
               <w14:ligatures w14:val="standardContextual"/>
             </w:rPr>
           </w:pPr>
-          <w:hyperlink w:anchor="_Toc149820886" w:history="1">
+          <w:hyperlink w:anchor="_Toc149905635" w:history="1">
             <w:r>
               <w:rPr>
                 <w:rStyle w:val="a5"/>
                 <w:noProof/>
                 <w:lang w:val="en-US"/>
               </w:rPr>
-              <w:t>Mkdir -m</w:t>
+              <w:t>Mkdir</w:t>
+            </w:r>
+            <w:r>
+              <w:rPr>
+                <w:rStyle w:val="a5"/>
+                <w:noProof/>
+              </w:rPr>
+              <w:t xml:space="preserve"> -</w:t>
+            </w:r>
+            <w:r>
+              <w:rPr>
+                <w:rStyle w:val="a5"/>
+                <w:noProof/>
+                <w:lang w:val="en-US"/>
+              </w:rPr>
+              <w:t>m</w:t>
             </w:r>
             <w:r>
               <w:rPr>
@@ -1154,7 +1406,7 @@
                 <w:noProof/>
                 <w:webHidden/>
               </w:rPr>
-              <w:instrText xml:space="preserve"> PAGEREF _Toc149820886 \h </w:instrText>
+              <w:instrText xml:space="preserve"> PAGEREF _Toc149905635 \h </w:instrText>
             </w:r>
             <w:r>
               <w:rPr>
@@ -1174,7 +1426,7 @@
                 <w:noProof/>
                 <w:webHidden/>
               </w:rPr>
-              <w:t>6</w:t>
+              <w:t>7</w:t>
             </w:r>
             <w:r>
               <w:rPr>
@@ -1200,14 +1452,14 @@
               <w14:ligatures w14:val="standardContextual"/>
             </w:rPr>
           </w:pPr>
-          <w:hyperlink w:anchor="_Toc149820887" w:history="1">
+          <w:hyperlink w:anchor="_Toc149905636" w:history="1">
             <w:r>
               <w:rPr>
                 <w:rStyle w:val="a5"/>
                 <w:noProof/>
                 <w:lang w:val="en-US"/>
               </w:rPr>
-              <w:t>Rmdir</w:t>
+              <w:t>Cd</w:t>
             </w:r>
             <w:r>
               <w:rPr>
@@ -1228,7 +1480,7 @@
                 <w:noProof/>
                 <w:webHidden/>
               </w:rPr>
-              <w:instrText xml:space="preserve"> PAGEREF _Toc149820887 \h </w:instrText>
+              <w:instrText xml:space="preserve"> PAGEREF _Toc149905636 \h </w:instrText>
             </w:r>
             <w:r>
               <w:rPr>
@@ -1248,7 +1500,372 @@
                 <w:noProof/>
                 <w:webHidden/>
               </w:rPr>
-              <w:t>6</w:t>
+              <w:t>8</w:t>
+            </w:r>
+            <w:r>
+              <w:rPr>
+                <w:noProof/>
+                <w:webHidden/>
+              </w:rPr>
+              <w:fldChar w:fldCharType="end"/>
+            </w:r>
+          </w:hyperlink>
+        </w:p>
+        <w:p>
+          <w:pPr>
+            <w:pStyle w:val="21"/>
+            <w:tabs>
+              <w:tab w:val="right" w:leader="dot" w:pos="9345"/>
+            </w:tabs>
+            <w:rPr>
+              <w:rFonts w:asciiTheme="minorHAnsi" w:eastAsiaTheme="minorEastAsia" w:hAnsiTheme="minorHAnsi" w:cstheme="minorBidi"/>
+              <w:noProof/>
+              <w:kern w:val="2"/>
+              <w:sz w:val="22"/>
+              <w:szCs w:val="22"/>
+              <w14:ligatures w14:val="standardContextual"/>
+            </w:rPr>
+          </w:pPr>
+          <w:hyperlink w:anchor="_Toc149905637" w:history="1">
+            <w:r>
+              <w:rPr>
+                <w:rStyle w:val="a5"/>
+                <w:noProof/>
+              </w:rPr>
+              <w:t>/</w:t>
+            </w:r>
+            <w:r>
+              <w:rPr>
+                <w:noProof/>
+                <w:webHidden/>
+              </w:rPr>
+              <w:tab/>
+            </w:r>
+            <w:r>
+              <w:rPr>
+                <w:noProof/>
+                <w:webHidden/>
+              </w:rPr>
+              <w:fldChar w:fldCharType="begin"/>
+            </w:r>
+            <w:r>
+              <w:rPr>
+                <w:noProof/>
+                <w:webHidden/>
+              </w:rPr>
+              <w:instrText xml:space="preserve"> PAGEREF _Toc149905637 \h </w:instrText>
+            </w:r>
+            <w:r>
+              <w:rPr>
+                <w:noProof/>
+                <w:webHidden/>
+              </w:rPr>
+            </w:r>
+            <w:r>
+              <w:rPr>
+                <w:noProof/>
+                <w:webHidden/>
+              </w:rPr>
+              <w:fldChar w:fldCharType="separate"/>
+            </w:r>
+            <w:r>
+              <w:rPr>
+                <w:noProof/>
+                <w:webHidden/>
+              </w:rPr>
+              <w:t>8</w:t>
+            </w:r>
+            <w:r>
+              <w:rPr>
+                <w:noProof/>
+                <w:webHidden/>
+              </w:rPr>
+              <w:fldChar w:fldCharType="end"/>
+            </w:r>
+          </w:hyperlink>
+        </w:p>
+        <w:p>
+          <w:pPr>
+            <w:pStyle w:val="21"/>
+            <w:tabs>
+              <w:tab w:val="right" w:leader="dot" w:pos="9345"/>
+            </w:tabs>
+            <w:rPr>
+              <w:rFonts w:asciiTheme="minorHAnsi" w:eastAsiaTheme="minorEastAsia" w:hAnsiTheme="minorHAnsi" w:cstheme="minorBidi"/>
+              <w:noProof/>
+              <w:kern w:val="2"/>
+              <w:sz w:val="22"/>
+              <w:szCs w:val="22"/>
+              <w14:ligatures w14:val="standardContextual"/>
+            </w:rPr>
+          </w:pPr>
+          <w:hyperlink w:anchor="_Toc149905638" w:history="1">
+            <w:r>
+              <w:rPr>
+                <w:rStyle w:val="a5"/>
+                <w:noProof/>
+              </w:rPr>
+              <w:t>~</w:t>
+            </w:r>
+            <w:r>
+              <w:rPr>
+                <w:noProof/>
+                <w:webHidden/>
+              </w:rPr>
+              <w:tab/>
+            </w:r>
+            <w:r>
+              <w:rPr>
+                <w:noProof/>
+                <w:webHidden/>
+              </w:rPr>
+              <w:fldChar w:fldCharType="begin"/>
+            </w:r>
+            <w:r>
+              <w:rPr>
+                <w:noProof/>
+                <w:webHidden/>
+              </w:rPr>
+              <w:instrText xml:space="preserve"> PAGEREF _Toc149905638 \h </w:instrText>
+            </w:r>
+            <w:r>
+              <w:rPr>
+                <w:noProof/>
+                <w:webHidden/>
+              </w:rPr>
+            </w:r>
+            <w:r>
+              <w:rPr>
+                <w:noProof/>
+                <w:webHidden/>
+              </w:rPr>
+              <w:fldChar w:fldCharType="separate"/>
+            </w:r>
+            <w:r>
+              <w:rPr>
+                <w:noProof/>
+                <w:webHidden/>
+              </w:rPr>
+              <w:t>8</w:t>
+            </w:r>
+            <w:r>
+              <w:rPr>
+                <w:noProof/>
+                <w:webHidden/>
+              </w:rPr>
+              <w:fldChar w:fldCharType="end"/>
+            </w:r>
+          </w:hyperlink>
+        </w:p>
+        <w:p>
+          <w:pPr>
+            <w:pStyle w:val="21"/>
+            <w:tabs>
+              <w:tab w:val="right" w:leader="dot" w:pos="9345"/>
+            </w:tabs>
+            <w:rPr>
+              <w:rFonts w:asciiTheme="minorHAnsi" w:eastAsiaTheme="minorEastAsia" w:hAnsiTheme="minorHAnsi" w:cstheme="minorBidi"/>
+              <w:noProof/>
+              <w:kern w:val="2"/>
+              <w:sz w:val="22"/>
+              <w:szCs w:val="22"/>
+              <w14:ligatures w14:val="standardContextual"/>
+            </w:rPr>
+          </w:pPr>
+          <w:hyperlink w:anchor="_Toc149905639" w:history="1">
+            <w:r>
+              <w:rPr>
+                <w:rStyle w:val="a5"/>
+                <w:noProof/>
+              </w:rPr>
+              <w:t>.</w:t>
+            </w:r>
+            <w:r>
+              <w:rPr>
+                <w:noProof/>
+                <w:webHidden/>
+              </w:rPr>
+              <w:tab/>
+            </w:r>
+            <w:r>
+              <w:rPr>
+                <w:noProof/>
+                <w:webHidden/>
+              </w:rPr>
+              <w:fldChar w:fldCharType="begin"/>
+            </w:r>
+            <w:r>
+              <w:rPr>
+                <w:noProof/>
+                <w:webHidden/>
+              </w:rPr>
+              <w:instrText xml:space="preserve"> PAGEREF _Toc149905639 \h </w:instrText>
+            </w:r>
+            <w:r>
+              <w:rPr>
+                <w:noProof/>
+                <w:webHidden/>
+              </w:rPr>
+            </w:r>
+            <w:r>
+              <w:rPr>
+                <w:noProof/>
+                <w:webHidden/>
+              </w:rPr>
+              <w:fldChar w:fldCharType="separate"/>
+            </w:r>
+            <w:r>
+              <w:rPr>
+                <w:noProof/>
+                <w:webHidden/>
+              </w:rPr>
+              <w:t>8</w:t>
+            </w:r>
+            <w:r>
+              <w:rPr>
+                <w:noProof/>
+                <w:webHidden/>
+              </w:rPr>
+              <w:fldChar w:fldCharType="end"/>
+            </w:r>
+          </w:hyperlink>
+        </w:p>
+        <w:p>
+          <w:pPr>
+            <w:pStyle w:val="21"/>
+            <w:tabs>
+              <w:tab w:val="right" w:leader="dot" w:pos="9345"/>
+            </w:tabs>
+            <w:rPr>
+              <w:rFonts w:asciiTheme="minorHAnsi" w:eastAsiaTheme="minorEastAsia" w:hAnsiTheme="minorHAnsi" w:cstheme="minorBidi"/>
+              <w:noProof/>
+              <w:kern w:val="2"/>
+              <w:sz w:val="22"/>
+              <w:szCs w:val="22"/>
+              <w14:ligatures w14:val="standardContextual"/>
+            </w:rPr>
+          </w:pPr>
+          <w:hyperlink w:anchor="_Toc149905640" w:history="1">
+            <w:r>
+              <w:rPr>
+                <w:rStyle w:val="a5"/>
+                <w:noProof/>
+              </w:rPr>
+              <w:t>..</w:t>
+            </w:r>
+            <w:r>
+              <w:rPr>
+                <w:noProof/>
+                <w:webHidden/>
+              </w:rPr>
+              <w:tab/>
+            </w:r>
+            <w:r>
+              <w:rPr>
+                <w:noProof/>
+                <w:webHidden/>
+              </w:rPr>
+              <w:fldChar w:fldCharType="begin"/>
+            </w:r>
+            <w:r>
+              <w:rPr>
+                <w:noProof/>
+                <w:webHidden/>
+              </w:rPr>
+              <w:instrText xml:space="preserve"> PAGEREF _Toc149905640 \h </w:instrText>
+            </w:r>
+            <w:r>
+              <w:rPr>
+                <w:noProof/>
+                <w:webHidden/>
+              </w:rPr>
+            </w:r>
+            <w:r>
+              <w:rPr>
+                <w:noProof/>
+                <w:webHidden/>
+              </w:rPr>
+              <w:fldChar w:fldCharType="separate"/>
+            </w:r>
+            <w:r>
+              <w:rPr>
+                <w:noProof/>
+                <w:webHidden/>
+              </w:rPr>
+              <w:t>8</w:t>
+            </w:r>
+            <w:r>
+              <w:rPr>
+                <w:noProof/>
+                <w:webHidden/>
+              </w:rPr>
+              <w:fldChar w:fldCharType="end"/>
+            </w:r>
+          </w:hyperlink>
+        </w:p>
+        <w:p>
+          <w:pPr>
+            <w:pStyle w:val="21"/>
+            <w:tabs>
+              <w:tab w:val="right" w:leader="dot" w:pos="9345"/>
+            </w:tabs>
+            <w:rPr>
+              <w:rFonts w:asciiTheme="minorHAnsi" w:eastAsiaTheme="minorEastAsia" w:hAnsiTheme="minorHAnsi" w:cstheme="minorBidi"/>
+              <w:noProof/>
+              <w:kern w:val="2"/>
+              <w:sz w:val="22"/>
+              <w:szCs w:val="22"/>
+              <w14:ligatures w14:val="standardContextual"/>
+            </w:rPr>
+          </w:pPr>
+          <w:hyperlink w:anchor="_Toc149905641" w:history="1">
+            <w:r>
+              <w:rPr>
+                <w:rStyle w:val="a5"/>
+                <w:noProof/>
+              </w:rPr>
+              <w:t>-</w:t>
+            </w:r>
+            <w:r>
+              <w:rPr>
+                <w:noProof/>
+                <w:webHidden/>
+              </w:rPr>
+              <w:tab/>
+            </w:r>
+            <w:r>
+              <w:rPr>
+                <w:noProof/>
+                <w:webHidden/>
+              </w:rPr>
+              <w:fldChar w:fldCharType="begin"/>
+            </w:r>
+            <w:r>
+              <w:rPr>
+                <w:noProof/>
+                <w:webHidden/>
+              </w:rPr>
+              <w:instrText xml:space="preserve"> PAGEREF _Toc149905641 \h </w:instrText>
+            </w:r>
+            <w:r>
+              <w:rPr>
+                <w:noProof/>
+                <w:webHidden/>
+              </w:rPr>
+            </w:r>
+            <w:r>
+              <w:rPr>
+                <w:noProof/>
+                <w:webHidden/>
+              </w:rPr>
+              <w:fldChar w:fldCharType="separate"/>
+            </w:r>
+            <w:r>
+              <w:rPr>
+                <w:noProof/>
+                <w:webHidden/>
+              </w:rPr>
+              <w:t>8</w:t>
             </w:r>
             <w:r>
               <w:rPr>
@@ -1274,14 +1891,14 @@
               <w14:ligatures w14:val="standardContextual"/>
             </w:rPr>
           </w:pPr>
-          <w:hyperlink w:anchor="_Toc149820888" w:history="1">
+          <w:hyperlink w:anchor="_Toc149905642" w:history="1">
             <w:r>
               <w:rPr>
                 <w:rStyle w:val="a5"/>
                 <w:noProof/>
                 <w:lang w:val="en-US"/>
               </w:rPr>
-              <w:t>Cd</w:t>
+              <w:t>tree</w:t>
             </w:r>
             <w:r>
               <w:rPr>
@@ -1302,7 +1919,7 @@
                 <w:noProof/>
                 <w:webHidden/>
               </w:rPr>
-              <w:instrText xml:space="preserve"> PAGEREF _Toc149820888 \h </w:instrText>
+              <w:instrText xml:space="preserve"> PAGEREF _Toc149905642 \h </w:instrText>
             </w:r>
             <w:r>
               <w:rPr>
@@ -1322,7 +1939,445 @@
                 <w:noProof/>
                 <w:webHidden/>
               </w:rPr>
-              <w:t>6</w:t>
+              <w:t>8</w:t>
+            </w:r>
+            <w:r>
+              <w:rPr>
+                <w:noProof/>
+                <w:webHidden/>
+              </w:rPr>
+              <w:fldChar w:fldCharType="end"/>
+            </w:r>
+          </w:hyperlink>
+        </w:p>
+        <w:p>
+          <w:pPr>
+            <w:pStyle w:val="21"/>
+            <w:tabs>
+              <w:tab w:val="right" w:leader="dot" w:pos="9345"/>
+            </w:tabs>
+            <w:rPr>
+              <w:rFonts w:asciiTheme="minorHAnsi" w:eastAsiaTheme="minorEastAsia" w:hAnsiTheme="minorHAnsi" w:cstheme="minorBidi"/>
+              <w:noProof/>
+              <w:kern w:val="2"/>
+              <w:sz w:val="22"/>
+              <w:szCs w:val="22"/>
+              <w14:ligatures w14:val="standardContextual"/>
+            </w:rPr>
+          </w:pPr>
+          <w:hyperlink w:anchor="_Toc149905643" w:history="1">
+            <w:r>
+              <w:rPr>
+                <w:rStyle w:val="a5"/>
+                <w:noProof/>
+              </w:rPr>
+              <w:t>-d</w:t>
+            </w:r>
+            <w:r>
+              <w:rPr>
+                <w:noProof/>
+                <w:webHidden/>
+              </w:rPr>
+              <w:tab/>
+            </w:r>
+            <w:r>
+              <w:rPr>
+                <w:noProof/>
+                <w:webHidden/>
+              </w:rPr>
+              <w:fldChar w:fldCharType="begin"/>
+            </w:r>
+            <w:r>
+              <w:rPr>
+                <w:noProof/>
+                <w:webHidden/>
+              </w:rPr>
+              <w:instrText xml:space="preserve"> PAGEREF _Toc149905643 \h </w:instrText>
+            </w:r>
+            <w:r>
+              <w:rPr>
+                <w:noProof/>
+                <w:webHidden/>
+              </w:rPr>
+            </w:r>
+            <w:r>
+              <w:rPr>
+                <w:noProof/>
+                <w:webHidden/>
+              </w:rPr>
+              <w:fldChar w:fldCharType="separate"/>
+            </w:r>
+            <w:r>
+              <w:rPr>
+                <w:noProof/>
+                <w:webHidden/>
+              </w:rPr>
+              <w:t>9</w:t>
+            </w:r>
+            <w:r>
+              <w:rPr>
+                <w:noProof/>
+                <w:webHidden/>
+              </w:rPr>
+              <w:fldChar w:fldCharType="end"/>
+            </w:r>
+          </w:hyperlink>
+        </w:p>
+        <w:p>
+          <w:pPr>
+            <w:pStyle w:val="21"/>
+            <w:tabs>
+              <w:tab w:val="right" w:leader="dot" w:pos="9345"/>
+            </w:tabs>
+            <w:rPr>
+              <w:rFonts w:asciiTheme="minorHAnsi" w:eastAsiaTheme="minorEastAsia" w:hAnsiTheme="minorHAnsi" w:cstheme="minorBidi"/>
+              <w:noProof/>
+              <w:kern w:val="2"/>
+              <w:sz w:val="22"/>
+              <w:szCs w:val="22"/>
+              <w14:ligatures w14:val="standardContextual"/>
+            </w:rPr>
+          </w:pPr>
+          <w:hyperlink w:anchor="_Toc149905644" w:history="1">
+            <w:r>
+              <w:rPr>
+                <w:rStyle w:val="a5"/>
+                <w:noProof/>
+              </w:rPr>
+              <w:t>-l</w:t>
+            </w:r>
+            <w:r>
+              <w:rPr>
+                <w:noProof/>
+                <w:webHidden/>
+              </w:rPr>
+              <w:tab/>
+            </w:r>
+            <w:r>
+              <w:rPr>
+                <w:noProof/>
+                <w:webHidden/>
+              </w:rPr>
+              <w:fldChar w:fldCharType="begin"/>
+            </w:r>
+            <w:r>
+              <w:rPr>
+                <w:noProof/>
+                <w:webHidden/>
+              </w:rPr>
+              <w:instrText xml:space="preserve"> PAGEREF _Toc149905644 \h </w:instrText>
+            </w:r>
+            <w:r>
+              <w:rPr>
+                <w:noProof/>
+                <w:webHidden/>
+              </w:rPr>
+            </w:r>
+            <w:r>
+              <w:rPr>
+                <w:noProof/>
+                <w:webHidden/>
+              </w:rPr>
+              <w:fldChar w:fldCharType="separate"/>
+            </w:r>
+            <w:r>
+              <w:rPr>
+                <w:noProof/>
+                <w:webHidden/>
+              </w:rPr>
+              <w:t>9</w:t>
+            </w:r>
+            <w:r>
+              <w:rPr>
+                <w:noProof/>
+                <w:webHidden/>
+              </w:rPr>
+              <w:fldChar w:fldCharType="end"/>
+            </w:r>
+          </w:hyperlink>
+        </w:p>
+        <w:p>
+          <w:pPr>
+            <w:pStyle w:val="21"/>
+            <w:tabs>
+              <w:tab w:val="right" w:leader="dot" w:pos="9345"/>
+            </w:tabs>
+            <w:rPr>
+              <w:rFonts w:asciiTheme="minorHAnsi" w:eastAsiaTheme="minorEastAsia" w:hAnsiTheme="minorHAnsi" w:cstheme="minorBidi"/>
+              <w:noProof/>
+              <w:kern w:val="2"/>
+              <w:sz w:val="22"/>
+              <w:szCs w:val="22"/>
+              <w14:ligatures w14:val="standardContextual"/>
+            </w:rPr>
+          </w:pPr>
+          <w:hyperlink w:anchor="_Toc149905645" w:history="1">
+            <w:r>
+              <w:rPr>
+                <w:rStyle w:val="a5"/>
+                <w:noProof/>
+              </w:rPr>
+              <w:t>-L</w:t>
+            </w:r>
+            <w:r>
+              <w:rPr>
+                <w:noProof/>
+                <w:webHidden/>
+              </w:rPr>
+              <w:tab/>
+            </w:r>
+            <w:r>
+              <w:rPr>
+                <w:noProof/>
+                <w:webHidden/>
+              </w:rPr>
+              <w:fldChar w:fldCharType="begin"/>
+            </w:r>
+            <w:r>
+              <w:rPr>
+                <w:noProof/>
+                <w:webHidden/>
+              </w:rPr>
+              <w:instrText xml:space="preserve"> PAGEREF _Toc149905645 \h </w:instrText>
+            </w:r>
+            <w:r>
+              <w:rPr>
+                <w:noProof/>
+                <w:webHidden/>
+              </w:rPr>
+            </w:r>
+            <w:r>
+              <w:rPr>
+                <w:noProof/>
+                <w:webHidden/>
+              </w:rPr>
+              <w:fldChar w:fldCharType="separate"/>
+            </w:r>
+            <w:r>
+              <w:rPr>
+                <w:noProof/>
+                <w:webHidden/>
+              </w:rPr>
+              <w:t>9</w:t>
+            </w:r>
+            <w:r>
+              <w:rPr>
+                <w:noProof/>
+                <w:webHidden/>
+              </w:rPr>
+              <w:fldChar w:fldCharType="end"/>
+            </w:r>
+          </w:hyperlink>
+        </w:p>
+        <w:p>
+          <w:pPr>
+            <w:pStyle w:val="21"/>
+            <w:tabs>
+              <w:tab w:val="right" w:leader="dot" w:pos="9345"/>
+            </w:tabs>
+            <w:rPr>
+              <w:rFonts w:asciiTheme="minorHAnsi" w:eastAsiaTheme="minorEastAsia" w:hAnsiTheme="minorHAnsi" w:cstheme="minorBidi"/>
+              <w:noProof/>
+              <w:kern w:val="2"/>
+              <w:sz w:val="22"/>
+              <w:szCs w:val="22"/>
+              <w14:ligatures w14:val="standardContextual"/>
+            </w:rPr>
+          </w:pPr>
+          <w:hyperlink w:anchor="_Toc149905646" w:history="1">
+            <w:r>
+              <w:rPr>
+                <w:rStyle w:val="a5"/>
+                <w:noProof/>
+              </w:rPr>
+              <w:t>-u</w:t>
+            </w:r>
+            <w:r>
+              <w:rPr>
+                <w:noProof/>
+                <w:webHidden/>
+              </w:rPr>
+              <w:tab/>
+            </w:r>
+            <w:r>
+              <w:rPr>
+                <w:noProof/>
+                <w:webHidden/>
+              </w:rPr>
+              <w:fldChar w:fldCharType="begin"/>
+            </w:r>
+            <w:r>
+              <w:rPr>
+                <w:noProof/>
+                <w:webHidden/>
+              </w:rPr>
+              <w:instrText xml:space="preserve"> PAGEREF _Toc149905646 \h </w:instrText>
+            </w:r>
+            <w:r>
+              <w:rPr>
+                <w:noProof/>
+                <w:webHidden/>
+              </w:rPr>
+            </w:r>
+            <w:r>
+              <w:rPr>
+                <w:noProof/>
+                <w:webHidden/>
+              </w:rPr>
+              <w:fldChar w:fldCharType="separate"/>
+            </w:r>
+            <w:r>
+              <w:rPr>
+                <w:noProof/>
+                <w:webHidden/>
+              </w:rPr>
+              <w:t>10</w:t>
+            </w:r>
+            <w:r>
+              <w:rPr>
+                <w:noProof/>
+                <w:webHidden/>
+              </w:rPr>
+              <w:fldChar w:fldCharType="end"/>
+            </w:r>
+          </w:hyperlink>
+        </w:p>
+        <w:p>
+          <w:pPr>
+            <w:pStyle w:val="21"/>
+            <w:tabs>
+              <w:tab w:val="right" w:leader="dot" w:pos="9345"/>
+            </w:tabs>
+            <w:rPr>
+              <w:rFonts w:asciiTheme="minorHAnsi" w:eastAsiaTheme="minorEastAsia" w:hAnsiTheme="minorHAnsi" w:cstheme="minorBidi"/>
+              <w:noProof/>
+              <w:kern w:val="2"/>
+              <w:sz w:val="22"/>
+              <w:szCs w:val="22"/>
+              <w14:ligatures w14:val="standardContextual"/>
+            </w:rPr>
+          </w:pPr>
+          <w:hyperlink w:anchor="_Toc149905647" w:history="1">
+            <w:r>
+              <w:rPr>
+                <w:rStyle w:val="a5"/>
+                <w:noProof/>
+              </w:rPr>
+              <w:t>–g</w:t>
+            </w:r>
+            <w:r>
+              <w:rPr>
+                <w:noProof/>
+                <w:webHidden/>
+              </w:rPr>
+              <w:tab/>
+            </w:r>
+            <w:r>
+              <w:rPr>
+                <w:noProof/>
+                <w:webHidden/>
+              </w:rPr>
+              <w:fldChar w:fldCharType="begin"/>
+            </w:r>
+            <w:r>
+              <w:rPr>
+                <w:noProof/>
+                <w:webHidden/>
+              </w:rPr>
+              <w:instrText xml:space="preserve"> PAGEREF _Toc149905647 \h </w:instrText>
+            </w:r>
+            <w:r>
+              <w:rPr>
+                <w:noProof/>
+                <w:webHidden/>
+              </w:rPr>
+            </w:r>
+            <w:r>
+              <w:rPr>
+                <w:noProof/>
+                <w:webHidden/>
+              </w:rPr>
+              <w:fldChar w:fldCharType="separate"/>
+            </w:r>
+            <w:r>
+              <w:rPr>
+                <w:noProof/>
+                <w:webHidden/>
+              </w:rPr>
+              <w:t>10</w:t>
+            </w:r>
+            <w:r>
+              <w:rPr>
+                <w:noProof/>
+                <w:webHidden/>
+              </w:rPr>
+              <w:fldChar w:fldCharType="end"/>
+            </w:r>
+          </w:hyperlink>
+        </w:p>
+        <w:p>
+          <w:pPr>
+            <w:pStyle w:val="21"/>
+            <w:tabs>
+              <w:tab w:val="right" w:leader="dot" w:pos="9345"/>
+            </w:tabs>
+            <w:rPr>
+              <w:rFonts w:asciiTheme="minorHAnsi" w:eastAsiaTheme="minorEastAsia" w:hAnsiTheme="minorHAnsi" w:cstheme="minorBidi"/>
+              <w:noProof/>
+              <w:kern w:val="2"/>
+              <w:sz w:val="22"/>
+              <w:szCs w:val="22"/>
+              <w14:ligatures w14:val="standardContextual"/>
+            </w:rPr>
+          </w:pPr>
+          <w:hyperlink w:anchor="_Toc149905648" w:history="1">
+            <w:r>
+              <w:rPr>
+                <w:rStyle w:val="a5"/>
+                <w:noProof/>
+              </w:rPr>
+              <w:t>-D</w:t>
+            </w:r>
+            <w:r>
+              <w:rPr>
+                <w:noProof/>
+                <w:webHidden/>
+              </w:rPr>
+              <w:tab/>
+            </w:r>
+            <w:r>
+              <w:rPr>
+                <w:noProof/>
+                <w:webHidden/>
+              </w:rPr>
+              <w:fldChar w:fldCharType="begin"/>
+            </w:r>
+            <w:r>
+              <w:rPr>
+                <w:noProof/>
+                <w:webHidden/>
+              </w:rPr>
+              <w:instrText xml:space="preserve"> PAGEREF _Toc149905648 \h </w:instrText>
+            </w:r>
+            <w:r>
+              <w:rPr>
+                <w:noProof/>
+                <w:webHidden/>
+              </w:rPr>
+            </w:r>
+            <w:r>
+              <w:rPr>
+                <w:noProof/>
+                <w:webHidden/>
+              </w:rPr>
+              <w:fldChar w:fldCharType="separate"/>
+            </w:r>
+            <w:r>
+              <w:rPr>
+                <w:noProof/>
+                <w:webHidden/>
+              </w:rPr>
+              <w:t>10</w:t>
             </w:r>
             <w:r>
               <w:rPr>
@@ -1348,7 +2403,7 @@
               <w14:ligatures w14:val="standardContextual"/>
             </w:rPr>
           </w:pPr>
-          <w:hyperlink w:anchor="_Toc149820889" w:history="1">
+          <w:hyperlink w:anchor="_Toc149905649" w:history="1">
             <w:r>
               <w:rPr>
                 <w:rStyle w:val="a5"/>
@@ -1376,7 +2431,7 @@
                 <w:noProof/>
                 <w:webHidden/>
               </w:rPr>
-              <w:instrText xml:space="preserve"> PAGEREF _Toc149820889 \h </w:instrText>
+              <w:instrText xml:space="preserve"> PAGEREF _Toc149905649 \h </w:instrText>
             </w:r>
             <w:r>
               <w:rPr>
@@ -1396,7 +2451,7 @@
                 <w:noProof/>
                 <w:webHidden/>
               </w:rPr>
-              <w:t>6</w:t>
+              <w:t>11</w:t>
             </w:r>
             <w:r>
               <w:rPr>
@@ -1422,7 +2477,7 @@
               <w14:ligatures w14:val="standardContextual"/>
             </w:rPr>
           </w:pPr>
-          <w:hyperlink w:anchor="_Toc149820890" w:history="1">
+          <w:hyperlink w:anchor="_Toc149905650" w:history="1">
             <w:r>
               <w:rPr>
                 <w:rStyle w:val="a5"/>
@@ -1449,7 +2504,7 @@
                 <w:noProof/>
                 <w:webHidden/>
               </w:rPr>
-              <w:instrText xml:space="preserve"> PAGEREF _Toc149820890 \h </w:instrText>
+              <w:instrText xml:space="preserve"> PAGEREF _Toc149905650 \h </w:instrText>
             </w:r>
             <w:r>
               <w:rPr>
@@ -1469,7 +2524,7 @@
                 <w:noProof/>
                 <w:webHidden/>
               </w:rPr>
-              <w:t>7</w:t>
+              <w:t>11</w:t>
             </w:r>
             <w:r>
               <w:rPr>
@@ -1495,7 +2550,7 @@
               <w14:ligatures w14:val="standardContextual"/>
             </w:rPr>
           </w:pPr>
-          <w:hyperlink w:anchor="_Toc149820891" w:history="1">
+          <w:hyperlink w:anchor="_Toc149905651" w:history="1">
             <w:r>
               <w:rPr>
                 <w:rStyle w:val="a5"/>
@@ -1522,7 +2577,7 @@
                 <w:noProof/>
                 <w:webHidden/>
               </w:rPr>
-              <w:instrText xml:space="preserve"> PAGEREF _Toc149820891 \h </w:instrText>
+              <w:instrText xml:space="preserve"> PAGEREF _Toc149905651 \h </w:instrText>
             </w:r>
             <w:r>
               <w:rPr>
@@ -1542,7 +2597,7 @@
                 <w:noProof/>
                 <w:webHidden/>
               </w:rPr>
-              <w:t>7</w:t>
+              <w:t>11</w:t>
             </w:r>
             <w:r>
               <w:rPr>
@@ -1568,7 +2623,7 @@
               <w14:ligatures w14:val="standardContextual"/>
             </w:rPr>
           </w:pPr>
-          <w:hyperlink w:anchor="_Toc149820892" w:history="1">
+          <w:hyperlink w:anchor="_Toc149905652" w:history="1">
             <w:r>
               <w:rPr>
                 <w:rStyle w:val="a5"/>
@@ -1611,7 +2666,7 @@
                 <w:noProof/>
                 <w:webHidden/>
               </w:rPr>
-              <w:instrText xml:space="preserve"> PAGEREF _Toc149820892 \h </w:instrText>
+              <w:instrText xml:space="preserve"> PAGEREF _Toc149905652 \h </w:instrText>
             </w:r>
             <w:r>
               <w:rPr>
@@ -1631,7 +2686,7 @@
                 <w:noProof/>
                 <w:webHidden/>
               </w:rPr>
-              <w:t>7</w:t>
+              <w:t>11</w:t>
             </w:r>
             <w:r>
               <w:rPr>
@@ -1657,21 +2712,14 @@
               <w14:ligatures w14:val="standardContextual"/>
             </w:rPr>
           </w:pPr>
-          <w:hyperlink w:anchor="_Toc149820893" w:history="1">
+          <w:hyperlink w:anchor="_Toc149905653" w:history="1">
             <w:r>
               <w:rPr>
                 <w:rStyle w:val="a5"/>
                 <w:noProof/>
                 <w:lang w:val="en-US"/>
               </w:rPr>
-              <w:t>C</w:t>
-            </w:r>
-            <w:r>
-              <w:rPr>
-                <w:rStyle w:val="a5"/>
-                <w:noProof/>
-              </w:rPr>
-              <w:t>p</w:t>
+              <w:t>Tac</w:t>
             </w:r>
             <w:r>
               <w:rPr>
@@ -1692,7 +2740,7 @@
                 <w:noProof/>
                 <w:webHidden/>
               </w:rPr>
-              <w:instrText xml:space="preserve"> PAGEREF _Toc149820893 \h </w:instrText>
+              <w:instrText xml:space="preserve"> PAGEREF _Toc149905653 \h </w:instrText>
             </w:r>
             <w:r>
               <w:rPr>
@@ -1712,7 +2760,7 @@
                 <w:noProof/>
                 <w:webHidden/>
               </w:rPr>
-              <w:t>8</w:t>
+              <w:t>12</w:t>
             </w:r>
             <w:r>
               <w:rPr>
@@ -1738,14 +2786,13 @@
               <w14:ligatures w14:val="standardContextual"/>
             </w:rPr>
           </w:pPr>
-          <w:hyperlink w:anchor="_Toc149820894" w:history="1">
+          <w:hyperlink w:anchor="_Toc149905654" w:history="1">
             <w:r>
               <w:rPr>
                 <w:rStyle w:val="a5"/>
                 <w:noProof/>
-                <w:lang w:val="en-US"/>
-              </w:rPr>
-              <w:t>tree</w:t>
+              </w:rPr>
+              <w:t>stat</w:t>
             </w:r>
             <w:r>
               <w:rPr>
@@ -1766,7 +2813,7 @@
                 <w:noProof/>
                 <w:webHidden/>
               </w:rPr>
-              <w:instrText xml:space="preserve"> PAGEREF _Toc149820894 \h </w:instrText>
+              <w:instrText xml:space="preserve"> PAGEREF _Toc149905654 \h </w:instrText>
             </w:r>
             <w:r>
               <w:rPr>
@@ -1786,7 +2833,7 @@
                 <w:noProof/>
                 <w:webHidden/>
               </w:rPr>
-              <w:t>8</w:t>
+              <w:t>12</w:t>
             </w:r>
             <w:r>
               <w:rPr>
@@ -1812,14 +2859,14 @@
               <w14:ligatures w14:val="standardContextual"/>
             </w:rPr>
           </w:pPr>
-          <w:hyperlink w:anchor="_Toc149820895" w:history="1">
+          <w:hyperlink w:anchor="_Toc149905655" w:history="1">
             <w:r>
               <w:rPr>
                 <w:rStyle w:val="a5"/>
                 <w:noProof/>
                 <w:lang w:val="en-US"/>
               </w:rPr>
-              <w:t>Mv</w:t>
+              <w:t>ls</w:t>
             </w:r>
             <w:r>
               <w:rPr>
@@ -1840,7 +2887,7 @@
                 <w:noProof/>
                 <w:webHidden/>
               </w:rPr>
-              <w:instrText xml:space="preserve"> PAGEREF _Toc149820895 \h </w:instrText>
+              <w:instrText xml:space="preserve"> PAGEREF _Toc149905655 \h </w:instrText>
             </w:r>
             <w:r>
               <w:rPr>
@@ -1860,7 +2907,307 @@
                 <w:noProof/>
                 <w:webHidden/>
               </w:rPr>
-              <w:t>8</w:t>
+              <w:t>12</w:t>
+            </w:r>
+            <w:r>
+              <w:rPr>
+                <w:noProof/>
+                <w:webHidden/>
+              </w:rPr>
+              <w:fldChar w:fldCharType="end"/>
+            </w:r>
+          </w:hyperlink>
+        </w:p>
+        <w:p>
+          <w:pPr>
+            <w:pStyle w:val="21"/>
+            <w:tabs>
+              <w:tab w:val="right" w:leader="dot" w:pos="9345"/>
+            </w:tabs>
+            <w:rPr>
+              <w:rFonts w:asciiTheme="minorHAnsi" w:eastAsiaTheme="minorEastAsia" w:hAnsiTheme="minorHAnsi" w:cstheme="minorBidi"/>
+              <w:noProof/>
+              <w:kern w:val="2"/>
+              <w:sz w:val="22"/>
+              <w:szCs w:val="22"/>
+              <w14:ligatures w14:val="standardContextual"/>
+            </w:rPr>
+          </w:pPr>
+          <w:hyperlink w:anchor="_Toc149905656" w:history="1">
+            <w:r>
+              <w:rPr>
+                <w:rStyle w:val="a5"/>
+                <w:noProof/>
+              </w:rPr>
+              <w:t>-</w:t>
+            </w:r>
+            <w:r>
+              <w:rPr>
+                <w:rStyle w:val="a5"/>
+                <w:noProof/>
+                <w:lang w:val="en-US"/>
+              </w:rPr>
+              <w:t>l</w:t>
+            </w:r>
+            <w:r>
+              <w:rPr>
+                <w:noProof/>
+                <w:webHidden/>
+              </w:rPr>
+              <w:tab/>
+            </w:r>
+            <w:r>
+              <w:rPr>
+                <w:noProof/>
+                <w:webHidden/>
+              </w:rPr>
+              <w:fldChar w:fldCharType="begin"/>
+            </w:r>
+            <w:r>
+              <w:rPr>
+                <w:noProof/>
+                <w:webHidden/>
+              </w:rPr>
+              <w:instrText xml:space="preserve"> PAGEREF _Toc149905656 \h </w:instrText>
+            </w:r>
+            <w:r>
+              <w:rPr>
+                <w:noProof/>
+                <w:webHidden/>
+              </w:rPr>
+            </w:r>
+            <w:r>
+              <w:rPr>
+                <w:noProof/>
+                <w:webHidden/>
+              </w:rPr>
+              <w:fldChar w:fldCharType="separate"/>
+            </w:r>
+            <w:r>
+              <w:rPr>
+                <w:noProof/>
+                <w:webHidden/>
+              </w:rPr>
+              <w:t>12</w:t>
+            </w:r>
+            <w:r>
+              <w:rPr>
+                <w:noProof/>
+                <w:webHidden/>
+              </w:rPr>
+              <w:fldChar w:fldCharType="end"/>
+            </w:r>
+          </w:hyperlink>
+        </w:p>
+        <w:p>
+          <w:pPr>
+            <w:pStyle w:val="21"/>
+            <w:tabs>
+              <w:tab w:val="right" w:leader="dot" w:pos="9345"/>
+            </w:tabs>
+            <w:rPr>
+              <w:rFonts w:asciiTheme="minorHAnsi" w:eastAsiaTheme="minorEastAsia" w:hAnsiTheme="minorHAnsi" w:cstheme="minorBidi"/>
+              <w:noProof/>
+              <w:kern w:val="2"/>
+              <w:sz w:val="22"/>
+              <w:szCs w:val="22"/>
+              <w14:ligatures w14:val="standardContextual"/>
+            </w:rPr>
+          </w:pPr>
+          <w:hyperlink w:anchor="_Toc149905657" w:history="1">
+            <w:r>
+              <w:rPr>
+                <w:rStyle w:val="a5"/>
+                <w:noProof/>
+              </w:rPr>
+              <w:t>-i</w:t>
+            </w:r>
+            <w:r>
+              <w:rPr>
+                <w:noProof/>
+                <w:webHidden/>
+              </w:rPr>
+              <w:tab/>
+            </w:r>
+            <w:r>
+              <w:rPr>
+                <w:noProof/>
+                <w:webHidden/>
+              </w:rPr>
+              <w:fldChar w:fldCharType="begin"/>
+            </w:r>
+            <w:r>
+              <w:rPr>
+                <w:noProof/>
+                <w:webHidden/>
+              </w:rPr>
+              <w:instrText xml:space="preserve"> PAGEREF _Toc149905657 \h </w:instrText>
+            </w:r>
+            <w:r>
+              <w:rPr>
+                <w:noProof/>
+                <w:webHidden/>
+              </w:rPr>
+            </w:r>
+            <w:r>
+              <w:rPr>
+                <w:noProof/>
+                <w:webHidden/>
+              </w:rPr>
+              <w:fldChar w:fldCharType="separate"/>
+            </w:r>
+            <w:r>
+              <w:rPr>
+                <w:noProof/>
+                <w:webHidden/>
+              </w:rPr>
+              <w:t>13</w:t>
+            </w:r>
+            <w:r>
+              <w:rPr>
+                <w:noProof/>
+                <w:webHidden/>
+              </w:rPr>
+              <w:fldChar w:fldCharType="end"/>
+            </w:r>
+          </w:hyperlink>
+        </w:p>
+        <w:p>
+          <w:pPr>
+            <w:pStyle w:val="21"/>
+            <w:tabs>
+              <w:tab w:val="right" w:leader="dot" w:pos="9345"/>
+            </w:tabs>
+            <w:rPr>
+              <w:rFonts w:asciiTheme="minorHAnsi" w:eastAsiaTheme="minorEastAsia" w:hAnsiTheme="minorHAnsi" w:cstheme="minorBidi"/>
+              <w:noProof/>
+              <w:kern w:val="2"/>
+              <w:sz w:val="22"/>
+              <w:szCs w:val="22"/>
+              <w14:ligatures w14:val="standardContextual"/>
+            </w:rPr>
+          </w:pPr>
+          <w:hyperlink w:anchor="_Toc149905658" w:history="1">
+            <w:r>
+              <w:rPr>
+                <w:rStyle w:val="a5"/>
+                <w:noProof/>
+              </w:rPr>
+              <w:t>-a</w:t>
+            </w:r>
+            <w:r>
+              <w:rPr>
+                <w:noProof/>
+                <w:webHidden/>
+              </w:rPr>
+              <w:tab/>
+            </w:r>
+            <w:r>
+              <w:rPr>
+                <w:noProof/>
+                <w:webHidden/>
+              </w:rPr>
+              <w:fldChar w:fldCharType="begin"/>
+            </w:r>
+            <w:r>
+              <w:rPr>
+                <w:noProof/>
+                <w:webHidden/>
+              </w:rPr>
+              <w:instrText xml:space="preserve"> PAGEREF _Toc149905658 \h </w:instrText>
+            </w:r>
+            <w:r>
+              <w:rPr>
+                <w:noProof/>
+                <w:webHidden/>
+              </w:rPr>
+            </w:r>
+            <w:r>
+              <w:rPr>
+                <w:noProof/>
+                <w:webHidden/>
+              </w:rPr>
+              <w:fldChar w:fldCharType="separate"/>
+            </w:r>
+            <w:r>
+              <w:rPr>
+                <w:noProof/>
+                <w:webHidden/>
+              </w:rPr>
+              <w:t>13</w:t>
+            </w:r>
+            <w:r>
+              <w:rPr>
+                <w:noProof/>
+                <w:webHidden/>
+              </w:rPr>
+              <w:fldChar w:fldCharType="end"/>
+            </w:r>
+          </w:hyperlink>
+        </w:p>
+        <w:p>
+          <w:pPr>
+            <w:pStyle w:val="21"/>
+            <w:tabs>
+              <w:tab w:val="right" w:leader="dot" w:pos="9345"/>
+            </w:tabs>
+            <w:rPr>
+              <w:rFonts w:asciiTheme="minorHAnsi" w:eastAsiaTheme="minorEastAsia" w:hAnsiTheme="minorHAnsi" w:cstheme="minorBidi"/>
+              <w:noProof/>
+              <w:kern w:val="2"/>
+              <w:sz w:val="22"/>
+              <w:szCs w:val="22"/>
+              <w14:ligatures w14:val="standardContextual"/>
+            </w:rPr>
+          </w:pPr>
+          <w:hyperlink w:anchor="_Toc149905659" w:history="1">
+            <w:r>
+              <w:rPr>
+                <w:rStyle w:val="a5"/>
+                <w:noProof/>
+              </w:rPr>
+              <w:t>-R</w:t>
+            </w:r>
+            <w:r>
+              <w:rPr>
+                <w:noProof/>
+                <w:webHidden/>
+              </w:rPr>
+              <w:tab/>
+            </w:r>
+            <w:r>
+              <w:rPr>
+                <w:noProof/>
+                <w:webHidden/>
+              </w:rPr>
+              <w:fldChar w:fldCharType="begin"/>
+            </w:r>
+            <w:r>
+              <w:rPr>
+                <w:noProof/>
+                <w:webHidden/>
+              </w:rPr>
+              <w:instrText xml:space="preserve"> PAGEREF _Toc149905659 \h </w:instrText>
+            </w:r>
+            <w:r>
+              <w:rPr>
+                <w:noProof/>
+                <w:webHidden/>
+              </w:rPr>
+            </w:r>
+            <w:r>
+              <w:rPr>
+                <w:noProof/>
+                <w:webHidden/>
+              </w:rPr>
+              <w:fldChar w:fldCharType="separate"/>
+            </w:r>
+            <w:r>
+              <w:rPr>
+                <w:noProof/>
+                <w:webHidden/>
+              </w:rPr>
+              <w:t>13</w:t>
             </w:r>
             <w:r>
               <w:rPr>
@@ -1886,13 +3233,14 @@
               <w14:ligatures w14:val="standardContextual"/>
             </w:rPr>
           </w:pPr>
-          <w:hyperlink w:anchor="_Toc149820896" w:history="1">
+          <w:hyperlink w:anchor="_Toc149905660" w:history="1">
             <w:r>
               <w:rPr>
                 <w:rStyle w:val="a5"/>
                 <w:noProof/>
-              </w:rPr>
-              <w:t>help</w:t>
+                <w:lang w:val="en-US"/>
+              </w:rPr>
+              <w:t>Rmdir</w:t>
             </w:r>
             <w:r>
               <w:rPr>
@@ -1913,7 +3261,7 @@
                 <w:noProof/>
                 <w:webHidden/>
               </w:rPr>
-              <w:instrText xml:space="preserve"> PAGEREF _Toc149820896 \h </w:instrText>
+              <w:instrText xml:space="preserve"> PAGEREF _Toc149905660 \h </w:instrText>
             </w:r>
             <w:r>
               <w:rPr>
@@ -1933,7 +3281,7 @@
                 <w:noProof/>
                 <w:webHidden/>
               </w:rPr>
-              <w:t>9</w:t>
+              <w:t>13</w:t>
             </w:r>
             <w:r>
               <w:rPr>
@@ -1959,15 +3307,14 @@
               <w14:ligatures w14:val="standardContextual"/>
             </w:rPr>
           </w:pPr>
-          <w:hyperlink w:anchor="_Toc149820897" w:history="1">
+          <w:hyperlink w:anchor="_Toc149905661" w:history="1">
             <w:r>
               <w:rPr>
                 <w:rStyle w:val="a5"/>
                 <w:noProof/>
-                <w:shd w:val="clear" w:color="auto" w:fill="FFFFFF"/>
                 <w:lang w:val="en-US"/>
               </w:rPr>
-              <w:t>MAN</w:t>
+              <w:t>Mv</w:t>
             </w:r>
             <w:r>
               <w:rPr>
@@ -1988,7 +3335,7 @@
                 <w:noProof/>
                 <w:webHidden/>
               </w:rPr>
-              <w:instrText xml:space="preserve"> PAGEREF _Toc149820897 \h </w:instrText>
+              <w:instrText xml:space="preserve"> PAGEREF _Toc149905661 \h </w:instrText>
             </w:r>
             <w:r>
               <w:rPr>
@@ -2008,7 +3355,7 @@
                 <w:noProof/>
                 <w:webHidden/>
               </w:rPr>
-              <w:t>10</w:t>
+              <w:t>13</w:t>
             </w:r>
             <w:r>
               <w:rPr>
@@ -2034,13 +3381,13 @@
               <w14:ligatures w14:val="standardContextual"/>
             </w:rPr>
           </w:pPr>
-          <w:hyperlink w:anchor="_Toc149820898" w:history="1">
+          <w:hyperlink w:anchor="_Toc149905662" w:history="1">
             <w:r>
               <w:rPr>
                 <w:rStyle w:val="a5"/>
                 <w:noProof/>
               </w:rPr>
-              <w:t>wc –</w:t>
+              <w:t>help</w:t>
             </w:r>
             <w:r>
               <w:rPr>
@@ -2061,7 +3408,7 @@
                 <w:noProof/>
                 <w:webHidden/>
               </w:rPr>
-              <w:instrText xml:space="preserve"> PAGEREF _Toc149820898 \h </w:instrText>
+              <w:instrText xml:space="preserve"> PAGEREF _Toc149905662 \h </w:instrText>
             </w:r>
             <w:r>
               <w:rPr>
@@ -2081,7 +3428,81 @@
                 <w:noProof/>
                 <w:webHidden/>
               </w:rPr>
-              <w:t>11</w:t>
+              <w:t>14</w:t>
+            </w:r>
+            <w:r>
+              <w:rPr>
+                <w:noProof/>
+                <w:webHidden/>
+              </w:rPr>
+              <w:fldChar w:fldCharType="end"/>
+            </w:r>
+          </w:hyperlink>
+        </w:p>
+        <w:p>
+          <w:pPr>
+            <w:pStyle w:val="11"/>
+            <w:tabs>
+              <w:tab w:val="right" w:leader="dot" w:pos="9345"/>
+            </w:tabs>
+            <w:rPr>
+              <w:rFonts w:asciiTheme="minorHAnsi" w:eastAsiaTheme="minorEastAsia" w:hAnsiTheme="minorHAnsi" w:cstheme="minorBidi"/>
+              <w:noProof/>
+              <w:kern w:val="2"/>
+              <w:sz w:val="22"/>
+              <w:szCs w:val="22"/>
+              <w14:ligatures w14:val="standardContextual"/>
+            </w:rPr>
+          </w:pPr>
+          <w:hyperlink w:anchor="_Toc149905663" w:history="1">
+            <w:r>
+              <w:rPr>
+                <w:rStyle w:val="a5"/>
+                <w:noProof/>
+                <w:lang w:val="en-US"/>
+              </w:rPr>
+              <w:t>cp</w:t>
+            </w:r>
+            <w:r>
+              <w:rPr>
+                <w:noProof/>
+                <w:webHidden/>
+              </w:rPr>
+              <w:tab/>
+            </w:r>
+            <w:r>
+              <w:rPr>
+                <w:noProof/>
+                <w:webHidden/>
+              </w:rPr>
+              <w:fldChar w:fldCharType="begin"/>
+            </w:r>
+            <w:r>
+              <w:rPr>
+                <w:noProof/>
+                <w:webHidden/>
+              </w:rPr>
+              <w:instrText xml:space="preserve"> PAGEREF _Toc149905663 \h </w:instrText>
+            </w:r>
+            <w:r>
+              <w:rPr>
+                <w:noProof/>
+                <w:webHidden/>
+              </w:rPr>
+            </w:r>
+            <w:r>
+              <w:rPr>
+                <w:noProof/>
+                <w:webHidden/>
+              </w:rPr>
+              <w:fldChar w:fldCharType="separate"/>
+            </w:r>
+            <w:r>
+              <w:rPr>
+                <w:noProof/>
+                <w:webHidden/>
+              </w:rPr>
+              <w:t>14</w:t>
             </w:r>
             <w:r>
               <w:rPr>
@@ -2107,13 +3528,13 @@
               <w14:ligatures w14:val="standardContextual"/>
             </w:rPr>
           </w:pPr>
-          <w:hyperlink w:anchor="_Toc149820899" w:history="1">
+          <w:hyperlink w:anchor="_Toc149905664" w:history="1">
             <w:r>
               <w:rPr>
                 <w:rStyle w:val="a5"/>
                 <w:noProof/>
               </w:rPr>
-              <w:t>(параметр –m)</w:t>
+              <w:t>cp</w:t>
             </w:r>
             <w:r>
               <w:rPr>
@@ -2134,7 +3555,7 @@
                 <w:noProof/>
                 <w:webHidden/>
               </w:rPr>
-              <w:instrText xml:space="preserve"> PAGEREF _Toc149820899 \h </w:instrText>
+              <w:instrText xml:space="preserve"> PAGEREF _Toc149905664 \h </w:instrText>
             </w:r>
             <w:r>
               <w:rPr>
@@ -2154,7 +3575,7 @@
                 <w:noProof/>
                 <w:webHidden/>
               </w:rPr>
-              <w:t>11</w:t>
+              <w:t>15</w:t>
             </w:r>
             <w:r>
               <w:rPr>
@@ -2180,13 +3601,14 @@
               <w14:ligatures w14:val="standardContextual"/>
             </w:rPr>
           </w:pPr>
-          <w:hyperlink w:anchor="_Toc149820900" w:history="1">
+          <w:hyperlink w:anchor="_Toc149905665" w:history="1">
             <w:r>
               <w:rPr>
                 <w:rStyle w:val="a5"/>
                 <w:noProof/>
-              </w:rPr>
-              <w:t>(параметр -w)</w:t>
+                <w:lang w:val="en-US"/>
+              </w:rPr>
+              <w:t>cp</w:t>
             </w:r>
             <w:r>
               <w:rPr>
@@ -2207,7 +3629,7 @@
                 <w:noProof/>
                 <w:webHidden/>
               </w:rPr>
-              <w:instrText xml:space="preserve"> PAGEREF _Toc149820900 \h </w:instrText>
+              <w:instrText xml:space="preserve"> PAGEREF _Toc149905665 \h </w:instrText>
             </w:r>
             <w:r>
               <w:rPr>
@@ -2227,7 +3649,81 @@
                 <w:noProof/>
                 <w:webHidden/>
               </w:rPr>
-              <w:t>11</w:t>
+              <w:t>15</w:t>
+            </w:r>
+            <w:r>
+              <w:rPr>
+                <w:noProof/>
+                <w:webHidden/>
+              </w:rPr>
+              <w:fldChar w:fldCharType="end"/>
+            </w:r>
+          </w:hyperlink>
+        </w:p>
+        <w:p>
+          <w:pPr>
+            <w:pStyle w:val="21"/>
+            <w:tabs>
+              <w:tab w:val="right" w:leader="dot" w:pos="9345"/>
+            </w:tabs>
+            <w:rPr>
+              <w:rFonts w:asciiTheme="minorHAnsi" w:eastAsiaTheme="minorEastAsia" w:hAnsiTheme="minorHAnsi" w:cstheme="minorBidi"/>
+              <w:noProof/>
+              <w:kern w:val="2"/>
+              <w:sz w:val="22"/>
+              <w:szCs w:val="22"/>
+              <w14:ligatures w14:val="standardContextual"/>
+            </w:rPr>
+          </w:pPr>
+          <w:hyperlink w:anchor="_Toc149905666" w:history="1">
+            <w:r>
+              <w:rPr>
+                <w:rStyle w:val="a5"/>
+                <w:noProof/>
+                <w:lang w:val="en-US"/>
+              </w:rPr>
+              <w:t>-r</w:t>
+            </w:r>
+            <w:r>
+              <w:rPr>
+                <w:noProof/>
+                <w:webHidden/>
+              </w:rPr>
+              <w:tab/>
+            </w:r>
+            <w:r>
+              <w:rPr>
+                <w:noProof/>
+                <w:webHidden/>
+              </w:rPr>
+              <w:fldChar w:fldCharType="begin"/>
+            </w:r>
+            <w:r>
+              <w:rPr>
+                <w:noProof/>
+                <w:webHidden/>
+              </w:rPr>
+              <w:instrText xml:space="preserve"> PAGEREF _Toc149905666 \h </w:instrText>
+            </w:r>
+            <w:r>
+              <w:rPr>
+                <w:noProof/>
+                <w:webHidden/>
+              </w:rPr>
+            </w:r>
+            <w:r>
+              <w:rPr>
+                <w:noProof/>
+                <w:webHidden/>
+              </w:rPr>
+              <w:fldChar w:fldCharType="separate"/>
+            </w:r>
+            <w:r>
+              <w:rPr>
+                <w:noProof/>
+                <w:webHidden/>
+              </w:rPr>
+              <w:t>15</w:t>
             </w:r>
             <w:r>
               <w:rPr>
@@ -2253,13 +3749,14 @@
               <w14:ligatures w14:val="standardContextual"/>
             </w:rPr>
           </w:pPr>
-          <w:hyperlink w:anchor="_Toc149820901" w:history="1">
+          <w:hyperlink w:anchor="_Toc149905667" w:history="1">
             <w:r>
               <w:rPr>
                 <w:rStyle w:val="a5"/>
                 <w:noProof/>
-              </w:rPr>
-              <w:t>head</w:t>
+                <w:lang w:val="en-US"/>
+              </w:rPr>
+              <w:t>rm</w:t>
             </w:r>
             <w:r>
               <w:rPr>
@@ -2280,7 +3777,7 @@
                 <w:noProof/>
                 <w:webHidden/>
               </w:rPr>
-              <w:instrText xml:space="preserve"> PAGEREF _Toc149820901 \h </w:instrText>
+              <w:instrText xml:space="preserve"> PAGEREF _Toc149905667 \h </w:instrText>
             </w:r>
             <w:r>
               <w:rPr>
@@ -2300,7 +3797,81 @@
                 <w:noProof/>
                 <w:webHidden/>
               </w:rPr>
-              <w:t>12</w:t>
+              <w:t>15</w:t>
+            </w:r>
+            <w:r>
+              <w:rPr>
+                <w:noProof/>
+                <w:webHidden/>
+              </w:rPr>
+              <w:fldChar w:fldCharType="end"/>
+            </w:r>
+          </w:hyperlink>
+        </w:p>
+        <w:p>
+          <w:pPr>
+            <w:pStyle w:val="21"/>
+            <w:tabs>
+              <w:tab w:val="right" w:leader="dot" w:pos="9345"/>
+            </w:tabs>
+            <w:rPr>
+              <w:rFonts w:asciiTheme="minorHAnsi" w:eastAsiaTheme="minorEastAsia" w:hAnsiTheme="minorHAnsi" w:cstheme="minorBidi"/>
+              <w:noProof/>
+              <w:kern w:val="2"/>
+              <w:sz w:val="22"/>
+              <w:szCs w:val="22"/>
+              <w14:ligatures w14:val="standardContextual"/>
+            </w:rPr>
+          </w:pPr>
+          <w:hyperlink w:anchor="_Toc149905668" w:history="1">
+            <w:r>
+              <w:rPr>
+                <w:rStyle w:val="a5"/>
+                <w:noProof/>
+                <w:lang w:val="en-US"/>
+              </w:rPr>
+              <w:t>-r</w:t>
+            </w:r>
+            <w:r>
+              <w:rPr>
+                <w:noProof/>
+                <w:webHidden/>
+              </w:rPr>
+              <w:tab/>
+            </w:r>
+            <w:r>
+              <w:rPr>
+                <w:noProof/>
+                <w:webHidden/>
+              </w:rPr>
+              <w:fldChar w:fldCharType="begin"/>
+            </w:r>
+            <w:r>
+              <w:rPr>
+                <w:noProof/>
+                <w:webHidden/>
+              </w:rPr>
+              <w:instrText xml:space="preserve"> PAGEREF _Toc149905668 \h </w:instrText>
+            </w:r>
+            <w:r>
+              <w:rPr>
+                <w:noProof/>
+                <w:webHidden/>
+              </w:rPr>
+            </w:r>
+            <w:r>
+              <w:rPr>
+                <w:noProof/>
+                <w:webHidden/>
+              </w:rPr>
+              <w:fldChar w:fldCharType="separate"/>
+            </w:r>
+            <w:r>
+              <w:rPr>
+                <w:noProof/>
+                <w:webHidden/>
+              </w:rPr>
+              <w:t>16</w:t>
             </w:r>
             <w:r>
               <w:rPr>
@@ -2326,13 +3897,14 @@
               <w14:ligatures w14:val="standardContextual"/>
             </w:rPr>
           </w:pPr>
-          <w:hyperlink w:anchor="_Toc149820902" w:history="1">
+          <w:hyperlink w:anchor="_Toc149905669" w:history="1">
             <w:r>
               <w:rPr>
                 <w:rStyle w:val="a5"/>
                 <w:noProof/>
-              </w:rPr>
-              <w:t>tail</w:t>
+                <w:lang w:val="en-US"/>
+              </w:rPr>
+              <w:t>Chmod</w:t>
             </w:r>
             <w:r>
               <w:rPr>
@@ -2353,7 +3925,7 @@
                 <w:noProof/>
                 <w:webHidden/>
               </w:rPr>
-              <w:instrText xml:space="preserve"> PAGEREF _Toc149820902 \h </w:instrText>
+              <w:instrText xml:space="preserve"> PAGEREF _Toc149905669 \h </w:instrText>
             </w:r>
             <w:r>
               <w:rPr>
@@ -2373,7 +3945,7 @@
                 <w:noProof/>
                 <w:webHidden/>
               </w:rPr>
-              <w:t>12</w:t>
+              <w:t>16</w:t>
             </w:r>
             <w:r>
               <w:rPr>
@@ -2399,14 +3971,15 @@
               <w14:ligatures w14:val="standardContextual"/>
             </w:rPr>
           </w:pPr>
-          <w:hyperlink w:anchor="_Toc149820903" w:history="1">
+          <w:hyperlink w:anchor="_Toc149905670" w:history="1">
             <w:r>
               <w:rPr>
                 <w:rStyle w:val="a5"/>
                 <w:noProof/>
+                <w:shd w:val="clear" w:color="auto" w:fill="FFFFFF"/>
                 <w:lang w:val="en-US"/>
               </w:rPr>
-              <w:t>LN</w:t>
+              <w:t>MAN</w:t>
             </w:r>
             <w:r>
               <w:rPr>
@@ -2427,7 +4000,7 @@
                 <w:noProof/>
                 <w:webHidden/>
               </w:rPr>
-              <w:instrText xml:space="preserve"> PAGEREF _Toc149820903 \h </w:instrText>
+              <w:instrText xml:space="preserve"> PAGEREF _Toc149905670 \h </w:instrText>
             </w:r>
             <w:r>
               <w:rPr>
@@ -2447,7 +4020,80 @@
                 <w:noProof/>
                 <w:webHidden/>
               </w:rPr>
-              <w:t>12</w:t>
+              <w:t>17</w:t>
+            </w:r>
+            <w:r>
+              <w:rPr>
+                <w:noProof/>
+                <w:webHidden/>
+              </w:rPr>
+              <w:fldChar w:fldCharType="end"/>
+            </w:r>
+          </w:hyperlink>
+        </w:p>
+        <w:p>
+          <w:pPr>
+            <w:pStyle w:val="11"/>
+            <w:tabs>
+              <w:tab w:val="right" w:leader="dot" w:pos="9345"/>
+            </w:tabs>
+            <w:rPr>
+              <w:rFonts w:asciiTheme="minorHAnsi" w:eastAsiaTheme="minorEastAsia" w:hAnsiTheme="minorHAnsi" w:cstheme="minorBidi"/>
+              <w:noProof/>
+              <w:kern w:val="2"/>
+              <w:sz w:val="22"/>
+              <w:szCs w:val="22"/>
+              <w14:ligatures w14:val="standardContextual"/>
+            </w:rPr>
+          </w:pPr>
+          <w:hyperlink w:anchor="_Toc149905671" w:history="1">
+            <w:r>
+              <w:rPr>
+                <w:rStyle w:val="a5"/>
+                <w:noProof/>
+              </w:rPr>
+              <w:t>wc –</w:t>
+            </w:r>
+            <w:r>
+              <w:rPr>
+                <w:noProof/>
+                <w:webHidden/>
+              </w:rPr>
+              <w:tab/>
+            </w:r>
+            <w:r>
+              <w:rPr>
+                <w:noProof/>
+                <w:webHidden/>
+              </w:rPr>
+              <w:fldChar w:fldCharType="begin"/>
+            </w:r>
+            <w:r>
+              <w:rPr>
+                <w:noProof/>
+                <w:webHidden/>
+              </w:rPr>
+              <w:instrText xml:space="preserve"> PAGEREF _Toc149905671 \h </w:instrText>
+            </w:r>
+            <w:r>
+              <w:rPr>
+                <w:noProof/>
+                <w:webHidden/>
+              </w:rPr>
+            </w:r>
+            <w:r>
+              <w:rPr>
+                <w:noProof/>
+                <w:webHidden/>
+              </w:rPr>
+              <w:fldChar w:fldCharType="separate"/>
+            </w:r>
+            <w:r>
+              <w:rPr>
+                <w:noProof/>
+                <w:webHidden/>
+              </w:rPr>
+              <w:t>17</w:t>
             </w:r>
             <w:r>
               <w:rPr>
@@ -2473,13 +4119,13 @@
               <w14:ligatures w14:val="standardContextual"/>
             </w:rPr>
           </w:pPr>
-          <w:hyperlink w:anchor="_Toc149820904" w:history="1">
+          <w:hyperlink w:anchor="_Toc149905672" w:history="1">
             <w:r>
               <w:rPr>
                 <w:rStyle w:val="a5"/>
                 <w:noProof/>
               </w:rPr>
-              <w:t>параметр -s</w:t>
+              <w:t>(параметр –m)</w:t>
             </w:r>
             <w:r>
               <w:rPr>
@@ -2500,7 +4146,7 @@
                 <w:noProof/>
                 <w:webHidden/>
               </w:rPr>
-              <w:instrText xml:space="preserve"> PAGEREF _Toc149820904 \h </w:instrText>
+              <w:instrText xml:space="preserve"> PAGEREF _Toc149905672 \h </w:instrText>
             </w:r>
             <w:r>
               <w:rPr>
@@ -2520,7 +4166,7 @@
                 <w:noProof/>
                 <w:webHidden/>
               </w:rPr>
-              <w:t>13</w:t>
+              <w:t>18</w:t>
             </w:r>
             <w:r>
               <w:rPr>
@@ -2546,13 +4192,13 @@
               <w14:ligatures w14:val="standardContextual"/>
             </w:rPr>
           </w:pPr>
-          <w:hyperlink w:anchor="_Toc149820905" w:history="1">
+          <w:hyperlink w:anchor="_Toc149905673" w:history="1">
             <w:r>
               <w:rPr>
                 <w:rStyle w:val="a5"/>
                 <w:noProof/>
               </w:rPr>
-              <w:t>параметр -p</w:t>
+              <w:t>(параметр -w)</w:t>
             </w:r>
             <w:r>
               <w:rPr>
@@ -2573,7 +4219,7 @@
                 <w:noProof/>
                 <w:webHidden/>
               </w:rPr>
-              <w:instrText xml:space="preserve"> PAGEREF _Toc149820905 \h </w:instrText>
+              <w:instrText xml:space="preserve"> PAGEREF _Toc149905673 \h </w:instrText>
             </w:r>
             <w:r>
               <w:rPr>
@@ -2593,7 +4239,227 @@
                 <w:noProof/>
                 <w:webHidden/>
               </w:rPr>
-              <w:t>13</w:t>
+              <w:t>18</w:t>
+            </w:r>
+            <w:r>
+              <w:rPr>
+                <w:noProof/>
+                <w:webHidden/>
+              </w:rPr>
+              <w:fldChar w:fldCharType="end"/>
+            </w:r>
+          </w:hyperlink>
+        </w:p>
+        <w:p>
+          <w:pPr>
+            <w:pStyle w:val="11"/>
+            <w:tabs>
+              <w:tab w:val="right" w:leader="dot" w:pos="9345"/>
+            </w:tabs>
+            <w:rPr>
+              <w:rFonts w:asciiTheme="minorHAnsi" w:eastAsiaTheme="minorEastAsia" w:hAnsiTheme="minorHAnsi" w:cstheme="minorBidi"/>
+              <w:noProof/>
+              <w:kern w:val="2"/>
+              <w:sz w:val="22"/>
+              <w:szCs w:val="22"/>
+              <w14:ligatures w14:val="standardContextual"/>
+            </w:rPr>
+          </w:pPr>
+          <w:hyperlink w:anchor="_Toc149905674" w:history="1">
+            <w:r>
+              <w:rPr>
+                <w:rStyle w:val="a5"/>
+                <w:noProof/>
+              </w:rPr>
+              <w:t>head</w:t>
+            </w:r>
+            <w:r>
+              <w:rPr>
+                <w:noProof/>
+                <w:webHidden/>
+              </w:rPr>
+              <w:tab/>
+            </w:r>
+            <w:r>
+              <w:rPr>
+                <w:noProof/>
+                <w:webHidden/>
+              </w:rPr>
+              <w:fldChar w:fldCharType="begin"/>
+            </w:r>
+            <w:r>
+              <w:rPr>
+                <w:noProof/>
+                <w:webHidden/>
+              </w:rPr>
+              <w:instrText xml:space="preserve"> PAGEREF _Toc149905674 \h </w:instrText>
+            </w:r>
+            <w:r>
+              <w:rPr>
+                <w:noProof/>
+                <w:webHidden/>
+              </w:rPr>
+            </w:r>
+            <w:r>
+              <w:rPr>
+                <w:noProof/>
+                <w:webHidden/>
+              </w:rPr>
+              <w:fldChar w:fldCharType="separate"/>
+            </w:r>
+            <w:r>
+              <w:rPr>
+                <w:noProof/>
+                <w:webHidden/>
+              </w:rPr>
+              <w:t>18</w:t>
+            </w:r>
+            <w:r>
+              <w:rPr>
+                <w:noProof/>
+                <w:webHidden/>
+              </w:rPr>
+              <w:fldChar w:fldCharType="end"/>
+            </w:r>
+          </w:hyperlink>
+        </w:p>
+        <w:p>
+          <w:pPr>
+            <w:pStyle w:val="11"/>
+            <w:tabs>
+              <w:tab w:val="right" w:leader="dot" w:pos="9345"/>
+            </w:tabs>
+            <w:rPr>
+              <w:rFonts w:asciiTheme="minorHAnsi" w:eastAsiaTheme="minorEastAsia" w:hAnsiTheme="minorHAnsi" w:cstheme="minorBidi"/>
+              <w:noProof/>
+              <w:kern w:val="2"/>
+              <w:sz w:val="22"/>
+              <w:szCs w:val="22"/>
+              <w14:ligatures w14:val="standardContextual"/>
+            </w:rPr>
+          </w:pPr>
+          <w:hyperlink w:anchor="_Toc149905675" w:history="1">
+            <w:r>
+              <w:rPr>
+                <w:rStyle w:val="a5"/>
+                <w:noProof/>
+              </w:rPr>
+              <w:t>tail</w:t>
+            </w:r>
+            <w:r>
+              <w:rPr>
+                <w:noProof/>
+                <w:webHidden/>
+              </w:rPr>
+              <w:tab/>
+            </w:r>
+            <w:r>
+              <w:rPr>
+                <w:noProof/>
+                <w:webHidden/>
+              </w:rPr>
+              <w:fldChar w:fldCharType="begin"/>
+            </w:r>
+            <w:r>
+              <w:rPr>
+                <w:noProof/>
+                <w:webHidden/>
+              </w:rPr>
+              <w:instrText xml:space="preserve"> PAGEREF _Toc149905675 \h </w:instrText>
+            </w:r>
+            <w:r>
+              <w:rPr>
+                <w:noProof/>
+                <w:webHidden/>
+              </w:rPr>
+            </w:r>
+            <w:r>
+              <w:rPr>
+                <w:noProof/>
+                <w:webHidden/>
+              </w:rPr>
+              <w:fldChar w:fldCharType="separate"/>
+            </w:r>
+            <w:r>
+              <w:rPr>
+                <w:noProof/>
+                <w:webHidden/>
+              </w:rPr>
+              <w:t>19</w:t>
+            </w:r>
+            <w:r>
+              <w:rPr>
+                <w:noProof/>
+                <w:webHidden/>
+              </w:rPr>
+              <w:fldChar w:fldCharType="end"/>
+            </w:r>
+          </w:hyperlink>
+        </w:p>
+        <w:p>
+          <w:pPr>
+            <w:pStyle w:val="11"/>
+            <w:tabs>
+              <w:tab w:val="right" w:leader="dot" w:pos="9345"/>
+            </w:tabs>
+            <w:rPr>
+              <w:rFonts w:asciiTheme="minorHAnsi" w:eastAsiaTheme="minorEastAsia" w:hAnsiTheme="minorHAnsi" w:cstheme="minorBidi"/>
+              <w:noProof/>
+              <w:kern w:val="2"/>
+              <w:sz w:val="22"/>
+              <w:szCs w:val="22"/>
+              <w14:ligatures w14:val="standardContextual"/>
+            </w:rPr>
+          </w:pPr>
+          <w:hyperlink w:anchor="_Toc149905676" w:history="1">
+            <w:r>
+              <w:rPr>
+                <w:rStyle w:val="a5"/>
+                <w:noProof/>
+                <w:lang w:val="en-US"/>
+              </w:rPr>
+              <w:t>LN</w:t>
+            </w:r>
+            <w:r>
+              <w:rPr>
+                <w:noProof/>
+                <w:webHidden/>
+              </w:rPr>
+              <w:tab/>
+            </w:r>
+            <w:r>
+              <w:rPr>
+                <w:noProof/>
+                <w:webHidden/>
+              </w:rPr>
+              <w:fldChar w:fldCharType="begin"/>
+            </w:r>
+            <w:r>
+              <w:rPr>
+                <w:noProof/>
+                <w:webHidden/>
+              </w:rPr>
+              <w:instrText xml:space="preserve"> PAGEREF _Toc149905676 \h </w:instrText>
+            </w:r>
+            <w:r>
+              <w:rPr>
+                <w:noProof/>
+                <w:webHidden/>
+              </w:rPr>
+            </w:r>
+            <w:r>
+              <w:rPr>
+                <w:noProof/>
+                <w:webHidden/>
+              </w:rPr>
+              <w:fldChar w:fldCharType="separate"/>
+            </w:r>
+            <w:r>
+              <w:rPr>
+                <w:noProof/>
+                <w:webHidden/>
+              </w:rPr>
+              <w:t>19</w:t>
             </w:r>
             <w:r>
               <w:rPr>
@@ -2619,12 +4485,158 @@
               <w14:ligatures w14:val="standardContextual"/>
             </w:rPr>
           </w:pPr>
-          <w:hyperlink w:anchor="_Toc149820906" w:history="1">
+          <w:hyperlink w:anchor="_Toc149905677" w:history="1">
             <w:r>
               <w:rPr>
                 <w:rStyle w:val="a5"/>
                 <w:noProof/>
               </w:rPr>
+              <w:t>параметр -s</w:t>
+            </w:r>
+            <w:r>
+              <w:rPr>
+                <w:noProof/>
+                <w:webHidden/>
+              </w:rPr>
+              <w:tab/>
+            </w:r>
+            <w:r>
+              <w:rPr>
+                <w:noProof/>
+                <w:webHidden/>
+              </w:rPr>
+              <w:fldChar w:fldCharType="begin"/>
+            </w:r>
+            <w:r>
+              <w:rPr>
+                <w:noProof/>
+                <w:webHidden/>
+              </w:rPr>
+              <w:instrText xml:space="preserve"> PAGEREF _Toc149905677 \h </w:instrText>
+            </w:r>
+            <w:r>
+              <w:rPr>
+                <w:noProof/>
+                <w:webHidden/>
+              </w:rPr>
+            </w:r>
+            <w:r>
+              <w:rPr>
+                <w:noProof/>
+                <w:webHidden/>
+              </w:rPr>
+              <w:fldChar w:fldCharType="separate"/>
+            </w:r>
+            <w:r>
+              <w:rPr>
+                <w:noProof/>
+                <w:webHidden/>
+              </w:rPr>
+              <w:t>19</w:t>
+            </w:r>
+            <w:r>
+              <w:rPr>
+                <w:noProof/>
+                <w:webHidden/>
+              </w:rPr>
+              <w:fldChar w:fldCharType="end"/>
+            </w:r>
+          </w:hyperlink>
+        </w:p>
+        <w:p>
+          <w:pPr>
+            <w:pStyle w:val="21"/>
+            <w:tabs>
+              <w:tab w:val="right" w:leader="dot" w:pos="9345"/>
+            </w:tabs>
+            <w:rPr>
+              <w:rFonts w:asciiTheme="minorHAnsi" w:eastAsiaTheme="minorEastAsia" w:hAnsiTheme="minorHAnsi" w:cstheme="minorBidi"/>
+              <w:noProof/>
+              <w:kern w:val="2"/>
+              <w:sz w:val="22"/>
+              <w:szCs w:val="22"/>
+              <w14:ligatures w14:val="standardContextual"/>
+            </w:rPr>
+          </w:pPr>
+          <w:hyperlink w:anchor="_Toc149905678" w:history="1">
+            <w:r>
+              <w:rPr>
+                <w:rStyle w:val="a5"/>
+                <w:noProof/>
+              </w:rPr>
+              <w:t>параметр -p</w:t>
+            </w:r>
+            <w:r>
+              <w:rPr>
+                <w:noProof/>
+                <w:webHidden/>
+              </w:rPr>
+              <w:tab/>
+            </w:r>
+            <w:r>
+              <w:rPr>
+                <w:noProof/>
+                <w:webHidden/>
+              </w:rPr>
+              <w:fldChar w:fldCharType="begin"/>
+            </w:r>
+            <w:r>
+              <w:rPr>
+                <w:noProof/>
+                <w:webHidden/>
+              </w:rPr>
+              <w:instrText xml:space="preserve"> PAGEREF _Toc149905678 \h </w:instrText>
+            </w:r>
+            <w:r>
+              <w:rPr>
+                <w:noProof/>
+                <w:webHidden/>
+              </w:rPr>
+            </w:r>
+            <w:r>
+              <w:rPr>
+                <w:noProof/>
+                <w:webHidden/>
+              </w:rPr>
+              <w:fldChar w:fldCharType="separate"/>
+            </w:r>
+            <w:r>
+              <w:rPr>
+                <w:noProof/>
+                <w:webHidden/>
+              </w:rPr>
+              <w:t>19</w:t>
+            </w:r>
+            <w:r>
+              <w:rPr>
+                <w:noProof/>
+                <w:webHidden/>
+              </w:rPr>
+              <w:fldChar w:fldCharType="end"/>
+            </w:r>
+          </w:hyperlink>
+        </w:p>
+        <w:p>
+          <w:pPr>
+            <w:pStyle w:val="21"/>
+            <w:tabs>
+              <w:tab w:val="right" w:leader="dot" w:pos="9345"/>
+            </w:tabs>
+            <w:rPr>
+              <w:rFonts w:asciiTheme="minorHAnsi" w:eastAsiaTheme="minorEastAsia" w:hAnsiTheme="minorHAnsi" w:cstheme="minorBidi"/>
+              <w:noProof/>
+              <w:kern w:val="2"/>
+              <w:sz w:val="22"/>
+              <w:szCs w:val="22"/>
+              <w14:ligatures w14:val="standardContextual"/>
+            </w:rPr>
+          </w:pPr>
+          <w:hyperlink w:anchor="_Toc149905679" w:history="1">
+            <w:r>
+              <w:rPr>
+                <w:rStyle w:val="a5"/>
+                <w:noProof/>
+              </w:rPr>
               <w:t>параметр -b</w:t>
             </w:r>
             <w:r>
@@ -2646,7 +4658,7 @@
                 <w:noProof/>
                 <w:webHidden/>
               </w:rPr>
-              <w:instrText xml:space="preserve"> PAGEREF _Toc149820906 \h </w:instrText>
+              <w:instrText xml:space="preserve"> PAGEREF _Toc149905679 \h </w:instrText>
             </w:r>
             <w:r>
               <w:rPr>
@@ -2666,7 +4678,7 @@
                 <w:noProof/>
                 <w:webHidden/>
               </w:rPr>
-              <w:t>13</w:t>
+              <w:t>20</w:t>
             </w:r>
             <w:r>
               <w:rPr>
@@ -2692,13 +4704,15 @@
               <w14:ligatures w14:val="standardContextual"/>
             </w:rPr>
           </w:pPr>
-          <w:hyperlink w:anchor="_Toc149820907" w:history="1">
+          <w:hyperlink w:anchor="_Toc149905680" w:history="1">
             <w:r>
               <w:rPr>
                 <w:rStyle w:val="a5"/>
-                <w:noProof/>
-              </w:rPr>
-              <w:t>Выводы</w:t>
+                <w:bCs/>
+                <w:noProof/>
+                <w:lang w:val="en-US"/>
+              </w:rPr>
+              <w:t>Nano</w:t>
             </w:r>
             <w:r>
               <w:rPr>
@@ -2719,7 +4733,7 @@
                 <w:noProof/>
                 <w:webHidden/>
               </w:rPr>
-              <w:instrText xml:space="preserve"> PAGEREF _Toc149820907 \h </w:instrText>
+              <w:instrText xml:space="preserve"> PAGEREF _Toc149905680 \h </w:instrText>
             </w:r>
             <w:r>
               <w:rPr>
@@ -2739,7 +4753,7 @@
                 <w:noProof/>
                 <w:webHidden/>
               </w:rPr>
-              <w:t>13</w:t>
+              <w:t>20</w:t>
             </w:r>
             <w:r>
               <w:rPr>
@@ -2765,11 +4779,1194 @@
               <w14:ligatures w14:val="standardContextual"/>
             </w:rPr>
           </w:pPr>
-          <w:hyperlink w:anchor="_Toc149820908" w:history="1">
+          <w:hyperlink w:anchor="_Toc149905681" w:history="1">
             <w:r>
               <w:rPr>
                 <w:rStyle w:val="a5"/>
                 <w:noProof/>
+                <w:lang w:val="en-US"/>
+              </w:rPr>
+              <w:t>Pico</w:t>
+            </w:r>
+            <w:r>
+              <w:rPr>
+                <w:noProof/>
+                <w:webHidden/>
+              </w:rPr>
+              <w:tab/>
+            </w:r>
+            <w:r>
+              <w:rPr>
+                <w:noProof/>
+                <w:webHidden/>
+              </w:rPr>
+              <w:fldChar w:fldCharType="begin"/>
+            </w:r>
+            <w:r>
+              <w:rPr>
+                <w:noProof/>
+                <w:webHidden/>
+              </w:rPr>
+              <w:instrText xml:space="preserve"> PAGEREF _Toc149905681 \h </w:instrText>
+            </w:r>
+            <w:r>
+              <w:rPr>
+                <w:noProof/>
+                <w:webHidden/>
+              </w:rPr>
+            </w:r>
+            <w:r>
+              <w:rPr>
+                <w:noProof/>
+                <w:webHidden/>
+              </w:rPr>
+              <w:fldChar w:fldCharType="separate"/>
+            </w:r>
+            <w:r>
+              <w:rPr>
+                <w:noProof/>
+                <w:webHidden/>
+              </w:rPr>
+              <w:t>21</w:t>
+            </w:r>
+            <w:r>
+              <w:rPr>
+                <w:noProof/>
+                <w:webHidden/>
+              </w:rPr>
+              <w:fldChar w:fldCharType="end"/>
+            </w:r>
+          </w:hyperlink>
+        </w:p>
+        <w:p>
+          <w:pPr>
+            <w:pStyle w:val="11"/>
+            <w:tabs>
+              <w:tab w:val="right" w:leader="dot" w:pos="9345"/>
+            </w:tabs>
+            <w:rPr>
+              <w:rFonts w:asciiTheme="minorHAnsi" w:eastAsiaTheme="minorEastAsia" w:hAnsiTheme="minorHAnsi" w:cstheme="minorBidi"/>
+              <w:noProof/>
+              <w:kern w:val="2"/>
+              <w:sz w:val="22"/>
+              <w:szCs w:val="22"/>
+              <w14:ligatures w14:val="standardContextual"/>
+            </w:rPr>
+          </w:pPr>
+          <w:hyperlink w:anchor="_Toc149905682" w:history="1">
+            <w:r>
+              <w:rPr>
+                <w:rStyle w:val="a5"/>
+                <w:noProof/>
+                <w:lang w:val="en-US"/>
+              </w:rPr>
+              <w:t>More</w:t>
+            </w:r>
+            <w:r>
+              <w:rPr>
+                <w:noProof/>
+                <w:webHidden/>
+              </w:rPr>
+              <w:tab/>
+            </w:r>
+            <w:r>
+              <w:rPr>
+                <w:noProof/>
+                <w:webHidden/>
+              </w:rPr>
+              <w:fldChar w:fldCharType="begin"/>
+            </w:r>
+            <w:r>
+              <w:rPr>
+                <w:noProof/>
+                <w:webHidden/>
+              </w:rPr>
+              <w:instrText xml:space="preserve"> PAGEREF _Toc149905682 \h </w:instrText>
+            </w:r>
+            <w:r>
+              <w:rPr>
+                <w:noProof/>
+                <w:webHidden/>
+              </w:rPr>
+            </w:r>
+            <w:r>
+              <w:rPr>
+                <w:noProof/>
+                <w:webHidden/>
+              </w:rPr>
+              <w:fldChar w:fldCharType="separate"/>
+            </w:r>
+            <w:r>
+              <w:rPr>
+                <w:noProof/>
+                <w:webHidden/>
+              </w:rPr>
+              <w:t>21</w:t>
+            </w:r>
+            <w:r>
+              <w:rPr>
+                <w:noProof/>
+                <w:webHidden/>
+              </w:rPr>
+              <w:fldChar w:fldCharType="end"/>
+            </w:r>
+          </w:hyperlink>
+        </w:p>
+        <w:p>
+          <w:pPr>
+            <w:pStyle w:val="11"/>
+            <w:tabs>
+              <w:tab w:val="right" w:leader="dot" w:pos="9345"/>
+            </w:tabs>
+            <w:rPr>
+              <w:rFonts w:asciiTheme="minorHAnsi" w:eastAsiaTheme="minorEastAsia" w:hAnsiTheme="minorHAnsi" w:cstheme="minorBidi"/>
+              <w:noProof/>
+              <w:kern w:val="2"/>
+              <w:sz w:val="22"/>
+              <w:szCs w:val="22"/>
+              <w14:ligatures w14:val="standardContextual"/>
+            </w:rPr>
+          </w:pPr>
+          <w:hyperlink w:anchor="_Toc149905683" w:history="1">
+            <w:r>
+              <w:rPr>
+                <w:rStyle w:val="a5"/>
+                <w:noProof/>
+                <w:lang w:val="en-US"/>
+              </w:rPr>
+              <w:t>Less</w:t>
+            </w:r>
+            <w:r>
+              <w:rPr>
+                <w:noProof/>
+                <w:webHidden/>
+              </w:rPr>
+              <w:tab/>
+            </w:r>
+            <w:r>
+              <w:rPr>
+                <w:noProof/>
+                <w:webHidden/>
+              </w:rPr>
+              <w:fldChar w:fldCharType="begin"/>
+            </w:r>
+            <w:r>
+              <w:rPr>
+                <w:noProof/>
+                <w:webHidden/>
+              </w:rPr>
+              <w:instrText xml:space="preserve"> PAGEREF _Toc149905683 \h </w:instrText>
+            </w:r>
+            <w:r>
+              <w:rPr>
+                <w:noProof/>
+                <w:webHidden/>
+              </w:rPr>
+            </w:r>
+            <w:r>
+              <w:rPr>
+                <w:noProof/>
+                <w:webHidden/>
+              </w:rPr>
+              <w:fldChar w:fldCharType="separate"/>
+            </w:r>
+            <w:r>
+              <w:rPr>
+                <w:noProof/>
+                <w:webHidden/>
+              </w:rPr>
+              <w:t>22</w:t>
+            </w:r>
+            <w:r>
+              <w:rPr>
+                <w:noProof/>
+                <w:webHidden/>
+              </w:rPr>
+              <w:fldChar w:fldCharType="end"/>
+            </w:r>
+          </w:hyperlink>
+        </w:p>
+        <w:p>
+          <w:pPr>
+            <w:pStyle w:val="11"/>
+            <w:tabs>
+              <w:tab w:val="right" w:leader="dot" w:pos="9345"/>
+            </w:tabs>
+            <w:rPr>
+              <w:rFonts w:asciiTheme="minorHAnsi" w:eastAsiaTheme="minorEastAsia" w:hAnsiTheme="minorHAnsi" w:cstheme="minorBidi"/>
+              <w:noProof/>
+              <w:kern w:val="2"/>
+              <w:sz w:val="22"/>
+              <w:szCs w:val="22"/>
+              <w14:ligatures w14:val="standardContextual"/>
+            </w:rPr>
+          </w:pPr>
+          <w:hyperlink w:anchor="_Toc149905684" w:history="1">
+            <w:r>
+              <w:rPr>
+                <w:rStyle w:val="a5"/>
+                <w:noProof/>
+                <w:lang w:val="en-US"/>
+              </w:rPr>
+              <w:t>Touch</w:t>
+            </w:r>
+            <w:r>
+              <w:rPr>
+                <w:noProof/>
+                <w:webHidden/>
+              </w:rPr>
+              <w:tab/>
+            </w:r>
+            <w:r>
+              <w:rPr>
+                <w:noProof/>
+                <w:webHidden/>
+              </w:rPr>
+              <w:fldChar w:fldCharType="begin"/>
+            </w:r>
+            <w:r>
+              <w:rPr>
+                <w:noProof/>
+                <w:webHidden/>
+              </w:rPr>
+              <w:instrText xml:space="preserve"> PAGEREF _Toc149905684 \h </w:instrText>
+            </w:r>
+            <w:r>
+              <w:rPr>
+                <w:noProof/>
+                <w:webHidden/>
+              </w:rPr>
+            </w:r>
+            <w:r>
+              <w:rPr>
+                <w:noProof/>
+                <w:webHidden/>
+              </w:rPr>
+              <w:fldChar w:fldCharType="separate"/>
+            </w:r>
+            <w:r>
+              <w:rPr>
+                <w:noProof/>
+                <w:webHidden/>
+              </w:rPr>
+              <w:t>22</w:t>
+            </w:r>
+            <w:r>
+              <w:rPr>
+                <w:noProof/>
+                <w:webHidden/>
+              </w:rPr>
+              <w:fldChar w:fldCharType="end"/>
+            </w:r>
+          </w:hyperlink>
+        </w:p>
+        <w:p>
+          <w:pPr>
+            <w:pStyle w:val="11"/>
+            <w:tabs>
+              <w:tab w:val="right" w:leader="dot" w:pos="9345"/>
+            </w:tabs>
+            <w:rPr>
+              <w:rFonts w:asciiTheme="minorHAnsi" w:eastAsiaTheme="minorEastAsia" w:hAnsiTheme="minorHAnsi" w:cstheme="minorBidi"/>
+              <w:noProof/>
+              <w:kern w:val="2"/>
+              <w:sz w:val="22"/>
+              <w:szCs w:val="22"/>
+              <w14:ligatures w14:val="standardContextual"/>
+            </w:rPr>
+          </w:pPr>
+          <w:hyperlink w:anchor="_Toc149905685" w:history="1">
+            <w:r>
+              <w:rPr>
+                <w:rStyle w:val="a5"/>
+                <w:noProof/>
+                <w:lang w:val="en-US"/>
+              </w:rPr>
+              <w:t>Who</w:t>
+            </w:r>
+            <w:r>
+              <w:rPr>
+                <w:noProof/>
+                <w:webHidden/>
+              </w:rPr>
+              <w:tab/>
+            </w:r>
+            <w:r>
+              <w:rPr>
+                <w:noProof/>
+                <w:webHidden/>
+              </w:rPr>
+              <w:fldChar w:fldCharType="begin"/>
+            </w:r>
+            <w:r>
+              <w:rPr>
+                <w:noProof/>
+                <w:webHidden/>
+              </w:rPr>
+              <w:instrText xml:space="preserve"> PAGEREF _Toc149905685 \h </w:instrText>
+            </w:r>
+            <w:r>
+              <w:rPr>
+                <w:noProof/>
+                <w:webHidden/>
+              </w:rPr>
+            </w:r>
+            <w:r>
+              <w:rPr>
+                <w:noProof/>
+                <w:webHidden/>
+              </w:rPr>
+              <w:fldChar w:fldCharType="separate"/>
+            </w:r>
+            <w:r>
+              <w:rPr>
+                <w:noProof/>
+                <w:webHidden/>
+              </w:rPr>
+              <w:t>22</w:t>
+            </w:r>
+            <w:r>
+              <w:rPr>
+                <w:noProof/>
+                <w:webHidden/>
+              </w:rPr>
+              <w:fldChar w:fldCharType="end"/>
+            </w:r>
+          </w:hyperlink>
+        </w:p>
+        <w:p>
+          <w:pPr>
+            <w:pStyle w:val="11"/>
+            <w:tabs>
+              <w:tab w:val="right" w:leader="dot" w:pos="9345"/>
+            </w:tabs>
+            <w:rPr>
+              <w:rFonts w:asciiTheme="minorHAnsi" w:eastAsiaTheme="minorEastAsia" w:hAnsiTheme="minorHAnsi" w:cstheme="minorBidi"/>
+              <w:noProof/>
+              <w:kern w:val="2"/>
+              <w:sz w:val="22"/>
+              <w:szCs w:val="22"/>
+              <w14:ligatures w14:val="standardContextual"/>
+            </w:rPr>
+          </w:pPr>
+          <w:hyperlink w:anchor="_Toc149905686" w:history="1">
+            <w:r>
+              <w:rPr>
+                <w:rStyle w:val="a5"/>
+                <w:noProof/>
+                <w:lang w:val="en-US"/>
+              </w:rPr>
+              <w:t>Id</w:t>
+            </w:r>
+            <w:r>
+              <w:rPr>
+                <w:noProof/>
+                <w:webHidden/>
+              </w:rPr>
+              <w:tab/>
+            </w:r>
+            <w:r>
+              <w:rPr>
+                <w:noProof/>
+                <w:webHidden/>
+              </w:rPr>
+              <w:fldChar w:fldCharType="begin"/>
+            </w:r>
+            <w:r>
+              <w:rPr>
+                <w:noProof/>
+                <w:webHidden/>
+              </w:rPr>
+              <w:instrText xml:space="preserve"> PAGEREF _Toc149905686 \h </w:instrText>
+            </w:r>
+            <w:r>
+              <w:rPr>
+                <w:noProof/>
+                <w:webHidden/>
+              </w:rPr>
+            </w:r>
+            <w:r>
+              <w:rPr>
+                <w:noProof/>
+                <w:webHidden/>
+              </w:rPr>
+              <w:fldChar w:fldCharType="separate"/>
+            </w:r>
+            <w:r>
+              <w:rPr>
+                <w:noProof/>
+                <w:webHidden/>
+              </w:rPr>
+              <w:t>23</w:t>
+            </w:r>
+            <w:r>
+              <w:rPr>
+                <w:noProof/>
+                <w:webHidden/>
+              </w:rPr>
+              <w:fldChar w:fldCharType="end"/>
+            </w:r>
+          </w:hyperlink>
+        </w:p>
+        <w:p>
+          <w:pPr>
+            <w:pStyle w:val="11"/>
+            <w:tabs>
+              <w:tab w:val="right" w:leader="dot" w:pos="9345"/>
+            </w:tabs>
+            <w:rPr>
+              <w:rFonts w:asciiTheme="minorHAnsi" w:eastAsiaTheme="minorEastAsia" w:hAnsiTheme="minorHAnsi" w:cstheme="minorBidi"/>
+              <w:noProof/>
+              <w:kern w:val="2"/>
+              <w:sz w:val="22"/>
+              <w:szCs w:val="22"/>
+              <w14:ligatures w14:val="standardContextual"/>
+            </w:rPr>
+          </w:pPr>
+          <w:hyperlink w:anchor="_Toc149905687" w:history="1">
+            <w:r>
+              <w:rPr>
+                <w:rStyle w:val="a5"/>
+                <w:noProof/>
+                <w:lang w:val="en-US"/>
+              </w:rPr>
+              <w:t>Whoami</w:t>
+            </w:r>
+            <w:r>
+              <w:rPr>
+                <w:noProof/>
+                <w:webHidden/>
+              </w:rPr>
+              <w:tab/>
+            </w:r>
+            <w:r>
+              <w:rPr>
+                <w:noProof/>
+                <w:webHidden/>
+              </w:rPr>
+              <w:fldChar w:fldCharType="begin"/>
+            </w:r>
+            <w:r>
+              <w:rPr>
+                <w:noProof/>
+                <w:webHidden/>
+              </w:rPr>
+              <w:instrText xml:space="preserve"> PAGEREF _Toc149905687 \h </w:instrText>
+            </w:r>
+            <w:r>
+              <w:rPr>
+                <w:noProof/>
+                <w:webHidden/>
+              </w:rPr>
+            </w:r>
+            <w:r>
+              <w:rPr>
+                <w:noProof/>
+                <w:webHidden/>
+              </w:rPr>
+              <w:fldChar w:fldCharType="separate"/>
+            </w:r>
+            <w:r>
+              <w:rPr>
+                <w:noProof/>
+                <w:webHidden/>
+              </w:rPr>
+              <w:t>23</w:t>
+            </w:r>
+            <w:r>
+              <w:rPr>
+                <w:noProof/>
+                <w:webHidden/>
+              </w:rPr>
+              <w:fldChar w:fldCharType="end"/>
+            </w:r>
+          </w:hyperlink>
+        </w:p>
+        <w:p>
+          <w:pPr>
+            <w:pStyle w:val="11"/>
+            <w:tabs>
+              <w:tab w:val="right" w:leader="dot" w:pos="9345"/>
+            </w:tabs>
+            <w:rPr>
+              <w:rFonts w:asciiTheme="minorHAnsi" w:eastAsiaTheme="minorEastAsia" w:hAnsiTheme="minorHAnsi" w:cstheme="minorBidi"/>
+              <w:noProof/>
+              <w:kern w:val="2"/>
+              <w:sz w:val="22"/>
+              <w:szCs w:val="22"/>
+              <w14:ligatures w14:val="standardContextual"/>
+            </w:rPr>
+          </w:pPr>
+          <w:hyperlink w:anchor="_Toc149905688" w:history="1">
+            <w:r>
+              <w:rPr>
+                <w:rStyle w:val="a5"/>
+                <w:noProof/>
+                <w:lang w:val="en-US"/>
+              </w:rPr>
+              <w:t>Last</w:t>
+            </w:r>
+            <w:r>
+              <w:rPr>
+                <w:noProof/>
+                <w:webHidden/>
+              </w:rPr>
+              <w:tab/>
+            </w:r>
+            <w:r>
+              <w:rPr>
+                <w:noProof/>
+                <w:webHidden/>
+              </w:rPr>
+              <w:fldChar w:fldCharType="begin"/>
+            </w:r>
+            <w:r>
+              <w:rPr>
+                <w:noProof/>
+                <w:webHidden/>
+              </w:rPr>
+              <w:instrText xml:space="preserve"> PAGEREF _Toc149905688 \h </w:instrText>
+            </w:r>
+            <w:r>
+              <w:rPr>
+                <w:noProof/>
+                <w:webHidden/>
+              </w:rPr>
+            </w:r>
+            <w:r>
+              <w:rPr>
+                <w:noProof/>
+                <w:webHidden/>
+              </w:rPr>
+              <w:fldChar w:fldCharType="separate"/>
+            </w:r>
+            <w:r>
+              <w:rPr>
+                <w:noProof/>
+                <w:webHidden/>
+              </w:rPr>
+              <w:t>23</w:t>
+            </w:r>
+            <w:r>
+              <w:rPr>
+                <w:noProof/>
+                <w:webHidden/>
+              </w:rPr>
+              <w:fldChar w:fldCharType="end"/>
+            </w:r>
+          </w:hyperlink>
+        </w:p>
+        <w:p>
+          <w:pPr>
+            <w:pStyle w:val="11"/>
+            <w:tabs>
+              <w:tab w:val="right" w:leader="dot" w:pos="9345"/>
+            </w:tabs>
+            <w:rPr>
+              <w:rFonts w:asciiTheme="minorHAnsi" w:eastAsiaTheme="minorEastAsia" w:hAnsiTheme="minorHAnsi" w:cstheme="minorBidi"/>
+              <w:noProof/>
+              <w:kern w:val="2"/>
+              <w:sz w:val="22"/>
+              <w:szCs w:val="22"/>
+              <w14:ligatures w14:val="standardContextual"/>
+            </w:rPr>
+          </w:pPr>
+          <w:hyperlink w:anchor="_Toc149905689" w:history="1">
+            <w:r>
+              <w:rPr>
+                <w:rStyle w:val="a5"/>
+                <w:noProof/>
+                <w:lang w:val="en-US"/>
+              </w:rPr>
+              <w:t>Df</w:t>
+            </w:r>
+            <w:r>
+              <w:rPr>
+                <w:noProof/>
+                <w:webHidden/>
+              </w:rPr>
+              <w:tab/>
+            </w:r>
+            <w:r>
+              <w:rPr>
+                <w:noProof/>
+                <w:webHidden/>
+              </w:rPr>
+              <w:fldChar w:fldCharType="begin"/>
+            </w:r>
+            <w:r>
+              <w:rPr>
+                <w:noProof/>
+                <w:webHidden/>
+              </w:rPr>
+              <w:instrText xml:space="preserve"> PAGEREF _Toc149905689 \h </w:instrText>
+            </w:r>
+            <w:r>
+              <w:rPr>
+                <w:noProof/>
+                <w:webHidden/>
+              </w:rPr>
+            </w:r>
+            <w:r>
+              <w:rPr>
+                <w:noProof/>
+                <w:webHidden/>
+              </w:rPr>
+              <w:fldChar w:fldCharType="separate"/>
+            </w:r>
+            <w:r>
+              <w:rPr>
+                <w:noProof/>
+                <w:webHidden/>
+              </w:rPr>
+              <w:t>23</w:t>
+            </w:r>
+            <w:r>
+              <w:rPr>
+                <w:noProof/>
+                <w:webHidden/>
+              </w:rPr>
+              <w:fldChar w:fldCharType="end"/>
+            </w:r>
+          </w:hyperlink>
+        </w:p>
+        <w:p>
+          <w:pPr>
+            <w:pStyle w:val="11"/>
+            <w:tabs>
+              <w:tab w:val="right" w:leader="dot" w:pos="9345"/>
+            </w:tabs>
+            <w:rPr>
+              <w:rFonts w:asciiTheme="minorHAnsi" w:eastAsiaTheme="minorEastAsia" w:hAnsiTheme="minorHAnsi" w:cstheme="minorBidi"/>
+              <w:noProof/>
+              <w:kern w:val="2"/>
+              <w:sz w:val="22"/>
+              <w:szCs w:val="22"/>
+              <w14:ligatures w14:val="standardContextual"/>
+            </w:rPr>
+          </w:pPr>
+          <w:hyperlink w:anchor="_Toc149905690" w:history="1">
+            <w:r>
+              <w:rPr>
+                <w:rStyle w:val="a5"/>
+                <w:noProof/>
+                <w:lang w:val="en-US"/>
+              </w:rPr>
+              <w:t>Arch</w:t>
+            </w:r>
+            <w:r>
+              <w:rPr>
+                <w:noProof/>
+                <w:webHidden/>
+              </w:rPr>
+              <w:tab/>
+            </w:r>
+            <w:r>
+              <w:rPr>
+                <w:noProof/>
+                <w:webHidden/>
+              </w:rPr>
+              <w:fldChar w:fldCharType="begin"/>
+            </w:r>
+            <w:r>
+              <w:rPr>
+                <w:noProof/>
+                <w:webHidden/>
+              </w:rPr>
+              <w:instrText xml:space="preserve"> PAGEREF _Toc149905690 \h </w:instrText>
+            </w:r>
+            <w:r>
+              <w:rPr>
+                <w:noProof/>
+                <w:webHidden/>
+              </w:rPr>
+            </w:r>
+            <w:r>
+              <w:rPr>
+                <w:noProof/>
+                <w:webHidden/>
+              </w:rPr>
+              <w:fldChar w:fldCharType="separate"/>
+            </w:r>
+            <w:r>
+              <w:rPr>
+                <w:noProof/>
+                <w:webHidden/>
+              </w:rPr>
+              <w:t>24</w:t>
+            </w:r>
+            <w:r>
+              <w:rPr>
+                <w:noProof/>
+                <w:webHidden/>
+              </w:rPr>
+              <w:fldChar w:fldCharType="end"/>
+            </w:r>
+          </w:hyperlink>
+        </w:p>
+        <w:p>
+          <w:pPr>
+            <w:pStyle w:val="11"/>
+            <w:tabs>
+              <w:tab w:val="right" w:leader="dot" w:pos="9345"/>
+            </w:tabs>
+            <w:rPr>
+              <w:rFonts w:asciiTheme="minorHAnsi" w:eastAsiaTheme="minorEastAsia" w:hAnsiTheme="minorHAnsi" w:cstheme="minorBidi"/>
+              <w:noProof/>
+              <w:kern w:val="2"/>
+              <w:sz w:val="22"/>
+              <w:szCs w:val="22"/>
+              <w14:ligatures w14:val="standardContextual"/>
+            </w:rPr>
+          </w:pPr>
+          <w:hyperlink w:anchor="_Toc149905691" w:history="1">
+            <w:r>
+              <w:rPr>
+                <w:rStyle w:val="a5"/>
+                <w:noProof/>
+                <w:lang w:val="en-US"/>
+              </w:rPr>
+              <w:t>Ps</w:t>
+            </w:r>
+            <w:r>
+              <w:rPr>
+                <w:noProof/>
+                <w:webHidden/>
+              </w:rPr>
+              <w:tab/>
+            </w:r>
+            <w:r>
+              <w:rPr>
+                <w:noProof/>
+                <w:webHidden/>
+              </w:rPr>
+              <w:fldChar w:fldCharType="begin"/>
+            </w:r>
+            <w:r>
+              <w:rPr>
+                <w:noProof/>
+                <w:webHidden/>
+              </w:rPr>
+              <w:instrText xml:space="preserve"> PAGEREF _Toc149905691 \h </w:instrText>
+            </w:r>
+            <w:r>
+              <w:rPr>
+                <w:noProof/>
+                <w:webHidden/>
+              </w:rPr>
+            </w:r>
+            <w:r>
+              <w:rPr>
+                <w:noProof/>
+                <w:webHidden/>
+              </w:rPr>
+              <w:fldChar w:fldCharType="separate"/>
+            </w:r>
+            <w:r>
+              <w:rPr>
+                <w:noProof/>
+                <w:webHidden/>
+              </w:rPr>
+              <w:t>24</w:t>
+            </w:r>
+            <w:r>
+              <w:rPr>
+                <w:noProof/>
+                <w:webHidden/>
+              </w:rPr>
+              <w:fldChar w:fldCharType="end"/>
+            </w:r>
+          </w:hyperlink>
+        </w:p>
+        <w:p>
+          <w:pPr>
+            <w:pStyle w:val="11"/>
+            <w:tabs>
+              <w:tab w:val="right" w:leader="dot" w:pos="9345"/>
+            </w:tabs>
+            <w:rPr>
+              <w:rFonts w:asciiTheme="minorHAnsi" w:eastAsiaTheme="minorEastAsia" w:hAnsiTheme="minorHAnsi" w:cstheme="minorBidi"/>
+              <w:noProof/>
+              <w:kern w:val="2"/>
+              <w:sz w:val="22"/>
+              <w:szCs w:val="22"/>
+              <w14:ligatures w14:val="standardContextual"/>
+            </w:rPr>
+          </w:pPr>
+          <w:hyperlink w:anchor="_Toc149905692" w:history="1">
+            <w:r>
+              <w:rPr>
+                <w:rStyle w:val="a5"/>
+                <w:noProof/>
+                <w:lang w:val="en-US"/>
+              </w:rPr>
+              <w:t>Top</w:t>
+            </w:r>
+            <w:r>
+              <w:rPr>
+                <w:noProof/>
+                <w:webHidden/>
+              </w:rPr>
+              <w:tab/>
+            </w:r>
+            <w:r>
+              <w:rPr>
+                <w:noProof/>
+                <w:webHidden/>
+              </w:rPr>
+              <w:fldChar w:fldCharType="begin"/>
+            </w:r>
+            <w:r>
+              <w:rPr>
+                <w:noProof/>
+                <w:webHidden/>
+              </w:rPr>
+              <w:instrText xml:space="preserve"> PAGEREF _Toc149905692 \h </w:instrText>
+            </w:r>
+            <w:r>
+              <w:rPr>
+                <w:noProof/>
+                <w:webHidden/>
+              </w:rPr>
+            </w:r>
+            <w:r>
+              <w:rPr>
+                <w:noProof/>
+                <w:webHidden/>
+              </w:rPr>
+              <w:fldChar w:fldCharType="separate"/>
+            </w:r>
+            <w:r>
+              <w:rPr>
+                <w:noProof/>
+                <w:webHidden/>
+              </w:rPr>
+              <w:t>24</w:t>
+            </w:r>
+            <w:r>
+              <w:rPr>
+                <w:noProof/>
+                <w:webHidden/>
+              </w:rPr>
+              <w:fldChar w:fldCharType="end"/>
+            </w:r>
+          </w:hyperlink>
+        </w:p>
+        <w:p>
+          <w:pPr>
+            <w:pStyle w:val="11"/>
+            <w:tabs>
+              <w:tab w:val="right" w:leader="dot" w:pos="9345"/>
+            </w:tabs>
+            <w:rPr>
+              <w:rFonts w:asciiTheme="minorHAnsi" w:eastAsiaTheme="minorEastAsia" w:hAnsiTheme="minorHAnsi" w:cstheme="minorBidi"/>
+              <w:noProof/>
+              <w:kern w:val="2"/>
+              <w:sz w:val="22"/>
+              <w:szCs w:val="22"/>
+              <w14:ligatures w14:val="standardContextual"/>
+            </w:rPr>
+          </w:pPr>
+          <w:hyperlink w:anchor="_Toc149905693" w:history="1">
+            <w:r>
+              <w:rPr>
+                <w:rStyle w:val="a5"/>
+                <w:noProof/>
+                <w:lang w:val="en-US"/>
+              </w:rPr>
+              <w:t>Tty</w:t>
+            </w:r>
+            <w:r>
+              <w:rPr>
+                <w:noProof/>
+                <w:webHidden/>
+              </w:rPr>
+              <w:tab/>
+            </w:r>
+            <w:r>
+              <w:rPr>
+                <w:noProof/>
+                <w:webHidden/>
+              </w:rPr>
+              <w:fldChar w:fldCharType="begin"/>
+            </w:r>
+            <w:r>
+              <w:rPr>
+                <w:noProof/>
+                <w:webHidden/>
+              </w:rPr>
+              <w:instrText xml:space="preserve"> PAGEREF _Toc149905693 \h </w:instrText>
+            </w:r>
+            <w:r>
+              <w:rPr>
+                <w:noProof/>
+                <w:webHidden/>
+              </w:rPr>
+            </w:r>
+            <w:r>
+              <w:rPr>
+                <w:noProof/>
+                <w:webHidden/>
+              </w:rPr>
+              <w:fldChar w:fldCharType="separate"/>
+            </w:r>
+            <w:r>
+              <w:rPr>
+                <w:noProof/>
+                <w:webHidden/>
+              </w:rPr>
+              <w:t>25</w:t>
+            </w:r>
+            <w:r>
+              <w:rPr>
+                <w:noProof/>
+                <w:webHidden/>
+              </w:rPr>
+              <w:fldChar w:fldCharType="end"/>
+            </w:r>
+          </w:hyperlink>
+        </w:p>
+        <w:p>
+          <w:pPr>
+            <w:pStyle w:val="11"/>
+            <w:tabs>
+              <w:tab w:val="right" w:leader="dot" w:pos="9345"/>
+            </w:tabs>
+            <w:rPr>
+              <w:rFonts w:asciiTheme="minorHAnsi" w:eastAsiaTheme="minorEastAsia" w:hAnsiTheme="minorHAnsi" w:cstheme="minorBidi"/>
+              <w:noProof/>
+              <w:kern w:val="2"/>
+              <w:sz w:val="22"/>
+              <w:szCs w:val="22"/>
+              <w14:ligatures w14:val="standardContextual"/>
+            </w:rPr>
+          </w:pPr>
+          <w:hyperlink w:anchor="_Toc149905694" w:history="1">
+            <w:r>
+              <w:rPr>
+                <w:rStyle w:val="a5"/>
+                <w:noProof/>
+                <w:lang w:val="en-US"/>
+              </w:rPr>
+              <w:t>Ifconfig</w:t>
+            </w:r>
+            <w:r>
+              <w:rPr>
+                <w:noProof/>
+                <w:webHidden/>
+              </w:rPr>
+              <w:tab/>
+            </w:r>
+            <w:r>
+              <w:rPr>
+                <w:noProof/>
+                <w:webHidden/>
+              </w:rPr>
+              <w:fldChar w:fldCharType="begin"/>
+            </w:r>
+            <w:r>
+              <w:rPr>
+                <w:noProof/>
+                <w:webHidden/>
+              </w:rPr>
+              <w:instrText xml:space="preserve"> PAGEREF _Toc149905694 \h </w:instrText>
+            </w:r>
+            <w:r>
+              <w:rPr>
+                <w:noProof/>
+                <w:webHidden/>
+              </w:rPr>
+            </w:r>
+            <w:r>
+              <w:rPr>
+                <w:noProof/>
+                <w:webHidden/>
+              </w:rPr>
+              <w:fldChar w:fldCharType="separate"/>
+            </w:r>
+            <w:r>
+              <w:rPr>
+                <w:noProof/>
+                <w:webHidden/>
+              </w:rPr>
+              <w:t>25</w:t>
+            </w:r>
+            <w:r>
+              <w:rPr>
+                <w:noProof/>
+                <w:webHidden/>
+              </w:rPr>
+              <w:fldChar w:fldCharType="end"/>
+            </w:r>
+          </w:hyperlink>
+        </w:p>
+        <w:p>
+          <w:pPr>
+            <w:pStyle w:val="11"/>
+            <w:tabs>
+              <w:tab w:val="right" w:leader="dot" w:pos="9345"/>
+            </w:tabs>
+            <w:rPr>
+              <w:rFonts w:asciiTheme="minorHAnsi" w:eastAsiaTheme="minorEastAsia" w:hAnsiTheme="minorHAnsi" w:cstheme="minorBidi"/>
+              <w:noProof/>
+              <w:kern w:val="2"/>
+              <w:sz w:val="22"/>
+              <w:szCs w:val="22"/>
+              <w14:ligatures w14:val="standardContextual"/>
+            </w:rPr>
+          </w:pPr>
+          <w:hyperlink w:anchor="_Toc149905695" w:history="1">
+            <w:r>
+              <w:rPr>
+                <w:rStyle w:val="a5"/>
+                <w:noProof/>
+                <w:lang w:val="en-US"/>
+              </w:rPr>
+              <w:t>Kill</w:t>
+            </w:r>
+            <w:r>
+              <w:rPr>
+                <w:noProof/>
+                <w:webHidden/>
+              </w:rPr>
+              <w:tab/>
+            </w:r>
+            <w:r>
+              <w:rPr>
+                <w:noProof/>
+                <w:webHidden/>
+              </w:rPr>
+              <w:fldChar w:fldCharType="begin"/>
+            </w:r>
+            <w:r>
+              <w:rPr>
+                <w:noProof/>
+                <w:webHidden/>
+              </w:rPr>
+              <w:instrText xml:space="preserve"> PAGEREF _Toc149905695 \h </w:instrText>
+            </w:r>
+            <w:r>
+              <w:rPr>
+                <w:noProof/>
+                <w:webHidden/>
+              </w:rPr>
+            </w:r>
+            <w:r>
+              <w:rPr>
+                <w:noProof/>
+                <w:webHidden/>
+              </w:rPr>
+              <w:fldChar w:fldCharType="separate"/>
+            </w:r>
+            <w:r>
+              <w:rPr>
+                <w:noProof/>
+                <w:webHidden/>
+              </w:rPr>
+              <w:t>25</w:t>
+            </w:r>
+            <w:r>
+              <w:rPr>
+                <w:noProof/>
+                <w:webHidden/>
+              </w:rPr>
+              <w:fldChar w:fldCharType="end"/>
+            </w:r>
+          </w:hyperlink>
+        </w:p>
+        <w:p>
+          <w:pPr>
+            <w:pStyle w:val="11"/>
+            <w:tabs>
+              <w:tab w:val="right" w:leader="dot" w:pos="9345"/>
+            </w:tabs>
+            <w:rPr>
+              <w:rFonts w:asciiTheme="minorHAnsi" w:eastAsiaTheme="minorEastAsia" w:hAnsiTheme="minorHAnsi" w:cstheme="minorBidi"/>
+              <w:noProof/>
+              <w:kern w:val="2"/>
+              <w:sz w:val="22"/>
+              <w:szCs w:val="22"/>
+              <w14:ligatures w14:val="standardContextual"/>
+            </w:rPr>
+          </w:pPr>
+          <w:hyperlink w:anchor="_Toc149905696" w:history="1">
+            <w:r>
+              <w:rPr>
+                <w:rStyle w:val="a5"/>
+                <w:noProof/>
+              </w:rPr>
+              <w:t>Выводы</w:t>
+            </w:r>
+            <w:r>
+              <w:rPr>
+                <w:noProof/>
+                <w:webHidden/>
+              </w:rPr>
+              <w:tab/>
+            </w:r>
+            <w:r>
+              <w:rPr>
+                <w:noProof/>
+                <w:webHidden/>
+              </w:rPr>
+              <w:fldChar w:fldCharType="begin"/>
+            </w:r>
+            <w:r>
+              <w:rPr>
+                <w:noProof/>
+                <w:webHidden/>
+              </w:rPr>
+              <w:instrText xml:space="preserve"> PAGEREF _Toc149905696 \h </w:instrText>
+            </w:r>
+            <w:r>
+              <w:rPr>
+                <w:noProof/>
+                <w:webHidden/>
+              </w:rPr>
+            </w:r>
+            <w:r>
+              <w:rPr>
+                <w:noProof/>
+                <w:webHidden/>
+              </w:rPr>
+              <w:fldChar w:fldCharType="separate"/>
+            </w:r>
+            <w:r>
+              <w:rPr>
+                <w:noProof/>
+                <w:webHidden/>
+              </w:rPr>
+              <w:t>26</w:t>
+            </w:r>
+            <w:r>
+              <w:rPr>
+                <w:noProof/>
+                <w:webHidden/>
+              </w:rPr>
+              <w:fldChar w:fldCharType="end"/>
+            </w:r>
+          </w:hyperlink>
+        </w:p>
+        <w:p>
+          <w:pPr>
+            <w:pStyle w:val="11"/>
+            <w:tabs>
+              <w:tab w:val="right" w:leader="dot" w:pos="9345"/>
+            </w:tabs>
+            <w:rPr>
+              <w:rFonts w:asciiTheme="minorHAnsi" w:eastAsiaTheme="minorEastAsia" w:hAnsiTheme="minorHAnsi" w:cstheme="minorBidi"/>
+              <w:noProof/>
+              <w:kern w:val="2"/>
+              <w:sz w:val="22"/>
+              <w:szCs w:val="22"/>
+              <w14:ligatures w14:val="standardContextual"/>
+            </w:rPr>
+          </w:pPr>
+          <w:hyperlink w:anchor="_Toc149905697" w:history="1">
+            <w:r>
+              <w:rPr>
+                <w:rStyle w:val="a5"/>
+                <w:noProof/>
               </w:rPr>
               <w:t>Литература</w:t>
             </w:r>
@@ -2792,7 +5989,7 @@
                 <w:noProof/>
                 <w:webHidden/>
               </w:rPr>
-              <w:instrText xml:space="preserve"> PAGEREF _Toc149820908 \h </w:instrText>
+              <w:instrText xml:space="preserve"> PAGEREF _Toc149905697 \h </w:instrText>
             </w:r>
             <w:r>
               <w:rPr>
@@ -2812,7 +6009,7 @@
                 <w:noProof/>
                 <w:webHidden/>
               </w:rPr>
-              <w:t>14</w:t>
+              <w:t>27</w:t>
             </w:r>
             <w:r>
               <w:rPr>
@@ -2867,7 +6064,7 @@
           <w:szCs w:val="32"/>
         </w:rPr>
       </w:pPr>
-      <w:bookmarkStart w:id="0" w:name="_Toc149820879"/>
+      <w:bookmarkStart w:id="0" w:name="_Toc149905625"/>
       <w:r>
         <w:rPr>
           <w:b/>
@@ -3054,6 +6251,7 @@
         </w:rPr>
         <w:t xml:space="preserve">, </w:t>
       </w:r>
+      <w:proofErr w:type="gramStart"/>
       <w:r>
         <w:rPr>
           <w:sz w:val="28"/>
@@ -3082,6 +6280,7 @@
         <w:t>useradd</w:t>
       </w:r>
       <w:proofErr w:type="spellEnd"/>
+      <w:proofErr w:type="gramEnd"/>
       <w:r>
         <w:rPr>
           <w:sz w:val="28"/>
@@ -3147,7 +6346,7 @@
         </w:rPr>
       </w:pPr>
       <w:bookmarkStart w:id="1" w:name="_Toc146284874"/>
-      <w:bookmarkStart w:id="2" w:name="_Toc149820880"/>
+      <w:bookmarkStart w:id="2" w:name="_Toc149905626"/>
       <w:r>
         <w:rPr>
           <w:b/>
@@ -3184,11 +6383,8 @@
     <w:p>
       <w:pPr>
         <w:pStyle w:val="1"/>
-        <w:rPr>
-          <w:lang w:val="en-US"/>
-        </w:rPr>
-      </w:pPr>
-      <w:bookmarkStart w:id="3" w:name="_Toc149820881"/>
+      </w:pPr>
+      <w:bookmarkStart w:id="3" w:name="_Toc149905627"/>
       <w:r>
         <w:rPr>
           <w:lang w:val="en-US"/>
@@ -3347,23 +6543,9 @@
     </w:p>
     <w:p>
       <w:pPr>
-        <w:outlineLvl w:val="0"/>
-        <w:rPr>
-          <w:b/>
-          <w:sz w:val="32"/>
-          <w:szCs w:val="32"/>
-          <w:lang w:val="en-US"/>
-        </w:rPr>
-      </w:pPr>
-    </w:p>
-    <w:p>
-      <w:pPr>
         <w:pStyle w:val="1"/>
-        <w:rPr>
-          <w:lang w:val="en-US"/>
-        </w:rPr>
-      </w:pPr>
-      <w:bookmarkStart w:id="4" w:name="_Toc149820882"/>
+      </w:pPr>
+      <w:bookmarkStart w:id="4" w:name="_Toc149905628"/>
       <w:r>
         <w:rPr>
           <w:lang w:val="en-US"/>
@@ -3372,19 +6554,10 @@
       </w:r>
       <w:bookmarkEnd w:id="4"/>
       <w:r>
-        <w:rPr>
-          <w:lang w:val="en-US"/>
-        </w:rPr>
         <w:t xml:space="preserve"> </w:t>
       </w:r>
     </w:p>
-    <w:p>
-      <w:pPr>
-        <w:rPr>
-          <w:lang w:val="en-US"/>
-        </w:rPr>
-      </w:pPr>
-    </w:p>
+    <w:p/>
     <w:p>
       <w:pPr>
         <w:rPr>
@@ -3553,14 +6726,11 @@
         </w:drawing>
       </w:r>
     </w:p>
-    <w:p/>
-    <w:p/>
-    <w:p/>
     <w:p>
       <w:pPr>
         <w:pStyle w:val="1"/>
       </w:pPr>
-      <w:bookmarkStart w:id="5" w:name="_Toc149820883"/>
+      <w:bookmarkStart w:id="5" w:name="_Toc149905629"/>
       <w:proofErr w:type="spellStart"/>
       <w:r>
         <w:t>useradd</w:t>
@@ -3963,6 +7133,7 @@
       <w:r>
         <w:rPr>
           <w:bCs/>
+          <w:noProof/>
           <w:sz w:val="28"/>
           <w:szCs w:val="28"/>
           <w:lang w:val="en-US"/>
@@ -4016,6 +7187,7 @@
       <w:r>
         <w:rPr>
           <w:bCs/>
+          <w:noProof/>
           <w:sz w:val="28"/>
           <w:szCs w:val="28"/>
           <w:lang w:val="en-US"/>
@@ -4237,29 +7409,16 @@
     </w:p>
     <w:p>
       <w:pPr>
-        <w:rPr>
-          <w:bCs/>
-          <w:sz w:val="28"/>
-          <w:szCs w:val="28"/>
-        </w:rPr>
-      </w:pPr>
-    </w:p>
-    <w:p>
-      <w:pPr>
-        <w:rPr>
-          <w:bCs/>
-          <w:sz w:val="28"/>
-          <w:szCs w:val="28"/>
-        </w:rPr>
-      </w:pPr>
-    </w:p>
-    <w:p>
+        <w:pStyle w:val="1"/>
+      </w:pPr>
+      <w:bookmarkStart w:id="6" w:name="_Toc149905630"/>
       <w:r>
         <w:rPr>
           <w:lang w:val="en-US"/>
         </w:rPr>
         <w:t>Passwd</w:t>
       </w:r>
+      <w:bookmarkEnd w:id="6"/>
     </w:p>
     <w:p/>
     <w:p>
@@ -4271,6 +7430,7 @@
           <w:color w:val="000000"/>
           <w:sz w:val="28"/>
           <w:szCs w:val="28"/>
+          <w:lang w:val="ru-RU"/>
         </w:rPr>
       </w:pPr>
       <w:r>
@@ -4319,148 +7479,26 @@
         </w:rPr>
         <w:t xml:space="preserve">учётных записей. Обычный пользователь может сделать это только со своим профилем. </w:t>
       </w:r>
-      <w:proofErr w:type="spellStart"/>
       <w:r>
         <w:rPr>
           <w:color w:val="000000"/>
           <w:sz w:val="28"/>
           <w:szCs w:val="28"/>
-        </w:rPr>
-        <w:t>Суперпользователь</w:t>
-      </w:r>
-      <w:proofErr w:type="spellEnd"/>
-      <w:r>
-        <w:rPr>
-          <w:color w:val="000000"/>
-          <w:sz w:val="28"/>
-          <w:szCs w:val="28"/>
-        </w:rPr>
-        <w:t xml:space="preserve"> </w:t>
-      </w:r>
-      <w:proofErr w:type="spellStart"/>
-      <w:r>
-        <w:rPr>
-          <w:color w:val="000000"/>
-          <w:sz w:val="28"/>
-          <w:szCs w:val="28"/>
-        </w:rPr>
-        <w:t>способен</w:t>
-      </w:r>
-      <w:proofErr w:type="spellEnd"/>
-      <w:r>
-        <w:rPr>
-          <w:color w:val="000000"/>
-          <w:sz w:val="28"/>
-          <w:szCs w:val="28"/>
-        </w:rPr>
-        <w:t xml:space="preserve"> </w:t>
-      </w:r>
-      <w:proofErr w:type="spellStart"/>
-      <w:r>
-        <w:rPr>
-          <w:color w:val="000000"/>
-          <w:sz w:val="28"/>
-          <w:szCs w:val="28"/>
-        </w:rPr>
-        <w:t>изменить</w:t>
-      </w:r>
-      <w:proofErr w:type="spellEnd"/>
-      <w:r>
-        <w:rPr>
-          <w:color w:val="000000"/>
-          <w:sz w:val="28"/>
-          <w:szCs w:val="28"/>
-        </w:rPr>
-        <w:t xml:space="preserve"> </w:t>
-      </w:r>
-      <w:proofErr w:type="spellStart"/>
-      <w:r>
-        <w:rPr>
-          <w:color w:val="000000"/>
-          <w:sz w:val="28"/>
-          <w:szCs w:val="28"/>
-        </w:rPr>
-        <w:t>пароль</w:t>
-      </w:r>
-      <w:proofErr w:type="spellEnd"/>
-      <w:r>
-        <w:rPr>
-          <w:color w:val="000000"/>
-          <w:sz w:val="28"/>
-          <w:szCs w:val="28"/>
-        </w:rPr>
-        <w:t xml:space="preserve"> </w:t>
-      </w:r>
-      <w:proofErr w:type="spellStart"/>
-      <w:r>
-        <w:rPr>
-          <w:color w:val="000000"/>
-          <w:sz w:val="28"/>
-          <w:szCs w:val="28"/>
-        </w:rPr>
-        <w:t>любой</w:t>
-      </w:r>
-      <w:proofErr w:type="spellEnd"/>
-      <w:r>
-        <w:rPr>
-          <w:color w:val="000000"/>
-          <w:sz w:val="28"/>
-          <w:szCs w:val="28"/>
-        </w:rPr>
-        <w:t xml:space="preserve"> </w:t>
-      </w:r>
-      <w:proofErr w:type="spellStart"/>
-      <w:r>
-        <w:rPr>
-          <w:color w:val="000000"/>
-          <w:sz w:val="28"/>
-          <w:szCs w:val="28"/>
-        </w:rPr>
-        <w:t>учётной</w:t>
-      </w:r>
-      <w:proofErr w:type="spellEnd"/>
-      <w:r>
-        <w:rPr>
-          <w:color w:val="000000"/>
-          <w:sz w:val="28"/>
-          <w:szCs w:val="28"/>
-        </w:rPr>
-        <w:t xml:space="preserve"> </w:t>
-      </w:r>
-      <w:proofErr w:type="spellStart"/>
-      <w:r>
-        <w:rPr>
-          <w:color w:val="000000"/>
-          <w:sz w:val="28"/>
-          <w:szCs w:val="28"/>
-        </w:rPr>
-        <w:t>записи</w:t>
-      </w:r>
-      <w:proofErr w:type="spellEnd"/>
-      <w:r>
-        <w:rPr>
-          <w:color w:val="000000"/>
-          <w:sz w:val="28"/>
-          <w:szCs w:val="28"/>
-        </w:rPr>
-        <w:t>.</w:t>
-      </w:r>
-    </w:p>
-    <w:p>
-      <w:pPr>
-        <w:rPr>
-          <w:lang w:val="en-US"/>
-        </w:rPr>
-      </w:pPr>
-    </w:p>
-    <w:p>
-      <w:pPr>
-        <w:rPr>
-          <w:lang w:val="en-US"/>
-        </w:rPr>
-      </w:pPr>
-      <w:r>
-        <w:rPr>
+          <w:lang w:val="ru-RU"/>
+        </w:rPr>
+        <w:t>Суперпользователь способен изменить пароль любой учётной записи.</w:t>
+      </w:r>
+    </w:p>
+    <w:p/>
+    <w:p>
+      <w:pPr>
+        <w:rPr>
+          <w:lang w:val="en-US"/>
+        </w:rPr>
+      </w:pPr>
+      <w:r>
+        <w:rPr>
+          <w:noProof/>
           <w:lang w:val="en-US"/>
         </w:rPr>
         <w:drawing>
@@ -4509,10 +7547,9 @@
     </w:p>
     <w:p>
       <w:pPr>
-        <w:rPr>
-          <w:lang w:val="en-US"/>
-        </w:rPr>
-      </w:pPr>
+        <w:pStyle w:val="1"/>
+      </w:pPr>
+      <w:bookmarkStart w:id="7" w:name="_Toc149905631"/>
       <w:proofErr w:type="spellStart"/>
       <w:r>
         <w:rPr>
@@ -4520,6 +7557,7 @@
         </w:rPr>
         <w:t>Pwd</w:t>
       </w:r>
+      <w:bookmarkEnd w:id="7"/>
       <w:proofErr w:type="spellEnd"/>
     </w:p>
     <w:p/>
@@ -4747,9 +7785,9 @@
       </w:pPr>
       <w:r>
         <w:rPr>
-          <w:lang w:val="en-US"/>
-        </w:rPr>
-        <w:lastRenderedPageBreak/>
+          <w:noProof/>
+          <w:lang w:val="en-US"/>
+        </w:rPr>
         <w:drawing>
           <wp:inline distT="0" distB="0" distL="0" distR="0" wp14:anchorId="53AC993E" wp14:editId="1F7FC20E">
             <wp:extent cx="4775445" cy="641383"/>
@@ -4789,31 +7827,19 @@
     </w:p>
     <w:p>
       <w:pPr>
-        <w:rPr>
-          <w:lang w:val="en-US"/>
-        </w:rPr>
-      </w:pPr>
-    </w:p>
-    <w:p>
-      <w:pPr>
-        <w:rPr>
-          <w:lang w:val="en-US"/>
-        </w:rPr>
-      </w:pPr>
-      <w:r>
-        <w:rPr>
-          <w:lang w:val="en-US"/>
-        </w:rPr>
+        <w:pStyle w:val="1"/>
+      </w:pPr>
+      <w:bookmarkStart w:id="8" w:name="_Toc149905632"/>
+      <w:r>
+        <w:rPr>
+          <w:lang w:val="en-US"/>
+        </w:rPr>
+        <w:lastRenderedPageBreak/>
         <w:t>Dir</w:t>
       </w:r>
-    </w:p>
-    <w:p>
-      <w:pPr>
-        <w:rPr>
-          <w:lang w:val="en-US"/>
-        </w:rPr>
-      </w:pPr>
-    </w:p>
+      <w:bookmarkEnd w:id="8"/>
+    </w:p>
+    <w:p/>
     <w:p>
       <w:pPr>
         <w:shd w:val="clear" w:color="auto" w:fill="FFFFFF" w:themeFill="background1"/>
@@ -4863,6 +7889,7 @@
       </w:pPr>
       <w:r>
         <w:rPr>
+          <w:noProof/>
           <w:lang w:val="en-US"/>
         </w:rPr>
         <w:drawing>
@@ -4906,7 +7933,7 @@
       <w:pPr>
         <w:pStyle w:val="1"/>
       </w:pPr>
-      <w:bookmarkStart w:id="6" w:name="_Toc149820884"/>
+      <w:bookmarkStart w:id="9" w:name="_Toc149905633"/>
       <w:proofErr w:type="spellStart"/>
       <w:r>
         <w:rPr>
@@ -4914,7 +7941,7 @@
         </w:rPr>
         <w:t>Mkdir</w:t>
       </w:r>
-      <w:bookmarkEnd w:id="6"/>
+      <w:bookmarkEnd w:id="9"/>
       <w:proofErr w:type="spellEnd"/>
     </w:p>
     <w:p>
@@ -5047,11 +8074,8 @@
     <w:p>
       <w:pPr>
         <w:pStyle w:val="2"/>
-        <w:rPr>
-          <w:lang w:val="en-US"/>
-        </w:rPr>
-      </w:pPr>
-      <w:bookmarkStart w:id="7" w:name="_Toc149820885"/>
+      </w:pPr>
+      <w:bookmarkStart w:id="10" w:name="_Toc149905634"/>
       <w:proofErr w:type="spellStart"/>
       <w:r>
         <w:rPr>
@@ -5061,20 +8085,17 @@
       </w:r>
       <w:proofErr w:type="spellEnd"/>
       <w:r>
-        <w:rPr>
-          <w:lang w:val="en-US"/>
-        </w:rPr>
-        <w:t xml:space="preserve"> – p</w:t>
-      </w:r>
-      <w:bookmarkEnd w:id="7"/>
-    </w:p>
-    <w:p>
-      <w:pPr>
-        <w:rPr>
-          <w:lang w:val="en-US"/>
-        </w:rPr>
-      </w:pPr>
-    </w:p>
+        <w:t xml:space="preserve"> – </w:t>
+      </w:r>
+      <w:r>
+        <w:rPr>
+          <w:lang w:val="en-US"/>
+        </w:rPr>
+        <w:t>p</w:t>
+      </w:r>
+      <w:bookmarkEnd w:id="10"/>
+    </w:p>
+    <w:p/>
     <w:p>
       <w:pPr>
         <w:rPr>
@@ -5112,14 +8133,15 @@
       <w:r>
         <w:rPr>
           <w:b/>
+          <w:noProof/>
           <w:sz w:val="28"/>
           <w:szCs w:val="28"/>
           <w:lang w:val="en-US"/>
         </w:rPr>
         <w:drawing>
-          <wp:inline distT="0" distB="0" distL="0" distR="0" wp14:anchorId="215577B8" wp14:editId="0D8644DD">
-            <wp:extent cx="4164169" cy="2243888"/>
-            <wp:effectExtent l="0" t="0" r="8255" b="4445"/>
+          <wp:inline distT="0" distB="0" distL="0" distR="0" wp14:anchorId="215577B8" wp14:editId="11B99D59">
+            <wp:extent cx="3359319" cy="1810189"/>
+            <wp:effectExtent l="0" t="0" r="0" b="0"/>
             <wp:docPr id="2112722754" name="Рисунок 1"/>
             <wp:cNvGraphicFramePr>
               <a:graphicFrameLocks xmlns:a="http://schemas.openxmlformats.org/drawingml/2006/main" noChangeAspect="1"/>
@@ -5140,7 +8162,7 @@
                   <pic:spPr>
                     <a:xfrm>
                       <a:off x="0" y="0"/>
-                      <a:ext cx="4174300" cy="2249347"/>
+                      <a:ext cx="3378121" cy="1820320"/>
                     </a:xfrm>
                     <a:prstGeom prst="rect">
                       <a:avLst/>
@@ -5165,32 +8187,9 @@
     </w:p>
     <w:p>
       <w:pPr>
-        <w:rPr>
-          <w:b/>
-          <w:sz w:val="28"/>
-          <w:szCs w:val="28"/>
-          <w:lang w:val="en-US"/>
-        </w:rPr>
-      </w:pPr>
-    </w:p>
-    <w:p>
-      <w:pPr>
-        <w:rPr>
-          <w:b/>
-          <w:sz w:val="28"/>
-          <w:szCs w:val="28"/>
-          <w:lang w:val="en-US"/>
-        </w:rPr>
-      </w:pPr>
-    </w:p>
-    <w:p>
-      <w:pPr>
         <w:pStyle w:val="2"/>
-        <w:rPr>
-          <w:lang w:val="en-US"/>
-        </w:rPr>
-      </w:pPr>
-      <w:bookmarkStart w:id="8" w:name="_Toc149820886"/>
+      </w:pPr>
+      <w:bookmarkStart w:id="11" w:name="_Toc149905635"/>
       <w:proofErr w:type="spellStart"/>
       <w:r>
         <w:rPr>
@@ -5200,12 +8199,15 @@
       </w:r>
       <w:proofErr w:type="spellEnd"/>
       <w:r>
-        <w:rPr>
-          <w:lang w:val="en-US"/>
-        </w:rPr>
-        <w:t xml:space="preserve"> -m</w:t>
-      </w:r>
-      <w:bookmarkEnd w:id="8"/>
+        <w:t xml:space="preserve"> -</w:t>
+      </w:r>
+      <w:r>
+        <w:rPr>
+          <w:lang w:val="en-US"/>
+        </w:rPr>
+        <w:t>m</w:t>
+      </w:r>
+      <w:bookmarkEnd w:id="11"/>
     </w:p>
     <w:p>
       <w:pPr>
@@ -5301,6 +8303,7 @@
       <w:r>
         <w:rPr>
           <w:b/>
+          <w:noProof/>
           <w:sz w:val="28"/>
           <w:szCs w:val="28"/>
           <w:lang w:val="en-US"/>
@@ -5345,20 +8348,17 @@
     <w:p>
       <w:pPr>
         <w:rPr>
+          <w:lang w:val="en-US"/>
+        </w:rPr>
+      </w:pPr>
+      <w:r>
+        <w:rPr>
           <w:b/>
-          <w:sz w:val="28"/>
-          <w:szCs w:val="28"/>
-          <w:lang w:val="en-US"/>
-        </w:rPr>
-      </w:pPr>
-      <w:r>
-        <w:rPr>
-          <w:b/>
-          <w:sz w:val="28"/>
-          <w:szCs w:val="28"/>
-          <w:lang w:val="en-US"/>
-        </w:rPr>
-        <w:lastRenderedPageBreak/>
+          <w:noProof/>
+          <w:sz w:val="28"/>
+          <w:szCs w:val="28"/>
+          <w:lang w:val="en-US"/>
+        </w:rPr>
         <w:drawing>
           <wp:inline distT="0" distB="0" distL="0" distR="0" wp14:anchorId="3A7BFD6E" wp14:editId="05067062">
             <wp:extent cx="4451798" cy="1623681"/>
@@ -5398,50 +8398,21 @@
     </w:p>
     <w:p>
       <w:pPr>
-        <w:rPr>
-          <w:b/>
-          <w:sz w:val="28"/>
-          <w:szCs w:val="28"/>
-          <w:lang w:val="en-US"/>
-        </w:rPr>
-      </w:pPr>
-    </w:p>
-    <w:p>
-      <w:pPr>
-        <w:rPr>
-          <w:b/>
-          <w:sz w:val="28"/>
-          <w:szCs w:val="28"/>
-          <w:lang w:val="en-US"/>
-        </w:rPr>
-      </w:pPr>
-    </w:p>
-    <w:p>
-      <w:pPr>
-        <w:rPr>
-          <w:b/>
-          <w:sz w:val="28"/>
-          <w:szCs w:val="28"/>
-          <w:lang w:val="en-US"/>
-        </w:rPr>
-      </w:pPr>
-    </w:p>
-    <w:p>
-      <w:pPr>
         <w:pStyle w:val="1"/>
         <w:rPr>
           <w:sz w:val="28"/>
           <w:szCs w:val="28"/>
         </w:rPr>
       </w:pPr>
-      <w:bookmarkStart w:id="9" w:name="_Toc149820888"/>
-      <w:r>
-        <w:rPr>
-          <w:lang w:val="en-US"/>
-        </w:rPr>
+      <w:bookmarkStart w:id="12" w:name="_Toc149905636"/>
+      <w:r>
+        <w:rPr>
+          <w:lang w:val="en-US"/>
+        </w:rPr>
+        <w:lastRenderedPageBreak/>
         <w:t>Cd</w:t>
       </w:r>
-      <w:bookmarkEnd w:id="9"/>
+      <w:bookmarkEnd w:id="12"/>
     </w:p>
     <w:p>
       <w:pPr>
@@ -5581,16 +8552,21 @@
       </w:pPr>
     </w:p>
     <w:p>
-      <w:r>
-        <w:t xml:space="preserve">/ </w:t>
+      <w:bookmarkStart w:id="13" w:name="_Toc149905637"/>
+      <w:r>
+        <w:rPr>
+          <w:rStyle w:val="20"/>
+        </w:rPr>
+        <w:t>/</w:t>
+      </w:r>
+      <w:bookmarkEnd w:id="13"/>
+      <w:r>
+        <w:t xml:space="preserve"> </w:t>
       </w:r>
       <w:r>
         <w:t xml:space="preserve">  </w:t>
       </w:r>
       <w:r>
-        <w:rPr>
-          <w:lang w:val="en-US"/>
-        </w:rPr>
         <w:t xml:space="preserve">  </w:t>
       </w:r>
       <w:r>
@@ -5599,7 +8575,21 @@
     </w:p>
     <w:p>
       <w:r>
-        <w:t xml:space="preserve"> ~ </w:t>
+        <w:rPr>
+          <w:rStyle w:val="20"/>
+        </w:rPr>
+        <w:t xml:space="preserve"> </w:t>
+      </w:r>
+      <w:bookmarkStart w:id="14" w:name="_Toc149905638"/>
+      <w:r>
+        <w:rPr>
+          <w:rStyle w:val="20"/>
+        </w:rPr>
+        <w:t>~</w:t>
+      </w:r>
+      <w:bookmarkEnd w:id="14"/>
+      <w:r>
+        <w:t xml:space="preserve"> </w:t>
       </w:r>
       <w:r>
         <w:t xml:space="preserve">  </w:t>
@@ -5610,7 +8600,21 @@
     </w:p>
     <w:p>
       <w:r>
-        <w:t xml:space="preserve"> . </w:t>
+        <w:rPr>
+          <w:rStyle w:val="20"/>
+        </w:rPr>
+        <w:t xml:space="preserve"> </w:t>
+      </w:r>
+      <w:bookmarkStart w:id="15" w:name="_Toc149905639"/>
+      <w:r>
+        <w:rPr>
+          <w:rStyle w:val="20"/>
+        </w:rPr>
+        <w:t>.</w:t>
+      </w:r>
+      <w:bookmarkEnd w:id="15"/>
+      <w:r>
+        <w:t xml:space="preserve"> </w:t>
       </w:r>
       <w:r>
         <w:t xml:space="preserve">   </w:t>
@@ -5620,9 +8624,14 @@
       </w:r>
     </w:p>
     <w:p>
-      <w:r>
+      <w:bookmarkStart w:id="16" w:name="_Toc149905640"/>
+      <w:r>
+        <w:rPr>
+          <w:rStyle w:val="20"/>
+        </w:rPr>
         <w:t>..</w:t>
       </w:r>
+      <w:bookmarkEnd w:id="16"/>
       <w:r>
         <w:t xml:space="preserve">  </w:t>
       </w:r>
@@ -5637,9 +8646,14 @@
       </w:r>
     </w:p>
     <w:p>
-      <w:r>
+      <w:bookmarkStart w:id="17" w:name="_Toc149905641"/>
+      <w:r>
+        <w:rPr>
+          <w:rStyle w:val="20"/>
+        </w:rPr>
         <w:t>-</w:t>
       </w:r>
+      <w:bookmarkEnd w:id="17"/>
       <w:r>
         <w:t xml:space="preserve"> </w:t>
       </w:r>
@@ -5677,6 +8691,7 @@
       <w:r>
         <w:rPr>
           <w:b/>
+          <w:noProof/>
           <w:sz w:val="28"/>
           <w:szCs w:val="28"/>
           <w:lang w:val="en-US"/>
@@ -5735,12 +8750,14 @@
           <w:lang w:val="en-US"/>
         </w:rPr>
       </w:pPr>
+      <w:bookmarkStart w:id="18" w:name="_Toc149905642"/>
       <w:r>
         <w:rPr>
           <w:lang w:val="en-US"/>
         </w:rPr>
         <w:t>tree</w:t>
       </w:r>
+      <w:bookmarkEnd w:id="18"/>
     </w:p>
     <w:p>
       <w:pPr>
@@ -5783,8 +8800,8 @@
           <w:lang w:val="en-US"/>
         </w:rPr>
         <w:drawing>
-          <wp:inline distT="0" distB="0" distL="0" distR="0" wp14:anchorId="1571E91B" wp14:editId="4E087824">
-            <wp:extent cx="4381500" cy="1859162"/>
+          <wp:inline distT="0" distB="0" distL="0" distR="0" wp14:anchorId="1571E91B" wp14:editId="30B11A42">
+            <wp:extent cx="3753016" cy="1592483"/>
             <wp:effectExtent l="0" t="0" r="0" b="8255"/>
             <wp:docPr id="1654450060" name="Рисунок 1"/>
             <wp:cNvGraphicFramePr>
@@ -5806,7 +8823,7 @@
                   <pic:spPr>
                     <a:xfrm>
                       <a:off x="0" y="0"/>
-                      <a:ext cx="4390680" cy="1863057"/>
+                      <a:ext cx="3768825" cy="1599191"/>
                     </a:xfrm>
                     <a:prstGeom prst="rect">
                       <a:avLst/>
@@ -5830,6 +8847,15 @@
     </w:p>
     <w:p>
       <w:pPr>
+        <w:rPr>
+          <w:bCs/>
+          <w:sz w:val="28"/>
+          <w:szCs w:val="28"/>
+        </w:rPr>
+      </w:pPr>
+    </w:p>
+    <w:p>
+      <w:pPr>
         <w:pStyle w:val="a4"/>
         <w:rPr>
           <w:bCs/>
@@ -5837,23 +8863,15 @@
           <w:szCs w:val="28"/>
         </w:rPr>
       </w:pPr>
-      <w:r>
-        <w:rPr>
-          <w:bCs/>
-          <w:sz w:val="28"/>
-          <w:szCs w:val="28"/>
-        </w:rPr>
-        <w:t>-</w:t>
-      </w:r>
-      <w:r>
-        <w:rPr>
-          <w:bCs/>
-          <w:sz w:val="28"/>
-          <w:szCs w:val="28"/>
-          <w:lang w:val="en-US"/>
-        </w:rPr>
-        <w:t>d</w:t>
-      </w:r>
+      <w:bookmarkStart w:id="19" w:name="_Toc149905643"/>
+      <w:r>
+        <w:rPr>
+          <w:rStyle w:val="20"/>
+        </w:rPr>
+        <w:lastRenderedPageBreak/>
+        <w:t>-d</w:t>
+      </w:r>
+      <w:bookmarkEnd w:id="19"/>
       <w:r>
         <w:rPr>
           <w:bCs/>
@@ -5892,14 +8910,15 @@
       <w:r>
         <w:rPr>
           <w:bCs/>
+          <w:noProof/>
           <w:sz w:val="28"/>
           <w:szCs w:val="28"/>
           <w:lang w:val="en-US"/>
         </w:rPr>
         <w:drawing>
-          <wp:inline distT="0" distB="0" distL="0" distR="0" wp14:anchorId="42335AE6" wp14:editId="4732FF7F">
-            <wp:extent cx="3638737" cy="2495678"/>
-            <wp:effectExtent l="0" t="0" r="0" b="0"/>
+          <wp:inline distT="0" distB="0" distL="0" distR="0" wp14:anchorId="42335AE6" wp14:editId="4B73FD6A">
+            <wp:extent cx="2298224" cy="1576269"/>
+            <wp:effectExtent l="0" t="0" r="6985" b="5080"/>
             <wp:docPr id="811013393" name="Рисунок 1"/>
             <wp:cNvGraphicFramePr>
               <a:graphicFrameLocks xmlns:a="http://schemas.openxmlformats.org/drawingml/2006/main" noChangeAspect="1"/>
@@ -5920,7 +8939,7 @@
                   <pic:spPr>
                     <a:xfrm>
                       <a:off x="0" y="0"/>
-                      <a:ext cx="3638737" cy="2495678"/>
+                      <a:ext cx="2308634" cy="1583409"/>
                     </a:xfrm>
                     <a:prstGeom prst="rect">
                       <a:avLst/>
@@ -5944,24 +8963,21 @@
       </w:pPr>
     </w:p>
     <w:p>
-      <w:r>
-        <w:rPr>
-          <w:bCs/>
-          <w:sz w:val="28"/>
-          <w:szCs w:val="28"/>
+      <w:bookmarkStart w:id="20" w:name="_Toc149905644"/>
+      <w:r>
+        <w:rPr>
+          <w:rStyle w:val="20"/>
         </w:rPr>
         <w:t>-</w:t>
       </w:r>
       <w:proofErr w:type="gramStart"/>
       <w:r>
         <w:rPr>
-          <w:bCs/>
-          <w:sz w:val="28"/>
-          <w:szCs w:val="28"/>
-          <w:lang w:val="en-US"/>
+          <w:rStyle w:val="20"/>
         </w:rPr>
         <w:t>l</w:t>
       </w:r>
+      <w:bookmarkEnd w:id="20"/>
       <w:r>
         <w:rPr>
           <w:bCs/>
@@ -6007,15 +9023,15 @@
       <w:r>
         <w:rPr>
           <w:bCs/>
-          <w:sz w:val="28"/>
-          <w:szCs w:val="28"/>
-          <w:lang w:val="en-US"/>
-        </w:rPr>
-        <w:lastRenderedPageBreak/>
+          <w:noProof/>
+          <w:sz w:val="28"/>
+          <w:szCs w:val="28"/>
+          <w:lang w:val="en-US"/>
+        </w:rPr>
         <w:drawing>
-          <wp:inline distT="0" distB="0" distL="0" distR="0" wp14:anchorId="32135D49" wp14:editId="2BEE75B0">
-            <wp:extent cx="4788146" cy="4705592"/>
-            <wp:effectExtent l="0" t="0" r="0" b="0"/>
+          <wp:inline distT="0" distB="0" distL="0" distR="0" wp14:anchorId="32135D49" wp14:editId="0C8161AD">
+            <wp:extent cx="2298065" cy="2258443"/>
+            <wp:effectExtent l="0" t="0" r="6985" b="8890"/>
             <wp:docPr id="527488378" name="Рисунок 1"/>
             <wp:cNvGraphicFramePr>
               <a:graphicFrameLocks xmlns:a="http://schemas.openxmlformats.org/drawingml/2006/main" noChangeAspect="1"/>
@@ -6036,7 +9052,7 @@
                   <pic:spPr>
                     <a:xfrm>
                       <a:off x="0" y="0"/>
-                      <a:ext cx="4788146" cy="4705592"/>
+                      <a:ext cx="2309630" cy="2269809"/>
                     </a:xfrm>
                     <a:prstGeom prst="rect">
                       <a:avLst/>
@@ -6070,42 +9086,14 @@
       </w:pPr>
     </w:p>
     <w:p>
-      <w:pPr>
-        <w:rPr>
-          <w:bCs/>
-          <w:sz w:val="28"/>
-          <w:szCs w:val="28"/>
-          <w:lang w:val="en-US"/>
-        </w:rPr>
-      </w:pPr>
-    </w:p>
-    <w:p>
-      <w:pPr>
-        <w:rPr>
-          <w:bCs/>
-          <w:sz w:val="28"/>
-          <w:szCs w:val="28"/>
-          <w:lang w:val="en-US"/>
-        </w:rPr>
-      </w:pPr>
-    </w:p>
-    <w:p>
-      <w:pPr>
-        <w:rPr>
-          <w:bCs/>
-          <w:sz w:val="28"/>
-          <w:szCs w:val="28"/>
-          <w:lang w:val="en-US"/>
-        </w:rPr>
-      </w:pPr>
-    </w:p>
-    <w:p>
-      <w:r>
-        <w:t>-</w:t>
-      </w:r>
-      <w:r>
-        <w:t>L</w:t>
-      </w:r>
+      <w:bookmarkStart w:id="21" w:name="_Toc149905645"/>
+      <w:r>
+        <w:rPr>
+          <w:rStyle w:val="20"/>
+        </w:rPr>
+        <w:t>-L</w:t>
+      </w:r>
+      <w:bookmarkEnd w:id="21"/>
       <w:r>
         <w:t xml:space="preserve"> – следует вглубь по директориям только на то число, которое введено после этого параметра:</w:t>
       </w:r>
@@ -6131,15 +9119,15 @@
       <w:r>
         <w:rPr>
           <w:bCs/>
-          <w:sz w:val="28"/>
-          <w:szCs w:val="28"/>
-          <w:lang w:val="en-US"/>
-        </w:rPr>
-        <w:lastRenderedPageBreak/>
+          <w:noProof/>
+          <w:sz w:val="28"/>
+          <w:szCs w:val="28"/>
+          <w:lang w:val="en-US"/>
+        </w:rPr>
         <w:drawing>
-          <wp:inline distT="0" distB="0" distL="0" distR="0" wp14:anchorId="09D77F87" wp14:editId="571EFA9A">
-            <wp:extent cx="2714400" cy="3917457"/>
-            <wp:effectExtent l="0" t="0" r="0" b="6985"/>
+          <wp:inline distT="0" distB="0" distL="0" distR="0" wp14:anchorId="09D77F87" wp14:editId="4709BC9E">
+            <wp:extent cx="2298065" cy="3316597"/>
+            <wp:effectExtent l="0" t="0" r="6985" b="0"/>
             <wp:docPr id="1964593280" name="Рисунок 1"/>
             <wp:cNvGraphicFramePr>
               <a:graphicFrameLocks xmlns:a="http://schemas.openxmlformats.org/drawingml/2006/main" noChangeAspect="1"/>
@@ -6160,7 +9148,7 @@
                   <pic:spPr>
                     <a:xfrm>
                       <a:off x="0" y="0"/>
-                      <a:ext cx="2724381" cy="3931861"/>
+                      <a:ext cx="2325971" cy="3356872"/>
                     </a:xfrm>
                     <a:prstGeom prst="rect">
                       <a:avLst/>
@@ -6174,33 +9162,28 @@
       </w:r>
     </w:p>
     <w:p>
-      <w:pPr>
-        <w:rPr>
-          <w:bCs/>
-          <w:sz w:val="28"/>
-          <w:szCs w:val="28"/>
-          <w:lang w:val="en-US"/>
-        </w:rPr>
-      </w:pPr>
-    </w:p>
-    <w:p>
-      <w:r>
-        <w:t>-</w:t>
-      </w:r>
-      <w:r>
-        <w:t>u</w:t>
-      </w:r>
+      <w:bookmarkStart w:id="22" w:name="_Toc149905646"/>
+      <w:r>
+        <w:rPr>
+          <w:rStyle w:val="20"/>
+        </w:rPr>
+        <w:lastRenderedPageBreak/>
+        <w:t>-u</w:t>
+      </w:r>
+      <w:bookmarkEnd w:id="22"/>
       <w:r>
         <w:t xml:space="preserve"> показывает пользователя-владельца файлов и директорий, а </w:t>
       </w:r>
     </w:p>
     <w:p>
-      <w:r>
-        <w:t>–</w:t>
-      </w:r>
-      <w:r>
-        <w:t>g</w:t>
-      </w:r>
+      <w:bookmarkStart w:id="23" w:name="_Toc149905647"/>
+      <w:r>
+        <w:rPr>
+          <w:rStyle w:val="20"/>
+        </w:rPr>
+        <w:t>–g</w:t>
+      </w:r>
+      <w:bookmarkEnd w:id="23"/>
       <w:r>
         <w:t xml:space="preserve"> - группу. </w:t>
       </w:r>
@@ -6223,21 +9206,13 @@
           <w:bCs/>
           <w:sz w:val="28"/>
           <w:szCs w:val="28"/>
-        </w:rPr>
-      </w:pPr>
-    </w:p>
-    <w:p>
-      <w:pPr>
-        <w:rPr>
-          <w:bCs/>
-          <w:sz w:val="28"/>
-          <w:szCs w:val="28"/>
-          <w:lang w:val="en-US"/>
-        </w:rPr>
-      </w:pPr>
-      <w:r>
-        <w:rPr>
-          <w:bCs/>
+          <w:lang w:val="en-US"/>
+        </w:rPr>
+      </w:pPr>
+      <w:r>
+        <w:rPr>
+          <w:bCs/>
+          <w:noProof/>
           <w:sz w:val="28"/>
           <w:szCs w:val="28"/>
           <w:lang w:val="en-US"/>
@@ -6290,53 +9265,14 @@
       </w:pPr>
     </w:p>
     <w:p>
-      <w:pPr>
-        <w:rPr>
-          <w:bCs/>
-          <w:sz w:val="28"/>
-          <w:szCs w:val="28"/>
-          <w:lang w:val="en-US"/>
-        </w:rPr>
-      </w:pPr>
-    </w:p>
-    <w:p>
-      <w:pPr>
-        <w:rPr>
-          <w:bCs/>
-          <w:sz w:val="28"/>
-          <w:szCs w:val="28"/>
-          <w:lang w:val="en-US"/>
-        </w:rPr>
-      </w:pPr>
-    </w:p>
-    <w:p>
-      <w:pPr>
-        <w:rPr>
-          <w:bCs/>
-          <w:sz w:val="28"/>
-          <w:szCs w:val="28"/>
-          <w:lang w:val="en-US"/>
-        </w:rPr>
-      </w:pPr>
-    </w:p>
-    <w:p>
-      <w:r>
-        <w:rPr>
-          <w:bCs/>
-          <w:sz w:val="28"/>
-          <w:szCs w:val="28"/>
-        </w:rPr>
-        <w:t>-</w:t>
-      </w:r>
-      <w:r>
-        <w:rPr>
-          <w:bCs/>
-          <w:sz w:val="28"/>
-          <w:szCs w:val="28"/>
-          <w:lang w:val="en-US"/>
-        </w:rPr>
-        <w:t>D</w:t>
-      </w:r>
+      <w:bookmarkStart w:id="24" w:name="_Toc149905648"/>
+      <w:r>
+        <w:rPr>
+          <w:rStyle w:val="20"/>
+        </w:rPr>
+        <w:t>-D</w:t>
+      </w:r>
+      <w:bookmarkEnd w:id="24"/>
       <w:r>
         <w:rPr>
           <w:bCs/>
@@ -6361,10 +9297,10 @@
       <w:r>
         <w:rPr>
           <w:bCs/>
-          <w:sz w:val="28"/>
-          <w:szCs w:val="28"/>
-        </w:rPr>
-        <w:lastRenderedPageBreak/>
+          <w:noProof/>
+          <w:sz w:val="28"/>
+          <w:szCs w:val="28"/>
+        </w:rPr>
         <w:drawing>
           <wp:inline distT="0" distB="0" distL="0" distR="0" wp14:anchorId="456592FF" wp14:editId="4C8A16FC">
             <wp:extent cx="3672000" cy="3637264"/>
@@ -6413,16 +9349,53 @@
     </w:p>
     <w:p>
       <w:pPr>
+        <w:rPr>
+          <w:b/>
+          <w:sz w:val="28"/>
+          <w:szCs w:val="28"/>
+        </w:rPr>
+      </w:pPr>
+    </w:p>
+    <w:p>
+      <w:pPr>
+        <w:rPr>
+          <w:b/>
+          <w:sz w:val="28"/>
+          <w:szCs w:val="28"/>
+        </w:rPr>
+      </w:pPr>
+    </w:p>
+    <w:p>
+      <w:pPr>
+        <w:rPr>
+          <w:b/>
+          <w:sz w:val="28"/>
+          <w:szCs w:val="28"/>
+        </w:rPr>
+      </w:pPr>
+    </w:p>
+    <w:p>
+      <w:pPr>
+        <w:rPr>
+          <w:b/>
+          <w:sz w:val="28"/>
+          <w:szCs w:val="28"/>
+        </w:rPr>
+      </w:pPr>
+    </w:p>
+    <w:p>
+      <w:pPr>
         <w:pStyle w:val="1"/>
       </w:pPr>
-      <w:bookmarkStart w:id="10" w:name="_Toc149820889"/>
-      <w:r>
-        <w:rPr>
-          <w:lang w:val="en-US"/>
-        </w:rPr>
+      <w:bookmarkStart w:id="25" w:name="_Toc149905649"/>
+      <w:r>
+        <w:rPr>
+          <w:lang w:val="en-US"/>
+        </w:rPr>
+        <w:lastRenderedPageBreak/>
         <w:t>Cat</w:t>
       </w:r>
-      <w:bookmarkEnd w:id="10"/>
+      <w:bookmarkEnd w:id="25"/>
     </w:p>
     <w:p>
       <w:pPr>
@@ -6608,7 +9581,7 @@
           <w:szCs w:val="28"/>
         </w:rPr>
       </w:pPr>
-      <w:bookmarkStart w:id="11" w:name="_Toc149820890"/>
+      <w:bookmarkStart w:id="26" w:name="_Toc149905650"/>
       <w:proofErr w:type="spellStart"/>
       <w:r>
         <w:t>cat</w:t>
@@ -6621,7 +9594,7 @@
       <w:r>
         <w:t>filename</w:t>
       </w:r>
-      <w:bookmarkEnd w:id="11"/>
+      <w:bookmarkEnd w:id="26"/>
       <w:proofErr w:type="spellEnd"/>
     </w:p>
     <w:p>
@@ -6680,9 +9653,9 @@
           <w:lang w:val="en-US"/>
         </w:rPr>
         <w:drawing>
-          <wp:inline distT="0" distB="0" distL="0" distR="0" wp14:anchorId="1021FAC7" wp14:editId="2A92A204">
-            <wp:extent cx="3693600" cy="1724243"/>
-            <wp:effectExtent l="0" t="0" r="2540" b="9525"/>
+          <wp:inline distT="0" distB="0" distL="0" distR="0" wp14:anchorId="1021FAC7" wp14:editId="1FAAAC21">
+            <wp:extent cx="2674742" cy="1248621"/>
+            <wp:effectExtent l="0" t="0" r="0" b="8890"/>
             <wp:docPr id="1501132054" name="Рисунок 1"/>
             <wp:cNvGraphicFramePr>
               <a:graphicFrameLocks xmlns:a="http://schemas.openxmlformats.org/drawingml/2006/main" noChangeAspect="1"/>
@@ -6703,7 +9676,7 @@
                   <pic:spPr>
                     <a:xfrm>
                       <a:off x="0" y="0"/>
-                      <a:ext cx="3710030" cy="1731913"/>
+                      <a:ext cx="2698674" cy="1259793"/>
                     </a:xfrm>
                     <a:prstGeom prst="rect">
                       <a:avLst/>
@@ -6720,10 +9693,9 @@
       <w:pPr>
         <w:pStyle w:val="1"/>
       </w:pPr>
-      <w:bookmarkStart w:id="12" w:name="_Toc149820891"/>
+      <w:bookmarkStart w:id="27" w:name="_Toc149905651"/>
       <w:proofErr w:type="spellStart"/>
       <w:r>
-        <w:lastRenderedPageBreak/>
         <w:t>cat</w:t>
       </w:r>
       <w:proofErr w:type="spellEnd"/>
@@ -6738,7 +9710,7 @@
       <w:r>
         <w:t>.3</w:t>
       </w:r>
-      <w:bookmarkEnd w:id="12"/>
+      <w:bookmarkEnd w:id="27"/>
     </w:p>
     <w:p>
       <w:pPr>
@@ -6787,9 +9759,9 @@
           <w:lang w:val="en-US"/>
         </w:rPr>
         <w:drawing>
-          <wp:inline distT="0" distB="0" distL="0" distR="0" wp14:anchorId="1120E0A7" wp14:editId="355728AF">
-            <wp:extent cx="4876800" cy="1015500"/>
-            <wp:effectExtent l="0" t="0" r="0" b="0"/>
+          <wp:inline distT="0" distB="0" distL="0" distR="0" wp14:anchorId="1120E0A7" wp14:editId="2EB6B705">
+            <wp:extent cx="3784735" cy="788099"/>
+            <wp:effectExtent l="0" t="0" r="6350" b="0"/>
             <wp:docPr id="1992713228" name="Рисунок 1"/>
             <wp:cNvGraphicFramePr>
               <a:graphicFrameLocks xmlns:a="http://schemas.openxmlformats.org/drawingml/2006/main" noChangeAspect="1"/>
@@ -6810,7 +9782,7 @@
                   <pic:spPr>
                     <a:xfrm>
                       <a:off x="0" y="0"/>
-                      <a:ext cx="4900488" cy="1020433"/>
+                      <a:ext cx="3816861" cy="794789"/>
                     </a:xfrm>
                     <a:prstGeom prst="rect">
                       <a:avLst/>
@@ -6827,7 +9799,7 @@
       <w:pPr>
         <w:pStyle w:val="1"/>
       </w:pPr>
-      <w:bookmarkStart w:id="13" w:name="_Toc149820892"/>
+      <w:bookmarkStart w:id="28" w:name="_Toc149905652"/>
       <w:r>
         <w:rPr>
           <w:lang w:val="en-US"/>
@@ -6843,7 +9815,7 @@
         </w:rPr>
         <w:t>filename</w:t>
       </w:r>
-      <w:bookmarkEnd w:id="13"/>
+      <w:bookmarkEnd w:id="28"/>
     </w:p>
     <w:p>
       <w:pPr>
@@ -6938,14 +9910,35 @@
     </w:p>
     <w:p>
       <w:pPr>
-        <w:rPr>
-          <w:color w:val="36344D"/>
-          <w:spacing w:val="5"/>
-          <w:sz w:val="22"/>
-          <w:szCs w:val="22"/>
-          <w:shd w:val="clear" w:color="auto" w:fill="FFFFFF"/>
-        </w:rPr>
-      </w:pPr>
+        <w:pStyle w:val="1"/>
+      </w:pPr>
+      <w:bookmarkStart w:id="29" w:name="_Toc149905653"/>
+      <w:r>
+        <w:rPr>
+          <w:lang w:val="en-US"/>
+        </w:rPr>
+        <w:lastRenderedPageBreak/>
+        <w:t>Tac</w:t>
+      </w:r>
+      <w:bookmarkEnd w:id="29"/>
+      <w:r>
+        <w:t xml:space="preserve"> </w:t>
+      </w:r>
+    </w:p>
+    <w:p>
+      <w:pPr>
+        <w:rPr>
+          <w:sz w:val="28"/>
+          <w:szCs w:val="28"/>
+        </w:rPr>
+      </w:pPr>
+      <w:r>
+        <w:rPr>
+          <w:sz w:val="28"/>
+          <w:szCs w:val="28"/>
+        </w:rPr>
+        <w:t>выводит файл снизу вверх</w:t>
+      </w:r>
     </w:p>
     <w:p>
       <w:pPr>
@@ -6968,50 +9961,7 @@
       <w:r>
         <w:rPr>
           <w:b/>
-          <w:sz w:val="28"/>
-          <w:szCs w:val="28"/>
-          <w:lang w:val="en-US"/>
-        </w:rPr>
-        <w:t xml:space="preserve">Tac </w:t>
-      </w:r>
-    </w:p>
-    <w:p>
-      <w:pPr>
-        <w:rPr>
-          <w:sz w:val="28"/>
-          <w:szCs w:val="28"/>
-        </w:rPr>
-      </w:pPr>
-      <w:r>
-        <w:rPr>
-          <w:sz w:val="28"/>
-          <w:szCs w:val="28"/>
-        </w:rPr>
-        <w:t>выводит файл снизу вверх</w:t>
-      </w:r>
-    </w:p>
-    <w:p>
-      <w:pPr>
-        <w:rPr>
-          <w:b/>
-          <w:sz w:val="28"/>
-          <w:szCs w:val="28"/>
-          <w:lang w:val="en-US"/>
-        </w:rPr>
-      </w:pPr>
-    </w:p>
-    <w:p>
-      <w:pPr>
-        <w:rPr>
-          <w:b/>
-          <w:sz w:val="28"/>
-          <w:szCs w:val="28"/>
-          <w:lang w:val="en-US"/>
-        </w:rPr>
-      </w:pPr>
-      <w:r>
-        <w:rPr>
-          <w:b/>
+          <w:noProof/>
           <w:sz w:val="28"/>
           <w:szCs w:val="28"/>
           <w:lang w:val="en-US"/>
@@ -7067,12 +10017,14 @@
       <w:pPr>
         <w:pStyle w:val="1"/>
       </w:pPr>
-      <w:bookmarkStart w:id="14" w:name="_Toc28"/>
+      <w:bookmarkStart w:id="30" w:name="_Toc28"/>
+      <w:bookmarkStart w:id="31" w:name="_Toc149905654"/>
       <w:proofErr w:type="spellStart"/>
       <w:r>
         <w:t>stat</w:t>
       </w:r>
-      <w:bookmarkEnd w:id="14"/>
+      <w:bookmarkEnd w:id="30"/>
+      <w:bookmarkEnd w:id="31"/>
       <w:proofErr w:type="spellEnd"/>
     </w:p>
     <w:p>
@@ -7105,10 +10057,10 @@
       <w:r>
         <w:rPr>
           <w:b/>
-          <w:sz w:val="28"/>
-          <w:szCs w:val="28"/>
-        </w:rPr>
-        <w:lastRenderedPageBreak/>
+          <w:noProof/>
+          <w:sz w:val="28"/>
+          <w:szCs w:val="28"/>
+        </w:rPr>
         <w:drawing>
           <wp:inline distT="0" distB="0" distL="0" distR="0" wp14:anchorId="1D4B0D52" wp14:editId="4659CDCE">
             <wp:extent cx="5940425" cy="1638300"/>
@@ -7157,86 +10109,77 @@
     </w:p>
     <w:p>
       <w:pPr>
+        <w:pStyle w:val="1"/>
+      </w:pPr>
+      <w:bookmarkStart w:id="32" w:name="_Toc149905655"/>
+      <w:r>
+        <w:rPr>
+          <w:lang w:val="en-US"/>
+        </w:rPr>
+        <w:t>ls</w:t>
+      </w:r>
+      <w:bookmarkEnd w:id="32"/>
+      <w:r>
+        <w:t xml:space="preserve"> </w:t>
+      </w:r>
+    </w:p>
+    <w:p>
+      <w:pPr>
+        <w:rPr>
+          <w:bCs/>
+          <w:sz w:val="28"/>
+          <w:szCs w:val="28"/>
+        </w:rPr>
+      </w:pPr>
+      <w:r>
+        <w:rPr>
+          <w:bCs/>
+          <w:sz w:val="28"/>
+          <w:szCs w:val="28"/>
+        </w:rPr>
+        <w:t xml:space="preserve">показывает содержимое </w:t>
+      </w:r>
+      <w:proofErr w:type="gramStart"/>
+      <w:r>
+        <w:rPr>
+          <w:bCs/>
+          <w:sz w:val="28"/>
+          <w:szCs w:val="28"/>
+        </w:rPr>
+        <w:t>директории</w:t>
+      </w:r>
+      <w:proofErr w:type="gramEnd"/>
+      <w:r>
+        <w:rPr>
+          <w:bCs/>
+          <w:sz w:val="28"/>
+          <w:szCs w:val="28"/>
+        </w:rPr>
+        <w:t xml:space="preserve"> в которой мы находимся</w:t>
+      </w:r>
+    </w:p>
+    <w:p>
+      <w:pPr>
         <w:rPr>
           <w:b/>
           <w:sz w:val="28"/>
           <w:szCs w:val="28"/>
         </w:rPr>
       </w:pPr>
-      <w:r>
+    </w:p>
+    <w:p>
+      <w:pPr>
         <w:rPr>
           <w:b/>
           <w:sz w:val="28"/>
           <w:szCs w:val="28"/>
           <w:lang w:val="en-US"/>
         </w:rPr>
-        <w:t>ls</w:t>
-      </w:r>
+      </w:pPr>
       <w:r>
         <w:rPr>
           <w:b/>
-          <w:sz w:val="28"/>
-          <w:szCs w:val="28"/>
-        </w:rPr>
-        <w:t xml:space="preserve"> </w:t>
-      </w:r>
-    </w:p>
-    <w:p>
-      <w:pPr>
-        <w:rPr>
-          <w:bCs/>
-          <w:sz w:val="28"/>
-          <w:szCs w:val="28"/>
-        </w:rPr>
-      </w:pPr>
-      <w:r>
-        <w:rPr>
-          <w:bCs/>
-          <w:sz w:val="28"/>
-          <w:szCs w:val="28"/>
-        </w:rPr>
-        <w:t xml:space="preserve">показывает содержимое </w:t>
-      </w:r>
-      <w:proofErr w:type="gramStart"/>
-      <w:r>
-        <w:rPr>
-          <w:bCs/>
-          <w:sz w:val="28"/>
-          <w:szCs w:val="28"/>
-        </w:rPr>
-        <w:t>директории</w:t>
-      </w:r>
-      <w:proofErr w:type="gramEnd"/>
-      <w:r>
-        <w:rPr>
-          <w:bCs/>
-          <w:sz w:val="28"/>
-          <w:szCs w:val="28"/>
-        </w:rPr>
-        <w:t xml:space="preserve"> в которой мы находимся</w:t>
-      </w:r>
-    </w:p>
-    <w:p>
-      <w:pPr>
-        <w:rPr>
-          <w:b/>
-          <w:sz w:val="28"/>
-          <w:szCs w:val="28"/>
-        </w:rPr>
-      </w:pPr>
-    </w:p>
-    <w:p>
-      <w:pPr>
-        <w:rPr>
-          <w:b/>
-          <w:sz w:val="28"/>
-          <w:szCs w:val="28"/>
-          <w:lang w:val="en-US"/>
-        </w:rPr>
-      </w:pPr>
-      <w:r>
-        <w:rPr>
-          <w:b/>
+          <w:noProof/>
           <w:sz w:val="28"/>
           <w:szCs w:val="28"/>
           <w:lang w:val="en-US"/>
@@ -7290,75 +10233,64 @@
     </w:p>
     <w:p>
       <w:pPr>
+        <w:pStyle w:val="2"/>
+      </w:pPr>
+      <w:bookmarkStart w:id="33" w:name="_Toc149905656"/>
+      <w:r>
+        <w:t>-</w:t>
+      </w:r>
+      <w:r>
+        <w:rPr>
+          <w:lang w:val="en-US"/>
+        </w:rPr>
+        <w:t>l</w:t>
+      </w:r>
+      <w:bookmarkEnd w:id="33"/>
+    </w:p>
+    <w:p>
+      <w:pPr>
         <w:rPr>
           <w:b/>
           <w:sz w:val="28"/>
           <w:szCs w:val="28"/>
-          <w:lang w:val="en-US"/>
-        </w:rPr>
-      </w:pPr>
-      <w:r>
+        </w:rPr>
+      </w:pPr>
+    </w:p>
+    <w:p>
+      <w:r>
+        <w:t>Опция –l показывает дополнительную информацию, например права доступа и другие атрибуты:</w:t>
+      </w:r>
+    </w:p>
+    <w:p>
+      <w:pPr>
         <w:rPr>
           <w:b/>
           <w:sz w:val="28"/>
           <w:szCs w:val="28"/>
         </w:rPr>
-        <w:t>-</w:t>
-      </w:r>
-      <w:r>
-        <w:rPr>
-          <w:b/>
-          <w:sz w:val="28"/>
-          <w:szCs w:val="28"/>
-          <w:lang w:val="en-US"/>
-        </w:rPr>
-        <w:t>l</w:t>
-      </w:r>
-    </w:p>
-    <w:p>
-      <w:pPr>
-        <w:rPr>
-          <w:b/>
-          <w:sz w:val="28"/>
-          <w:szCs w:val="28"/>
-          <w:lang w:val="en-US"/>
-        </w:rPr>
-      </w:pPr>
-    </w:p>
-    <w:p>
-      <w:r>
-        <w:t>Опция –l показывает дополнительную информацию, например права доступа и другие атрибуты:</w:t>
-      </w:r>
-    </w:p>
-    <w:p>
-      <w:pPr>
-        <w:rPr>
-          <w:b/>
-          <w:sz w:val="28"/>
-          <w:szCs w:val="28"/>
-        </w:rPr>
-      </w:pPr>
-    </w:p>
-    <w:p>
-      <w:pPr>
-        <w:rPr>
-          <w:bCs/>
-          <w:sz w:val="28"/>
-          <w:szCs w:val="28"/>
-          <w:lang w:val="en-US"/>
-        </w:rPr>
-      </w:pPr>
-      <w:r>
-        <w:rPr>
-          <w:bCs/>
+      </w:pPr>
+    </w:p>
+    <w:p>
+      <w:pPr>
+        <w:rPr>
+          <w:bCs/>
+          <w:sz w:val="28"/>
+          <w:szCs w:val="28"/>
+          <w:lang w:val="en-US"/>
+        </w:rPr>
+      </w:pPr>
+      <w:r>
+        <w:rPr>
+          <w:bCs/>
+          <w:noProof/>
           <w:sz w:val="28"/>
           <w:szCs w:val="28"/>
           <w:lang w:val="en-US"/>
         </w:rPr>
         <w:drawing>
-          <wp:inline distT="0" distB="0" distL="0" distR="0" wp14:anchorId="4C619B9F" wp14:editId="6EE1FC3A">
-            <wp:extent cx="5940425" cy="2367915"/>
-            <wp:effectExtent l="0" t="0" r="3175" b="0"/>
+          <wp:inline distT="0" distB="0" distL="0" distR="0" wp14:anchorId="4C619B9F" wp14:editId="13059C31">
+            <wp:extent cx="4171033" cy="1662617"/>
+            <wp:effectExtent l="0" t="0" r="1270" b="0"/>
             <wp:docPr id="50352966" name="Рисунок 1"/>
             <wp:cNvGraphicFramePr>
               <a:graphicFrameLocks xmlns:a="http://schemas.openxmlformats.org/drawingml/2006/main" noChangeAspect="1"/>
@@ -7379,7 +10311,7 @@
                   <pic:spPr>
                     <a:xfrm>
                       <a:off x="0" y="0"/>
-                      <a:ext cx="5940425" cy="2367915"/>
+                      <a:ext cx="4178653" cy="1665654"/>
                     </a:xfrm>
                     <a:prstGeom prst="rect">
                       <a:avLst/>
@@ -7411,14 +10343,31 @@
           <w:lang w:val="en-US"/>
         </w:rPr>
       </w:pPr>
-      <w:r>
-        <w:rPr>
-          <w:bCs/>
-          <w:sz w:val="28"/>
-          <w:szCs w:val="28"/>
-          <w:lang w:val="en-US"/>
-        </w:rPr>
-        <w:t>-</w:t>
+      <w:bookmarkStart w:id="34" w:name="_Toc149905657"/>
+      <w:r>
+        <w:rPr>
+          <w:rStyle w:val="20"/>
+        </w:rPr>
+        <w:lastRenderedPageBreak/>
+        <w:t>-i</w:t>
+      </w:r>
+      <w:bookmarkEnd w:id="34"/>
+      <w:r>
+        <w:rPr>
+          <w:bCs/>
+          <w:sz w:val="28"/>
+          <w:szCs w:val="28"/>
+          <w:lang w:val="en-US"/>
+        </w:rPr>
+        <w:t xml:space="preserve"> </w:t>
+      </w:r>
+      <w:r>
+        <w:rPr>
+          <w:bCs/>
+          <w:sz w:val="28"/>
+          <w:szCs w:val="28"/>
+        </w:rPr>
+        <w:t xml:space="preserve">выводит </w:t>
       </w:r>
       <w:proofErr w:type="spellStart"/>
       <w:r>
@@ -7428,50 +10377,33 @@
           <w:szCs w:val="28"/>
           <w:lang w:val="en-US"/>
         </w:rPr>
-        <w:t>i</w:t>
+        <w:t>inode</w:t>
       </w:r>
       <w:proofErr w:type="spellEnd"/>
-      <w:r>
-        <w:rPr>
-          <w:bCs/>
-          <w:sz w:val="28"/>
-          <w:szCs w:val="28"/>
-          <w:lang w:val="en-US"/>
-        </w:rPr>
-        <w:t xml:space="preserve"> </w:t>
-      </w:r>
-      <w:r>
-        <w:rPr>
-          <w:bCs/>
-          <w:sz w:val="28"/>
-          <w:szCs w:val="28"/>
-        </w:rPr>
-        <w:t xml:space="preserve">выводит </w:t>
-      </w:r>
-      <w:proofErr w:type="spellStart"/>
-      <w:r>
-        <w:rPr>
-          <w:bCs/>
-          <w:sz w:val="28"/>
-          <w:szCs w:val="28"/>
-          <w:lang w:val="en-US"/>
-        </w:rPr>
-        <w:t>inode</w:t>
-      </w:r>
-      <w:proofErr w:type="spellEnd"/>
-    </w:p>
-    <w:p>
-      <w:pPr>
-        <w:rPr>
-          <w:bCs/>
-          <w:sz w:val="28"/>
-          <w:szCs w:val="28"/>
-          <w:lang w:val="en-US"/>
-        </w:rPr>
-      </w:pPr>
-      <w:r>
-        <w:rPr>
-          <w:bCs/>
+    </w:p>
+    <w:p>
+      <w:pPr>
+        <w:rPr>
+          <w:bCs/>
+          <w:sz w:val="28"/>
+          <w:szCs w:val="28"/>
+          <w:lang w:val="en-US"/>
+        </w:rPr>
+      </w:pPr>
+    </w:p>
+    <w:p>
+      <w:pPr>
+        <w:rPr>
+          <w:bCs/>
+          <w:sz w:val="28"/>
+          <w:szCs w:val="28"/>
+          <w:lang w:val="en-US"/>
+        </w:rPr>
+      </w:pPr>
+      <w:r>
+        <w:rPr>
+          <w:bCs/>
+          <w:noProof/>
           <w:sz w:val="28"/>
           <w:szCs w:val="28"/>
           <w:lang w:val="en-US"/>
@@ -7611,15 +10543,14 @@
     </w:p>
     <w:p/>
     <w:p>
-      <w:r>
-        <w:t>-</w:t>
-      </w:r>
-      <w:r>
-        <w:rPr>
-          <w:lang w:val="en-US"/>
-        </w:rPr>
-        <w:t>a</w:t>
-      </w:r>
+      <w:bookmarkStart w:id="35" w:name="_Toc149905658"/>
+      <w:r>
+        <w:rPr>
+          <w:rStyle w:val="20"/>
+        </w:rPr>
+        <w:t>-a</w:t>
+      </w:r>
+      <w:bookmarkEnd w:id="35"/>
       <w:r>
         <w:t xml:space="preserve"> </w:t>
       </w:r>
@@ -7642,6 +10573,9 @@
     </w:p>
     <w:p>
       <w:r>
+        <w:rPr>
+          <w:noProof/>
+        </w:rPr>
         <w:drawing>
           <wp:inline distT="0" distB="0" distL="0" distR="0" wp14:anchorId="328141B8" wp14:editId="699DC12D">
             <wp:extent cx="5940425" cy="323215"/>
@@ -7680,16 +10614,14 @@
       </w:r>
     </w:p>
     <w:p>
-      <w:r>
-        <w:lastRenderedPageBreak/>
-        <w:t>-</w:t>
-      </w:r>
-      <w:r>
-        <w:rPr>
-          <w:lang w:val="en-US"/>
-        </w:rPr>
-        <w:t>R</w:t>
-      </w:r>
+      <w:bookmarkStart w:id="36" w:name="_Toc149905659"/>
+      <w:r>
+        <w:rPr>
+          <w:rStyle w:val="20"/>
+        </w:rPr>
+        <w:t>-R</w:t>
+      </w:r>
+      <w:bookmarkEnd w:id="36"/>
       <w:r>
         <w:t xml:space="preserve"> выводит содержимое директорий рекурсивно:</w:t>
       </w:r>
@@ -7699,6 +10631,7 @@
       <w:r>
         <w:rPr>
           <w:b/>
+          <w:noProof/>
           <w:sz w:val="28"/>
           <w:szCs w:val="28"/>
         </w:rPr>
@@ -7741,6 +10674,7 @@
       <w:r>
         <w:rPr>
           <w:b/>
+          <w:noProof/>
           <w:sz w:val="28"/>
           <w:szCs w:val="28"/>
         </w:rPr>
@@ -7781,25 +10715,6 @@
         </w:drawing>
       </w:r>
     </w:p>
-    <w:p/>
-    <w:p>
-      <w:pPr>
-        <w:rPr>
-          <w:b/>
-          <w:sz w:val="28"/>
-          <w:szCs w:val="28"/>
-        </w:rPr>
-      </w:pPr>
-    </w:p>
-    <w:p>
-      <w:pPr>
-        <w:rPr>
-          <w:b/>
-          <w:sz w:val="28"/>
-          <w:szCs w:val="28"/>
-        </w:rPr>
-      </w:pPr>
-    </w:p>
     <w:p>
       <w:pPr>
         <w:pStyle w:val="1"/>
@@ -7808,7 +10723,7 @@
           <w:szCs w:val="28"/>
         </w:rPr>
       </w:pPr>
-      <w:bookmarkStart w:id="15" w:name="_Toc149820887"/>
+      <w:bookmarkStart w:id="37" w:name="_Toc149905660"/>
       <w:proofErr w:type="spellStart"/>
       <w:r>
         <w:rPr>
@@ -7816,7 +10731,7 @@
         </w:rPr>
         <w:t>Rmdir</w:t>
       </w:r>
-      <w:bookmarkEnd w:id="15"/>
+      <w:bookmarkEnd w:id="37"/>
       <w:proofErr w:type="spellEnd"/>
     </w:p>
     <w:p>
@@ -7956,55 +10871,16 @@
     </w:p>
     <w:p>
       <w:pPr>
-        <w:rPr>
-          <w:b/>
-          <w:sz w:val="22"/>
-          <w:szCs w:val="22"/>
-        </w:rPr>
-      </w:pPr>
-    </w:p>
-    <w:p>
-      <w:pPr>
-        <w:rPr>
-          <w:bCs/>
-          <w:sz w:val="28"/>
-          <w:szCs w:val="28"/>
-          <w:lang w:val="en-US"/>
-        </w:rPr>
-      </w:pPr>
-    </w:p>
-    <w:p>
-      <w:pPr>
-        <w:rPr>
-          <w:bCs/>
-          <w:sz w:val="28"/>
-          <w:szCs w:val="28"/>
-          <w:lang w:val="en-US"/>
-        </w:rPr>
-      </w:pPr>
-    </w:p>
-    <w:p>
-      <w:pPr>
-        <w:rPr>
-          <w:bCs/>
-          <w:sz w:val="28"/>
-          <w:szCs w:val="28"/>
-          <w:lang w:val="en-US"/>
-        </w:rPr>
-      </w:pPr>
-    </w:p>
-    <w:p>
-      <w:pPr>
         <w:pStyle w:val="1"/>
       </w:pPr>
-      <w:bookmarkStart w:id="16" w:name="_Toc149820895"/>
+      <w:bookmarkStart w:id="38" w:name="_Toc149905661"/>
       <w:r>
         <w:rPr>
           <w:lang w:val="en-US"/>
         </w:rPr>
         <w:t>Mv</w:t>
       </w:r>
-      <w:bookmarkEnd w:id="16"/>
+      <w:bookmarkEnd w:id="38"/>
     </w:p>
     <w:p/>
     <w:p>
@@ -8151,124 +11027,15 @@
     </w:p>
     <w:p>
       <w:pPr>
-        <w:rPr>
-          <w:bCs/>
-          <w:sz w:val="36"/>
-          <w:szCs w:val="36"/>
-          <w:lang w:val="en-US"/>
-        </w:rPr>
-      </w:pPr>
-    </w:p>
-    <w:p>
-      <w:pPr>
-        <w:rPr>
-          <w:bCs/>
-          <w:sz w:val="36"/>
-          <w:szCs w:val="36"/>
-          <w:lang w:val="en-US"/>
-        </w:rPr>
-      </w:pPr>
-    </w:p>
-    <w:p>
-      <w:pPr>
-        <w:rPr>
-          <w:bCs/>
-          <w:sz w:val="36"/>
-          <w:szCs w:val="36"/>
-          <w:lang w:val="en-US"/>
-        </w:rPr>
-      </w:pPr>
-    </w:p>
-    <w:p>
-      <w:pPr>
-        <w:rPr>
-          <w:bCs/>
-          <w:sz w:val="36"/>
-          <w:szCs w:val="36"/>
-          <w:lang w:val="en-US"/>
-        </w:rPr>
-      </w:pPr>
-    </w:p>
-    <w:p>
-      <w:pPr>
-        <w:rPr>
-          <w:bCs/>
-          <w:sz w:val="36"/>
-          <w:szCs w:val="36"/>
-          <w:lang w:val="en-US"/>
-        </w:rPr>
-      </w:pPr>
-    </w:p>
-    <w:p>
-      <w:pPr>
-        <w:rPr>
-          <w:bCs/>
-          <w:sz w:val="36"/>
-          <w:szCs w:val="36"/>
-          <w:lang w:val="en-US"/>
-        </w:rPr>
-      </w:pPr>
-    </w:p>
-    <w:p>
-      <w:pPr>
-        <w:rPr>
-          <w:bCs/>
-          <w:sz w:val="36"/>
-          <w:szCs w:val="36"/>
-          <w:lang w:val="en-US"/>
-        </w:rPr>
-      </w:pPr>
-    </w:p>
-    <w:p>
-      <w:pPr>
-        <w:rPr>
-          <w:bCs/>
-          <w:sz w:val="36"/>
-          <w:szCs w:val="36"/>
-          <w:lang w:val="en-US"/>
-        </w:rPr>
-      </w:pPr>
-    </w:p>
-    <w:p>
-      <w:pPr>
-        <w:rPr>
-          <w:bCs/>
-          <w:sz w:val="36"/>
-          <w:szCs w:val="36"/>
-          <w:lang w:val="en-US"/>
-        </w:rPr>
-      </w:pPr>
-    </w:p>
-    <w:p>
-      <w:pPr>
-        <w:rPr>
-          <w:bCs/>
-          <w:sz w:val="36"/>
-          <w:szCs w:val="36"/>
-          <w:lang w:val="en-US"/>
-        </w:rPr>
-      </w:pPr>
-    </w:p>
-    <w:p>
-      <w:pPr>
-        <w:rPr>
-          <w:bCs/>
-          <w:sz w:val="36"/>
-          <w:szCs w:val="36"/>
-          <w:lang w:val="en-US"/>
-        </w:rPr>
-      </w:pPr>
-    </w:p>
-    <w:p>
-      <w:pPr>
         <w:pStyle w:val="1"/>
       </w:pPr>
-      <w:bookmarkStart w:id="17" w:name="_Toc149820896"/>
+      <w:bookmarkStart w:id="39" w:name="_Toc149905662"/>
       <w:proofErr w:type="spellStart"/>
       <w:r>
+        <w:lastRenderedPageBreak/>
         <w:t>help</w:t>
       </w:r>
-      <w:bookmarkEnd w:id="17"/>
+      <w:bookmarkEnd w:id="39"/>
       <w:proofErr w:type="spellEnd"/>
       <w:r>
         <w:t xml:space="preserve"> </w:t>
@@ -8307,7 +11074,23 @@
           <w:sz w:val="28"/>
           <w:szCs w:val="28"/>
         </w:rPr>
-        <w:t xml:space="preserve"> –help)</w:t>
+        <w:t xml:space="preserve"> –</w:t>
+      </w:r>
+      <w:proofErr w:type="spellStart"/>
+      <w:r>
+        <w:rPr>
+          <w:sz w:val="28"/>
+          <w:szCs w:val="28"/>
+        </w:rPr>
+        <w:t>help</w:t>
+      </w:r>
+      <w:proofErr w:type="spellEnd"/>
+      <w:r>
+        <w:rPr>
+          <w:sz w:val="28"/>
+          <w:szCs w:val="28"/>
+        </w:rPr>
+        <w:t>)</w:t>
       </w:r>
     </w:p>
     <w:p>
@@ -8328,9 +11111,9 @@
           <w:lang w:val="en-US"/>
         </w:rPr>
         <w:drawing>
-          <wp:inline distT="0" distB="0" distL="0" distR="0" wp14:anchorId="369F1131" wp14:editId="4D4F17F1">
-            <wp:extent cx="5412623" cy="6127750"/>
-            <wp:effectExtent l="0" t="0" r="0" b="6350"/>
+          <wp:inline distT="0" distB="0" distL="0" distR="0" wp14:anchorId="369F1131" wp14:editId="73477767">
+            <wp:extent cx="3765176" cy="4262638"/>
+            <wp:effectExtent l="0" t="0" r="6985" b="5080"/>
             <wp:docPr id="1585139590" name="Рисунок 1"/>
             <wp:cNvGraphicFramePr>
               <a:graphicFrameLocks xmlns:a="http://schemas.openxmlformats.org/drawingml/2006/main" noChangeAspect="1"/>
@@ -8351,7 +11134,7 @@
                   <pic:spPr>
                     <a:xfrm>
                       <a:off x="0" y="0"/>
-                      <a:ext cx="5440489" cy="6159297"/>
+                      <a:ext cx="3790766" cy="4291609"/>
                     </a:xfrm>
                     <a:prstGeom prst="rect">
                       <a:avLst/>
@@ -8376,27 +11159,16 @@
     </w:p>
     <w:p>
       <w:pPr>
-        <w:rPr>
-          <w:bCs/>
-          <w:sz w:val="28"/>
-          <w:szCs w:val="28"/>
-          <w:lang w:val="en-US"/>
-        </w:rPr>
-      </w:pPr>
-    </w:p>
-    <w:p>
-      <w:pPr>
         <w:pStyle w:val="1"/>
-        <w:rPr>
-          <w:lang w:val="en-US"/>
-        </w:rPr>
-      </w:pPr>
+      </w:pPr>
+      <w:bookmarkStart w:id="40" w:name="_Toc149905663"/>
       <w:r>
         <w:rPr>
           <w:lang w:val="en-US"/>
         </w:rPr>
         <w:t>cp</w:t>
       </w:r>
+      <w:bookmarkEnd w:id="40"/>
     </w:p>
     <w:p>
       <w:pPr>
@@ -8427,7 +11199,6 @@
           <w:szCs w:val="28"/>
           <w:shd w:val="clear" w:color="auto" w:fill="FFFFFF"/>
         </w:rPr>
-        <w:lastRenderedPageBreak/>
         <w:t>Используйте команду </w:t>
       </w:r>
       <w:proofErr w:type="spellStart"/>
@@ -8477,6 +11248,7 @@
       </w:pPr>
       <w:r>
         <w:rPr>
+          <w:noProof/>
           <w:lang w:val="en-US"/>
         </w:rPr>
         <w:drawing>
@@ -8529,21 +11301,54 @@
           <w:lang w:val="en-US"/>
         </w:rPr>
       </w:pPr>
-      <w:r>
-        <w:rPr>
-          <w:lang w:val="en-US"/>
-        </w:rPr>
-        <w:t>cp [OPTION]... SOURCE... DIRECTORY</w:t>
-      </w:r>
-    </w:p>
-    <w:p>
-      <w:pPr>
-        <w:rPr>
-          <w:lang w:val="en-US"/>
-        </w:rPr>
-      </w:pPr>
-      <w:r>
-        <w:rPr>
+    </w:p>
+    <w:p>
+      <w:pPr>
+        <w:rPr>
+          <w:lang w:val="en-US"/>
+        </w:rPr>
+      </w:pPr>
+    </w:p>
+    <w:p>
+      <w:pPr>
+        <w:rPr>
+          <w:lang w:val="en-US"/>
+        </w:rPr>
+      </w:pPr>
+    </w:p>
+    <w:p>
+      <w:pPr>
+        <w:rPr>
+          <w:lang w:val="en-US"/>
+        </w:rPr>
+      </w:pPr>
+      <w:bookmarkStart w:id="41" w:name="_Toc149905664"/>
+      <w:proofErr w:type="spellStart"/>
+      <w:r>
+        <w:rPr>
+          <w:rStyle w:val="20"/>
+        </w:rPr>
+        <w:lastRenderedPageBreak/>
+        <w:t>cp</w:t>
+      </w:r>
+      <w:bookmarkEnd w:id="41"/>
+      <w:proofErr w:type="spellEnd"/>
+      <w:r>
+        <w:rPr>
+          <w:lang w:val="en-US"/>
+        </w:rPr>
+        <w:t xml:space="preserve"> [OPTION]... SOURCE... DIRECTORY</w:t>
+      </w:r>
+    </w:p>
+    <w:p>
+      <w:pPr>
+        <w:rPr>
+          <w:lang w:val="en-US"/>
+        </w:rPr>
+      </w:pPr>
+      <w:r>
+        <w:rPr>
+          <w:noProof/>
           <w:lang w:val="en-US"/>
         </w:rPr>
         <w:drawing>
@@ -8596,21 +11401,31 @@
           <w:lang w:val="en-US"/>
         </w:rPr>
       </w:pPr>
-      <w:r>
-        <w:rPr>
-          <w:lang w:val="en-US"/>
-        </w:rPr>
-        <w:t>cp [OPTION]... -t DIRECTORY SOURCE...</w:t>
-      </w:r>
-    </w:p>
-    <w:p>
-      <w:pPr>
-        <w:rPr>
-          <w:lang w:val="en-US"/>
-        </w:rPr>
-      </w:pPr>
-      <w:r>
-        <w:rPr>
+      <w:bookmarkStart w:id="42" w:name="_Toc149905665"/>
+      <w:r>
+        <w:rPr>
+          <w:rStyle w:val="20"/>
+          <w:lang w:val="en-US"/>
+        </w:rPr>
+        <w:t>cp</w:t>
+      </w:r>
+      <w:bookmarkEnd w:id="42"/>
+      <w:r>
+        <w:rPr>
+          <w:lang w:val="en-US"/>
+        </w:rPr>
+        <w:t xml:space="preserve"> [OPTION]... -t DIRECTORY SOURCE...</w:t>
+      </w:r>
+    </w:p>
+    <w:p>
+      <w:pPr>
+        <w:rPr>
+          <w:lang w:val="en-US"/>
+        </w:rPr>
+      </w:pPr>
+      <w:r>
+        <w:rPr>
+          <w:noProof/>
           <w:lang w:val="en-US"/>
         </w:rPr>
         <w:drawing>
@@ -8659,25 +11474,52 @@
     </w:p>
     <w:p>
       <w:pPr>
-        <w:rPr>
-          <w:lang w:val="en-US"/>
-        </w:rPr>
-      </w:pPr>
-      <w:r>
-        <w:rPr>
-          <w:lang w:val="en-US"/>
-        </w:rPr>
-        <w:t>-r</w:t>
-      </w:r>
-    </w:p>
-    <w:p>
-      <w:pPr>
-        <w:rPr>
-          <w:lang w:val="en-US"/>
-        </w:rPr>
-      </w:pPr>
-      <w:r>
-        <w:rPr>
+        <w:pStyle w:val="2"/>
+      </w:pPr>
+      <w:bookmarkStart w:id="43" w:name="_Toc149905666"/>
+      <w:r>
+        <w:t>-</w:t>
+      </w:r>
+      <w:r>
+        <w:rPr>
+          <w:lang w:val="en-US"/>
+        </w:rPr>
+        <w:t>r</w:t>
+      </w:r>
+      <w:bookmarkEnd w:id="43"/>
+      <w:r>
+        <w:t xml:space="preserve"> </w:t>
+      </w:r>
+    </w:p>
+    <w:p/>
+    <w:p>
+      <w:proofErr w:type="gramStart"/>
+      <w:r>
+        <w:t>При  помощи</w:t>
+      </w:r>
+      <w:proofErr w:type="gramEnd"/>
+      <w:r>
+        <w:t xml:space="preserve"> ключа </w:t>
+      </w:r>
+      <w:r>
+        <w:rPr>
+          <w:lang w:val="en-US"/>
+        </w:rPr>
+        <w:t>r</w:t>
+      </w:r>
+      <w:r>
+        <w:t xml:space="preserve"> можно скопировать все файлы в новую директорию.</w:t>
+      </w:r>
+    </w:p>
+    <w:p>
+      <w:pPr>
+        <w:rPr>
+          <w:lang w:val="en-US"/>
+        </w:rPr>
+      </w:pPr>
+      <w:r>
+        <w:rPr>
+          <w:noProof/>
           <w:lang w:val="en-US"/>
         </w:rPr>
         <w:drawing>
@@ -8720,31 +11562,48 @@
     <w:p>
       <w:pPr>
         <w:pStyle w:val="1"/>
-        <w:rPr>
-          <w:lang w:val="en-US"/>
-        </w:rPr>
-      </w:pPr>
-      <w:r>
-        <w:rPr>
-          <w:lang w:val="en-US"/>
-        </w:rPr>
-        <w:lastRenderedPageBreak/>
+      </w:pPr>
+      <w:r>
         <w:br/>
+      </w:r>
+      <w:bookmarkStart w:id="44" w:name="_Toc149905667"/>
+      <w:r>
+        <w:rPr>
+          <w:lang w:val="en-US"/>
+        </w:rPr>
         <w:t>rm</w:t>
       </w:r>
-    </w:p>
-    <w:p>
-      <w:pPr>
-        <w:rPr>
-          <w:bCs/>
-          <w:sz w:val="28"/>
-          <w:szCs w:val="28"/>
-          <w:lang w:val="en-US"/>
-        </w:rPr>
-      </w:pPr>
-      <w:r>
-        <w:rPr>
-          <w:bCs/>
+      <w:bookmarkEnd w:id="44"/>
+    </w:p>
+    <w:p>
+      <w:pPr>
+        <w:rPr>
+          <w:sz w:val="28"/>
+          <w:szCs w:val="28"/>
+        </w:rPr>
+      </w:pPr>
+      <w:r>
+        <w:rPr>
+          <w:sz w:val="28"/>
+          <w:szCs w:val="28"/>
+        </w:rPr>
+        <w:t>Удаление файлов и директорий.</w:t>
+      </w:r>
+    </w:p>
+    <w:p/>
+    <w:p>
+      <w:pPr>
+        <w:rPr>
+          <w:bCs/>
+          <w:sz w:val="28"/>
+          <w:szCs w:val="28"/>
+          <w:lang w:val="en-US"/>
+        </w:rPr>
+      </w:pPr>
+      <w:r>
+        <w:rPr>
+          <w:bCs/>
+          <w:noProof/>
           <w:sz w:val="28"/>
           <w:szCs w:val="28"/>
           <w:lang w:val="en-US"/>
@@ -8795,28 +11654,131 @@
           <w:lang w:val="en-US"/>
         </w:rPr>
       </w:pPr>
-      <w:r>
-        <w:rPr>
-          <w:bCs/>
-          <w:sz w:val="28"/>
-          <w:szCs w:val="28"/>
-          <w:lang w:val="en-US"/>
+    </w:p>
+    <w:p>
+      <w:pPr>
+        <w:rPr>
+          <w:bCs/>
+          <w:sz w:val="28"/>
+          <w:szCs w:val="28"/>
+          <w:lang w:val="en-US"/>
+        </w:rPr>
+      </w:pPr>
+    </w:p>
+    <w:p>
+      <w:pPr>
+        <w:rPr>
+          <w:bCs/>
+          <w:sz w:val="28"/>
+          <w:szCs w:val="28"/>
+          <w:lang w:val="en-US"/>
+        </w:rPr>
+      </w:pPr>
+    </w:p>
+    <w:p>
+      <w:pPr>
+        <w:rPr>
+          <w:bCs/>
+          <w:sz w:val="28"/>
+          <w:szCs w:val="28"/>
+          <w:lang w:val="en-US"/>
+        </w:rPr>
+      </w:pPr>
+    </w:p>
+    <w:p>
+      <w:pPr>
+        <w:pStyle w:val="2"/>
+      </w:pPr>
+      <w:bookmarkStart w:id="45" w:name="_Toc149905668"/>
+      <w:r>
+        <w:lastRenderedPageBreak/>
+        <w:t>-</w:t>
+      </w:r>
+      <w:r>
+        <w:rPr>
+          <w:lang w:val="en-US"/>
+        </w:rPr>
+        <w:t>r</w:t>
+      </w:r>
+      <w:bookmarkEnd w:id="45"/>
+    </w:p>
+    <w:p>
+      <w:pPr>
+        <w:rPr>
+          <w:sz w:val="28"/>
+          <w:szCs w:val="28"/>
+        </w:rPr>
+      </w:pPr>
+      <w:r>
+        <w:rPr>
+          <w:color w:val="000000"/>
+          <w:sz w:val="28"/>
+          <w:szCs w:val="28"/>
+          <w:shd w:val="clear" w:color="auto" w:fill="FFFFFF"/>
+        </w:rPr>
+        <w:t>По умолчанию команда</w:t>
+      </w:r>
+      <w:r>
+        <w:rPr>
+          <w:color w:val="000000"/>
+          <w:sz w:val="28"/>
+          <w:szCs w:val="28"/>
+          <w:shd w:val="clear" w:color="auto" w:fill="FFFFFF"/>
+        </w:rPr>
+        <w:t xml:space="preserve"> </w:t>
+      </w:r>
+      <w:r>
+        <w:rPr>
+          <w:color w:val="000000"/>
+          <w:sz w:val="28"/>
+          <w:szCs w:val="28"/>
+          <w:shd w:val="clear" w:color="auto" w:fill="FFFFFF"/>
+          <w:lang w:val="en-US"/>
+        </w:rPr>
+        <w:t>re</w:t>
+      </w:r>
+      <w:r>
+        <w:rPr>
+          <w:color w:val="000000"/>
+          <w:sz w:val="28"/>
+          <w:szCs w:val="28"/>
+          <w:shd w:val="clear" w:color="auto" w:fill="FFFFFF"/>
+        </w:rPr>
+        <w:t> не удаляет директории. Чтобы удалить директорию и все ее содержимое, включая вложенные директории, нужно использовать опцию </w:t>
+      </w:r>
+      <w:r>
+        <w:rPr>
+          <w:rStyle w:val="item"/>
+          <w:color w:val="000000"/>
+          <w:sz w:val="28"/>
+          <w:szCs w:val="28"/>
+          <w:shd w:val="clear" w:color="auto" w:fill="FFFCE6"/>
         </w:rPr>
         <w:t>-r</w:t>
       </w:r>
-    </w:p>
-    <w:p>
-      <w:pPr>
-        <w:rPr>
-          <w:bCs/>
-          <w:sz w:val="28"/>
-          <w:szCs w:val="28"/>
-          <w:lang w:val="en-US"/>
-        </w:rPr>
-      </w:pPr>
-      <w:r>
-        <w:rPr>
-          <w:bCs/>
+      <w:r>
+        <w:rPr>
+          <w:color w:val="000000"/>
+          <w:sz w:val="28"/>
+          <w:szCs w:val="28"/>
+          <w:shd w:val="clear" w:color="auto" w:fill="FFFFFF"/>
+        </w:rPr>
+        <w:t> (рекурсивное удаление).</w:t>
+      </w:r>
+    </w:p>
+    <w:p>
+      <w:pPr>
+        <w:rPr>
+          <w:bCs/>
+          <w:sz w:val="28"/>
+          <w:szCs w:val="28"/>
+          <w:lang w:val="en-US"/>
+        </w:rPr>
+      </w:pPr>
+      <w:r>
+        <w:rPr>
+          <w:bCs/>
+          <w:noProof/>
           <w:sz w:val="28"/>
           <w:szCs w:val="28"/>
           <w:lang w:val="en-US"/>
@@ -8861,34 +11823,141 @@
     <w:p>
       <w:pPr>
         <w:pStyle w:val="1"/>
-        <w:rPr>
-          <w:lang w:val="en-US"/>
-        </w:rPr>
-      </w:pPr>
+      </w:pPr>
+      <w:bookmarkStart w:id="46" w:name="_Toc149905669"/>
       <w:proofErr w:type="spellStart"/>
       <w:r>
         <w:rPr>
           <w:lang w:val="en-US"/>
         </w:rPr>
+        <w:t>C</w:t>
+      </w:r>
+      <w:r>
+        <w:rPr>
+          <w:lang w:val="en-US"/>
+        </w:rPr>
+        <w:t>hmod</w:t>
+      </w:r>
+      <w:bookmarkEnd w:id="46"/>
+      <w:proofErr w:type="spellEnd"/>
+    </w:p>
+    <w:p/>
+    <w:p>
+      <w:pPr>
+        <w:rPr>
+          <w:color w:val="222222"/>
+          <w:sz w:val="28"/>
+          <w:szCs w:val="28"/>
+          <w:shd w:val="clear" w:color="auto" w:fill="F7F7F7"/>
+        </w:rPr>
+      </w:pPr>
+      <w:r>
+        <w:rPr>
+          <w:color w:val="222222"/>
+          <w:sz w:val="28"/>
+          <w:szCs w:val="28"/>
+          <w:shd w:val="clear" w:color="auto" w:fill="F7F7F7"/>
+          <w:lang w:val="en-US"/>
+        </w:rPr>
+        <w:t>k</w:t>
+      </w:r>
+      <w:proofErr w:type="spellStart"/>
+      <w:r>
+        <w:rPr>
+          <w:color w:val="222222"/>
+          <w:sz w:val="28"/>
+          <w:szCs w:val="28"/>
+          <w:shd w:val="clear" w:color="auto" w:fill="F7F7F7"/>
+        </w:rPr>
+        <w:t>оманда</w:t>
+      </w:r>
+      <w:proofErr w:type="spellEnd"/>
+      <w:r>
+        <w:rPr>
+          <w:color w:val="222222"/>
+          <w:sz w:val="28"/>
+          <w:szCs w:val="28"/>
+          <w:shd w:val="clear" w:color="auto" w:fill="F7F7F7"/>
+        </w:rPr>
+        <w:t> </w:t>
+      </w:r>
+      <w:proofErr w:type="spellStart"/>
+      <w:r>
+        <w:rPr>
+          <w:b/>
+          <w:bCs/>
+          <w:color w:val="222222"/>
+          <w:sz w:val="28"/>
+          <w:szCs w:val="28"/>
+          <w:shd w:val="clear" w:color="auto" w:fill="F7F7F7"/>
+        </w:rPr>
         <w:t>chmod</w:t>
       </w:r>
       <w:proofErr w:type="spellEnd"/>
-    </w:p>
+      <w:r>
+        <w:rPr>
+          <w:color w:val="222222"/>
+          <w:sz w:val="28"/>
+          <w:szCs w:val="28"/>
+          <w:shd w:val="clear" w:color="auto" w:fill="F7F7F7"/>
+        </w:rPr>
+        <w:t> (</w:t>
+      </w:r>
+      <w:proofErr w:type="spellStart"/>
+      <w:r>
+        <w:rPr>
+          <w:color w:val="222222"/>
+          <w:sz w:val="28"/>
+          <w:szCs w:val="28"/>
+          <w:shd w:val="clear" w:color="auto" w:fill="F7F7F7"/>
+        </w:rPr>
+        <w:t>change</w:t>
+      </w:r>
+      <w:proofErr w:type="spellEnd"/>
+      <w:r>
+        <w:rPr>
+          <w:color w:val="222222"/>
+          <w:sz w:val="28"/>
+          <w:szCs w:val="28"/>
+          <w:shd w:val="clear" w:color="auto" w:fill="F7F7F7"/>
+        </w:rPr>
+        <w:t xml:space="preserve"> </w:t>
+      </w:r>
+      <w:proofErr w:type="spellStart"/>
+      <w:r>
+        <w:rPr>
+          <w:color w:val="222222"/>
+          <w:sz w:val="28"/>
+          <w:szCs w:val="28"/>
+          <w:shd w:val="clear" w:color="auto" w:fill="F7F7F7"/>
+        </w:rPr>
+        <w:t>mode</w:t>
+      </w:r>
+      <w:proofErr w:type="spellEnd"/>
+      <w:r>
+        <w:rPr>
+          <w:color w:val="222222"/>
+          <w:sz w:val="28"/>
+          <w:szCs w:val="28"/>
+          <w:shd w:val="clear" w:color="auto" w:fill="F7F7F7"/>
+        </w:rPr>
+        <w:t xml:space="preserve"> – сменить режим) предназначена для изменения прав доступа к файлам и каталогам в Unix-подобных операционных системах.</w:t>
+      </w:r>
+    </w:p>
+    <w:p/>
     <w:p>
       <w:pPr>
         <w:tabs>
           <w:tab w:val="left" w:pos="1668"/>
         </w:tabs>
         <w:rPr>
-          <w:bCs/>
-          <w:sz w:val="28"/>
-          <w:szCs w:val="28"/>
-          <w:lang w:val="en-US"/>
-        </w:rPr>
-      </w:pPr>
-      <w:r>
-        <w:rPr>
-          <w:bCs/>
+          <w:noProof/>
+        </w:rPr>
+      </w:pPr>
+      <w:r>
+        <w:rPr>
+          <w:bCs/>
+          <w:noProof/>
           <w:sz w:val="28"/>
           <w:szCs w:val="28"/>
           <w:lang w:val="en-US"/>
@@ -8938,6 +12007,7 @@
       <w:r>
         <w:rPr>
           <w:bCs/>
+          <w:noProof/>
           <w:sz w:val="28"/>
           <w:szCs w:val="28"/>
           <w:lang w:val="en-US"/>
@@ -8978,61 +12048,114 @@
           </wp:inline>
         </w:drawing>
       </w:r>
-      <w:r>
-        <w:rPr>
-          <w:bCs/>
-          <w:sz w:val="28"/>
-          <w:szCs w:val="28"/>
-          <w:lang w:val="en-US"/>
+    </w:p>
+    <w:p>
+      <w:pPr>
+        <w:tabs>
+          <w:tab w:val="left" w:pos="1668"/>
+        </w:tabs>
+        <w:rPr>
+          <w:noProof/>
+        </w:rPr>
+      </w:pPr>
+    </w:p>
+    <w:p>
+      <w:pPr>
+        <w:tabs>
+          <w:tab w:val="left" w:pos="1668"/>
+        </w:tabs>
+        <w:rPr>
+          <w:noProof/>
+        </w:rPr>
+      </w:pPr>
+    </w:p>
+    <w:p>
+      <w:pPr>
+        <w:tabs>
+          <w:tab w:val="left" w:pos="1668"/>
+        </w:tabs>
+        <w:rPr>
+          <w:noProof/>
+        </w:rPr>
+      </w:pPr>
+    </w:p>
+    <w:p>
+      <w:pPr>
+        <w:tabs>
+          <w:tab w:val="left" w:pos="1668"/>
+        </w:tabs>
+        <w:rPr>
+          <w:noProof/>
+        </w:rPr>
+      </w:pPr>
+    </w:p>
+    <w:p>
+      <w:pPr>
+        <w:tabs>
+          <w:tab w:val="left" w:pos="1668"/>
+        </w:tabs>
+        <w:rPr>
+          <w:noProof/>
+        </w:rPr>
+      </w:pPr>
+    </w:p>
+    <w:p>
+      <w:pPr>
+        <w:tabs>
+          <w:tab w:val="left" w:pos="1668"/>
+        </w:tabs>
+        <w:rPr>
+          <w:noProof/>
+        </w:rPr>
+      </w:pPr>
+    </w:p>
+    <w:p>
+      <w:pPr>
+        <w:tabs>
+          <w:tab w:val="left" w:pos="1668"/>
+        </w:tabs>
+        <w:rPr>
+          <w:noProof/>
+        </w:rPr>
+      </w:pPr>
+    </w:p>
+    <w:p>
+      <w:pPr>
+        <w:tabs>
+          <w:tab w:val="left" w:pos="1668"/>
+        </w:tabs>
+        <w:rPr>
+          <w:bCs/>
+          <w:sz w:val="28"/>
+          <w:szCs w:val="28"/>
+        </w:rPr>
+      </w:pPr>
+      <w:r>
+        <w:rPr>
+          <w:bCs/>
+          <w:sz w:val="28"/>
+          <w:szCs w:val="28"/>
         </w:rPr>
         <w:tab/>
       </w:r>
     </w:p>
     <w:p>
       <w:pPr>
-        <w:rPr>
-          <w:bCs/>
-          <w:sz w:val="28"/>
-          <w:szCs w:val="28"/>
-          <w:lang w:val="en-US"/>
-        </w:rPr>
-      </w:pPr>
-    </w:p>
-    <w:p>
-      <w:pPr>
-        <w:rPr>
-          <w:bCs/>
-          <w:sz w:val="28"/>
-          <w:szCs w:val="28"/>
-          <w:lang w:val="en-US"/>
-        </w:rPr>
-      </w:pPr>
-    </w:p>
-    <w:p>
-      <w:pPr>
         <w:pStyle w:val="1"/>
         <w:rPr>
           <w:shd w:val="clear" w:color="auto" w:fill="FFFFFF"/>
-          <w:lang w:val="en-US"/>
-        </w:rPr>
-      </w:pPr>
-    </w:p>
-    <w:p>
-      <w:pPr>
-        <w:pStyle w:val="1"/>
+        </w:rPr>
+      </w:pPr>
+      <w:bookmarkStart w:id="47" w:name="_Toc149905670"/>
+      <w:r>
         <w:rPr>
           <w:shd w:val="clear" w:color="auto" w:fill="FFFFFF"/>
-        </w:rPr>
-      </w:pPr>
-      <w:bookmarkStart w:id="18" w:name="_Toc149820897"/>
-      <w:r>
-        <w:rPr>
-          <w:shd w:val="clear" w:color="auto" w:fill="FFFFFF"/>
-          <w:lang w:val="en-US"/>
-        </w:rPr>
+          <w:lang w:val="en-US"/>
+        </w:rPr>
+        <w:lastRenderedPageBreak/>
         <w:t>MAN</w:t>
       </w:r>
-      <w:bookmarkEnd w:id="18"/>
+      <w:bookmarkEnd w:id="47"/>
     </w:p>
     <w:p>
       <w:pPr>
@@ -9166,15 +12289,6 @@
           <w:bCs/>
           <w:sz w:val="28"/>
           <w:szCs w:val="28"/>
-        </w:rPr>
-      </w:pPr>
-    </w:p>
-    <w:p>
-      <w:pPr>
-        <w:rPr>
-          <w:bCs/>
-          <w:sz w:val="28"/>
-          <w:szCs w:val="28"/>
           <w:lang w:val="en-US"/>
         </w:rPr>
       </w:pPr>
@@ -9186,11 +12300,10 @@
           <w:szCs w:val="28"/>
           <w:lang w:val="en-US"/>
         </w:rPr>
-        <w:lastRenderedPageBreak/>
         <w:drawing>
-          <wp:inline distT="0" distB="0" distL="0" distR="0" wp14:anchorId="23DBE999" wp14:editId="2A103FCF">
-            <wp:extent cx="5940425" cy="4955540"/>
-            <wp:effectExtent l="0" t="0" r="3175" b="0"/>
+          <wp:inline distT="0" distB="0" distL="0" distR="0" wp14:anchorId="23DBE999" wp14:editId="52B01C89">
+            <wp:extent cx="4323579" cy="3606757"/>
+            <wp:effectExtent l="0" t="0" r="1270" b="0"/>
             <wp:docPr id="1511963255" name="Рисунок 1"/>
             <wp:cNvGraphicFramePr>
               <a:graphicFrameLocks xmlns:a="http://schemas.openxmlformats.org/drawingml/2006/main" noChangeAspect="1"/>
@@ -9211,7 +12324,7 @@
                   <pic:spPr>
                     <a:xfrm>
                       <a:off x="0" y="0"/>
-                      <a:ext cx="5940425" cy="4955540"/>
+                      <a:ext cx="4335868" cy="3617009"/>
                     </a:xfrm>
                     <a:prstGeom prst="rect">
                       <a:avLst/>
@@ -9236,139 +12349,9 @@
     </w:p>
     <w:p>
       <w:pPr>
-        <w:rPr>
-          <w:bCs/>
-          <w:sz w:val="28"/>
-          <w:szCs w:val="28"/>
-          <w:lang w:val="en-US"/>
-        </w:rPr>
-      </w:pPr>
-    </w:p>
-    <w:p>
-      <w:pPr>
-        <w:rPr>
-          <w:bCs/>
-          <w:sz w:val="28"/>
-          <w:szCs w:val="28"/>
-          <w:lang w:val="en-US"/>
-        </w:rPr>
-      </w:pPr>
-    </w:p>
-    <w:p>
-      <w:pPr>
-        <w:rPr>
-          <w:bCs/>
-          <w:sz w:val="28"/>
-          <w:szCs w:val="28"/>
-          <w:lang w:val="en-US"/>
-        </w:rPr>
-      </w:pPr>
-    </w:p>
-    <w:p>
-      <w:pPr>
-        <w:rPr>
-          <w:bCs/>
-          <w:sz w:val="28"/>
-          <w:szCs w:val="28"/>
-          <w:lang w:val="en-US"/>
-        </w:rPr>
-      </w:pPr>
-    </w:p>
-    <w:p>
-      <w:pPr>
-        <w:rPr>
-          <w:bCs/>
-          <w:sz w:val="28"/>
-          <w:szCs w:val="28"/>
-          <w:lang w:val="en-US"/>
-        </w:rPr>
-      </w:pPr>
-    </w:p>
-    <w:p>
-      <w:pPr>
-        <w:rPr>
-          <w:bCs/>
-          <w:sz w:val="28"/>
-          <w:szCs w:val="28"/>
-          <w:lang w:val="en-US"/>
-        </w:rPr>
-      </w:pPr>
-    </w:p>
-    <w:p>
-      <w:pPr>
-        <w:rPr>
-          <w:bCs/>
-          <w:sz w:val="28"/>
-          <w:szCs w:val="28"/>
-          <w:lang w:val="en-US"/>
-        </w:rPr>
-      </w:pPr>
-    </w:p>
-    <w:p>
-      <w:pPr>
-        <w:rPr>
-          <w:bCs/>
-          <w:sz w:val="28"/>
-          <w:szCs w:val="28"/>
-          <w:lang w:val="en-US"/>
-        </w:rPr>
-      </w:pPr>
-    </w:p>
-    <w:p>
-      <w:pPr>
-        <w:rPr>
-          <w:bCs/>
-          <w:sz w:val="28"/>
-          <w:szCs w:val="28"/>
-          <w:lang w:val="en-US"/>
-        </w:rPr>
-      </w:pPr>
-    </w:p>
-    <w:p>
-      <w:pPr>
-        <w:rPr>
-          <w:bCs/>
-          <w:sz w:val="28"/>
-          <w:szCs w:val="28"/>
-          <w:lang w:val="en-US"/>
-        </w:rPr>
-      </w:pPr>
-    </w:p>
-    <w:p>
-      <w:pPr>
-        <w:rPr>
-          <w:bCs/>
-          <w:sz w:val="28"/>
-          <w:szCs w:val="28"/>
-          <w:lang w:val="en-US"/>
-        </w:rPr>
-      </w:pPr>
-    </w:p>
-    <w:p>
-      <w:pPr>
-        <w:rPr>
-          <w:bCs/>
-          <w:sz w:val="28"/>
-          <w:szCs w:val="28"/>
-          <w:lang w:val="en-US"/>
-        </w:rPr>
-      </w:pPr>
-    </w:p>
-    <w:p>
-      <w:pPr>
-        <w:rPr>
-          <w:bCs/>
-          <w:sz w:val="28"/>
-          <w:szCs w:val="28"/>
-          <w:lang w:val="en-US"/>
-        </w:rPr>
-      </w:pPr>
-    </w:p>
-    <w:p>
-      <w:pPr>
         <w:pStyle w:val="1"/>
       </w:pPr>
-      <w:bookmarkStart w:id="19" w:name="_Toc149820898"/>
+      <w:bookmarkStart w:id="48" w:name="_Toc149905671"/>
       <w:proofErr w:type="spellStart"/>
       <w:r>
         <w:t>wc</w:t>
@@ -9380,7 +12363,7 @@
       <w:r>
         <w:t>–</w:t>
       </w:r>
-      <w:bookmarkEnd w:id="19"/>
+      <w:bookmarkEnd w:id="48"/>
     </w:p>
     <w:p/>
     <w:p>
@@ -9414,7 +12397,6 @@
           <w:bCs/>
           <w:sz w:val="28"/>
           <w:szCs w:val="28"/>
-          <w:lang w:val="en-US"/>
         </w:rPr>
       </w:pPr>
       <w:r>
@@ -9425,7 +12407,6 @@
           <w:szCs w:val="28"/>
           <w:lang w:val="en-US"/>
         </w:rPr>
-        <w:lastRenderedPageBreak/>
         <w:drawing>
           <wp:inline distT="0" distB="0" distL="0" distR="0" wp14:anchorId="0A0A0F73" wp14:editId="5104824C">
             <wp:extent cx="5940425" cy="1793240"/>
@@ -9469,6 +12450,42 @@
           <w:bCs/>
           <w:sz w:val="28"/>
           <w:szCs w:val="28"/>
+        </w:rPr>
+      </w:pPr>
+    </w:p>
+    <w:p>
+      <w:pPr>
+        <w:rPr>
+          <w:bCs/>
+          <w:sz w:val="28"/>
+          <w:szCs w:val="28"/>
+        </w:rPr>
+      </w:pPr>
+    </w:p>
+    <w:p>
+      <w:pPr>
+        <w:rPr>
+          <w:bCs/>
+          <w:sz w:val="28"/>
+          <w:szCs w:val="28"/>
+        </w:rPr>
+      </w:pPr>
+    </w:p>
+    <w:p>
+      <w:pPr>
+        <w:rPr>
+          <w:bCs/>
+          <w:sz w:val="28"/>
+          <w:szCs w:val="28"/>
+        </w:rPr>
+      </w:pPr>
+    </w:p>
+    <w:p>
+      <w:pPr>
+        <w:rPr>
+          <w:bCs/>
+          <w:sz w:val="28"/>
+          <w:szCs w:val="28"/>
           <w:lang w:val="en-US"/>
         </w:rPr>
       </w:pPr>
@@ -9477,19 +12494,57 @@
       <w:pPr>
         <w:pStyle w:val="2"/>
       </w:pPr>
-      <w:bookmarkStart w:id="20" w:name="_Toc149820899"/>
-      <w:r>
+      <w:bookmarkStart w:id="49" w:name="_Toc149905672"/>
+      <w:r>
+        <w:lastRenderedPageBreak/>
         <w:t>(параметр –m)</w:t>
       </w:r>
-      <w:bookmarkEnd w:id="20"/>
-    </w:p>
-    <w:p>
-      <w:pPr>
-        <w:rPr>
-          <w:bCs/>
-          <w:sz w:val="28"/>
-          <w:szCs w:val="28"/>
-          <w:lang w:val="en-US"/>
+      <w:bookmarkEnd w:id="49"/>
+    </w:p>
+    <w:p/>
+    <w:p>
+      <w:pPr>
+        <w:rPr>
+          <w:sz w:val="28"/>
+          <w:szCs w:val="28"/>
+        </w:rPr>
+      </w:pPr>
+      <w:r>
+        <w:rPr>
+          <w:color w:val="434343"/>
+          <w:sz w:val="28"/>
+          <w:szCs w:val="28"/>
+          <w:shd w:val="clear" w:color="auto" w:fill="FFFFFF"/>
+        </w:rPr>
+        <w:t xml:space="preserve">Показать </w:t>
+      </w:r>
+      <w:proofErr w:type="spellStart"/>
+      <w:r>
+        <w:rPr>
+          <w:color w:val="434343"/>
+          <w:sz w:val="28"/>
+          <w:szCs w:val="28"/>
+          <w:shd w:val="clear" w:color="auto" w:fill="FFFFFF"/>
+        </w:rPr>
+        <w:t>количесто</w:t>
+      </w:r>
+      <w:proofErr w:type="spellEnd"/>
+      <w:r>
+        <w:rPr>
+          <w:color w:val="434343"/>
+          <w:sz w:val="28"/>
+          <w:szCs w:val="28"/>
+          <w:shd w:val="clear" w:color="auto" w:fill="FFFFFF"/>
+        </w:rPr>
+        <w:t xml:space="preserve"> символов в объекте</w:t>
+      </w:r>
+    </w:p>
+    <w:p>
+      <w:pPr>
+        <w:rPr>
+          <w:bCs/>
+          <w:sz w:val="28"/>
+          <w:szCs w:val="28"/>
         </w:rPr>
       </w:pPr>
     </w:p>
@@ -9560,26 +12615,30 @@
     <w:p>
       <w:pPr>
         <w:pStyle w:val="2"/>
-        <w:rPr>
-          <w:bCs/>
-          <w:sz w:val="32"/>
-          <w:szCs w:val="32"/>
-          <w:lang w:val="en-US"/>
-        </w:rPr>
-      </w:pPr>
-      <w:bookmarkStart w:id="21" w:name="_Toc149820900"/>
+      </w:pPr>
+      <w:bookmarkStart w:id="50" w:name="_Toc149905673"/>
       <w:r>
         <w:t>(параметр -w)</w:t>
       </w:r>
-      <w:bookmarkEnd w:id="21"/>
-    </w:p>
-    <w:p>
-      <w:pPr>
-        <w:rPr>
-          <w:bCs/>
-          <w:sz w:val="28"/>
-          <w:szCs w:val="28"/>
-          <w:lang w:val="en-US"/>
+      <w:bookmarkEnd w:id="50"/>
+    </w:p>
+    <w:p/>
+    <w:p>
+      <w:r>
+        <w:rPr>
+          <w:rFonts w:ascii="Open Sans" w:hAnsi="Open Sans" w:cs="Open Sans"/>
+          <w:color w:val="434343"/>
+          <w:shd w:val="clear" w:color="auto" w:fill="FFFFFF"/>
+        </w:rPr>
+        <w:t>Отобразить количество слов в объекте</w:t>
+      </w:r>
+    </w:p>
+    <w:p>
+      <w:pPr>
+        <w:rPr>
+          <w:bCs/>
+          <w:sz w:val="28"/>
+          <w:szCs w:val="28"/>
         </w:rPr>
       </w:pPr>
     </w:p>
@@ -9659,87 +12718,17 @@
     </w:p>
     <w:p>
       <w:pPr>
-        <w:rPr>
-          <w:bCs/>
-          <w:sz w:val="28"/>
-          <w:szCs w:val="28"/>
-          <w:lang w:val="en-US"/>
-        </w:rPr>
-      </w:pPr>
-    </w:p>
-    <w:p>
-      <w:pPr>
-        <w:rPr>
-          <w:bCs/>
-          <w:sz w:val="28"/>
-          <w:szCs w:val="28"/>
-          <w:lang w:val="en-US"/>
-        </w:rPr>
-      </w:pPr>
-    </w:p>
-    <w:p>
-      <w:pPr>
-        <w:rPr>
-          <w:bCs/>
-          <w:sz w:val="28"/>
-          <w:szCs w:val="28"/>
-          <w:lang w:val="en-US"/>
-        </w:rPr>
-      </w:pPr>
-    </w:p>
-    <w:p>
-      <w:pPr>
-        <w:rPr>
-          <w:bCs/>
-          <w:sz w:val="28"/>
-          <w:szCs w:val="28"/>
-          <w:lang w:val="en-US"/>
-        </w:rPr>
-      </w:pPr>
-    </w:p>
-    <w:p>
-      <w:pPr>
-        <w:rPr>
-          <w:bCs/>
-          <w:sz w:val="28"/>
-          <w:szCs w:val="28"/>
-          <w:lang w:val="en-US"/>
-        </w:rPr>
-      </w:pPr>
-    </w:p>
-    <w:p>
-      <w:pPr>
-        <w:rPr>
-          <w:bCs/>
-          <w:sz w:val="28"/>
-          <w:szCs w:val="28"/>
-          <w:lang w:val="en-US"/>
-        </w:rPr>
-      </w:pPr>
-    </w:p>
-    <w:p>
-      <w:pPr>
-        <w:rPr>
-          <w:bCs/>
-          <w:sz w:val="28"/>
-          <w:szCs w:val="28"/>
-          <w:lang w:val="en-US"/>
-        </w:rPr>
-      </w:pPr>
-    </w:p>
-    <w:p>
-      <w:pPr>
         <w:pStyle w:val="1"/>
       </w:pPr>
       <w:r>
         <w:t xml:space="preserve"> </w:t>
       </w:r>
-      <w:bookmarkStart w:id="22" w:name="_Toc149820901"/>
+      <w:bookmarkStart w:id="51" w:name="_Toc149905674"/>
       <w:proofErr w:type="spellStart"/>
       <w:r>
         <w:t>head</w:t>
       </w:r>
-      <w:bookmarkEnd w:id="22"/>
+      <w:bookmarkEnd w:id="51"/>
       <w:proofErr w:type="spellEnd"/>
     </w:p>
     <w:p>
@@ -9811,7 +12800,6 @@
           <w:szCs w:val="28"/>
           <w:lang w:val="en-US"/>
         </w:rPr>
-        <w:lastRenderedPageBreak/>
         <w:drawing>
           <wp:inline distT="0" distB="0" distL="0" distR="0" wp14:anchorId="00BBBCDF" wp14:editId="3945E71D">
             <wp:extent cx="5940425" cy="2394585"/>
@@ -9863,12 +12851,13 @@
       <w:pPr>
         <w:pStyle w:val="1"/>
       </w:pPr>
-      <w:bookmarkStart w:id="23" w:name="_Toc149820902"/>
+      <w:bookmarkStart w:id="52" w:name="_Toc149905675"/>
       <w:proofErr w:type="spellStart"/>
       <w:r>
+        <w:lastRenderedPageBreak/>
         <w:t>tail</w:t>
       </w:r>
-      <w:bookmarkEnd w:id="23"/>
+      <w:bookmarkEnd w:id="52"/>
       <w:proofErr w:type="spellEnd"/>
     </w:p>
     <w:p>
@@ -10014,14 +13003,14 @@
       <w:pPr>
         <w:pStyle w:val="1"/>
       </w:pPr>
-      <w:bookmarkStart w:id="24" w:name="_Toc149820903"/>
+      <w:bookmarkStart w:id="53" w:name="_Toc149905676"/>
       <w:r>
         <w:rPr>
           <w:lang w:val="en-US"/>
         </w:rPr>
         <w:t>LN</w:t>
       </w:r>
-      <w:bookmarkEnd w:id="24"/>
+      <w:bookmarkEnd w:id="53"/>
     </w:p>
     <w:p>
       <w:pPr>
@@ -10237,14 +13226,14 @@
           <w:szCs w:val="28"/>
         </w:rPr>
       </w:pPr>
-      <w:bookmarkStart w:id="25" w:name="_Toc149820904"/>
+      <w:bookmarkStart w:id="54" w:name="_Toc149905677"/>
       <w:r>
         <w:rPr>
           <w:rStyle w:val="20"/>
         </w:rPr>
         <w:t>параметр -s</w:t>
       </w:r>
-      <w:bookmarkEnd w:id="25"/>
+      <w:bookmarkEnd w:id="54"/>
       <w:r>
         <w:rPr>
           <w:bCs/>
@@ -10401,14 +13390,14 @@
           <w:szCs w:val="28"/>
         </w:rPr>
       </w:pPr>
-      <w:bookmarkStart w:id="26" w:name="_Toc149820905"/>
+      <w:bookmarkStart w:id="55" w:name="_Toc149905678"/>
       <w:r>
         <w:rPr>
           <w:rStyle w:val="20"/>
         </w:rPr>
         <w:t>параметр -p</w:t>
       </w:r>
-      <w:bookmarkEnd w:id="26"/>
+      <w:bookmarkEnd w:id="55"/>
       <w:r>
         <w:rPr>
           <w:bCs/>
@@ -10459,7 +13448,6 @@
           <w:szCs w:val="28"/>
           <w:lang w:val="en-US"/>
         </w:rPr>
-        <w:lastRenderedPageBreak/>
         <w:drawing>
           <wp:inline distT="0" distB="0" distL="0" distR="0" wp14:anchorId="3F411EAE" wp14:editId="5D812D17">
             <wp:extent cx="3632200" cy="1207109"/>
@@ -10513,16 +13501,77 @@
           <w:bCs/>
           <w:sz w:val="28"/>
           <w:szCs w:val="28"/>
-        </w:rPr>
-      </w:pPr>
-      <w:bookmarkStart w:id="27" w:name="_Toc149820906"/>
+          <w:lang w:val="en-US"/>
+        </w:rPr>
+      </w:pPr>
+    </w:p>
+    <w:p>
+      <w:pPr>
+        <w:rPr>
+          <w:bCs/>
+          <w:sz w:val="28"/>
+          <w:szCs w:val="28"/>
+          <w:lang w:val="en-US"/>
+        </w:rPr>
+      </w:pPr>
+    </w:p>
+    <w:p>
+      <w:pPr>
+        <w:rPr>
+          <w:bCs/>
+          <w:sz w:val="28"/>
+          <w:szCs w:val="28"/>
+          <w:lang w:val="en-US"/>
+        </w:rPr>
+      </w:pPr>
+    </w:p>
+    <w:p>
+      <w:pPr>
+        <w:rPr>
+          <w:bCs/>
+          <w:sz w:val="28"/>
+          <w:szCs w:val="28"/>
+          <w:lang w:val="en-US"/>
+        </w:rPr>
+      </w:pPr>
+    </w:p>
+    <w:p>
+      <w:pPr>
+        <w:rPr>
+          <w:bCs/>
+          <w:sz w:val="28"/>
+          <w:szCs w:val="28"/>
+          <w:lang w:val="en-US"/>
+        </w:rPr>
+      </w:pPr>
+    </w:p>
+    <w:p>
+      <w:pPr>
+        <w:rPr>
+          <w:bCs/>
+          <w:sz w:val="28"/>
+          <w:szCs w:val="28"/>
+          <w:lang w:val="en-US"/>
+        </w:rPr>
+      </w:pPr>
+    </w:p>
+    <w:p>
+      <w:pPr>
+        <w:rPr>
+          <w:bCs/>
+          <w:sz w:val="28"/>
+          <w:szCs w:val="28"/>
+        </w:rPr>
+      </w:pPr>
+      <w:bookmarkStart w:id="56" w:name="_Toc149905679"/>
       <w:r>
         <w:rPr>
           <w:rStyle w:val="20"/>
         </w:rPr>
+        <w:lastRenderedPageBreak/>
         <w:t>параметр -b</w:t>
       </w:r>
-      <w:bookmarkEnd w:id="27"/>
+      <w:bookmarkEnd w:id="56"/>
       <w:r>
         <w:rPr>
           <w:color w:val="333333"/>
@@ -10668,24 +13717,57 @@
           <w:bCs/>
         </w:rPr>
       </w:pPr>
-      <w:r>
-        <w:rPr>
-          <w:bCs/>
-          <w:lang w:val="en-US"/>
-        </w:rPr>
-        <w:t>nano</w:t>
-      </w:r>
-    </w:p>
-    <w:p>
-      <w:pPr>
-        <w:rPr>
-          <w:bCs/>
-          <w:sz w:val="28"/>
-          <w:szCs w:val="28"/>
-          <w:lang w:val="en-US"/>
-        </w:rPr>
-      </w:pPr>
-      <w:r>
+      <w:bookmarkStart w:id="57" w:name="_Toc149905680"/>
+      <w:r>
+        <w:rPr>
+          <w:bCs/>
+          <w:lang w:val="en-US"/>
+        </w:rPr>
+        <w:t>N</w:t>
+      </w:r>
+      <w:r>
+        <w:rPr>
+          <w:bCs/>
+          <w:lang w:val="en-US"/>
+        </w:rPr>
+        <w:t>ano</w:t>
+      </w:r>
+      <w:bookmarkEnd w:id="57"/>
+    </w:p>
+    <w:p/>
+    <w:p>
+      <w:pPr>
+        <w:rPr>
+          <w:color w:val="222222"/>
+          <w:sz w:val="28"/>
+          <w:szCs w:val="28"/>
+          <w:shd w:val="clear" w:color="auto" w:fill="F7F7F7"/>
+        </w:rPr>
+      </w:pPr>
+      <w:r>
+        <w:rPr>
+          <w:color w:val="222222"/>
+          <w:sz w:val="28"/>
+          <w:szCs w:val="28"/>
+          <w:shd w:val="clear" w:color="auto" w:fill="F7F7F7"/>
+        </w:rPr>
+        <w:t>консольный текстовый редактор для Unix и Unix-подобных операционных систем</w:t>
+      </w:r>
+    </w:p>
+    <w:p/>
+    <w:p>
+      <w:pPr>
+        <w:rPr>
+          <w:bCs/>
+          <w:sz w:val="28"/>
+          <w:szCs w:val="28"/>
+          <w:lang w:val="en-US"/>
+        </w:rPr>
+      </w:pPr>
+      <w:r>
+        <w:rPr>
+          <w:noProof/>
+        </w:rPr>
         <w:drawing>
           <wp:inline distT="0" distB="0" distL="0" distR="0" wp14:anchorId="23850A89" wp14:editId="66CDDD5E">
             <wp:extent cx="5940425" cy="365760"/>
@@ -10795,11 +13877,19 @@
     </w:p>
     <w:p>
       <w:pPr>
+        <w:rPr>
+          <w:bCs/>
+          <w:sz w:val="28"/>
+          <w:szCs w:val="28"/>
+          <w:lang w:val="en-US"/>
+        </w:rPr>
+      </w:pPr>
+    </w:p>
+    <w:p>
+      <w:pPr>
         <w:pStyle w:val="1"/>
-        <w:rPr>
-          <w:lang w:val="en-US"/>
-        </w:rPr>
-      </w:pPr>
+      </w:pPr>
+      <w:bookmarkStart w:id="58" w:name="_Toc149905681"/>
       <w:r>
         <w:rPr>
           <w:lang w:val="en-US"/>
@@ -10807,22 +13897,31 @@
         <w:lastRenderedPageBreak/>
         <w:t>Pico</w:t>
       </w:r>
-    </w:p>
-    <w:p>
-      <w:pPr>
-        <w:rPr>
-          <w:lang w:val="en-US"/>
-        </w:rPr>
-      </w:pPr>
-    </w:p>
-    <w:p>
-      <w:pPr>
-        <w:rPr>
-          <w:lang w:val="en-US"/>
-        </w:rPr>
-      </w:pPr>
-      <w:r>
-        <w:rPr>
+      <w:bookmarkEnd w:id="58"/>
+    </w:p>
+    <w:p>
+      <w:r>
+        <w:t xml:space="preserve">Аналог </w:t>
+      </w:r>
+      <w:r>
+        <w:rPr>
+          <w:lang w:val="en-US"/>
+        </w:rPr>
+        <w:t>nano</w:t>
+      </w:r>
+      <w:r>
+        <w:t xml:space="preserve">, также текстовый </w:t>
+      </w:r>
+    </w:p>
+    <w:p>
+      <w:pPr>
+        <w:rPr>
+          <w:lang w:val="en-US"/>
+        </w:rPr>
+      </w:pPr>
+      <w:r>
+        <w:rPr>
+          <w:noProof/>
           <w:lang w:val="en-US"/>
         </w:rPr>
         <w:drawing>
@@ -10873,9 +13972,9 @@
           <w:noProof/>
         </w:rPr>
         <w:drawing>
-          <wp:inline distT="0" distB="0" distL="0" distR="0" wp14:anchorId="32A0DE96" wp14:editId="442F7FF5">
-            <wp:extent cx="5940425" cy="3278505"/>
-            <wp:effectExtent l="0" t="0" r="3175" b="0"/>
+          <wp:inline distT="0" distB="0" distL="0" distR="0" wp14:anchorId="32A0DE96" wp14:editId="0F8DBB6B">
+            <wp:extent cx="4080444" cy="2251986"/>
+            <wp:effectExtent l="0" t="0" r="0" b="0"/>
             <wp:docPr id="1396871344" name="Рисунок 1"/>
             <wp:cNvGraphicFramePr>
               <a:graphicFrameLocks xmlns:a="http://schemas.openxmlformats.org/drawingml/2006/main" noChangeAspect="1"/>
@@ -10896,7 +13995,7 @@
                   <pic:spPr>
                     <a:xfrm>
                       <a:off x="0" y="0"/>
-                      <a:ext cx="5940425" cy="3278505"/>
+                      <a:ext cx="4091626" cy="2258157"/>
                     </a:xfrm>
                     <a:prstGeom prst="rect">
                       <a:avLst/>
@@ -10912,30 +14011,1426 @@
     <w:p>
       <w:pPr>
         <w:rPr>
-          <w:bCs/>
-          <w:sz w:val="28"/>
-          <w:szCs w:val="28"/>
-          <w:lang w:val="en-US"/>
-        </w:rPr>
-      </w:pPr>
-    </w:p>
-    <w:p>
-      <w:pPr>
-        <w:rPr>
-          <w:bCs/>
-          <w:sz w:val="28"/>
-          <w:szCs w:val="28"/>
-          <w:lang w:val="en-US"/>
-        </w:rPr>
-      </w:pPr>
-    </w:p>
-    <w:p>
-      <w:pPr>
-        <w:rPr>
-          <w:bCs/>
-          <w:sz w:val="28"/>
-          <w:szCs w:val="28"/>
-          <w:lang w:val="en-US"/>
+          <w:lang w:val="en-US"/>
+        </w:rPr>
+      </w:pPr>
+    </w:p>
+    <w:p>
+      <w:pPr>
+        <w:pStyle w:val="1"/>
+      </w:pPr>
+      <w:bookmarkStart w:id="59" w:name="_Toc149905682"/>
+      <w:r>
+        <w:rPr>
+          <w:lang w:val="en-US"/>
+        </w:rPr>
+        <w:t>More</w:t>
+      </w:r>
+      <w:bookmarkEnd w:id="59"/>
+    </w:p>
+    <w:p/>
+    <w:p>
+      <w:pPr>
+        <w:rPr>
+          <w:rFonts w:ascii="Open Sans" w:hAnsi="Open Sans" w:cs="Open Sans"/>
+          <w:color w:val="434343"/>
+          <w:shd w:val="clear" w:color="auto" w:fill="FFFFFF"/>
+        </w:rPr>
+      </w:pPr>
+      <w:r>
+        <w:rPr>
+          <w:rFonts w:ascii="Open Sans" w:hAnsi="Open Sans" w:cs="Open Sans"/>
+          <w:color w:val="434343"/>
+          <w:shd w:val="clear" w:color="auto" w:fill="FFFFFF"/>
+        </w:rPr>
+        <w:t xml:space="preserve">Утилита </w:t>
+      </w:r>
+      <w:proofErr w:type="spellStart"/>
+      <w:r>
+        <w:rPr>
+          <w:rFonts w:ascii="Open Sans" w:hAnsi="Open Sans" w:cs="Open Sans"/>
+          <w:color w:val="434343"/>
+          <w:shd w:val="clear" w:color="auto" w:fill="FFFFFF"/>
+        </w:rPr>
+        <w:t>more</w:t>
+      </w:r>
+      <w:proofErr w:type="spellEnd"/>
+      <w:r>
+        <w:rPr>
+          <w:rFonts w:ascii="Open Sans" w:hAnsi="Open Sans" w:cs="Open Sans"/>
+          <w:color w:val="434343"/>
+          <w:shd w:val="clear" w:color="auto" w:fill="FFFFFF"/>
+        </w:rPr>
+        <w:t xml:space="preserve"> предназначена для постраничного просмотра файлов в терминале Linux. Своим названием она обязана надписи </w:t>
+      </w:r>
+      <w:proofErr w:type="spellStart"/>
+      <w:r>
+        <w:rPr>
+          <w:rFonts w:ascii="Open Sans" w:hAnsi="Open Sans" w:cs="Open Sans"/>
+          <w:color w:val="434343"/>
+          <w:shd w:val="clear" w:color="auto" w:fill="FFFFFF"/>
+        </w:rPr>
+        <w:t>more</w:t>
+      </w:r>
+      <w:proofErr w:type="spellEnd"/>
+      <w:r>
+        <w:rPr>
+          <w:rFonts w:ascii="Open Sans" w:hAnsi="Open Sans" w:cs="Open Sans"/>
+          <w:color w:val="434343"/>
+          <w:shd w:val="clear" w:color="auto" w:fill="FFFFFF"/>
+        </w:rPr>
+        <w:t xml:space="preserve"> (в русскоязычном варианте — дальше), появляющейся внизу каждой страницы.</w:t>
+      </w:r>
+    </w:p>
+    <w:p/>
+    <w:p>
+      <w:pPr>
+        <w:rPr>
+          <w:lang w:val="en-US"/>
+        </w:rPr>
+      </w:pPr>
+      <w:r>
+        <w:rPr>
+          <w:noProof/>
+          <w:lang w:val="en-US"/>
+        </w:rPr>
+        <w:drawing>
+          <wp:inline distT="0" distB="0" distL="0" distR="0" wp14:anchorId="40C1102A" wp14:editId="601BD018">
+            <wp:extent cx="4381720" cy="1094142"/>
+            <wp:effectExtent l="0" t="0" r="0" b="0"/>
+            <wp:docPr id="1864656807" name="Рисунок 1"/>
+            <wp:cNvGraphicFramePr>
+              <a:graphicFrameLocks xmlns:a="http://schemas.openxmlformats.org/drawingml/2006/main" noChangeAspect="1"/>
+            </wp:cNvGraphicFramePr>
+            <a:graphic xmlns:a="http://schemas.openxmlformats.org/drawingml/2006/main">
+              <a:graphicData uri="http://schemas.openxmlformats.org/drawingml/2006/picture">
+                <pic:pic xmlns:pic="http://schemas.openxmlformats.org/drawingml/2006/picture">
+                  <pic:nvPicPr>
+                    <pic:cNvPr id="1864656807" name=""/>
+                    <pic:cNvPicPr/>
+                  </pic:nvPicPr>
+                  <pic:blipFill>
+                    <a:blip r:embed="rId71"/>
+                    <a:stretch>
+                      <a:fillRect/>
+                    </a:stretch>
+                  </pic:blipFill>
+                  <pic:spPr>
+                    <a:xfrm>
+                      <a:off x="0" y="0"/>
+                      <a:ext cx="4398914" cy="1098435"/>
+                    </a:xfrm>
+                    <a:prstGeom prst="rect">
+                      <a:avLst/>
+                    </a:prstGeom>
+                  </pic:spPr>
+                </pic:pic>
+              </a:graphicData>
+            </a:graphic>
+          </wp:inline>
+        </w:drawing>
+      </w:r>
+    </w:p>
+    <w:p>
+      <w:pPr>
+        <w:rPr>
+          <w:lang w:val="en-US"/>
+        </w:rPr>
+      </w:pPr>
+    </w:p>
+    <w:p>
+      <w:pPr>
+        <w:rPr>
+          <w:lang w:val="en-US"/>
+        </w:rPr>
+      </w:pPr>
+      <w:r>
+        <w:rPr>
+          <w:noProof/>
+          <w:lang w:val="en-US"/>
+        </w:rPr>
+        <w:drawing>
+          <wp:inline distT="0" distB="0" distL="0" distR="0" wp14:anchorId="011AA6FE" wp14:editId="61B0F5CD">
+            <wp:extent cx="3668098" cy="2256929"/>
+            <wp:effectExtent l="0" t="0" r="8890" b="0"/>
+            <wp:docPr id="597848130" name="Рисунок 1"/>
+            <wp:cNvGraphicFramePr>
+              <a:graphicFrameLocks xmlns:a="http://schemas.openxmlformats.org/drawingml/2006/main" noChangeAspect="1"/>
+            </wp:cNvGraphicFramePr>
+            <a:graphic xmlns:a="http://schemas.openxmlformats.org/drawingml/2006/main">
+              <a:graphicData uri="http://schemas.openxmlformats.org/drawingml/2006/picture">
+                <pic:pic xmlns:pic="http://schemas.openxmlformats.org/drawingml/2006/picture">
+                  <pic:nvPicPr>
+                    <pic:cNvPr id="597848130" name=""/>
+                    <pic:cNvPicPr/>
+                  </pic:nvPicPr>
+                  <pic:blipFill>
+                    <a:blip r:embed="rId72"/>
+                    <a:stretch>
+                      <a:fillRect/>
+                    </a:stretch>
+                  </pic:blipFill>
+                  <pic:spPr>
+                    <a:xfrm>
+                      <a:off x="0" y="0"/>
+                      <a:ext cx="3676390" cy="2262031"/>
+                    </a:xfrm>
+                    <a:prstGeom prst="rect">
+                      <a:avLst/>
+                    </a:prstGeom>
+                  </pic:spPr>
+                </pic:pic>
+              </a:graphicData>
+            </a:graphic>
+          </wp:inline>
+        </w:drawing>
+      </w:r>
+    </w:p>
+    <w:p>
+      <w:pPr>
+        <w:rPr>
+          <w:lang w:val="en-US"/>
+        </w:rPr>
+      </w:pPr>
+    </w:p>
+    <w:p>
+      <w:pPr>
+        <w:rPr>
+          <w:lang w:val="en-US"/>
+        </w:rPr>
+      </w:pPr>
+    </w:p>
+    <w:p>
+      <w:pPr>
+        <w:rPr>
+          <w:lang w:val="en-US"/>
+        </w:rPr>
+      </w:pPr>
+    </w:p>
+    <w:p>
+      <w:pPr>
+        <w:rPr>
+          <w:lang w:val="en-US"/>
+        </w:rPr>
+      </w:pPr>
+    </w:p>
+    <w:p>
+      <w:pPr>
+        <w:pStyle w:val="1"/>
+      </w:pPr>
+      <w:bookmarkStart w:id="60" w:name="_Toc149905683"/>
+      <w:r>
+        <w:rPr>
+          <w:lang w:val="en-US"/>
+        </w:rPr>
+        <w:lastRenderedPageBreak/>
+        <w:t>Less</w:t>
+      </w:r>
+      <w:bookmarkEnd w:id="60"/>
+      <w:r>
+        <w:t xml:space="preserve"> </w:t>
+      </w:r>
+    </w:p>
+    <w:p/>
+    <w:p>
+      <w:pPr>
+        <w:rPr>
+          <w:color w:val="333333"/>
+          <w:sz w:val="28"/>
+          <w:szCs w:val="28"/>
+          <w:shd w:val="clear" w:color="auto" w:fill="FFFFFF"/>
+        </w:rPr>
+      </w:pPr>
+      <w:r>
+        <w:rPr>
+          <w:color w:val="333333"/>
+          <w:sz w:val="28"/>
+          <w:szCs w:val="28"/>
+          <w:shd w:val="clear" w:color="auto" w:fill="FFFFFF"/>
+        </w:rPr>
+        <w:t xml:space="preserve">Команда </w:t>
+      </w:r>
+      <w:proofErr w:type="spellStart"/>
+      <w:r>
+        <w:rPr>
+          <w:color w:val="333333"/>
+          <w:sz w:val="28"/>
+          <w:szCs w:val="28"/>
+          <w:shd w:val="clear" w:color="auto" w:fill="FFFFFF"/>
+        </w:rPr>
+        <w:t>less</w:t>
+      </w:r>
+      <w:proofErr w:type="spellEnd"/>
+      <w:r>
+        <w:rPr>
+          <w:color w:val="333333"/>
+          <w:sz w:val="28"/>
+          <w:szCs w:val="28"/>
+          <w:shd w:val="clear" w:color="auto" w:fill="FFFFFF"/>
+        </w:rPr>
+        <w:t xml:space="preserve"> позволяет перематывать текст не только вперёд, но и назад, осуществлять поиск в обоих направлениях, переходить сразу в конец или в начало файла. Особенность </w:t>
+      </w:r>
+      <w:proofErr w:type="spellStart"/>
+      <w:r>
+        <w:rPr>
+          <w:color w:val="333333"/>
+          <w:sz w:val="28"/>
+          <w:szCs w:val="28"/>
+          <w:shd w:val="clear" w:color="auto" w:fill="FFFFFF"/>
+        </w:rPr>
+        <w:t>less</w:t>
+      </w:r>
+      <w:proofErr w:type="spellEnd"/>
+      <w:r>
+        <w:rPr>
+          <w:color w:val="333333"/>
+          <w:sz w:val="28"/>
+          <w:szCs w:val="28"/>
+          <w:shd w:val="clear" w:color="auto" w:fill="FFFFFF"/>
+        </w:rPr>
+        <w:t xml:space="preserve"> заключается в том, что команда не считывает текст полностью, а загружает его небольшими фрагментами.</w:t>
+      </w:r>
+    </w:p>
+    <w:p>
+      <w:pPr>
+        <w:rPr>
+          <w:color w:val="333333"/>
+          <w:sz w:val="28"/>
+          <w:szCs w:val="28"/>
+          <w:shd w:val="clear" w:color="auto" w:fill="FFFFFF"/>
+        </w:rPr>
+      </w:pPr>
+    </w:p>
+    <w:p>
+      <w:pPr>
+        <w:rPr>
+          <w:sz w:val="28"/>
+          <w:szCs w:val="28"/>
+        </w:rPr>
+      </w:pPr>
+      <w:r>
+        <w:rPr>
+          <w:noProof/>
+          <w:sz w:val="28"/>
+          <w:szCs w:val="28"/>
+        </w:rPr>
+        <w:drawing>
+          <wp:inline distT="0" distB="0" distL="0" distR="0" wp14:anchorId="14A31BA3" wp14:editId="2D4BD39B">
+            <wp:extent cx="4402862" cy="3809382"/>
+            <wp:effectExtent l="0" t="0" r="0" b="635"/>
+            <wp:docPr id="274928291" name="Рисунок 1"/>
+            <wp:cNvGraphicFramePr>
+              <a:graphicFrameLocks xmlns:a="http://schemas.openxmlformats.org/drawingml/2006/main" noChangeAspect="1"/>
+            </wp:cNvGraphicFramePr>
+            <a:graphic xmlns:a="http://schemas.openxmlformats.org/drawingml/2006/main">
+              <a:graphicData uri="http://schemas.openxmlformats.org/drawingml/2006/picture">
+                <pic:pic xmlns:pic="http://schemas.openxmlformats.org/drawingml/2006/picture">
+                  <pic:nvPicPr>
+                    <pic:cNvPr id="274928291" name=""/>
+                    <pic:cNvPicPr/>
+                  </pic:nvPicPr>
+                  <pic:blipFill>
+                    <a:blip r:embed="rId73"/>
+                    <a:stretch>
+                      <a:fillRect/>
+                    </a:stretch>
+                  </pic:blipFill>
+                  <pic:spPr>
+                    <a:xfrm>
+                      <a:off x="0" y="0"/>
+                      <a:ext cx="4413453" cy="3818545"/>
+                    </a:xfrm>
+                    <a:prstGeom prst="rect">
+                      <a:avLst/>
+                    </a:prstGeom>
+                  </pic:spPr>
+                </pic:pic>
+              </a:graphicData>
+            </a:graphic>
+          </wp:inline>
+        </w:drawing>
+      </w:r>
+    </w:p>
+    <w:p>
+      <w:pPr>
+        <w:rPr>
+          <w:sz w:val="28"/>
+          <w:szCs w:val="28"/>
+        </w:rPr>
+      </w:pPr>
+    </w:p>
+    <w:p>
+      <w:pPr>
+        <w:pStyle w:val="1"/>
+      </w:pPr>
+      <w:bookmarkStart w:id="61" w:name="_Toc149905684"/>
+      <w:r>
+        <w:rPr>
+          <w:lang w:val="en-US"/>
+        </w:rPr>
+        <w:t>Touch</w:t>
+      </w:r>
+      <w:bookmarkEnd w:id="61"/>
+    </w:p>
+    <w:p>
+      <w:r>
+        <w:t>Touch</w:t>
+      </w:r>
+      <w:r>
+        <w:t xml:space="preserve"> создает новый пустой файл:</w:t>
+      </w:r>
+    </w:p>
+    <w:p>
+      <w:pPr>
+        <w:rPr>
+          <w:sz w:val="28"/>
+          <w:szCs w:val="28"/>
+        </w:rPr>
+      </w:pPr>
+    </w:p>
+    <w:p>
+      <w:pPr>
+        <w:rPr>
+          <w:sz w:val="28"/>
+          <w:szCs w:val="28"/>
+          <w:lang w:val="en-US"/>
+        </w:rPr>
+      </w:pPr>
+      <w:r>
+        <w:rPr>
+          <w:noProof/>
+          <w:sz w:val="28"/>
+          <w:szCs w:val="28"/>
+          <w:lang w:val="en-US"/>
+        </w:rPr>
+        <w:drawing>
+          <wp:inline distT="0" distB="0" distL="0" distR="0" wp14:anchorId="41FB969E" wp14:editId="04514593">
+            <wp:extent cx="5940425" cy="843915"/>
+            <wp:effectExtent l="0" t="0" r="3175" b="0"/>
+            <wp:docPr id="607176906" name="Рисунок 1"/>
+            <wp:cNvGraphicFramePr>
+              <a:graphicFrameLocks xmlns:a="http://schemas.openxmlformats.org/drawingml/2006/main" noChangeAspect="1"/>
+            </wp:cNvGraphicFramePr>
+            <a:graphic xmlns:a="http://schemas.openxmlformats.org/drawingml/2006/main">
+              <a:graphicData uri="http://schemas.openxmlformats.org/drawingml/2006/picture">
+                <pic:pic xmlns:pic="http://schemas.openxmlformats.org/drawingml/2006/picture">
+                  <pic:nvPicPr>
+                    <pic:cNvPr id="607176906" name=""/>
+                    <pic:cNvPicPr/>
+                  </pic:nvPicPr>
+                  <pic:blipFill>
+                    <a:blip r:embed="rId74"/>
+                    <a:stretch>
+                      <a:fillRect/>
+                    </a:stretch>
+                  </pic:blipFill>
+                  <pic:spPr>
+                    <a:xfrm>
+                      <a:off x="0" y="0"/>
+                      <a:ext cx="5940425" cy="843915"/>
+                    </a:xfrm>
+                    <a:prstGeom prst="rect">
+                      <a:avLst/>
+                    </a:prstGeom>
+                  </pic:spPr>
+                </pic:pic>
+              </a:graphicData>
+            </a:graphic>
+          </wp:inline>
+        </w:drawing>
+      </w:r>
+    </w:p>
+    <w:p>
+      <w:pPr>
+        <w:rPr>
+          <w:sz w:val="28"/>
+          <w:szCs w:val="28"/>
+        </w:rPr>
+      </w:pPr>
+    </w:p>
+    <w:p>
+      <w:pPr>
+        <w:pStyle w:val="1"/>
+      </w:pPr>
+      <w:bookmarkStart w:id="62" w:name="_Toc149905685"/>
+      <w:r>
+        <w:rPr>
+          <w:lang w:val="en-US"/>
+        </w:rPr>
+        <w:t>Who</w:t>
+      </w:r>
+      <w:bookmarkEnd w:id="62"/>
+      <w:r>
+        <w:t xml:space="preserve"> </w:t>
+      </w:r>
+    </w:p>
+    <w:p>
+      <w:r>
+        <w:t>Who</w:t>
+      </w:r>
+      <w:r>
+        <w:t xml:space="preserve"> выводит информацию о пользователях, в данный момент вошедших в систему:</w:t>
+      </w:r>
+    </w:p>
+    <w:p/>
+    <w:p>
+      <w:pPr>
+        <w:rPr>
+          <w:sz w:val="28"/>
+          <w:szCs w:val="28"/>
+          <w:lang w:val="en-US"/>
+        </w:rPr>
+      </w:pPr>
+      <w:r>
+        <w:rPr>
+          <w:noProof/>
+          <w:sz w:val="28"/>
+          <w:szCs w:val="28"/>
+          <w:lang w:val="en-US"/>
+        </w:rPr>
+        <w:drawing>
+          <wp:inline distT="0" distB="0" distL="0" distR="0" wp14:anchorId="426509F1" wp14:editId="393B3127">
+            <wp:extent cx="4667490" cy="736638"/>
+            <wp:effectExtent l="0" t="0" r="0" b="6350"/>
+            <wp:docPr id="254709987" name="Рисунок 1"/>
+            <wp:cNvGraphicFramePr>
+              <a:graphicFrameLocks xmlns:a="http://schemas.openxmlformats.org/drawingml/2006/main" noChangeAspect="1"/>
+            </wp:cNvGraphicFramePr>
+            <a:graphic xmlns:a="http://schemas.openxmlformats.org/drawingml/2006/main">
+              <a:graphicData uri="http://schemas.openxmlformats.org/drawingml/2006/picture">
+                <pic:pic xmlns:pic="http://schemas.openxmlformats.org/drawingml/2006/picture">
+                  <pic:nvPicPr>
+                    <pic:cNvPr id="254709987" name=""/>
+                    <pic:cNvPicPr/>
+                  </pic:nvPicPr>
+                  <pic:blipFill>
+                    <a:blip r:embed="rId75"/>
+                    <a:stretch>
+                      <a:fillRect/>
+                    </a:stretch>
+                  </pic:blipFill>
+                  <pic:spPr>
+                    <a:xfrm>
+                      <a:off x="0" y="0"/>
+                      <a:ext cx="4667490" cy="736638"/>
+                    </a:xfrm>
+                    <a:prstGeom prst="rect">
+                      <a:avLst/>
+                    </a:prstGeom>
+                  </pic:spPr>
+                </pic:pic>
+              </a:graphicData>
+            </a:graphic>
+          </wp:inline>
+        </w:drawing>
+      </w:r>
+    </w:p>
+    <w:p>
+      <w:pPr>
+        <w:rPr>
+          <w:sz w:val="28"/>
+          <w:szCs w:val="28"/>
+          <w:lang w:val="en-US"/>
+        </w:rPr>
+      </w:pPr>
+    </w:p>
+    <w:p>
+      <w:pPr>
+        <w:pStyle w:val="1"/>
+      </w:pPr>
+      <w:bookmarkStart w:id="63" w:name="_Toc149905686"/>
+      <w:r>
+        <w:rPr>
+          <w:lang w:val="en-US"/>
+        </w:rPr>
+        <w:lastRenderedPageBreak/>
+        <w:t>Id</w:t>
+      </w:r>
+      <w:bookmarkEnd w:id="63"/>
+    </w:p>
+    <w:p>
+      <w:proofErr w:type="spellStart"/>
+      <w:r>
+        <w:t>Id</w:t>
+      </w:r>
+      <w:proofErr w:type="spellEnd"/>
+      <w:r>
+        <w:t xml:space="preserve"> выводит информацию о пользователе:</w:t>
+      </w:r>
+    </w:p>
+    <w:p/>
+    <w:p>
+      <w:pPr>
+        <w:rPr>
+          <w:sz w:val="28"/>
+          <w:szCs w:val="28"/>
+          <w:lang w:val="en-US"/>
+        </w:rPr>
+      </w:pPr>
+      <w:r>
+        <w:rPr>
+          <w:noProof/>
+          <w:sz w:val="28"/>
+          <w:szCs w:val="28"/>
+          <w:lang w:val="en-US"/>
+        </w:rPr>
+        <w:drawing>
+          <wp:inline distT="0" distB="0" distL="0" distR="0" wp14:anchorId="310A9C57" wp14:editId="0003D554">
+            <wp:extent cx="5940425" cy="428625"/>
+            <wp:effectExtent l="0" t="0" r="3175" b="9525"/>
+            <wp:docPr id="488065011" name="Рисунок 1"/>
+            <wp:cNvGraphicFramePr>
+              <a:graphicFrameLocks xmlns:a="http://schemas.openxmlformats.org/drawingml/2006/main" noChangeAspect="1"/>
+            </wp:cNvGraphicFramePr>
+            <a:graphic xmlns:a="http://schemas.openxmlformats.org/drawingml/2006/main">
+              <a:graphicData uri="http://schemas.openxmlformats.org/drawingml/2006/picture">
+                <pic:pic xmlns:pic="http://schemas.openxmlformats.org/drawingml/2006/picture">
+                  <pic:nvPicPr>
+                    <pic:cNvPr id="488065011" name=""/>
+                    <pic:cNvPicPr/>
+                  </pic:nvPicPr>
+                  <pic:blipFill>
+                    <a:blip r:embed="rId76"/>
+                    <a:stretch>
+                      <a:fillRect/>
+                    </a:stretch>
+                  </pic:blipFill>
+                  <pic:spPr>
+                    <a:xfrm>
+                      <a:off x="0" y="0"/>
+                      <a:ext cx="5940425" cy="428625"/>
+                    </a:xfrm>
+                    <a:prstGeom prst="rect">
+                      <a:avLst/>
+                    </a:prstGeom>
+                  </pic:spPr>
+                </pic:pic>
+              </a:graphicData>
+            </a:graphic>
+          </wp:inline>
+        </w:drawing>
+      </w:r>
+    </w:p>
+    <w:p>
+      <w:pPr>
+        <w:rPr>
+          <w:sz w:val="28"/>
+          <w:szCs w:val="28"/>
+          <w:lang w:val="en-US"/>
+        </w:rPr>
+      </w:pPr>
+    </w:p>
+    <w:p>
+      <w:pPr>
+        <w:rPr>
+          <w:sz w:val="28"/>
+          <w:szCs w:val="28"/>
+          <w:lang w:val="en-US"/>
+        </w:rPr>
+      </w:pPr>
+    </w:p>
+    <w:p>
+      <w:pPr>
+        <w:pStyle w:val="1"/>
+      </w:pPr>
+      <w:bookmarkStart w:id="64" w:name="_Toc149905687"/>
+      <w:proofErr w:type="spellStart"/>
+      <w:r>
+        <w:rPr>
+          <w:lang w:val="en-US"/>
+        </w:rPr>
+        <w:t>Whoami</w:t>
+      </w:r>
+      <w:bookmarkEnd w:id="64"/>
+      <w:proofErr w:type="spellEnd"/>
+    </w:p>
+    <w:p>
+      <w:proofErr w:type="spellStart"/>
+      <w:r>
+        <w:t>Whoami</w:t>
+      </w:r>
+      <w:proofErr w:type="spellEnd"/>
+      <w:r>
+        <w:t xml:space="preserve"> выводит имя текущего пользователя:</w:t>
+      </w:r>
+    </w:p>
+    <w:p>
+      <w:pPr>
+        <w:rPr>
+          <w:sz w:val="28"/>
+          <w:szCs w:val="28"/>
+        </w:rPr>
+      </w:pPr>
+    </w:p>
+    <w:p>
+      <w:pPr>
+        <w:rPr>
+          <w:sz w:val="28"/>
+          <w:szCs w:val="28"/>
+          <w:lang w:val="en-US"/>
+        </w:rPr>
+      </w:pPr>
+      <w:r>
+        <w:rPr>
+          <w:noProof/>
+          <w:sz w:val="28"/>
+          <w:szCs w:val="28"/>
+          <w:lang w:val="en-US"/>
+        </w:rPr>
+        <w:drawing>
+          <wp:inline distT="0" distB="0" distL="0" distR="0" wp14:anchorId="2EFBE846" wp14:editId="110A930F">
+            <wp:extent cx="4800847" cy="666784"/>
+            <wp:effectExtent l="0" t="0" r="0" b="0"/>
+            <wp:docPr id="1757571519" name="Рисунок 1"/>
+            <wp:cNvGraphicFramePr>
+              <a:graphicFrameLocks xmlns:a="http://schemas.openxmlformats.org/drawingml/2006/main" noChangeAspect="1"/>
+            </wp:cNvGraphicFramePr>
+            <a:graphic xmlns:a="http://schemas.openxmlformats.org/drawingml/2006/main">
+              <a:graphicData uri="http://schemas.openxmlformats.org/drawingml/2006/picture">
+                <pic:pic xmlns:pic="http://schemas.openxmlformats.org/drawingml/2006/picture">
+                  <pic:nvPicPr>
+                    <pic:cNvPr id="1757571519" name=""/>
+                    <pic:cNvPicPr/>
+                  </pic:nvPicPr>
+                  <pic:blipFill>
+                    <a:blip r:embed="rId77"/>
+                    <a:stretch>
+                      <a:fillRect/>
+                    </a:stretch>
+                  </pic:blipFill>
+                  <pic:spPr>
+                    <a:xfrm>
+                      <a:off x="0" y="0"/>
+                      <a:ext cx="4800847" cy="666784"/>
+                    </a:xfrm>
+                    <a:prstGeom prst="rect">
+                      <a:avLst/>
+                    </a:prstGeom>
+                  </pic:spPr>
+                </pic:pic>
+              </a:graphicData>
+            </a:graphic>
+          </wp:inline>
+        </w:drawing>
+      </w:r>
+    </w:p>
+    <w:p>
+      <w:pPr>
+        <w:rPr>
+          <w:sz w:val="28"/>
+          <w:szCs w:val="28"/>
+          <w:lang w:val="en-US"/>
+        </w:rPr>
+      </w:pPr>
+    </w:p>
+    <w:p>
+      <w:pPr>
+        <w:pStyle w:val="1"/>
+      </w:pPr>
+      <w:bookmarkStart w:id="65" w:name="_Toc149905688"/>
+      <w:r>
+        <w:rPr>
+          <w:lang w:val="en-US"/>
+        </w:rPr>
+        <w:t>Last</w:t>
+      </w:r>
+      <w:bookmarkEnd w:id="65"/>
+    </w:p>
+    <w:p>
+      <w:proofErr w:type="spellStart"/>
+      <w:r>
+        <w:t>Last</w:t>
+      </w:r>
+      <w:proofErr w:type="spellEnd"/>
+      <w:r>
+        <w:t xml:space="preserve"> показывает последних пользователей, входивших в систему:</w:t>
+      </w:r>
+    </w:p>
+    <w:p/>
+    <w:p>
+      <w:pPr>
+        <w:rPr>
+          <w:sz w:val="28"/>
+          <w:szCs w:val="28"/>
+          <w:lang w:val="en-US"/>
+        </w:rPr>
+      </w:pPr>
+      <w:r>
+        <w:rPr>
+          <w:noProof/>
+          <w:sz w:val="28"/>
+          <w:szCs w:val="28"/>
+          <w:lang w:val="en-US"/>
+        </w:rPr>
+        <w:drawing>
+          <wp:inline distT="0" distB="0" distL="0" distR="0" wp14:anchorId="571ECB25" wp14:editId="2C1FAB63">
+            <wp:extent cx="5940425" cy="3001010"/>
+            <wp:effectExtent l="0" t="0" r="3175" b="8890"/>
+            <wp:docPr id="1974903637" name="Рисунок 1"/>
+            <wp:cNvGraphicFramePr>
+              <a:graphicFrameLocks xmlns:a="http://schemas.openxmlformats.org/drawingml/2006/main" noChangeAspect="1"/>
+            </wp:cNvGraphicFramePr>
+            <a:graphic xmlns:a="http://schemas.openxmlformats.org/drawingml/2006/main">
+              <a:graphicData uri="http://schemas.openxmlformats.org/drawingml/2006/picture">
+                <pic:pic xmlns:pic="http://schemas.openxmlformats.org/drawingml/2006/picture">
+                  <pic:nvPicPr>
+                    <pic:cNvPr id="1974903637" name=""/>
+                    <pic:cNvPicPr/>
+                  </pic:nvPicPr>
+                  <pic:blipFill>
+                    <a:blip r:embed="rId78"/>
+                    <a:stretch>
+                      <a:fillRect/>
+                    </a:stretch>
+                  </pic:blipFill>
+                  <pic:spPr>
+                    <a:xfrm>
+                      <a:off x="0" y="0"/>
+                      <a:ext cx="5940425" cy="3001010"/>
+                    </a:xfrm>
+                    <a:prstGeom prst="rect">
+                      <a:avLst/>
+                    </a:prstGeom>
+                  </pic:spPr>
+                </pic:pic>
+              </a:graphicData>
+            </a:graphic>
+          </wp:inline>
+        </w:drawing>
+      </w:r>
+    </w:p>
+    <w:p>
+      <w:pPr>
+        <w:rPr>
+          <w:sz w:val="28"/>
+          <w:szCs w:val="28"/>
+          <w:lang w:val="en-US"/>
+        </w:rPr>
+      </w:pPr>
+    </w:p>
+    <w:p>
+      <w:pPr>
+        <w:pStyle w:val="1"/>
+      </w:pPr>
+      <w:bookmarkStart w:id="66" w:name="_Toc149905689"/>
+      <w:proofErr w:type="spellStart"/>
+      <w:r>
+        <w:rPr>
+          <w:lang w:val="en-US"/>
+        </w:rPr>
+        <w:t>Df</w:t>
+      </w:r>
+      <w:bookmarkEnd w:id="66"/>
+      <w:proofErr w:type="spellEnd"/>
+    </w:p>
+    <w:p>
+      <w:proofErr w:type="spellStart"/>
+      <w:r>
+        <w:t>Df</w:t>
+      </w:r>
+      <w:proofErr w:type="spellEnd"/>
+      <w:r>
+        <w:t xml:space="preserve"> показывает информацию </w:t>
+      </w:r>
+      <w:proofErr w:type="gramStart"/>
+      <w:r>
+        <w:t>о файловой системе</w:t>
+      </w:r>
+      <w:proofErr w:type="gramEnd"/>
+      <w:r>
+        <w:t xml:space="preserve"> в которой находится файл:</w:t>
+      </w:r>
+    </w:p>
+    <w:p/>
+    <w:p>
+      <w:pPr>
+        <w:rPr>
+          <w:sz w:val="28"/>
+          <w:szCs w:val="28"/>
+          <w:lang w:val="en-US"/>
+        </w:rPr>
+      </w:pPr>
+      <w:r>
+        <w:rPr>
+          <w:noProof/>
+          <w:sz w:val="28"/>
+          <w:szCs w:val="28"/>
+          <w:lang w:val="en-US"/>
+        </w:rPr>
+        <w:drawing>
+          <wp:inline distT="0" distB="0" distL="0" distR="0" wp14:anchorId="0FA465D3" wp14:editId="30E30BBF">
+            <wp:extent cx="5410478" cy="800141"/>
+            <wp:effectExtent l="0" t="0" r="0" b="0"/>
+            <wp:docPr id="818262447" name="Рисунок 1"/>
+            <wp:cNvGraphicFramePr>
+              <a:graphicFrameLocks xmlns:a="http://schemas.openxmlformats.org/drawingml/2006/main" noChangeAspect="1"/>
+            </wp:cNvGraphicFramePr>
+            <a:graphic xmlns:a="http://schemas.openxmlformats.org/drawingml/2006/main">
+              <a:graphicData uri="http://schemas.openxmlformats.org/drawingml/2006/picture">
+                <pic:pic xmlns:pic="http://schemas.openxmlformats.org/drawingml/2006/picture">
+                  <pic:nvPicPr>
+                    <pic:cNvPr id="818262447" name=""/>
+                    <pic:cNvPicPr/>
+                  </pic:nvPicPr>
+                  <pic:blipFill>
+                    <a:blip r:embed="rId79"/>
+                    <a:stretch>
+                      <a:fillRect/>
+                    </a:stretch>
+                  </pic:blipFill>
+                  <pic:spPr>
+                    <a:xfrm>
+                      <a:off x="0" y="0"/>
+                      <a:ext cx="5410478" cy="800141"/>
+                    </a:xfrm>
+                    <a:prstGeom prst="rect">
+                      <a:avLst/>
+                    </a:prstGeom>
+                  </pic:spPr>
+                </pic:pic>
+              </a:graphicData>
+            </a:graphic>
+          </wp:inline>
+        </w:drawing>
+      </w:r>
+    </w:p>
+    <w:p>
+      <w:pPr>
+        <w:rPr>
+          <w:sz w:val="28"/>
+          <w:szCs w:val="28"/>
+          <w:lang w:val="en-US"/>
+        </w:rPr>
+      </w:pPr>
+    </w:p>
+    <w:p>
+      <w:pPr>
+        <w:pStyle w:val="1"/>
+      </w:pPr>
+      <w:bookmarkStart w:id="67" w:name="_Toc149905690"/>
+      <w:r>
+        <w:rPr>
+          <w:lang w:val="en-US"/>
+        </w:rPr>
+        <w:lastRenderedPageBreak/>
+        <w:t>Arch</w:t>
+      </w:r>
+      <w:bookmarkEnd w:id="67"/>
+    </w:p>
+    <w:p>
+      <w:proofErr w:type="spellStart"/>
+      <w:r>
+        <w:t>Arch</w:t>
+      </w:r>
+      <w:proofErr w:type="spellEnd"/>
+      <w:r>
+        <w:t xml:space="preserve"> выводит архитектуру процессора устройства:</w:t>
+      </w:r>
+    </w:p>
+    <w:p/>
+    <w:p>
+      <w:pPr>
+        <w:rPr>
+          <w:sz w:val="28"/>
+          <w:szCs w:val="28"/>
+          <w:lang w:val="en-US"/>
+        </w:rPr>
+      </w:pPr>
+      <w:r>
+        <w:rPr>
+          <w:noProof/>
+          <w:sz w:val="28"/>
+          <w:szCs w:val="28"/>
+          <w:lang w:val="en-US"/>
+        </w:rPr>
+        <w:drawing>
+          <wp:inline distT="0" distB="0" distL="0" distR="0" wp14:anchorId="6CF2CF83" wp14:editId="3A0FCFB3">
+            <wp:extent cx="4534133" cy="641383"/>
+            <wp:effectExtent l="0" t="0" r="0" b="6350"/>
+            <wp:docPr id="1301617155" name="Рисунок 1"/>
+            <wp:cNvGraphicFramePr>
+              <a:graphicFrameLocks xmlns:a="http://schemas.openxmlformats.org/drawingml/2006/main" noChangeAspect="1"/>
+            </wp:cNvGraphicFramePr>
+            <a:graphic xmlns:a="http://schemas.openxmlformats.org/drawingml/2006/main">
+              <a:graphicData uri="http://schemas.openxmlformats.org/drawingml/2006/picture">
+                <pic:pic xmlns:pic="http://schemas.openxmlformats.org/drawingml/2006/picture">
+                  <pic:nvPicPr>
+                    <pic:cNvPr id="1301617155" name=""/>
+                    <pic:cNvPicPr/>
+                  </pic:nvPicPr>
+                  <pic:blipFill>
+                    <a:blip r:embed="rId80"/>
+                    <a:stretch>
+                      <a:fillRect/>
+                    </a:stretch>
+                  </pic:blipFill>
+                  <pic:spPr>
+                    <a:xfrm>
+                      <a:off x="0" y="0"/>
+                      <a:ext cx="4534133" cy="641383"/>
+                    </a:xfrm>
+                    <a:prstGeom prst="rect">
+                      <a:avLst/>
+                    </a:prstGeom>
+                  </pic:spPr>
+                </pic:pic>
+              </a:graphicData>
+            </a:graphic>
+          </wp:inline>
+        </w:drawing>
+      </w:r>
+    </w:p>
+    <w:p>
+      <w:pPr>
+        <w:rPr>
+          <w:sz w:val="28"/>
+          <w:szCs w:val="28"/>
+          <w:lang w:val="en-US"/>
+        </w:rPr>
+      </w:pPr>
+    </w:p>
+    <w:p>
+      <w:pPr>
+        <w:pStyle w:val="1"/>
+      </w:pPr>
+      <w:bookmarkStart w:id="68" w:name="_Toc149905691"/>
+      <w:r>
+        <w:rPr>
+          <w:lang w:val="en-US"/>
+        </w:rPr>
+        <w:t>Ps</w:t>
+      </w:r>
+      <w:bookmarkEnd w:id="68"/>
+    </w:p>
+    <w:p>
+      <w:proofErr w:type="spellStart"/>
+      <w:r>
+        <w:t>Ps</w:t>
+      </w:r>
+      <w:proofErr w:type="spellEnd"/>
+      <w:r>
+        <w:t xml:space="preserve"> выводит список процессов:</w:t>
+      </w:r>
+    </w:p>
+    <w:p/>
+    <w:p>
+      <w:pPr>
+        <w:rPr>
+          <w:sz w:val="28"/>
+          <w:szCs w:val="28"/>
+          <w:lang w:val="en-US"/>
+        </w:rPr>
+      </w:pPr>
+      <w:r>
+        <w:rPr>
+          <w:noProof/>
+          <w:sz w:val="28"/>
+          <w:szCs w:val="28"/>
+          <w:lang w:val="en-US"/>
+        </w:rPr>
+        <w:drawing>
+          <wp:inline distT="0" distB="0" distL="0" distR="0" wp14:anchorId="17751CD5" wp14:editId="02DFE8C1">
+            <wp:extent cx="4299171" cy="1028753"/>
+            <wp:effectExtent l="0" t="0" r="6350" b="0"/>
+            <wp:docPr id="580558606" name="Рисунок 1"/>
+            <wp:cNvGraphicFramePr>
+              <a:graphicFrameLocks xmlns:a="http://schemas.openxmlformats.org/drawingml/2006/main" noChangeAspect="1"/>
+            </wp:cNvGraphicFramePr>
+            <a:graphic xmlns:a="http://schemas.openxmlformats.org/drawingml/2006/main">
+              <a:graphicData uri="http://schemas.openxmlformats.org/drawingml/2006/picture">
+                <pic:pic xmlns:pic="http://schemas.openxmlformats.org/drawingml/2006/picture">
+                  <pic:nvPicPr>
+                    <pic:cNvPr id="580558606" name=""/>
+                    <pic:cNvPicPr/>
+                  </pic:nvPicPr>
+                  <pic:blipFill>
+                    <a:blip r:embed="rId81"/>
+                    <a:stretch>
+                      <a:fillRect/>
+                    </a:stretch>
+                  </pic:blipFill>
+                  <pic:spPr>
+                    <a:xfrm>
+                      <a:off x="0" y="0"/>
+                      <a:ext cx="4299171" cy="1028753"/>
+                    </a:xfrm>
+                    <a:prstGeom prst="rect">
+                      <a:avLst/>
+                    </a:prstGeom>
+                  </pic:spPr>
+                </pic:pic>
+              </a:graphicData>
+            </a:graphic>
+          </wp:inline>
+        </w:drawing>
+      </w:r>
+    </w:p>
+    <w:p>
+      <w:pPr>
+        <w:rPr>
+          <w:sz w:val="28"/>
+          <w:szCs w:val="28"/>
+          <w:lang w:val="en-US"/>
+        </w:rPr>
+      </w:pPr>
+    </w:p>
+    <w:p>
+      <w:pPr>
+        <w:pStyle w:val="1"/>
+      </w:pPr>
+      <w:bookmarkStart w:id="69" w:name="_Toc149905692"/>
+      <w:r>
+        <w:rPr>
+          <w:lang w:val="en-US"/>
+        </w:rPr>
+        <w:t>Top</w:t>
+      </w:r>
+      <w:bookmarkEnd w:id="69"/>
+    </w:p>
+    <w:p/>
+    <w:p>
+      <w:r>
+        <w:t>Top</w:t>
+      </w:r>
+      <w:r>
+        <w:t xml:space="preserve"> – консольная программа, показывающая текущие процессы, их использование ресурсов </w:t>
+      </w:r>
+      <w:proofErr w:type="spellStart"/>
+      <w:r>
+        <w:t>итд</w:t>
+      </w:r>
+      <w:proofErr w:type="spellEnd"/>
+      <w:r>
+        <w:t>:</w:t>
+      </w:r>
+    </w:p>
+    <w:p/>
+    <w:p>
+      <w:pPr>
+        <w:rPr>
+          <w:sz w:val="28"/>
+          <w:szCs w:val="28"/>
+          <w:lang w:val="en-US"/>
+        </w:rPr>
+      </w:pPr>
+      <w:r>
+        <w:rPr>
+          <w:noProof/>
+          <w:sz w:val="28"/>
+          <w:szCs w:val="28"/>
+          <w:lang w:val="en-US"/>
+        </w:rPr>
+        <w:drawing>
+          <wp:inline distT="0" distB="0" distL="0" distR="0" wp14:anchorId="689136B5" wp14:editId="3F8E6CC7">
+            <wp:extent cx="5940425" cy="4224655"/>
+            <wp:effectExtent l="0" t="0" r="3175" b="4445"/>
+            <wp:docPr id="328559812" name="Рисунок 1"/>
+            <wp:cNvGraphicFramePr>
+              <a:graphicFrameLocks xmlns:a="http://schemas.openxmlformats.org/drawingml/2006/main" noChangeAspect="1"/>
+            </wp:cNvGraphicFramePr>
+            <a:graphic xmlns:a="http://schemas.openxmlformats.org/drawingml/2006/main">
+              <a:graphicData uri="http://schemas.openxmlformats.org/drawingml/2006/picture">
+                <pic:pic xmlns:pic="http://schemas.openxmlformats.org/drawingml/2006/picture">
+                  <pic:nvPicPr>
+                    <pic:cNvPr id="328559812" name=""/>
+                    <pic:cNvPicPr/>
+                  </pic:nvPicPr>
+                  <pic:blipFill>
+                    <a:blip r:embed="rId82"/>
+                    <a:stretch>
+                      <a:fillRect/>
+                    </a:stretch>
+                  </pic:blipFill>
+                  <pic:spPr>
+                    <a:xfrm>
+                      <a:off x="0" y="0"/>
+                      <a:ext cx="5940425" cy="4224655"/>
+                    </a:xfrm>
+                    <a:prstGeom prst="rect">
+                      <a:avLst/>
+                    </a:prstGeom>
+                  </pic:spPr>
+                </pic:pic>
+              </a:graphicData>
+            </a:graphic>
+          </wp:inline>
+        </w:drawing>
+      </w:r>
+    </w:p>
+    <w:p>
+      <w:pPr>
+        <w:rPr>
+          <w:sz w:val="28"/>
+          <w:szCs w:val="28"/>
+          <w:lang w:val="en-US"/>
+        </w:rPr>
+      </w:pPr>
+    </w:p>
+    <w:p>
+      <w:pPr>
+        <w:pStyle w:val="1"/>
+      </w:pPr>
+      <w:bookmarkStart w:id="70" w:name="_Toc149905693"/>
+      <w:proofErr w:type="spellStart"/>
+      <w:r>
+        <w:rPr>
+          <w:lang w:val="en-US"/>
+        </w:rPr>
+        <w:lastRenderedPageBreak/>
+        <w:t>Tty</w:t>
+      </w:r>
+      <w:bookmarkEnd w:id="70"/>
+      <w:proofErr w:type="spellEnd"/>
+    </w:p>
+    <w:p/>
+    <w:p>
+      <w:proofErr w:type="spellStart"/>
+      <w:r>
+        <w:t>Tty</w:t>
+      </w:r>
+      <w:proofErr w:type="spellEnd"/>
+      <w:r>
+        <w:t xml:space="preserve"> показывает текущую сессию </w:t>
+      </w:r>
+      <w:proofErr w:type="gramStart"/>
+      <w:r>
+        <w:t>терминала</w:t>
+      </w:r>
+      <w:proofErr w:type="gramEnd"/>
+      <w:r>
+        <w:t xml:space="preserve"> в которой мы находимся:</w:t>
+      </w:r>
+    </w:p>
+    <w:p/>
+    <w:p>
+      <w:pPr>
+        <w:rPr>
+          <w:sz w:val="28"/>
+          <w:szCs w:val="28"/>
+          <w:lang w:val="en-US"/>
+        </w:rPr>
+      </w:pPr>
+      <w:r>
+        <w:rPr>
+          <w:noProof/>
+          <w:sz w:val="28"/>
+          <w:szCs w:val="28"/>
+          <w:lang w:val="en-US"/>
+        </w:rPr>
+        <w:drawing>
+          <wp:inline distT="0" distB="0" distL="0" distR="0" wp14:anchorId="6DC07E33" wp14:editId="3141E12E">
+            <wp:extent cx="3678742" cy="474336"/>
+            <wp:effectExtent l="0" t="0" r="0" b="2540"/>
+            <wp:docPr id="858261780" name="Рисунок 1"/>
+            <wp:cNvGraphicFramePr>
+              <a:graphicFrameLocks xmlns:a="http://schemas.openxmlformats.org/drawingml/2006/main" noChangeAspect="1"/>
+            </wp:cNvGraphicFramePr>
+            <a:graphic xmlns:a="http://schemas.openxmlformats.org/drawingml/2006/main">
+              <a:graphicData uri="http://schemas.openxmlformats.org/drawingml/2006/picture">
+                <pic:pic xmlns:pic="http://schemas.openxmlformats.org/drawingml/2006/picture">
+                  <pic:nvPicPr>
+                    <pic:cNvPr id="858261780" name=""/>
+                    <pic:cNvPicPr/>
+                  </pic:nvPicPr>
+                  <pic:blipFill>
+                    <a:blip r:embed="rId83"/>
+                    <a:stretch>
+                      <a:fillRect/>
+                    </a:stretch>
+                  </pic:blipFill>
+                  <pic:spPr>
+                    <a:xfrm>
+                      <a:off x="0" y="0"/>
+                      <a:ext cx="3731456" cy="481133"/>
+                    </a:xfrm>
+                    <a:prstGeom prst="rect">
+                      <a:avLst/>
+                    </a:prstGeom>
+                  </pic:spPr>
+                </pic:pic>
+              </a:graphicData>
+            </a:graphic>
+          </wp:inline>
+        </w:drawing>
+      </w:r>
+    </w:p>
+    <w:p>
+      <w:pPr>
+        <w:pStyle w:val="1"/>
+      </w:pPr>
+      <w:bookmarkStart w:id="71" w:name="_Toc149905694"/>
+      <w:proofErr w:type="spellStart"/>
+      <w:r>
+        <w:rPr>
+          <w:lang w:val="en-US"/>
+        </w:rPr>
+        <w:t>Ifconfig</w:t>
+      </w:r>
+      <w:bookmarkEnd w:id="71"/>
+      <w:proofErr w:type="spellEnd"/>
+    </w:p>
+    <w:p/>
+    <w:p>
+      <w:proofErr w:type="spellStart"/>
+      <w:r>
+        <w:t>Ifconfig</w:t>
+      </w:r>
+      <w:proofErr w:type="spellEnd"/>
+      <w:r>
+        <w:t xml:space="preserve"> выводит информацию о сетевых устройствах и может быть использован для конфигурации сети:</w:t>
+      </w:r>
+    </w:p>
+    <w:p/>
+    <w:p/>
+    <w:p>
+      <w:r>
+        <w:rPr>
+          <w:noProof/>
+        </w:rPr>
+        <w:drawing>
+          <wp:inline distT="0" distB="0" distL="0" distR="0" wp14:anchorId="1A8E4D6E" wp14:editId="3509B9B3">
+            <wp:extent cx="4608999" cy="1668699"/>
+            <wp:effectExtent l="0" t="0" r="1270" b="8255"/>
+            <wp:docPr id="403346809" name="Рисунок 1"/>
+            <wp:cNvGraphicFramePr>
+              <a:graphicFrameLocks xmlns:a="http://schemas.openxmlformats.org/drawingml/2006/main" noChangeAspect="1"/>
+            </wp:cNvGraphicFramePr>
+            <a:graphic xmlns:a="http://schemas.openxmlformats.org/drawingml/2006/main">
+              <a:graphicData uri="http://schemas.openxmlformats.org/drawingml/2006/picture">
+                <pic:pic xmlns:pic="http://schemas.openxmlformats.org/drawingml/2006/picture">
+                  <pic:nvPicPr>
+                    <pic:cNvPr id="403346809" name=""/>
+                    <pic:cNvPicPr/>
+                  </pic:nvPicPr>
+                  <pic:blipFill>
+                    <a:blip r:embed="rId84"/>
+                    <a:stretch>
+                      <a:fillRect/>
+                    </a:stretch>
+                  </pic:blipFill>
+                  <pic:spPr>
+                    <a:xfrm>
+                      <a:off x="0" y="0"/>
+                      <a:ext cx="4623087" cy="1673800"/>
+                    </a:xfrm>
+                    <a:prstGeom prst="rect">
+                      <a:avLst/>
+                    </a:prstGeom>
+                  </pic:spPr>
+                </pic:pic>
+              </a:graphicData>
+            </a:graphic>
+          </wp:inline>
+        </w:drawing>
+      </w:r>
+    </w:p>
+    <w:p>
+      <w:pPr>
+        <w:rPr>
+          <w:bCs/>
+          <w:sz w:val="28"/>
+          <w:szCs w:val="28"/>
+        </w:rPr>
+      </w:pPr>
+    </w:p>
+    <w:p>
+      <w:pPr>
+        <w:pStyle w:val="1"/>
+      </w:pPr>
+      <w:bookmarkStart w:id="72" w:name="_Toc149905695"/>
+      <w:r>
+        <w:rPr>
+          <w:lang w:val="en-US"/>
+        </w:rPr>
+        <w:t>Kill</w:t>
+      </w:r>
+      <w:bookmarkEnd w:id="72"/>
+    </w:p>
+    <w:p>
+      <w:proofErr w:type="spellStart"/>
+      <w:r>
+        <w:t>Kill</w:t>
+      </w:r>
+      <w:proofErr w:type="spellEnd"/>
+      <w:r>
+        <w:t xml:space="preserve"> останавливает процесс по его </w:t>
+      </w:r>
+      <w:r>
+        <w:t>PID</w:t>
+      </w:r>
+      <w:r>
+        <w:t>.</w:t>
+      </w:r>
+    </w:p>
+    <w:p/>
+    <w:p>
+      <w:pPr>
+        <w:rPr>
+          <w:lang w:val="en-US"/>
+        </w:rPr>
+      </w:pPr>
+      <w:r>
+        <w:rPr>
+          <w:noProof/>
+          <w:lang w:val="en-US"/>
+        </w:rPr>
+        <w:drawing>
+          <wp:inline distT="0" distB="0" distL="0" distR="0" wp14:anchorId="3CEEF971" wp14:editId="0D456867">
+            <wp:extent cx="4360578" cy="3122556"/>
+            <wp:effectExtent l="0" t="0" r="1905" b="1905"/>
+            <wp:docPr id="2076710870" name="Рисунок 1"/>
+            <wp:cNvGraphicFramePr>
+              <a:graphicFrameLocks xmlns:a="http://schemas.openxmlformats.org/drawingml/2006/main" noChangeAspect="1"/>
+            </wp:cNvGraphicFramePr>
+            <a:graphic xmlns:a="http://schemas.openxmlformats.org/drawingml/2006/main">
+              <a:graphicData uri="http://schemas.openxmlformats.org/drawingml/2006/picture">
+                <pic:pic xmlns:pic="http://schemas.openxmlformats.org/drawingml/2006/picture">
+                  <pic:nvPicPr>
+                    <pic:cNvPr id="2076710870" name=""/>
+                    <pic:cNvPicPr/>
+                  </pic:nvPicPr>
+                  <pic:blipFill>
+                    <a:blip r:embed="rId85"/>
+                    <a:stretch>
+                      <a:fillRect/>
+                    </a:stretch>
+                  </pic:blipFill>
+                  <pic:spPr>
+                    <a:xfrm>
+                      <a:off x="0" y="0"/>
+                      <a:ext cx="4366511" cy="3126804"/>
+                    </a:xfrm>
+                    <a:prstGeom prst="rect">
+                      <a:avLst/>
+                    </a:prstGeom>
+                  </pic:spPr>
+                </pic:pic>
+              </a:graphicData>
+            </a:graphic>
+          </wp:inline>
+        </w:drawing>
+      </w:r>
+    </w:p>
+    <w:p>
+      <w:pPr>
+        <w:rPr>
+          <w:lang w:val="en-US"/>
+        </w:rPr>
+      </w:pPr>
+    </w:p>
+    <w:p>
+      <w:pPr>
+        <w:rPr>
+          <w:lang w:val="en-US"/>
+        </w:rPr>
+      </w:pPr>
+    </w:p>
+    <w:p>
+      <w:pPr>
+        <w:rPr>
+          <w:bCs/>
+          <w:sz w:val="28"/>
+          <w:szCs w:val="28"/>
         </w:rPr>
       </w:pPr>
     </w:p>
@@ -10944,11 +15439,12 @@
         <w:pStyle w:val="1"/>
         <w:jc w:val="center"/>
       </w:pPr>
-      <w:bookmarkStart w:id="28" w:name="_Toc149820907"/>
-      <w:r>
+      <w:bookmarkStart w:id="73" w:name="_Toc149905696"/>
+      <w:r>
+        <w:lastRenderedPageBreak/>
         <w:t>Выводы</w:t>
       </w:r>
-      <w:bookmarkEnd w:id="28"/>
+      <w:bookmarkEnd w:id="73"/>
     </w:p>
     <w:p/>
     <w:p>
@@ -11033,11 +15529,12 @@
           <w:lang w:val="en-US"/>
         </w:rPr>
       </w:pPr>
-      <w:bookmarkStart w:id="29" w:name="_Toc149820908"/>
-      <w:r>
+      <w:bookmarkStart w:id="74" w:name="_Toc149905697"/>
+      <w:r>
+        <w:lastRenderedPageBreak/>
         <w:t>Литература</w:t>
       </w:r>
-      <w:bookmarkEnd w:id="29"/>
+      <w:bookmarkEnd w:id="74"/>
     </w:p>
     <w:p>
       <w:pPr>
@@ -11050,7 +15547,7 @@
           <w:lang w:val="en-US"/>
         </w:rPr>
       </w:pPr>
-      <w:hyperlink r:id="rId71" w:history="1">
+      <w:hyperlink r:id="rId86" w:history="1">
         <w:r>
           <w:rPr>
             <w:rStyle w:val="a5"/>
@@ -11071,7 +15568,7 @@
           <w:lang w:val="en-US"/>
         </w:rPr>
       </w:pPr>
-      <w:hyperlink r:id="rId72" w:history="1">
+      <w:hyperlink r:id="rId87" w:history="1">
         <w:r>
           <w:rPr>
             <w:rStyle w:val="a5"/>
@@ -15367,6 +19864,16 @@
       <w:iCs/>
     </w:rPr>
   </w:style>
+  <w:style w:type="character" w:customStyle="1" w:styleId="inlcommand">
+    <w:name w:val="inlcommand"/>
+    <w:basedOn w:val="a0"/>
+    <w:rsid w:val="003B71CD"/>
+  </w:style>
+  <w:style w:type="character" w:customStyle="1" w:styleId="item">
+    <w:name w:val="item"/>
+    <w:basedOn w:val="a0"/>
+    <w:rsid w:val="003B71CD"/>
+  </w:style>
 </w:styles>
 </file>
 

--- a/SO/Lab4/Report_Anastasiia.docx
+++ b/SO/Lab4/Report_Anastasiia.docx
@@ -1,6 +1,6 @@
 
 <file path=word/document.xml><?xml version="1.0" encoding="utf-8"?>
-<w:document xmlns:wpc="http://schemas.microsoft.com/office/word/2010/wordprocessingCanvas" xmlns:cx="http://schemas.microsoft.com/office/drawing/2014/chartex" xmlns:cx1="http://schemas.microsoft.com/office/drawing/2015/9/8/chartex" xmlns:cx2="http://schemas.microsoft.com/office/drawing/2015/10/21/chartex" xmlns:cx3="http://schemas.microsoft.com/office/drawing/2016/5/9/chartex" xmlns:cx4="http://schemas.microsoft.com/office/drawing/2016/5/10/chartex" xmlns:cx5="http://schemas.microsoft.com/office/drawing/2016/5/11/chartex" xmlns:cx6="http://schemas.microsoft.com/office/drawing/2016/5/12/chartex" xmlns:cx7="http://schemas.microsoft.com/office/drawing/2016/5/13/chartex" xmlns:cx8="http://schemas.microsoft.com/office/drawing/2016/5/14/chartex" xmlns:mc="http://schemas.openxmlformats.org/markup-compatibility/2006" xmlns:aink="http://schemas.microsoft.com/office/drawing/2016/ink" xmlns:am3d="http://schemas.microsoft.com/office/drawing/2017/model3d" xmlns:o="urn:schemas-microsoft-com:office:office" xmlns:oel="http://schemas.microsoft.com/office/2019/extlst" xmlns:r="http://schemas.openxmlformats.org/officeDocument/2006/relationships" xmlns:m="http://schemas.openxmlformats.org/officeDocument/2006/math" xmlns:v="urn:schemas-microsoft-com:vml" xmlns:wp14="http://schemas.microsoft.com/office/word/2010/wordprocessingDrawing" xmlns:wp="http://schemas.openxmlformats.org/drawingml/2006/wordprocessingDrawing" xmlns:w10="urn:schemas-microsoft-com:office:word" xmlns:w="http://schemas.openxmlformats.org/wordprocessingml/2006/main" xmlns:w14="http://schemas.microsoft.com/office/word/2010/wordml" xmlns:w15="http://schemas.microsoft.com/office/word/2012/wordml" xmlns:w16cex="http://schemas.microsoft.com/office/word/2018/wordml/cex" xmlns:w16cid="http://schemas.microsoft.com/office/word/2016/wordml/cid" xmlns:w16="http://schemas.microsoft.com/office/word/2018/wordml" xmlns:w16sdtdh="http://schemas.microsoft.com/office/word/2020/wordml/sdtdatahash" xmlns:w16se="http://schemas.microsoft.com/office/word/2015/wordml/symex" xmlns:wpg="http://schemas.microsoft.com/office/word/2010/wordprocessingGroup" xmlns:wpi="http://schemas.microsoft.com/office/word/2010/wordprocessingInk" xmlns:wne="http://schemas.microsoft.com/office/word/2006/wordml" xmlns:wps="http://schemas.microsoft.com/office/word/2010/wordprocessingShape" mc:Ignorable="w14 w15 w16se w16cid w16 w16cex w16sdtdh wp14">
+<w:document xmlns:wpc="http://schemas.microsoft.com/office/word/2010/wordprocessingCanvas" xmlns:mc="http://schemas.openxmlformats.org/markup-compatibility/2006" xmlns:o="urn:schemas-microsoft-com:office:office" xmlns:r="http://schemas.openxmlformats.org/officeDocument/2006/relationships" xmlns:m="http://schemas.openxmlformats.org/officeDocument/2006/math" xmlns:v="urn:schemas-microsoft-com:vml" xmlns:wp14="http://schemas.microsoft.com/office/word/2010/wordprocessingDrawing" xmlns:wp="http://schemas.openxmlformats.org/drawingml/2006/wordprocessingDrawing" xmlns:w10="urn:schemas-microsoft-com:office:word" xmlns:w="http://schemas.openxmlformats.org/wordprocessingml/2006/main" xmlns:w14="http://schemas.microsoft.com/office/word/2010/wordml" xmlns:w15="http://schemas.microsoft.com/office/word/2012/wordml" xmlns:wpg="http://schemas.microsoft.com/office/word/2010/wordprocessingGroup" xmlns:wpi="http://schemas.microsoft.com/office/word/2010/wordprocessingInk" xmlns:wne="http://schemas.microsoft.com/office/word/2006/wordml" xmlns:wps="http://schemas.microsoft.com/office/word/2010/wordprocessingShape" mc:Ignorable="w14 w15 wp14">
   <w:body>
     <w:p>
       <w:pPr>
@@ -349,24 +349,49 @@
         </w:rPr>
         <w:t xml:space="preserve"> 2304: </w:t>
       </w:r>
-      <w:proofErr w:type="spellStart"/>
       <w:r>
         <w:rPr>
           <w:b/>
           <w:sz w:val="32"/>
           <w:szCs w:val="32"/>
         </w:rPr>
-        <w:t>Шелестян</w:t>
-      </w:r>
-      <w:proofErr w:type="spellEnd"/>
-      <w:r>
+        <w:t>Шелестян А.</w:t>
+      </w:r>
+      <w:r>
+        <w:rPr>
+          <w:sz w:val="32"/>
+          <w:szCs w:val="32"/>
+        </w:rPr>
+        <w:t xml:space="preserve"> </w:t>
+      </w:r>
+    </w:p>
+    <w:p>
+      <w:pPr>
+        <w:ind w:left="3600"/>
+        <w:jc w:val="right"/>
+        <w:rPr>
+          <w:sz w:val="32"/>
+          <w:szCs w:val="32"/>
+        </w:rPr>
+      </w:pPr>
+      <w:r>
+        <w:rPr>
+          <w:sz w:val="32"/>
+          <w:szCs w:val="32"/>
+        </w:rPr>
+        <w:t>Проверил преподаватель:</w:t>
+      </w:r>
+    </w:p>
+    <w:p>
+      <w:pPr>
+        <w:ind w:left="3600"/>
+        <w:jc w:val="right"/>
         <w:rPr>
           <w:b/>
           <w:sz w:val="32"/>
           <w:szCs w:val="32"/>
         </w:rPr>
-        <w:t xml:space="preserve"> А.</w:t>
-      </w:r>
+      </w:pPr>
       <w:r>
         <w:rPr>
           <w:sz w:val="32"/>
@@ -374,59 +399,38 @@
         </w:rPr>
         <w:t xml:space="preserve"> </w:t>
       </w:r>
-    </w:p>
-    <w:p>
-      <w:pPr>
-        <w:ind w:left="3600"/>
-        <w:jc w:val="right"/>
-        <w:rPr>
-          <w:sz w:val="32"/>
-          <w:szCs w:val="32"/>
-        </w:rPr>
-      </w:pPr>
-      <w:r>
-        <w:rPr>
-          <w:sz w:val="32"/>
-          <w:szCs w:val="32"/>
-        </w:rPr>
-        <w:t>Проверил преподаватель:</w:t>
-      </w:r>
-    </w:p>
-    <w:p>
-      <w:pPr>
-        <w:ind w:left="3600"/>
-        <w:jc w:val="right"/>
+      <w:r>
         <w:rPr>
           <w:b/>
           <w:sz w:val="32"/>
           <w:szCs w:val="32"/>
         </w:rPr>
-      </w:pPr>
-      <w:r>
+        <w:t>Препелица А.</w:t>
+      </w:r>
+    </w:p>
+    <w:p>
+      <w:pPr>
         <w:rPr>
           <w:sz w:val="32"/>
           <w:szCs w:val="32"/>
         </w:rPr>
-        <w:t xml:space="preserve"> </w:t>
-      </w:r>
-      <w:proofErr w:type="spellStart"/>
-      <w:r>
-        <w:rPr>
-          <w:b/>
+      </w:pPr>
+    </w:p>
+    <w:p>
+      <w:pPr>
+        <w:rPr>
           <w:sz w:val="32"/>
           <w:szCs w:val="32"/>
         </w:rPr>
-        <w:t>Препелица</w:t>
-      </w:r>
-      <w:proofErr w:type="spellEnd"/>
-      <w:r>
-        <w:rPr>
-          <w:b/>
+      </w:pPr>
+    </w:p>
+    <w:p>
+      <w:pPr>
+        <w:rPr>
           <w:sz w:val="32"/>
           <w:szCs w:val="32"/>
         </w:rPr>
-        <w:t xml:space="preserve"> А.</w:t>
-      </w:r>
+      </w:pPr>
     </w:p>
     <w:p>
       <w:pPr>
@@ -454,51 +458,18 @@
     </w:p>
     <w:p>
       <w:pPr>
+        <w:jc w:val="center"/>
         <w:rPr>
           <w:sz w:val="32"/>
           <w:szCs w:val="32"/>
         </w:rPr>
       </w:pPr>
-    </w:p>
-    <w:p>
-      <w:pPr>
+      <w:r>
         <w:rPr>
           <w:sz w:val="32"/>
           <w:szCs w:val="32"/>
         </w:rPr>
-      </w:pPr>
-    </w:p>
-    <w:p>
-      <w:pPr>
-        <w:rPr>
-          <w:sz w:val="32"/>
-          <w:szCs w:val="32"/>
-        </w:rPr>
-      </w:pPr>
-    </w:p>
-    <w:p>
-      <w:pPr>
-        <w:jc w:val="center"/>
-        <w:rPr>
-          <w:sz w:val="32"/>
-          <w:szCs w:val="32"/>
-        </w:rPr>
-      </w:pPr>
-      <w:proofErr w:type="spellStart"/>
-      <w:r>
-        <w:rPr>
-          <w:sz w:val="32"/>
-          <w:szCs w:val="32"/>
-        </w:rPr>
-        <w:t>Кишинэу</w:t>
-      </w:r>
-      <w:proofErr w:type="spellEnd"/>
-      <w:r>
-        <w:rPr>
-          <w:sz w:val="32"/>
-          <w:szCs w:val="32"/>
-        </w:rPr>
-        <w:t>, 2023</w:t>
+        <w:t>Кишинэу, 2023</w:t>
       </w:r>
       <w:r>
         <w:rPr>
@@ -6089,10 +6060,12 @@
     </w:p>
     <w:p>
       <w:pPr>
+        <w:jc w:val="both"/>
         <w:rPr>
           <w:b/>
-          <w:sz w:val="28"/>
-          <w:szCs w:val="28"/>
+          <w:sz w:val="22"/>
+          <w:szCs w:val="22"/>
+          <w:lang w:eastAsia="en-US"/>
         </w:rPr>
       </w:pPr>
       <w:r>
@@ -6145,167 +6118,37 @@
           <w:shd w:val="clear" w:color="auto" w:fill="FFFFFF"/>
           <w:lang w:val="it-IT"/>
         </w:rPr>
-        <w:t xml:space="preserve">): </w:t>
-      </w:r>
-      <w:r>
-        <w:rPr>
-          <w:sz w:val="28"/>
-          <w:szCs w:val="28"/>
-          <w:shd w:val="clear" w:color="auto" w:fill="FFFFFF"/>
-          <w:lang w:val="it-IT"/>
-        </w:rPr>
-        <w:t xml:space="preserve">mkdir, rmdir, cd, cat, cp, tree, </w:t>
-      </w:r>
-      <w:r>
-        <w:rPr>
-          <w:sz w:val="28"/>
-          <w:szCs w:val="28"/>
-          <w:shd w:val="clear" w:color="auto" w:fill="FFFFFF"/>
-          <w:lang w:val="en-US"/>
-        </w:rPr>
-        <w:t>mv</w:t>
-      </w:r>
-      <w:r>
-        <w:rPr>
-          <w:sz w:val="28"/>
-          <w:szCs w:val="28"/>
-          <w:shd w:val="clear" w:color="auto" w:fill="FFFFFF"/>
-        </w:rPr>
-        <w:t xml:space="preserve">, </w:t>
-      </w:r>
-      <w:r>
-        <w:rPr>
-          <w:sz w:val="28"/>
-          <w:szCs w:val="28"/>
-          <w:shd w:val="clear" w:color="auto" w:fill="FFFFFF"/>
-          <w:lang w:val="en-US"/>
-        </w:rPr>
-        <w:t>help</w:t>
-      </w:r>
-      <w:r>
-        <w:rPr>
-          <w:sz w:val="28"/>
-          <w:szCs w:val="28"/>
-          <w:shd w:val="clear" w:color="auto" w:fill="FFFFFF"/>
-        </w:rPr>
-        <w:t xml:space="preserve">, </w:t>
-      </w:r>
-      <w:r>
-        <w:rPr>
-          <w:sz w:val="28"/>
-          <w:szCs w:val="28"/>
-          <w:shd w:val="clear" w:color="auto" w:fill="FFFFFF"/>
-          <w:lang w:val="en-US"/>
-        </w:rPr>
-        <w:t>man</w:t>
-      </w:r>
-      <w:r>
-        <w:rPr>
-          <w:sz w:val="28"/>
-          <w:szCs w:val="28"/>
-          <w:shd w:val="clear" w:color="auto" w:fill="FFFFFF"/>
-        </w:rPr>
-        <w:t xml:space="preserve">, </w:t>
-      </w:r>
-      <w:proofErr w:type="spellStart"/>
-      <w:r>
-        <w:rPr>
-          <w:sz w:val="28"/>
-          <w:szCs w:val="28"/>
-          <w:shd w:val="clear" w:color="auto" w:fill="FFFFFF"/>
-          <w:lang w:val="en-US"/>
-        </w:rPr>
-        <w:t>wc</w:t>
-      </w:r>
-      <w:proofErr w:type="spellEnd"/>
-      <w:r>
-        <w:rPr>
-          <w:sz w:val="28"/>
-          <w:szCs w:val="28"/>
-          <w:shd w:val="clear" w:color="auto" w:fill="FFFFFF"/>
-        </w:rPr>
-        <w:t>,</w:t>
-      </w:r>
-      <w:r>
-        <w:rPr>
-          <w:sz w:val="28"/>
-          <w:szCs w:val="28"/>
-          <w:shd w:val="clear" w:color="auto" w:fill="FFFFFF"/>
-        </w:rPr>
-        <w:t xml:space="preserve"> </w:t>
-      </w:r>
-      <w:r>
-        <w:rPr>
-          <w:sz w:val="28"/>
-          <w:szCs w:val="28"/>
-          <w:shd w:val="clear" w:color="auto" w:fill="FFFFFF"/>
-          <w:lang w:val="en-US"/>
-        </w:rPr>
-        <w:t>head</w:t>
-      </w:r>
-      <w:r>
-        <w:rPr>
-          <w:sz w:val="28"/>
-          <w:szCs w:val="28"/>
-          <w:shd w:val="clear" w:color="auto" w:fill="FFFFFF"/>
-        </w:rPr>
-        <w:t xml:space="preserve">, </w:t>
-      </w:r>
-      <w:proofErr w:type="gramStart"/>
-      <w:r>
-        <w:rPr>
-          <w:sz w:val="28"/>
-          <w:szCs w:val="28"/>
-          <w:shd w:val="clear" w:color="auto" w:fill="FFFFFF"/>
-          <w:lang w:val="en-US"/>
-        </w:rPr>
-        <w:t>tail</w:t>
-      </w:r>
-      <w:r>
-        <w:rPr>
-          <w:sz w:val="28"/>
-          <w:szCs w:val="28"/>
-          <w:shd w:val="clear" w:color="auto" w:fill="FFFFFF"/>
-        </w:rPr>
-        <w:t xml:space="preserve">,  </w:t>
-      </w:r>
-      <w:proofErr w:type="spellStart"/>
-      <w:r>
-        <w:rPr>
-          <w:sz w:val="28"/>
-          <w:szCs w:val="28"/>
-          <w:shd w:val="clear" w:color="auto" w:fill="FFFFFF"/>
-          <w:lang w:val="en-US"/>
-        </w:rPr>
-        <w:t>useradd</w:t>
-      </w:r>
-      <w:proofErr w:type="spellEnd"/>
-      <w:proofErr w:type="gramEnd"/>
-      <w:r>
-        <w:rPr>
-          <w:sz w:val="28"/>
-          <w:szCs w:val="28"/>
-          <w:shd w:val="clear" w:color="auto" w:fill="FFFFFF"/>
-        </w:rPr>
-        <w:t xml:space="preserve">, </w:t>
-      </w:r>
-      <w:r>
-        <w:rPr>
-          <w:sz w:val="28"/>
-          <w:szCs w:val="28"/>
-          <w:shd w:val="clear" w:color="auto" w:fill="FFFFFF"/>
-          <w:lang w:val="en-US"/>
-        </w:rPr>
-        <w:t>ln</w:t>
-      </w:r>
-      <w:r>
-        <w:rPr>
-          <w:sz w:val="28"/>
-          <w:szCs w:val="28"/>
-          <w:shd w:val="clear" w:color="auto" w:fill="FFFFFF"/>
-        </w:rPr>
-        <w:t>.</w:t>
-      </w:r>
+        <w:t xml:space="preserve">) </w:t>
+      </w:r>
+      <w:r>
+        <w:rPr>
+          <w:b/>
+        </w:rPr>
+        <w:t>команды Linux”</w:t>
+      </w:r>
+    </w:p>
+    <w:p>
+      <w:pPr>
+        <w:jc w:val="both"/>
+        <w:rPr>
+          <w:rStyle w:val="jlqj4b"/>
+        </w:rPr>
+      </w:pPr>
+      <w:r>
+        <w:rPr>
+          <w:bCs/>
+        </w:rPr>
+        <w:t xml:space="preserve">Использовать команды Linux из списка: su, sudo, groupadd, groupdel, useradd (-mk, -g, -G, -s, -c, -e, etc.), userdel, passwd, pwd, dir,  mkdir (-p, -m), cd (/, .., ~, -), tree (-d, -l, -L, -u, -g, -D), cat, tac,  stat, ls (-ilAR), cp (3 variante, -r), rm (-r), mv, chmod, ln (-s), mcedit, nano, pico, man, more, less, write, mesg (-y, n), touch, id, who, whoami, last, df, arch, ps, kill, ifconfig, top, tty. </w:t>
+      </w:r>
+    </w:p>
+    <w:p>
+      <w:pPr>
+        <w:rPr>
+          <w:b/>
+          <w:sz w:val="28"/>
+          <w:szCs w:val="28"/>
+        </w:rPr>
+      </w:pPr>
     </w:p>
     <w:p>
       <w:pPr>
@@ -6345,8 +6188,8 @@
           <w:szCs w:val="32"/>
         </w:rPr>
       </w:pPr>
-      <w:bookmarkStart w:id="1" w:name="_Toc146284874"/>
-      <w:bookmarkStart w:id="2" w:name="_Toc149905626"/>
+      <w:bookmarkStart w:id="1" w:name="_Toc149905626"/>
+      <w:bookmarkStart w:id="2" w:name="_Toc146284874"/>
       <w:r>
         <w:rPr>
           <w:b/>
@@ -6356,7 +6199,7 @@
         <w:lastRenderedPageBreak/>
         <w:t>Примеры выполнения команд</w:t>
       </w:r>
-      <w:bookmarkEnd w:id="2"/>
+      <w:bookmarkEnd w:id="1"/>
       <w:r>
         <w:rPr>
           <w:b/>
@@ -6365,7 +6208,7 @@
         </w:rPr>
         <w:t xml:space="preserve"> </w:t>
       </w:r>
-      <w:bookmarkEnd w:id="1"/>
+      <w:bookmarkEnd w:id="2"/>
     </w:p>
     <w:p>
       <w:pPr>
@@ -6402,27 +6245,7 @@
           <w:szCs w:val="28"/>
           <w:shd w:val="clear" w:color="auto" w:fill="FFFFFF"/>
         </w:rPr>
-        <w:t xml:space="preserve">Команда </w:t>
-      </w:r>
-      <w:proofErr w:type="spellStart"/>
-      <w:r>
-        <w:rPr>
-          <w:color w:val="111111"/>
-          <w:sz w:val="28"/>
-          <w:szCs w:val="28"/>
-          <w:shd w:val="clear" w:color="auto" w:fill="FFFFFF"/>
-        </w:rPr>
-        <w:t>su</w:t>
-      </w:r>
-      <w:proofErr w:type="spellEnd"/>
-      <w:r>
-        <w:rPr>
-          <w:color w:val="111111"/>
-          <w:sz w:val="28"/>
-          <w:szCs w:val="28"/>
-          <w:shd w:val="clear" w:color="auto" w:fill="FFFFFF"/>
-        </w:rPr>
-        <w:t xml:space="preserve">, как показано ниже, изменит учетные данные пользователя на учетные данные другого пользователя. </w:t>
+        <w:t xml:space="preserve">Команда su, как показано ниже, изменит учетные данные пользователя на учетные данные другого пользователя. </w:t>
       </w:r>
     </w:p>
     <w:p>
@@ -6444,7 +6267,7 @@
       <w:r>
         <w:rPr>
           <w:noProof/>
-          <w:lang w:val="en-US"/>
+          <w:lang w:val="en-GB" w:eastAsia="en-GB"/>
         </w:rPr>
         <w:drawing>
           <wp:inline distT="0" distB="0" distL="0" distR="0" wp14:anchorId="72578B41" wp14:editId="025F4E95">
@@ -6502,7 +6325,7 @@
       <w:r>
         <w:rPr>
           <w:noProof/>
-          <w:lang w:val="en-US"/>
+          <w:lang w:val="en-GB" w:eastAsia="en-GB"/>
         </w:rPr>
         <w:drawing>
           <wp:inline distT="0" distB="0" distL="0" distR="0" wp14:anchorId="57A3941A" wp14:editId="39759ABD">
@@ -6574,29 +6397,26 @@
           <w:szCs w:val="28"/>
           <w:shd w:val="clear" w:color="auto" w:fill="FFFFFF"/>
         </w:rPr>
-        <w:t>Этот код даст вам права суперпользователя. Введите </w:t>
-      </w:r>
-      <w:proofErr w:type="spellStart"/>
-      <w:r>
-        <w:rPr>
-          <w:rStyle w:val="af"/>
+        <w:t>Этот код даст</w:t>
+      </w:r>
+      <w:r>
+        <w:rPr>
           <w:color w:val="000000"/>
           <w:sz w:val="28"/>
           <w:szCs w:val="28"/>
           <w:shd w:val="clear" w:color="auto" w:fill="FFFFFF"/>
         </w:rPr>
-        <w:t>sudo</w:t>
-      </w:r>
-      <w:proofErr w:type="spellEnd"/>
-      <w:r>
-        <w:rPr>
-          <w:rStyle w:val="af"/>
+        <w:t xml:space="preserve"> права суперпользователя. Введите </w:t>
+      </w:r>
+      <w:r>
+        <w:rPr>
+          <w:rStyle w:val="ae"/>
           <w:color w:val="000000"/>
           <w:sz w:val="28"/>
           <w:szCs w:val="28"/>
           <w:shd w:val="clear" w:color="auto" w:fill="FFFFFF"/>
         </w:rPr>
-        <w:t> </w:t>
+        <w:t>sudo </w:t>
       </w:r>
       <w:r>
         <w:rPr>
@@ -6607,69 +6427,23 @@
         </w:rPr>
         <w:t>перед нужной командой (например, </w:t>
       </w:r>
-      <w:proofErr w:type="spellStart"/>
-      <w:r>
-        <w:rPr>
-          <w:rStyle w:val="af"/>
+      <w:r>
+        <w:rPr>
+          <w:rStyle w:val="ae"/>
           <w:color w:val="000000"/>
           <w:sz w:val="28"/>
           <w:szCs w:val="28"/>
           <w:shd w:val="clear" w:color="auto" w:fill="FFFFFF"/>
         </w:rPr>
-        <w:t>sudo</w:t>
-      </w:r>
-      <w:proofErr w:type="spellEnd"/>
-      <w:r>
-        <w:rPr>
-          <w:rStyle w:val="af"/>
+        <w:t>sudo apt upgrade</w:t>
+      </w:r>
+      <w:r>
+        <w:rPr>
           <w:color w:val="000000"/>
           <w:sz w:val="28"/>
           <w:szCs w:val="28"/>
           <w:shd w:val="clear" w:color="auto" w:fill="FFFFFF"/>
         </w:rPr>
-        <w:t xml:space="preserve"> </w:t>
-      </w:r>
-      <w:proofErr w:type="spellStart"/>
-      <w:r>
-        <w:rPr>
-          <w:rStyle w:val="af"/>
-          <w:color w:val="000000"/>
-          <w:sz w:val="28"/>
-          <w:szCs w:val="28"/>
-          <w:shd w:val="clear" w:color="auto" w:fill="FFFFFF"/>
-        </w:rPr>
-        <w:t>apt</w:t>
-      </w:r>
-      <w:proofErr w:type="spellEnd"/>
-      <w:r>
-        <w:rPr>
-          <w:rStyle w:val="af"/>
-          <w:color w:val="000000"/>
-          <w:sz w:val="28"/>
-          <w:szCs w:val="28"/>
-          <w:shd w:val="clear" w:color="auto" w:fill="FFFFFF"/>
-        </w:rPr>
-        <w:t xml:space="preserve"> </w:t>
-      </w:r>
-      <w:proofErr w:type="spellStart"/>
-      <w:r>
-        <w:rPr>
-          <w:rStyle w:val="af"/>
-          <w:color w:val="000000"/>
-          <w:sz w:val="28"/>
-          <w:szCs w:val="28"/>
-          <w:shd w:val="clear" w:color="auto" w:fill="FFFFFF"/>
-        </w:rPr>
-        <w:t>upgrade</w:t>
-      </w:r>
-      <w:proofErr w:type="spellEnd"/>
-      <w:r>
-        <w:rPr>
-          <w:color w:val="000000"/>
-          <w:sz w:val="28"/>
-          <w:szCs w:val="28"/>
-          <w:shd w:val="clear" w:color="auto" w:fill="FFFFFF"/>
-        </w:rPr>
         <w:t>), чтобы выполнить её от имени администратора. Система спросит у вас пароль.</w:t>
       </w:r>
     </w:p>
@@ -6687,7 +6461,7 @@
           <w:noProof/>
           <w:sz w:val="28"/>
           <w:szCs w:val="28"/>
-          <w:lang w:val="en-US"/>
+          <w:lang w:val="en-GB" w:eastAsia="en-GB"/>
         </w:rPr>
         <w:drawing>
           <wp:inline distT="0" distB="0" distL="0" distR="0" wp14:anchorId="2C800469" wp14:editId="4635F7DA">
@@ -6731,37 +6505,24 @@
         <w:pStyle w:val="1"/>
       </w:pPr>
       <w:bookmarkStart w:id="5" w:name="_Toc149905629"/>
-      <w:proofErr w:type="spellStart"/>
-      <w:r>
-        <w:t>useradd</w:t>
-      </w:r>
-      <w:proofErr w:type="spellEnd"/>
-      <w:r>
-        <w:t xml:space="preserve">, </w:t>
-      </w:r>
-      <w:proofErr w:type="spellStart"/>
-      <w:r>
-        <w:t>userdel</w:t>
-      </w:r>
-      <w:proofErr w:type="spellEnd"/>
+      <w:r>
+        <w:t>useradd, userdel</w:t>
+      </w:r>
       <w:r>
         <w:t xml:space="preserve"> / </w:t>
       </w:r>
-      <w:proofErr w:type="spellStart"/>
       <w:r>
         <w:rPr>
           <w:lang w:val="en-US"/>
         </w:rPr>
         <w:t>groupadd</w:t>
       </w:r>
-      <w:proofErr w:type="spellEnd"/>
       <w:r>
         <w:t>,</w:t>
       </w:r>
       <w:r>
         <w:t xml:space="preserve"> </w:t>
       </w:r>
-      <w:proofErr w:type="spellStart"/>
       <w:r>
         <w:rPr>
           <w:lang w:val="en-US"/>
@@ -6769,7 +6530,6 @@
         <w:t>groupdel</w:t>
       </w:r>
       <w:bookmarkEnd w:id="5"/>
-      <w:proofErr w:type="spellEnd"/>
     </w:p>
     <w:p/>
     <w:p>
@@ -6866,7 +6626,7 @@
           <w:noProof/>
           <w:sz w:val="28"/>
           <w:szCs w:val="28"/>
-          <w:lang w:val="en-US"/>
+          <w:lang w:val="en-GB" w:eastAsia="en-GB"/>
         </w:rPr>
         <w:drawing>
           <wp:inline distT="0" distB="0" distL="0" distR="0" wp14:anchorId="655CDA2D" wp14:editId="362ACE62">
@@ -6920,7 +6680,7 @@
           <w:noProof/>
           <w:sz w:val="28"/>
           <w:szCs w:val="28"/>
-          <w:lang w:val="en-US"/>
+          <w:lang w:val="en-GB" w:eastAsia="en-GB"/>
         </w:rPr>
         <w:drawing>
           <wp:inline distT="0" distB="0" distL="0" distR="0" wp14:anchorId="233C5DDF" wp14:editId="5DE9E670">
@@ -6974,7 +6734,7 @@
           <w:noProof/>
           <w:sz w:val="28"/>
           <w:szCs w:val="28"/>
-          <w:lang w:val="en-US"/>
+          <w:lang w:val="en-GB" w:eastAsia="en-GB"/>
         </w:rPr>
         <w:drawing>
           <wp:inline distT="0" distB="0" distL="0" distR="0" wp14:anchorId="713A39E4" wp14:editId="61CBCC8C">
@@ -7028,7 +6788,7 @@
           <w:noProof/>
           <w:sz w:val="28"/>
           <w:szCs w:val="28"/>
-          <w:lang w:val="en-US"/>
+          <w:lang w:val="en-GB" w:eastAsia="en-GB"/>
         </w:rPr>
         <w:drawing>
           <wp:inline distT="0" distB="0" distL="0" distR="0" wp14:anchorId="62730647" wp14:editId="71C4AF73">
@@ -7082,7 +6842,7 @@
           <w:noProof/>
           <w:sz w:val="28"/>
           <w:szCs w:val="28"/>
-          <w:lang w:val="en-US"/>
+          <w:lang w:val="en-GB" w:eastAsia="en-GB"/>
         </w:rPr>
         <w:drawing>
           <wp:inline distT="0" distB="0" distL="0" distR="0" wp14:anchorId="218BD0EE" wp14:editId="0BDB0192">
@@ -7136,7 +6896,7 @@
           <w:noProof/>
           <w:sz w:val="28"/>
           <w:szCs w:val="28"/>
-          <w:lang w:val="en-US"/>
+          <w:lang w:val="en-GB" w:eastAsia="en-GB"/>
         </w:rPr>
         <w:lastRenderedPageBreak/>
         <w:drawing>
@@ -7190,7 +6950,7 @@
           <w:noProof/>
           <w:sz w:val="28"/>
           <w:szCs w:val="28"/>
-          <w:lang w:val="en-US"/>
+          <w:lang w:val="en-GB" w:eastAsia="en-GB"/>
         </w:rPr>
         <w:drawing>
           <wp:inline distT="0" distB="0" distL="0" distR="0" wp14:anchorId="7613CEF9" wp14:editId="61AAF0EB">
@@ -7246,15 +7006,7 @@
         <w:ind w:left="709"/>
       </w:pPr>
       <w:r>
-        <w:t>-m</w:t>
-      </w:r>
-      <w:proofErr w:type="gramStart"/>
-      <w:r>
-        <w:t>: Создает</w:t>
-      </w:r>
-      <w:proofErr w:type="gramEnd"/>
-      <w:r>
-        <w:t xml:space="preserve"> домашний каталог для пользователя, если он не существует.</w:t>
+        <w:t>-m: Создает домашний каталог для пользователя, если он не существует.</w:t>
       </w:r>
     </w:p>
     <w:p>
@@ -7275,15 +7027,7 @@
         <w:ind w:left="709"/>
       </w:pPr>
       <w:r>
-        <w:t>-k</w:t>
-      </w:r>
-      <w:proofErr w:type="gramStart"/>
-      <w:r>
-        <w:t>: Копирует</w:t>
-      </w:r>
-      <w:proofErr w:type="gramEnd"/>
-      <w:r>
-        <w:t xml:space="preserve"> файлы и каталоги из указанного каталога в домашний каталог нового пользователя.</w:t>
+        <w:t>-k: Копирует файлы и каталоги из указанного каталога в домашний каталог нового пользователя.</w:t>
       </w:r>
     </w:p>
     <w:p>
@@ -7293,15 +7037,7 @@
         <w:ind w:left="709"/>
       </w:pPr>
       <w:r>
-        <w:t>-g</w:t>
-      </w:r>
-      <w:proofErr w:type="gramStart"/>
-      <w:r>
-        <w:t>: Устанавливает</w:t>
-      </w:r>
-      <w:proofErr w:type="gramEnd"/>
-      <w:r>
-        <w:t xml:space="preserve"> основную (первичную) группу пользователя.</w:t>
+        <w:t>-g: Устанавливает основную (первичную) группу пользователя.</w:t>
       </w:r>
     </w:p>
     <w:p>
@@ -7311,15 +7047,7 @@
         <w:ind w:left="709"/>
       </w:pPr>
       <w:r>
-        <w:t>-G</w:t>
-      </w:r>
-      <w:proofErr w:type="gramStart"/>
-      <w:r>
-        <w:t>: Устанавливает</w:t>
-      </w:r>
-      <w:proofErr w:type="gramEnd"/>
-      <w:r>
-        <w:t xml:space="preserve"> дополнительные группы для пользователя (помимо основной).</w:t>
+        <w:t>-G: Устанавливает дополнительные группы для пользователя (помимо основной).</w:t>
       </w:r>
     </w:p>
     <w:p>
@@ -7329,23 +7057,7 @@
         <w:ind w:left="709"/>
       </w:pPr>
       <w:r>
-        <w:t>-s</w:t>
-      </w:r>
-      <w:proofErr w:type="gramStart"/>
-      <w:r>
-        <w:t>: Устанавливает</w:t>
-      </w:r>
-      <w:proofErr w:type="gramEnd"/>
-      <w:r>
-        <w:t xml:space="preserve"> командную оболочку (</w:t>
-      </w:r>
-      <w:proofErr w:type="spellStart"/>
-      <w:r>
-        <w:t>shell</w:t>
-      </w:r>
-      <w:proofErr w:type="spellEnd"/>
-      <w:r>
-        <w:t>) для пользователя.</w:t>
+        <w:t>-s: Устанавливает командную оболочку (shell) для пользователя.</w:t>
       </w:r>
     </w:p>
     <w:p>
@@ -7355,15 +7067,7 @@
         <w:ind w:left="709"/>
       </w:pPr>
       <w:r>
-        <w:t>-c</w:t>
-      </w:r>
-      <w:proofErr w:type="gramStart"/>
-      <w:r>
-        <w:t>: Позволяет</w:t>
-      </w:r>
-      <w:proofErr w:type="gramEnd"/>
-      <w:r>
-        <w:t xml:space="preserve"> добавить комментарий или описание пользователя (обычно имя пользователя или другие информационные данные).</w:t>
+        <w:t>-c: Позволяет добавить комментарий или описание пользователя (обычно имя пользователя или другие информационные данные).</w:t>
       </w:r>
     </w:p>
     <w:p>
@@ -7373,15 +7077,7 @@
         <w:ind w:left="709"/>
       </w:pPr>
       <w:r>
-        <w:t>-e</w:t>
-      </w:r>
-      <w:proofErr w:type="gramStart"/>
-      <w:r>
-        <w:t>: Устанавливает</w:t>
-      </w:r>
-      <w:proofErr w:type="gramEnd"/>
-      <w:r>
-        <w:t xml:space="preserve"> дату окончания действия учетной записи пользователя. Пользователь не сможет войти после этой даты.</w:t>
+        <w:t>-e: Устанавливает дату окончания действия учетной записи пользователя. Пользователь не сможет войти после этой даты.</w:t>
       </w:r>
       <w:r>
         <w:br/>
@@ -7395,16 +7091,11 @@
         </w:rPr>
         <w:t>p</w:t>
       </w:r>
-      <w:proofErr w:type="gramStart"/>
       <w:r>
         <w:t xml:space="preserve">: </w:t>
       </w:r>
       <w:r>
-        <w:t>Устанавливает</w:t>
-      </w:r>
-      <w:proofErr w:type="gramEnd"/>
-      <w:r>
-        <w:t xml:space="preserve"> пароль для данного пользователя</w:t>
+        <w:t>Устанавливает пароль для данного пользователя</w:t>
       </w:r>
     </w:p>
     <w:p>
@@ -7499,7 +7190,7 @@
       <w:r>
         <w:rPr>
           <w:noProof/>
-          <w:lang w:val="en-US"/>
+          <w:lang w:val="en-GB" w:eastAsia="en-GB"/>
         </w:rPr>
         <w:drawing>
           <wp:inline distT="0" distB="0" distL="0" distR="0" wp14:anchorId="61B17BAF" wp14:editId="4E1C6DD4">
@@ -7550,7 +7241,6 @@
         <w:pStyle w:val="1"/>
       </w:pPr>
       <w:bookmarkStart w:id="7" w:name="_Toc149905631"/>
-      <w:proofErr w:type="spellStart"/>
       <w:r>
         <w:rPr>
           <w:lang w:val="en-US"/>
@@ -7558,7 +7248,6 @@
         <w:t>Pwd</w:t>
       </w:r>
       <w:bookmarkEnd w:id="7"/>
-      <w:proofErr w:type="spellEnd"/>
     </w:p>
     <w:p/>
     <w:p>
@@ -7601,7 +7290,6 @@
         </w:rPr>
         <w:t xml:space="preserve"> команду </w:t>
       </w:r>
-      <w:proofErr w:type="spellStart"/>
       <w:r>
         <w:rPr>
           <w:b/>
@@ -7614,7 +7302,6 @@
         </w:rPr>
         <w:t>pwd</w:t>
       </w:r>
-      <w:proofErr w:type="spellEnd"/>
       <w:r>
         <w:rPr>
           <w:color w:val="36344D"/>
@@ -7717,56 +7404,16 @@
           <w:szCs w:val="28"/>
           <w:shd w:val="clear" w:color="auto" w:fill="FFFFFF"/>
         </w:rPr>
-        <w:t>/</w:t>
-      </w:r>
-      <w:proofErr w:type="spellStart"/>
-      <w:r>
-        <w:rPr>
-          <w:b/>
-          <w:bCs/>
+        <w:t>/home/username</w:t>
+      </w:r>
+      <w:r>
+        <w:rPr>
           <w:color w:val="36344D"/>
           <w:spacing w:val="5"/>
           <w:sz w:val="28"/>
           <w:szCs w:val="28"/>
           <w:shd w:val="clear" w:color="auto" w:fill="FFFFFF"/>
         </w:rPr>
-        <w:t>home</w:t>
-      </w:r>
-      <w:proofErr w:type="spellEnd"/>
-      <w:r>
-        <w:rPr>
-          <w:b/>
-          <w:bCs/>
-          <w:color w:val="36344D"/>
-          <w:spacing w:val="5"/>
-          <w:sz w:val="28"/>
-          <w:szCs w:val="28"/>
-          <w:shd w:val="clear" w:color="auto" w:fill="FFFFFF"/>
-        </w:rPr>
-        <w:t>/</w:t>
-      </w:r>
-      <w:proofErr w:type="spellStart"/>
-      <w:r>
-        <w:rPr>
-          <w:b/>
-          <w:bCs/>
-          <w:color w:val="36344D"/>
-          <w:spacing w:val="5"/>
-          <w:sz w:val="28"/>
-          <w:szCs w:val="28"/>
-          <w:shd w:val="clear" w:color="auto" w:fill="FFFFFF"/>
-        </w:rPr>
-        <w:t>username</w:t>
-      </w:r>
-      <w:proofErr w:type="spellEnd"/>
-      <w:r>
-        <w:rPr>
-          <w:color w:val="36344D"/>
-          <w:spacing w:val="5"/>
-          <w:sz w:val="28"/>
-          <w:szCs w:val="28"/>
-          <w:shd w:val="clear" w:color="auto" w:fill="FFFFFF"/>
-        </w:rPr>
         <w:t>.</w:t>
       </w:r>
     </w:p>
@@ -7786,7 +7433,7 @@
       <w:r>
         <w:rPr>
           <w:noProof/>
-          <w:lang w:val="en-US"/>
+          <w:lang w:val="en-GB" w:eastAsia="en-GB"/>
         </w:rPr>
         <w:drawing>
           <wp:inline distT="0" distB="0" distL="0" distR="0" wp14:anchorId="53AC993E" wp14:editId="1F7FC20E">
@@ -7857,27 +7504,7 @@
           <w:szCs w:val="28"/>
           <w:shd w:val="clear" w:color="auto" w:fill="FAFBFC"/>
         </w:rPr>
-        <w:t xml:space="preserve">Чаще всего команда </w:t>
-      </w:r>
-      <w:proofErr w:type="spellStart"/>
-      <w:r>
-        <w:rPr>
-          <w:color w:val="000000" w:themeColor="text1"/>
-          <w:sz w:val="28"/>
-          <w:szCs w:val="28"/>
-          <w:shd w:val="clear" w:color="auto" w:fill="FAFBFC"/>
-        </w:rPr>
-        <w:t>dir</w:t>
-      </w:r>
-      <w:proofErr w:type="spellEnd"/>
-      <w:r>
-        <w:rPr>
-          <w:color w:val="000000" w:themeColor="text1"/>
-          <w:sz w:val="28"/>
-          <w:szCs w:val="28"/>
-          <w:shd w:val="clear" w:color="auto" w:fill="FAFBFC"/>
-        </w:rPr>
-        <w:t xml:space="preserve"> используется для отображения содержимого каталога в порядке возрастания в алфавитном порядке.</w:t>
+        <w:t>Чаще всего команда dir используется для отображения содержимого каталога в порядке возрастания в алфавитном порядке.</w:t>
       </w:r>
     </w:p>
     <w:p/>
@@ -7890,7 +7517,7 @@
       <w:r>
         <w:rPr>
           <w:noProof/>
-          <w:lang w:val="en-US"/>
+          <w:lang w:val="en-GB" w:eastAsia="en-GB"/>
         </w:rPr>
         <w:drawing>
           <wp:inline distT="0" distB="0" distL="0" distR="0" wp14:anchorId="7DF09D9E" wp14:editId="4C7A4C1A">
@@ -7934,7 +7561,6 @@
         <w:pStyle w:val="1"/>
       </w:pPr>
       <w:bookmarkStart w:id="9" w:name="_Toc149905633"/>
-      <w:proofErr w:type="spellStart"/>
       <w:r>
         <w:rPr>
           <w:lang w:val="en-US"/>
@@ -7942,7 +7568,6 @@
         <w:t>Mkdir</w:t>
       </w:r>
       <w:bookmarkEnd w:id="9"/>
-      <w:proofErr w:type="spellEnd"/>
     </w:p>
     <w:p>
       <w:pPr>
@@ -7975,7 +7600,6 @@
         </w:rPr>
         <w:t> </w:t>
       </w:r>
-      <w:proofErr w:type="spellStart"/>
       <w:r>
         <w:rPr>
           <w:b/>
@@ -7987,7 +7611,6 @@
         </w:rPr>
         <w:t>mkdir</w:t>
       </w:r>
-      <w:proofErr w:type="spellEnd"/>
       <w:r>
         <w:rPr>
           <w:color w:val="36344D"/>
@@ -8022,7 +7645,7 @@
           <w:noProof/>
           <w:sz w:val="28"/>
           <w:szCs w:val="28"/>
-          <w:lang w:val="en-US"/>
+          <w:lang w:val="en-GB" w:eastAsia="en-GB"/>
         </w:rPr>
         <w:drawing>
           <wp:inline distT="0" distB="0" distL="0" distR="0" wp14:anchorId="49619DC2" wp14:editId="4DE126B2">
@@ -8076,14 +7699,12 @@
         <w:pStyle w:val="2"/>
       </w:pPr>
       <w:bookmarkStart w:id="10" w:name="_Toc149905634"/>
-      <w:proofErr w:type="spellStart"/>
       <w:r>
         <w:rPr>
           <w:lang w:val="en-US"/>
         </w:rPr>
         <w:t>Mkdir</w:t>
       </w:r>
-      <w:proofErr w:type="spellEnd"/>
       <w:r>
         <w:t xml:space="preserve"> – </w:t>
       </w:r>
@@ -8103,13 +7724,8 @@
           <w:szCs w:val="22"/>
         </w:rPr>
       </w:pPr>
-      <w:proofErr w:type="spellStart"/>
-      <w:r>
-        <w:t>mkdir</w:t>
-      </w:r>
-      <w:proofErr w:type="spellEnd"/>
-      <w:r>
-        <w:t xml:space="preserve"> –p создает несколько директорий рекурсивно:</w:t>
+      <w:r>
+        <w:t>mkdir –p создает несколько директорий рекурсивно:</w:t>
       </w:r>
     </w:p>
     <w:p>
@@ -8136,7 +7752,7 @@
           <w:noProof/>
           <w:sz w:val="28"/>
           <w:szCs w:val="28"/>
-          <w:lang w:val="en-US"/>
+          <w:lang w:val="en-GB" w:eastAsia="en-GB"/>
         </w:rPr>
         <w:drawing>
           <wp:inline distT="0" distB="0" distL="0" distR="0" wp14:anchorId="215577B8" wp14:editId="11B99D59">
@@ -8190,14 +7806,12 @@
         <w:pStyle w:val="2"/>
       </w:pPr>
       <w:bookmarkStart w:id="11" w:name="_Toc149905635"/>
-      <w:proofErr w:type="spellStart"/>
       <w:r>
         <w:rPr>
           <w:lang w:val="en-US"/>
         </w:rPr>
         <w:t>Mkdir</w:t>
       </w:r>
-      <w:proofErr w:type="spellEnd"/>
       <w:r>
         <w:t xml:space="preserve"> -</w:t>
       </w:r>
@@ -8231,40 +7845,14 @@
         </w:rPr>
         <w:t>m</w:t>
       </w:r>
-      <w:proofErr w:type="spellStart"/>
-      <w:r>
-        <w:t>kdir</w:t>
-      </w:r>
-      <w:proofErr w:type="spellEnd"/>
-      <w:r>
-        <w:t xml:space="preserve"> –</w:t>
-      </w:r>
-      <w:proofErr w:type="gramStart"/>
-      <w:r>
-        <w:t>m  позволяет</w:t>
-      </w:r>
-      <w:proofErr w:type="gramEnd"/>
-      <w:r>
-        <w:t xml:space="preserve"> создать директорию уже с определенными правами, вместо того чтобы потом использовать </w:t>
-      </w:r>
-      <w:proofErr w:type="spellStart"/>
-      <w:r>
-        <w:t>chmod</w:t>
-      </w:r>
-      <w:proofErr w:type="spellEnd"/>
+      <w:r>
+        <w:t>kdir –m  позволяет создать директорию уже с определенными правами, вместо того чтобы потом использовать chmod</w:t>
+      </w:r>
       <w:r>
         <w:t xml:space="preserve">. </w:t>
       </w:r>
       <w:r>
-        <w:t xml:space="preserve">В данном случае </w:t>
-      </w:r>
-      <w:proofErr w:type="gramStart"/>
-      <w:r>
-        <w:t>пользователи</w:t>
-      </w:r>
-      <w:proofErr w:type="gramEnd"/>
-      <w:r>
-        <w:t xml:space="preserve"> которые имеют доступ к папке </w:t>
+        <w:t xml:space="preserve">В данном случае пользователи которые имеют доступ к папке </w:t>
       </w:r>
       <w:r>
         <w:rPr>
@@ -8306,7 +7894,7 @@
           <w:noProof/>
           <w:sz w:val="28"/>
           <w:szCs w:val="28"/>
-          <w:lang w:val="en-US"/>
+          <w:lang w:val="en-GB" w:eastAsia="en-GB"/>
         </w:rPr>
         <w:drawing>
           <wp:inline distT="0" distB="0" distL="0" distR="0" wp14:anchorId="5264AF87" wp14:editId="49D1A1B6">
@@ -8357,7 +7945,7 @@
           <w:noProof/>
           <w:sz w:val="28"/>
           <w:szCs w:val="28"/>
-          <w:lang w:val="en-US"/>
+          <w:lang w:val="en-GB" w:eastAsia="en-GB"/>
         </w:rPr>
         <w:drawing>
           <wp:inline distT="0" distB="0" distL="0" distR="0" wp14:anchorId="3A7BFD6E" wp14:editId="05067062">
@@ -8443,7 +8031,6 @@
         </w:rPr>
         <w:t>Для навигации по файлам и каталогам Linux используйте команду </w:t>
       </w:r>
-      <w:proofErr w:type="spellStart"/>
       <w:r>
         <w:rPr>
           <w:b/>
@@ -8456,7 +8043,6 @@
         </w:rPr>
         <w:t>cd</w:t>
       </w:r>
-      <w:proofErr w:type="spellEnd"/>
       <w:r>
         <w:rPr>
           <w:color w:val="36344D"/>
@@ -8492,7 +8078,7 @@
           <w:noProof/>
           <w:sz w:val="28"/>
           <w:szCs w:val="28"/>
-          <w:lang w:val="en-US"/>
+          <w:lang w:val="en-GB" w:eastAsia="en-GB"/>
         </w:rPr>
         <w:drawing>
           <wp:inline distT="0" distB="0" distL="0" distR="0" wp14:anchorId="45EBC02B" wp14:editId="0037FD9A">
@@ -8694,7 +8280,7 @@
           <w:noProof/>
           <w:sz w:val="28"/>
           <w:szCs w:val="28"/>
-          <w:lang w:val="en-US"/>
+          <w:lang w:val="en-GB" w:eastAsia="en-GB"/>
         </w:rPr>
         <w:drawing>
           <wp:inline distT="0" distB="0" distL="0" distR="0" wp14:anchorId="0AA05862" wp14:editId="6698634B">
@@ -8797,7 +8383,7 @@
           <w:noProof/>
           <w:sz w:val="28"/>
           <w:szCs w:val="28"/>
-          <w:lang w:val="en-US"/>
+          <w:lang w:val="en-GB" w:eastAsia="en-GB"/>
         </w:rPr>
         <w:drawing>
           <wp:inline distT="0" distB="0" distL="0" distR="0" wp14:anchorId="1571E91B" wp14:editId="30B11A42">
@@ -8913,7 +8499,7 @@
           <w:noProof/>
           <w:sz w:val="28"/>
           <w:szCs w:val="28"/>
-          <w:lang w:val="en-US"/>
+          <w:lang w:val="en-GB" w:eastAsia="en-GB"/>
         </w:rPr>
         <w:drawing>
           <wp:inline distT="0" distB="0" distL="0" distR="0" wp14:anchorId="42335AE6" wp14:editId="4B73FD6A">
@@ -8968,14 +8554,7 @@
         <w:rPr>
           <w:rStyle w:val="20"/>
         </w:rPr>
-        <w:t>-</w:t>
-      </w:r>
-      <w:proofErr w:type="gramStart"/>
-      <w:r>
-        <w:rPr>
-          <w:rStyle w:val="20"/>
-        </w:rPr>
-        <w:t>l</w:t>
+        <w:t>-l</w:t>
       </w:r>
       <w:bookmarkEnd w:id="20"/>
       <w:r>
@@ -8995,11 +8574,7 @@
         <w:t xml:space="preserve"> </w:t>
       </w:r>
       <w:r>
-        <w:t>следует</w:t>
-      </w:r>
-      <w:proofErr w:type="gramEnd"/>
-      <w:r>
-        <w:t xml:space="preserve"> по символическим ссылкам как по обычным директориям</w:t>
+        <w:t>следует по символическим ссылкам как по обычным директориям</w:t>
       </w:r>
     </w:p>
     <w:p>
@@ -9026,7 +8601,7 @@
           <w:noProof/>
           <w:sz w:val="28"/>
           <w:szCs w:val="28"/>
-          <w:lang w:val="en-US"/>
+          <w:lang w:val="en-GB" w:eastAsia="en-GB"/>
         </w:rPr>
         <w:drawing>
           <wp:inline distT="0" distB="0" distL="0" distR="0" wp14:anchorId="32135D49" wp14:editId="0C8161AD">
@@ -9122,7 +8697,7 @@
           <w:noProof/>
           <w:sz w:val="28"/>
           <w:szCs w:val="28"/>
-          <w:lang w:val="en-US"/>
+          <w:lang w:val="en-GB" w:eastAsia="en-GB"/>
         </w:rPr>
         <w:drawing>
           <wp:inline distT="0" distB="0" distL="0" distR="0" wp14:anchorId="09D77F87" wp14:editId="4709BC9E">
@@ -9172,7 +8747,13 @@
       </w:r>
       <w:bookmarkEnd w:id="22"/>
       <w:r>
-        <w:t xml:space="preserve"> показывает пользователя-владельца файлов и директорий, а </w:t>
+        <w:t xml:space="preserve"> показывает пользователя-</w:t>
+      </w:r>
+      <w:r>
+        <w:t>владельца файлов и директорий</w:t>
+      </w:r>
+      <w:r>
+        <w:t xml:space="preserve"> </w:t>
       </w:r>
     </w:p>
     <w:p>
@@ -9215,7 +8796,7 @@
           <w:noProof/>
           <w:sz w:val="28"/>
           <w:szCs w:val="28"/>
-          <w:lang w:val="en-US"/>
+          <w:lang w:val="en-GB" w:eastAsia="en-GB"/>
         </w:rPr>
         <w:drawing>
           <wp:inline distT="0" distB="0" distL="0" distR="0" wp14:anchorId="21C37AD3" wp14:editId="69B99A01">
@@ -9300,6 +8881,7 @@
           <w:noProof/>
           <w:sz w:val="28"/>
           <w:szCs w:val="28"/>
+          <w:lang w:val="en-GB" w:eastAsia="en-GB"/>
         </w:rPr>
         <w:drawing>
           <wp:inline distT="0" distB="0" distL="0" distR="0" wp14:anchorId="456592FF" wp14:editId="4C8A16FC">
@@ -9416,7 +8998,6 @@
           <w:shd w:val="clear" w:color="auto" w:fill="FFFFFF"/>
         </w:rPr>
       </w:pPr>
-      <w:proofErr w:type="spellStart"/>
       <w:r>
         <w:rPr>
           <w:b/>
@@ -9429,7 +9010,6 @@
         </w:rPr>
         <w:t>cat</w:t>
       </w:r>
-      <w:proofErr w:type="spellEnd"/>
       <w:r>
         <w:rPr>
           <w:color w:val="36344D"/>
@@ -9438,51 +9018,7 @@
           <w:szCs w:val="28"/>
           <w:shd w:val="clear" w:color="auto" w:fill="FFFFFF"/>
         </w:rPr>
-        <w:t xml:space="preserve"> (сокращение от </w:t>
-      </w:r>
-      <w:proofErr w:type="spellStart"/>
-      <w:r>
-        <w:rPr>
-          <w:color w:val="36344D"/>
-          <w:spacing w:val="5"/>
-          <w:sz w:val="28"/>
-          <w:szCs w:val="28"/>
-          <w:shd w:val="clear" w:color="auto" w:fill="FFFFFF"/>
-        </w:rPr>
-        <w:t>concatenate</w:t>
-      </w:r>
-      <w:proofErr w:type="spellEnd"/>
-      <w:r>
-        <w:rPr>
-          <w:color w:val="36344D"/>
-          <w:spacing w:val="5"/>
-          <w:sz w:val="28"/>
-          <w:szCs w:val="28"/>
-          <w:shd w:val="clear" w:color="auto" w:fill="FFFFFF"/>
-        </w:rPr>
-        <w:t>) — одна из наиболее часто используемых команд в Linux. Используется для вывода содержимого файла в командной строке (</w:t>
-      </w:r>
-      <w:proofErr w:type="spellStart"/>
-      <w:r>
-        <w:rPr>
-          <w:color w:val="36344D"/>
-          <w:spacing w:val="5"/>
-          <w:sz w:val="28"/>
-          <w:szCs w:val="28"/>
-          <w:shd w:val="clear" w:color="auto" w:fill="FFFFFF"/>
-        </w:rPr>
-        <w:t>sdout</w:t>
-      </w:r>
-      <w:proofErr w:type="spellEnd"/>
-      <w:r>
-        <w:rPr>
-          <w:color w:val="36344D"/>
-          <w:spacing w:val="5"/>
-          <w:sz w:val="28"/>
-          <w:szCs w:val="28"/>
-          <w:shd w:val="clear" w:color="auto" w:fill="FFFFFF"/>
-        </w:rPr>
-        <w:t>).</w:t>
+        <w:t> (сокращение от concatenate) — одна из наиболее часто используемых команд в Linux. Используется для вывода содержимого файла в командной строке (sdout).</w:t>
       </w:r>
     </w:p>
     <w:p>
@@ -9523,7 +9059,7 @@
           <w:noProof/>
           <w:sz w:val="28"/>
           <w:szCs w:val="28"/>
-          <w:lang w:val="en-US"/>
+          <w:lang w:val="en-GB" w:eastAsia="en-GB"/>
         </w:rPr>
         <w:drawing>
           <wp:inline distT="0" distB="0" distL="0" distR="0" wp14:anchorId="00A720B0" wp14:editId="269DBAFC">
@@ -9582,20 +9118,10 @@
         </w:rPr>
       </w:pPr>
       <w:bookmarkStart w:id="26" w:name="_Toc149905650"/>
-      <w:proofErr w:type="spellStart"/>
-      <w:r>
-        <w:t>cat</w:t>
-      </w:r>
-      <w:proofErr w:type="spellEnd"/>
-      <w:r>
-        <w:t xml:space="preserve">&gt; </w:t>
-      </w:r>
-      <w:proofErr w:type="spellStart"/>
-      <w:r>
-        <w:t>filename</w:t>
+      <w:r>
+        <w:t>cat&gt; filename</w:t>
       </w:r>
       <w:bookmarkEnd w:id="26"/>
-      <w:proofErr w:type="spellEnd"/>
     </w:p>
     <w:p>
       <w:pPr>
@@ -9650,7 +9176,7 @@
           <w:noProof/>
           <w:sz w:val="28"/>
           <w:szCs w:val="28"/>
-          <w:lang w:val="en-US"/>
+          <w:lang w:val="en-GB" w:eastAsia="en-GB"/>
         </w:rPr>
         <w:drawing>
           <wp:inline distT="0" distB="0" distL="0" distR="0" wp14:anchorId="1021FAC7" wp14:editId="1FAAAC21">
@@ -9694,21 +9220,8 @@
         <w:pStyle w:val="1"/>
       </w:pPr>
       <w:bookmarkStart w:id="27" w:name="_Toc149905651"/>
-      <w:proofErr w:type="spellStart"/>
-      <w:r>
-        <w:t>cat</w:t>
-      </w:r>
-      <w:proofErr w:type="spellEnd"/>
-      <w:r>
-        <w:t xml:space="preserve"> file.1 file.</w:t>
-      </w:r>
-      <w:proofErr w:type="gramStart"/>
-      <w:r>
-        <w:t>2&gt;file</w:t>
-      </w:r>
-      <w:proofErr w:type="gramEnd"/>
-      <w:r>
-        <w:t>.3</w:t>
+      <w:r>
+        <w:t>cat file.1 file.2&gt;file.3</w:t>
       </w:r>
       <w:bookmarkEnd w:id="27"/>
     </w:p>
@@ -9756,7 +9269,7 @@
           <w:noProof/>
           <w:sz w:val="28"/>
           <w:szCs w:val="28"/>
-          <w:lang w:val="en-US"/>
+          <w:lang w:val="en-GB" w:eastAsia="en-GB"/>
         </w:rPr>
         <w:drawing>
           <wp:inline distT="0" distB="0" distL="0" distR="0" wp14:anchorId="1120E0A7" wp14:editId="2EB6B705">
@@ -9869,7 +9382,7 @@
           <w:noProof/>
           <w:sz w:val="28"/>
           <w:szCs w:val="28"/>
-          <w:lang w:val="en-US"/>
+          <w:lang w:val="en-GB" w:eastAsia="en-GB"/>
         </w:rPr>
         <w:drawing>
           <wp:inline distT="0" distB="0" distL="0" distR="0" wp14:anchorId="6BC08D06" wp14:editId="54EF1C02">
@@ -9964,7 +9477,7 @@
           <w:noProof/>
           <w:sz w:val="28"/>
           <w:szCs w:val="28"/>
-          <w:lang w:val="en-US"/>
+          <w:lang w:val="en-GB" w:eastAsia="en-GB"/>
         </w:rPr>
         <w:drawing>
           <wp:inline distT="0" distB="0" distL="0" distR="0" wp14:anchorId="0D6ACA2E" wp14:editId="54DAFAF0">
@@ -10019,20 +9532,16 @@
       </w:pPr>
       <w:bookmarkStart w:id="30" w:name="_Toc28"/>
       <w:bookmarkStart w:id="31" w:name="_Toc149905654"/>
-      <w:proofErr w:type="spellStart"/>
       <w:r>
         <w:t>stat</w:t>
       </w:r>
       <w:bookmarkEnd w:id="30"/>
       <w:bookmarkEnd w:id="31"/>
-      <w:proofErr w:type="spellEnd"/>
-    </w:p>
-    <w:p>
-      <w:proofErr w:type="spellStart"/>
+    </w:p>
+    <w:p>
       <w:r>
         <w:t>Stat</w:t>
       </w:r>
-      <w:proofErr w:type="spellEnd"/>
       <w:r>
         <w:t xml:space="preserve"> выводит подробные сведения о файле или директории:</w:t>
       </w:r>
@@ -10060,6 +9569,7 @@
           <w:noProof/>
           <w:sz w:val="28"/>
           <w:szCs w:val="28"/>
+          <w:lang w:val="en-GB" w:eastAsia="en-GB"/>
         </w:rPr>
         <w:drawing>
           <wp:inline distT="0" distB="0" distL="0" distR="0" wp14:anchorId="1D4B0D52" wp14:editId="4659CDCE">
@@ -10137,25 +9647,7 @@
           <w:sz w:val="28"/>
           <w:szCs w:val="28"/>
         </w:rPr>
-        <w:t xml:space="preserve">показывает содержимое </w:t>
-      </w:r>
-      <w:proofErr w:type="gramStart"/>
-      <w:r>
-        <w:rPr>
-          <w:bCs/>
-          <w:sz w:val="28"/>
-          <w:szCs w:val="28"/>
-        </w:rPr>
-        <w:t>директории</w:t>
-      </w:r>
-      <w:proofErr w:type="gramEnd"/>
-      <w:r>
-        <w:rPr>
-          <w:bCs/>
-          <w:sz w:val="28"/>
-          <w:szCs w:val="28"/>
-        </w:rPr>
-        <w:t xml:space="preserve"> в которой мы находимся</w:t>
+        <w:t>показывает содержимое директории в которой мы находимся</w:t>
       </w:r>
     </w:p>
     <w:p>
@@ -10182,7 +9674,7 @@
           <w:noProof/>
           <w:sz w:val="28"/>
           <w:szCs w:val="28"/>
-          <w:lang w:val="en-US"/>
+          <w:lang w:val="en-GB" w:eastAsia="en-GB"/>
         </w:rPr>
         <w:drawing>
           <wp:inline distT="0" distB="0" distL="0" distR="0" wp14:anchorId="5FA09601" wp14:editId="4AB9F583">
@@ -10285,7 +9777,7 @@
           <w:noProof/>
           <w:sz w:val="28"/>
           <w:szCs w:val="28"/>
-          <w:lang w:val="en-US"/>
+          <w:lang w:val="en-GB" w:eastAsia="en-GB"/>
         </w:rPr>
         <w:drawing>
           <wp:inline distT="0" distB="0" distL="0" distR="0" wp14:anchorId="4C619B9F" wp14:editId="13059C31">
@@ -10369,7 +9861,6 @@
         </w:rPr>
         <w:t xml:space="preserve">выводит </w:t>
       </w:r>
-      <w:proofErr w:type="spellStart"/>
       <w:r>
         <w:rPr>
           <w:bCs/>
@@ -10379,7 +9870,6 @@
         </w:rPr>
         <w:t>inode</w:t>
       </w:r>
-      <w:proofErr w:type="spellEnd"/>
     </w:p>
     <w:p>
       <w:pPr>
@@ -10406,7 +9896,7 @@
           <w:noProof/>
           <w:sz w:val="28"/>
           <w:szCs w:val="28"/>
-          <w:lang w:val="en-US"/>
+          <w:lang w:val="en-GB" w:eastAsia="en-GB"/>
         </w:rPr>
         <w:drawing>
           <wp:inline distT="0" distB="0" distL="0" distR="0" wp14:anchorId="4E7E17CF" wp14:editId="47B50F16">
@@ -10456,27 +9946,21 @@
       </w:pPr>
     </w:p>
     <w:p>
-      <w:proofErr w:type="spellStart"/>
       <w:r>
         <w:t>Inode</w:t>
       </w:r>
-      <w:proofErr w:type="spellEnd"/>
       <w:r>
         <w:t xml:space="preserve"> (от "</w:t>
       </w:r>
-      <w:proofErr w:type="spellStart"/>
       <w:r>
         <w:t>index</w:t>
       </w:r>
-      <w:proofErr w:type="spellEnd"/>
       <w:r>
         <w:t xml:space="preserve"> </w:t>
       </w:r>
-      <w:proofErr w:type="spellStart"/>
       <w:r>
         <w:t>node</w:t>
       </w:r>
-      <w:proofErr w:type="spellEnd"/>
       <w:r>
         <w:t>" или "</w:t>
       </w:r>
@@ -10486,59 +9970,23 @@
       <w:r>
         <w:t>-</w:t>
       </w:r>
-      <w:proofErr w:type="spellStart"/>
       <w:r>
         <w:t>node</w:t>
       </w:r>
-      <w:proofErr w:type="spellEnd"/>
-      <w:r>
-        <w:t xml:space="preserve">") - это уникальный </w:t>
-      </w:r>
-      <w:proofErr w:type="gramStart"/>
-      <w:r>
-        <w:t>идентификатор,  который</w:t>
-      </w:r>
-      <w:proofErr w:type="gramEnd"/>
-      <w:r>
-        <w:t xml:space="preserve"> хранит метаданные о файле или каталоге в файловой системе </w:t>
+      <w:r>
+        <w:t xml:space="preserve">") - это уникальный идентификатор,  который хранит метаданные о файле или каталоге в файловой системе </w:t>
       </w:r>
       <w:r>
         <w:t>Linux</w:t>
       </w:r>
       <w:r>
-        <w:t xml:space="preserve">.  Он включает информацию о правах доступа, владельце, размере, </w:t>
-      </w:r>
-      <w:proofErr w:type="gramStart"/>
-      <w:r>
-        <w:t>времени  создания</w:t>
-      </w:r>
-      <w:proofErr w:type="gramEnd"/>
-      <w:r>
-        <w:t xml:space="preserve"> и других атрибутах файла. </w:t>
-      </w:r>
-      <w:proofErr w:type="spellStart"/>
+        <w:t xml:space="preserve">.  Он включает информацию о правах доступа, владельце, размере, времени  создания и других атрибутах файла. </w:t>
+      </w:r>
       <w:r>
         <w:t>Inode</w:t>
       </w:r>
-      <w:proofErr w:type="spellEnd"/>
-      <w:r>
-        <w:t xml:space="preserve"> также содержит указатели </w:t>
-      </w:r>
-      <w:proofErr w:type="gramStart"/>
-      <w:r>
-        <w:t>на  фактические</w:t>
-      </w:r>
-      <w:proofErr w:type="gramEnd"/>
-      <w:r>
-        <w:t xml:space="preserve"> данные файла. Этот идентификатор помогает системе </w:t>
-      </w:r>
-      <w:proofErr w:type="gramStart"/>
-      <w:r>
-        <w:t>управлять  файлами</w:t>
-      </w:r>
-      <w:proofErr w:type="gramEnd"/>
-      <w:r>
-        <w:t xml:space="preserve"> и каталогами.</w:t>
+      <w:r>
+        <w:t xml:space="preserve"> также содержит указатели на  фактические данные файла. Этот идентификатор помогает системе управлять  файлами и каталогами.</w:t>
       </w:r>
     </w:p>
     <w:p/>
@@ -10555,13 +10003,11 @@
         <w:t xml:space="preserve"> </w:t>
       </w:r>
       <w:r>
-        <w:t xml:space="preserve">выводит скрытые файлы, начинающиеся </w:t>
-      </w:r>
-      <w:proofErr w:type="gramStart"/>
-      <w:r>
-        <w:t>с .</w:t>
-      </w:r>
-      <w:proofErr w:type="gramEnd"/>
+        <w:t>выводит</w:t>
+      </w:r>
+      <w:r>
+        <w:t xml:space="preserve"> скрытые файлы</w:t>
+      </w:r>
       <w:r>
         <w:t>:</w:t>
       </w:r>
@@ -10575,6 +10021,7 @@
       <w:r>
         <w:rPr>
           <w:noProof/>
+          <w:lang w:val="en-GB" w:eastAsia="en-GB"/>
         </w:rPr>
         <w:drawing>
           <wp:inline distT="0" distB="0" distL="0" distR="0" wp14:anchorId="328141B8" wp14:editId="699DC12D">
@@ -10634,6 +10081,7 @@
           <w:noProof/>
           <w:sz w:val="28"/>
           <w:szCs w:val="28"/>
+          <w:lang w:val="en-GB" w:eastAsia="en-GB"/>
         </w:rPr>
         <w:drawing>
           <wp:inline distT="0" distB="0" distL="0" distR="0" wp14:anchorId="4701B7AB" wp14:editId="27D1A764">
@@ -10677,6 +10125,7 @@
           <w:noProof/>
           <w:sz w:val="28"/>
           <w:szCs w:val="28"/>
+          <w:lang w:val="en-GB" w:eastAsia="en-GB"/>
         </w:rPr>
         <w:drawing>
           <wp:inline distT="0" distB="0" distL="0" distR="0" wp14:anchorId="5B96BC17" wp14:editId="06BD0981">
@@ -10724,7 +10173,6 @@
         </w:rPr>
       </w:pPr>
       <w:bookmarkStart w:id="37" w:name="_Toc149905660"/>
-      <w:proofErr w:type="spellStart"/>
       <w:r>
         <w:rPr>
           <w:lang w:val="en-US"/>
@@ -10732,7 +10180,6 @@
         <w:t>Rmdir</w:t>
       </w:r>
       <w:bookmarkEnd w:id="37"/>
-      <w:proofErr w:type="spellEnd"/>
     </w:p>
     <w:p>
       <w:pPr>
@@ -10759,7 +10206,6 @@
         </w:rPr>
         <w:t>Если вам нужно удалить каталог, используйте команду </w:t>
       </w:r>
-      <w:proofErr w:type="spellStart"/>
       <w:r>
         <w:rPr>
           <w:b/>
@@ -10772,7 +10218,6 @@
         </w:rPr>
         <w:t>rmdir</w:t>
       </w:r>
-      <w:proofErr w:type="spellEnd"/>
       <w:r>
         <w:rPr>
           <w:color w:val="36344D"/>
@@ -10781,29 +10226,7 @@
           <w:szCs w:val="28"/>
           <w:shd w:val="clear" w:color="auto" w:fill="FFFFFF"/>
         </w:rPr>
-        <w:t xml:space="preserve">. Однако </w:t>
-      </w:r>
-      <w:proofErr w:type="spellStart"/>
-      <w:r>
-        <w:rPr>
-          <w:color w:val="36344D"/>
-          <w:spacing w:val="5"/>
-          <w:sz w:val="28"/>
-          <w:szCs w:val="28"/>
-          <w:shd w:val="clear" w:color="auto" w:fill="FFFFFF"/>
-        </w:rPr>
-        <w:t>rmdir</w:t>
-      </w:r>
-      <w:proofErr w:type="spellEnd"/>
-      <w:r>
-        <w:rPr>
-          <w:color w:val="36344D"/>
-          <w:spacing w:val="5"/>
-          <w:sz w:val="28"/>
-          <w:szCs w:val="28"/>
-          <w:shd w:val="clear" w:color="auto" w:fill="FFFFFF"/>
-        </w:rPr>
-        <w:t xml:space="preserve"> позволяет удалять только пустые директории.</w:t>
+        <w:t>. Однако rmdir позволяет удалять только пустые директории.</w:t>
       </w:r>
     </w:p>
     <w:p>
@@ -10830,7 +10253,7 @@
           <w:noProof/>
           <w:sz w:val="28"/>
           <w:szCs w:val="28"/>
-          <w:lang w:val="en-US"/>
+          <w:lang w:val="en-GB" w:eastAsia="en-GB"/>
         </w:rPr>
         <w:drawing>
           <wp:inline distT="0" distB="0" distL="0" distR="0" wp14:anchorId="6DC7C37E" wp14:editId="776C79E1">
@@ -10913,22 +10336,8 @@
           <w:szCs w:val="28"/>
           <w:shd w:val="clear" w:color="auto" w:fill="FFFFFF"/>
         </w:rPr>
-        <w:t> </w:t>
-      </w:r>
-      <w:proofErr w:type="spellStart"/>
-      <w:r>
-        <w:rPr>
-          <w:b/>
-          <w:bCs/>
-          <w:color w:val="36344D"/>
-          <w:spacing w:val="5"/>
-          <w:sz w:val="28"/>
-          <w:szCs w:val="28"/>
-          <w:shd w:val="clear" w:color="auto" w:fill="FFFFFF"/>
-        </w:rPr>
-        <w:t>mv</w:t>
-      </w:r>
-      <w:proofErr w:type="spellEnd"/>
+        <w:t> mv</w:t>
+      </w:r>
       <w:r>
         <w:rPr>
           <w:color w:val="36344D"/>
@@ -10986,7 +10395,7 @@
           <w:noProof/>
           <w:sz w:val="28"/>
           <w:szCs w:val="28"/>
-          <w:lang w:val="en-US"/>
+          <w:lang w:val="en-GB" w:eastAsia="en-GB"/>
         </w:rPr>
         <w:drawing>
           <wp:inline distT="0" distB="0" distL="0" distR="0" wp14:anchorId="57DAB2F9" wp14:editId="31850EAE">
@@ -11030,13 +10439,11 @@
         <w:pStyle w:val="1"/>
       </w:pPr>
       <w:bookmarkStart w:id="39" w:name="_Toc149905662"/>
-      <w:proofErr w:type="spellStart"/>
       <w:r>
         <w:lastRenderedPageBreak/>
         <w:t>help</w:t>
       </w:r>
       <w:bookmarkEnd w:id="39"/>
-      <w:proofErr w:type="spellEnd"/>
       <w:r>
         <w:t xml:space="preserve"> </w:t>
       </w:r>
@@ -11058,39 +10465,7 @@
           <w:sz w:val="28"/>
           <w:szCs w:val="28"/>
         </w:rPr>
-        <w:t xml:space="preserve">помощь (например: </w:t>
-      </w:r>
-      <w:proofErr w:type="spellStart"/>
-      <w:r>
-        <w:rPr>
-          <w:sz w:val="28"/>
-          <w:szCs w:val="28"/>
-        </w:rPr>
-        <w:t>mv</w:t>
-      </w:r>
-      <w:proofErr w:type="spellEnd"/>
-      <w:r>
-        <w:rPr>
-          <w:sz w:val="28"/>
-          <w:szCs w:val="28"/>
-        </w:rPr>
-        <w:t xml:space="preserve"> –</w:t>
-      </w:r>
-      <w:proofErr w:type="spellStart"/>
-      <w:r>
-        <w:rPr>
-          <w:sz w:val="28"/>
-          <w:szCs w:val="28"/>
-        </w:rPr>
-        <w:t>help</w:t>
-      </w:r>
-      <w:proofErr w:type="spellEnd"/>
-      <w:r>
-        <w:rPr>
-          <w:sz w:val="28"/>
-          <w:szCs w:val="28"/>
-        </w:rPr>
-        <w:t>)</w:t>
+        <w:t>помощь (например: mv –help)</w:t>
       </w:r>
     </w:p>
     <w:p>
@@ -11108,7 +10483,7 @@
           <w:noProof/>
           <w:sz w:val="28"/>
           <w:szCs w:val="28"/>
-          <w:lang w:val="en-US"/>
+          <w:lang w:val="en-GB" w:eastAsia="en-GB"/>
         </w:rPr>
         <w:drawing>
           <wp:inline distT="0" distB="0" distL="0" distR="0" wp14:anchorId="369F1131" wp14:editId="73477767">
@@ -11201,7 +10576,6 @@
         </w:rPr>
         <w:t>Используйте команду </w:t>
       </w:r>
-      <w:proofErr w:type="spellStart"/>
       <w:r>
         <w:rPr>
           <w:b/>
@@ -11214,7 +10588,6 @@
         </w:rPr>
         <w:t>cp</w:t>
       </w:r>
-      <w:proofErr w:type="spellEnd"/>
       <w:r>
         <w:rPr>
           <w:color w:val="36344D"/>
@@ -11249,7 +10622,7 @@
       <w:r>
         <w:rPr>
           <w:noProof/>
-          <w:lang w:val="en-US"/>
+          <w:lang w:val="en-GB" w:eastAsia="en-GB"/>
         </w:rPr>
         <w:drawing>
           <wp:inline distT="0" distB="0" distL="0" distR="0" wp14:anchorId="01D0253B" wp14:editId="65788D91">
@@ -11323,7 +10696,6 @@
         </w:rPr>
       </w:pPr>
       <w:bookmarkStart w:id="41" w:name="_Toc149905664"/>
-      <w:proofErr w:type="spellStart"/>
       <w:r>
         <w:rPr>
           <w:rStyle w:val="20"/>
@@ -11332,7 +10704,6 @@
         <w:t>cp</w:t>
       </w:r>
       <w:bookmarkEnd w:id="41"/>
-      <w:proofErr w:type="spellEnd"/>
       <w:r>
         <w:rPr>
           <w:lang w:val="en-US"/>
@@ -11349,7 +10720,7 @@
       <w:r>
         <w:rPr>
           <w:noProof/>
-          <w:lang w:val="en-US"/>
+          <w:lang w:val="en-GB" w:eastAsia="en-GB"/>
         </w:rPr>
         <w:drawing>
           <wp:inline distT="0" distB="0" distL="0" distR="0" wp14:anchorId="36D8C542" wp14:editId="0BFA1697">
@@ -11426,7 +10797,7 @@
       <w:r>
         <w:rPr>
           <w:noProof/>
-          <w:lang w:val="en-US"/>
+          <w:lang w:val="en-GB" w:eastAsia="en-GB"/>
         </w:rPr>
         <w:drawing>
           <wp:inline distT="0" distB="0" distL="0" distR="0" wp14:anchorId="50D1C574" wp14:editId="4258ACDA">
@@ -11493,13 +10864,8 @@
     </w:p>
     <w:p/>
     <w:p>
-      <w:proofErr w:type="gramStart"/>
-      <w:r>
-        <w:t>При  помощи</w:t>
-      </w:r>
-      <w:proofErr w:type="gramEnd"/>
-      <w:r>
-        <w:t xml:space="preserve"> ключа </w:t>
+      <w:r>
+        <w:t xml:space="preserve">При  помощи ключа </w:t>
       </w:r>
       <w:r>
         <w:rPr>
@@ -11520,7 +10886,7 @@
       <w:r>
         <w:rPr>
           <w:noProof/>
-          <w:lang w:val="en-US"/>
+          <w:lang w:val="en-GB" w:eastAsia="en-GB"/>
         </w:rPr>
         <w:drawing>
           <wp:inline distT="0" distB="0" distL="0" distR="0" wp14:anchorId="5FBB72BE" wp14:editId="551EEEAE">
@@ -11606,7 +10972,7 @@
           <w:noProof/>
           <w:sz w:val="28"/>
           <w:szCs w:val="28"/>
-          <w:lang w:val="en-US"/>
+          <w:lang w:val="en-GB" w:eastAsia="en-GB"/>
         </w:rPr>
         <w:drawing>
           <wp:inline distT="0" distB="0" distL="0" distR="0" wp14:anchorId="32349C01" wp14:editId="0D6CCCE1">
@@ -11716,16 +11082,7 @@
           <w:szCs w:val="28"/>
           <w:shd w:val="clear" w:color="auto" w:fill="FFFFFF"/>
         </w:rPr>
-        <w:t>По умолчанию команда</w:t>
-      </w:r>
-      <w:r>
-        <w:rPr>
-          <w:color w:val="000000"/>
-          <w:sz w:val="28"/>
-          <w:szCs w:val="28"/>
-          <w:shd w:val="clear" w:color="auto" w:fill="FFFFFF"/>
-        </w:rPr>
-        <w:t xml:space="preserve"> </w:t>
+        <w:t xml:space="preserve">По умолчанию команда </w:t>
       </w:r>
       <w:r>
         <w:rPr>
@@ -11781,7 +11138,7 @@
           <w:noProof/>
           <w:sz w:val="28"/>
           <w:szCs w:val="28"/>
-          <w:lang w:val="en-US"/>
+          <w:lang w:val="en-GB" w:eastAsia="en-GB"/>
         </w:rPr>
         <w:drawing>
           <wp:inline distT="0" distB="0" distL="0" distR="0" wp14:anchorId="79DA17A1" wp14:editId="73FF1061">
@@ -11825,7 +11182,6 @@
         <w:pStyle w:val="1"/>
       </w:pPr>
       <w:bookmarkStart w:id="46" w:name="_Toc149905669"/>
-      <w:proofErr w:type="spellStart"/>
       <w:r>
         <w:rPr>
           <w:lang w:val="en-US"/>
@@ -11839,7 +11195,6 @@
         <w:t>hmod</w:t>
       </w:r>
       <w:bookmarkEnd w:id="46"/>
-      <w:proofErr w:type="spellEnd"/>
     </w:p>
     <w:p/>
     <w:p>
@@ -11861,7 +11216,6 @@
         </w:rPr>
         <w:t>k</w:t>
       </w:r>
-      <w:proofErr w:type="spellStart"/>
       <w:r>
         <w:rPr>
           <w:color w:val="222222"/>
@@ -11869,79 +11223,27 @@
           <w:szCs w:val="28"/>
           <w:shd w:val="clear" w:color="auto" w:fill="F7F7F7"/>
         </w:rPr>
-        <w:t>оманда</w:t>
-      </w:r>
-      <w:proofErr w:type="spellEnd"/>
-      <w:r>
-        <w:rPr>
+        <w:t>оманда </w:t>
+      </w:r>
+      <w:r>
+        <w:rPr>
+          <w:b/>
+          <w:bCs/>
           <w:color w:val="222222"/>
           <w:sz w:val="28"/>
           <w:szCs w:val="28"/>
           <w:shd w:val="clear" w:color="auto" w:fill="F7F7F7"/>
         </w:rPr>
-        <w:t> </w:t>
-      </w:r>
-      <w:proofErr w:type="spellStart"/>
-      <w:r>
-        <w:rPr>
-          <w:b/>
-          <w:bCs/>
+        <w:t>chmod</w:t>
+      </w:r>
+      <w:r>
+        <w:rPr>
           <w:color w:val="222222"/>
           <w:sz w:val="28"/>
           <w:szCs w:val="28"/>
           <w:shd w:val="clear" w:color="auto" w:fill="F7F7F7"/>
         </w:rPr>
-        <w:t>chmod</w:t>
-      </w:r>
-      <w:proofErr w:type="spellEnd"/>
-      <w:r>
-        <w:rPr>
-          <w:color w:val="222222"/>
-          <w:sz w:val="28"/>
-          <w:szCs w:val="28"/>
-          <w:shd w:val="clear" w:color="auto" w:fill="F7F7F7"/>
-        </w:rPr>
-        <w:t> (</w:t>
-      </w:r>
-      <w:proofErr w:type="spellStart"/>
-      <w:r>
-        <w:rPr>
-          <w:color w:val="222222"/>
-          <w:sz w:val="28"/>
-          <w:szCs w:val="28"/>
-          <w:shd w:val="clear" w:color="auto" w:fill="F7F7F7"/>
-        </w:rPr>
-        <w:t>change</w:t>
-      </w:r>
-      <w:proofErr w:type="spellEnd"/>
-      <w:r>
-        <w:rPr>
-          <w:color w:val="222222"/>
-          <w:sz w:val="28"/>
-          <w:szCs w:val="28"/>
-          <w:shd w:val="clear" w:color="auto" w:fill="F7F7F7"/>
-        </w:rPr>
-        <w:t xml:space="preserve"> </w:t>
-      </w:r>
-      <w:proofErr w:type="spellStart"/>
-      <w:r>
-        <w:rPr>
-          <w:color w:val="222222"/>
-          <w:sz w:val="28"/>
-          <w:szCs w:val="28"/>
-          <w:shd w:val="clear" w:color="auto" w:fill="F7F7F7"/>
-        </w:rPr>
-        <w:t>mode</w:t>
-      </w:r>
-      <w:proofErr w:type="spellEnd"/>
-      <w:r>
-        <w:rPr>
-          <w:color w:val="222222"/>
-          <w:sz w:val="28"/>
-          <w:szCs w:val="28"/>
-          <w:shd w:val="clear" w:color="auto" w:fill="F7F7F7"/>
-        </w:rPr>
-        <w:t xml:space="preserve"> – сменить режим) предназначена для изменения прав доступа к файлам и каталогам в Unix-подобных операционных системах.</w:t>
+        <w:t> (change mode – сменить режим) предназначена для изменения прав доступа к файлам и каталогам в Unix-подобных операционных системах.</w:t>
       </w:r>
     </w:p>
     <w:p/>
@@ -11960,7 +11262,7 @@
           <w:noProof/>
           <w:sz w:val="28"/>
           <w:szCs w:val="28"/>
-          <w:lang w:val="en-US"/>
+          <w:lang w:val="en-GB" w:eastAsia="en-GB"/>
         </w:rPr>
         <w:drawing>
           <wp:inline distT="0" distB="0" distL="0" distR="0" wp14:anchorId="781F1619" wp14:editId="6EB142B7">
@@ -12010,7 +11312,7 @@
           <w:noProof/>
           <w:sz w:val="28"/>
           <w:szCs w:val="28"/>
-          <w:lang w:val="en-US"/>
+          <w:lang w:val="en-GB" w:eastAsia="en-GB"/>
         </w:rPr>
         <w:drawing>
           <wp:inline distT="0" distB="0" distL="0" distR="0" wp14:anchorId="3C1C6D96" wp14:editId="44773C1D">
@@ -12187,7 +11489,6 @@
         </w:rPr>
         <w:t>с помощью команды </w:t>
       </w:r>
-      <w:proofErr w:type="spellStart"/>
       <w:r>
         <w:rPr>
           <w:b/>
@@ -12198,79 +11499,38 @@
           <w:szCs w:val="28"/>
           <w:shd w:val="clear" w:color="auto" w:fill="FFFFFF"/>
         </w:rPr>
-        <w:t>man</w:t>
-      </w:r>
-      <w:proofErr w:type="spellEnd"/>
-      <w:r>
-        <w:rPr>
-          <w:b/>
-          <w:bCs/>
+        <w:t>man мы можем узнать в справочнике больше о команде</w:t>
+      </w:r>
+      <w:r>
+        <w:rPr>
           <w:color w:val="36344D"/>
           <w:spacing w:val="5"/>
           <w:sz w:val="28"/>
           <w:szCs w:val="28"/>
           <w:shd w:val="clear" w:color="auto" w:fill="FFFFFF"/>
         </w:rPr>
-        <w:t xml:space="preserve"> мы можем узнать в справочнике больше о команде</w:t>
-      </w:r>
-      <w:r>
-        <w:rPr>
+        <w:t>. Например, </w:t>
+      </w:r>
+      <w:r>
+        <w:rPr>
+          <w:b/>
+          <w:bCs/>
           <w:color w:val="36344D"/>
           <w:spacing w:val="5"/>
           <w:sz w:val="28"/>
           <w:szCs w:val="28"/>
           <w:shd w:val="clear" w:color="auto" w:fill="FFFFFF"/>
         </w:rPr>
-        <w:t>. Например, </w:t>
-      </w:r>
-      <w:proofErr w:type="spellStart"/>
-      <w:r>
-        <w:rPr>
-          <w:b/>
-          <w:bCs/>
+        <w:t>man tail</w:t>
+      </w:r>
+      <w:r>
+        <w:rPr>
           <w:color w:val="36344D"/>
           <w:spacing w:val="5"/>
           <w:sz w:val="28"/>
           <w:szCs w:val="28"/>
           <w:shd w:val="clear" w:color="auto" w:fill="FFFFFF"/>
         </w:rPr>
-        <w:t>man</w:t>
-      </w:r>
-      <w:proofErr w:type="spellEnd"/>
-      <w:r>
-        <w:rPr>
-          <w:b/>
-          <w:bCs/>
-          <w:color w:val="36344D"/>
-          <w:spacing w:val="5"/>
-          <w:sz w:val="28"/>
-          <w:szCs w:val="28"/>
-          <w:shd w:val="clear" w:color="auto" w:fill="FFFFFF"/>
-        </w:rPr>
-        <w:t xml:space="preserve"> </w:t>
-      </w:r>
-      <w:proofErr w:type="spellStart"/>
-      <w:r>
-        <w:rPr>
-          <w:b/>
-          <w:bCs/>
-          <w:color w:val="36344D"/>
-          <w:spacing w:val="5"/>
-          <w:sz w:val="28"/>
-          <w:szCs w:val="28"/>
-          <w:shd w:val="clear" w:color="auto" w:fill="FFFFFF"/>
-        </w:rPr>
-        <w:t>tail</w:t>
-      </w:r>
-      <w:proofErr w:type="spellEnd"/>
-      <w:r>
-        <w:rPr>
-          <w:color w:val="36344D"/>
-          <w:spacing w:val="5"/>
-          <w:sz w:val="28"/>
-          <w:szCs w:val="28"/>
-          <w:shd w:val="clear" w:color="auto" w:fill="FFFFFF"/>
-        </w:rPr>
         <w:t> покажет инструкцию к команде ср.</w:t>
       </w:r>
     </w:p>
@@ -12298,7 +11558,7 @@
           <w:noProof/>
           <w:sz w:val="28"/>
           <w:szCs w:val="28"/>
-          <w:lang w:val="en-US"/>
+          <w:lang w:val="en-GB" w:eastAsia="en-GB"/>
         </w:rPr>
         <w:drawing>
           <wp:inline distT="0" distB="0" distL="0" distR="0" wp14:anchorId="23DBE999" wp14:editId="52B01C89">
@@ -12352,13 +11612,8 @@
         <w:pStyle w:val="1"/>
       </w:pPr>
       <w:bookmarkStart w:id="48" w:name="_Toc149905671"/>
-      <w:proofErr w:type="spellStart"/>
-      <w:r>
-        <w:t>wc</w:t>
-      </w:r>
-      <w:proofErr w:type="spellEnd"/>
-      <w:r>
-        <w:t xml:space="preserve"> </w:t>
+      <w:r>
+        <w:t xml:space="preserve">wc </w:t>
       </w:r>
       <w:r>
         <w:t>–</w:t>
@@ -12405,7 +11660,7 @@
           <w:noProof/>
           <w:sz w:val="28"/>
           <w:szCs w:val="28"/>
-          <w:lang w:val="en-US"/>
+          <w:lang w:val="en-GB" w:eastAsia="en-GB"/>
         </w:rPr>
         <w:drawing>
           <wp:inline distT="0" distB="0" distL="0" distR="0" wp14:anchorId="0A0A0F73" wp14:editId="5104824C">
@@ -12516,9 +11771,8 @@
           <w:szCs w:val="28"/>
           <w:shd w:val="clear" w:color="auto" w:fill="FFFFFF"/>
         </w:rPr>
-        <w:t xml:space="preserve">Показать </w:t>
-      </w:r>
-      <w:proofErr w:type="spellStart"/>
+        <w:t>Показать количест</w:t>
+      </w:r>
       <w:r>
         <w:rPr>
           <w:color w:val="434343"/>
@@ -12526,9 +11780,8 @@
           <w:szCs w:val="28"/>
           <w:shd w:val="clear" w:color="auto" w:fill="FFFFFF"/>
         </w:rPr>
-        <w:t>количесто</w:t>
-      </w:r>
-      <w:proofErr w:type="spellEnd"/>
+        <w:t>в</w:t>
+      </w:r>
       <w:r>
         <w:rPr>
           <w:color w:val="434343"/>
@@ -12536,7 +11789,7 @@
           <w:szCs w:val="28"/>
           <w:shd w:val="clear" w:color="auto" w:fill="FFFFFF"/>
         </w:rPr>
-        <w:t xml:space="preserve"> символов в объекте</w:t>
+        <w:t>о символов в объекте</w:t>
       </w:r>
     </w:p>
     <w:p>
@@ -12563,7 +11816,7 @@
           <w:noProof/>
           <w:sz w:val="28"/>
           <w:szCs w:val="28"/>
-          <w:lang w:val="en-US"/>
+          <w:lang w:val="en-GB" w:eastAsia="en-GB"/>
         </w:rPr>
         <w:drawing>
           <wp:inline distT="0" distB="0" distL="0" distR="0" wp14:anchorId="7340E0A3" wp14:editId="1AF6BCA3">
@@ -12657,7 +11910,7 @@
           <w:noProof/>
           <w:sz w:val="28"/>
           <w:szCs w:val="28"/>
-          <w:lang w:val="en-US"/>
+          <w:lang w:val="en-GB" w:eastAsia="en-GB"/>
         </w:rPr>
         <w:drawing>
           <wp:inline distT="0" distB="0" distL="0" distR="0" wp14:anchorId="1D984116" wp14:editId="7505A3E2">
@@ -12724,12 +11977,10 @@
         <w:t xml:space="preserve"> </w:t>
       </w:r>
       <w:bookmarkStart w:id="51" w:name="_Toc149905674"/>
-      <w:proofErr w:type="spellStart"/>
       <w:r>
         <w:t>head</w:t>
       </w:r>
       <w:bookmarkEnd w:id="51"/>
-      <w:proofErr w:type="spellEnd"/>
     </w:p>
     <w:p>
       <w:pPr>
@@ -12749,7 +12000,6 @@
         </w:rPr>
         <w:t>Команда </w:t>
       </w:r>
-      <w:proofErr w:type="spellStart"/>
       <w:r>
         <w:rPr>
           <w:b/>
@@ -12762,7 +12012,6 @@
         </w:rPr>
         <w:t>head</w:t>
       </w:r>
-      <w:proofErr w:type="spellEnd"/>
       <w:r>
         <w:rPr>
           <w:color w:val="36344D"/>
@@ -12798,7 +12047,7 @@
           <w:noProof/>
           <w:sz w:val="28"/>
           <w:szCs w:val="28"/>
-          <w:lang w:val="en-US"/>
+          <w:lang w:val="en-GB" w:eastAsia="en-GB"/>
         </w:rPr>
         <w:drawing>
           <wp:inline distT="0" distB="0" distL="0" distR="0" wp14:anchorId="00BBBCDF" wp14:editId="3945E71D">
@@ -12852,13 +12101,11 @@
         <w:pStyle w:val="1"/>
       </w:pPr>
       <w:bookmarkStart w:id="52" w:name="_Toc149905675"/>
-      <w:proofErr w:type="spellStart"/>
       <w:r>
         <w:lastRenderedPageBreak/>
         <w:t>tail</w:t>
       </w:r>
       <w:bookmarkEnd w:id="52"/>
-      <w:proofErr w:type="spellEnd"/>
     </w:p>
     <w:p>
       <w:pPr>
@@ -12878,31 +12125,8 @@
           <w:szCs w:val="28"/>
           <w:shd w:val="clear" w:color="auto" w:fill="FFFFFF"/>
         </w:rPr>
-        <w:t xml:space="preserve">Эта команда имеет функцию, аналогичную команде </w:t>
-      </w:r>
-      <w:proofErr w:type="spellStart"/>
-      <w:r>
-        <w:rPr>
-          <w:color w:val="36344D"/>
-          <w:spacing w:val="5"/>
-          <w:sz w:val="28"/>
-          <w:szCs w:val="28"/>
-          <w:shd w:val="clear" w:color="auto" w:fill="FFFFFF"/>
-        </w:rPr>
-        <w:t>head</w:t>
-      </w:r>
-      <w:proofErr w:type="spellEnd"/>
-      <w:r>
-        <w:rPr>
-          <w:color w:val="36344D"/>
-          <w:spacing w:val="5"/>
-          <w:sz w:val="28"/>
-          <w:szCs w:val="28"/>
-          <w:shd w:val="clear" w:color="auto" w:fill="FFFFFF"/>
-        </w:rPr>
-        <w:t>, но вместо отображения первых строк </w:t>
-      </w:r>
-      <w:proofErr w:type="spellStart"/>
+        <w:t>Эта команда имеет функцию, аналогичную команде head, но вместо отображения первых строк </w:t>
+      </w:r>
       <w:r>
         <w:rPr>
           <w:rStyle w:val="ad"/>
@@ -12914,7 +12138,6 @@
         </w:rPr>
         <w:t>tail</w:t>
       </w:r>
-      <w:proofErr w:type="spellEnd"/>
       <w:r>
         <w:rPr>
           <w:color w:val="36344D"/>
@@ -12950,7 +12173,7 @@
           <w:noProof/>
           <w:sz w:val="28"/>
           <w:szCs w:val="28"/>
-          <w:lang w:val="en-US"/>
+          <w:lang w:val="en-GB" w:eastAsia="en-GB"/>
         </w:rPr>
         <w:drawing>
           <wp:inline distT="0" distB="0" distL="0" distR="0" wp14:anchorId="2D4DB024" wp14:editId="1B58D595">
@@ -13035,114 +12258,24 @@
           <w:sz w:val="28"/>
           <w:szCs w:val="28"/>
         </w:rPr>
-        <w:t xml:space="preserve">По умолчанию команда </w:t>
-      </w:r>
-      <w:proofErr w:type="spellStart"/>
-      <w:r>
-        <w:rPr>
-          <w:bCs/>
-          <w:sz w:val="28"/>
-          <w:szCs w:val="28"/>
-        </w:rPr>
-        <w:t>ln</w:t>
-      </w:r>
-      <w:proofErr w:type="spellEnd"/>
-      <w:r>
-        <w:rPr>
-          <w:bCs/>
-          <w:sz w:val="28"/>
-          <w:szCs w:val="28"/>
-        </w:rPr>
-        <w:t xml:space="preserve"> создает </w:t>
-      </w:r>
-      <w:proofErr w:type="spellStart"/>
-      <w:r>
-        <w:rPr>
-          <w:bCs/>
-          <w:sz w:val="28"/>
-          <w:szCs w:val="28"/>
-        </w:rPr>
-        <w:t>hard</w:t>
-      </w:r>
-      <w:proofErr w:type="spellEnd"/>
-      <w:r>
-        <w:rPr>
-          <w:bCs/>
-          <w:sz w:val="28"/>
-          <w:szCs w:val="28"/>
-        </w:rPr>
-        <w:t xml:space="preserve"> </w:t>
-      </w:r>
-      <w:proofErr w:type="spellStart"/>
-      <w:r>
-        <w:rPr>
-          <w:bCs/>
-          <w:sz w:val="28"/>
-          <w:szCs w:val="28"/>
-        </w:rPr>
-        <w:t>link</w:t>
-      </w:r>
-      <w:proofErr w:type="spellEnd"/>
-      <w:r>
-        <w:rPr>
-          <w:bCs/>
-          <w:sz w:val="28"/>
-          <w:szCs w:val="28"/>
-        </w:rPr>
-        <w:t xml:space="preserve"> (жесткая ссылка).</w:t>
-      </w:r>
-    </w:p>
-    <w:p>
-      <w:pPr>
-        <w:rPr>
-          <w:bCs/>
-          <w:sz w:val="28"/>
-          <w:szCs w:val="28"/>
-        </w:rPr>
-      </w:pPr>
-      <w:r>
-        <w:rPr>
-          <w:bCs/>
-          <w:sz w:val="28"/>
-          <w:szCs w:val="28"/>
-        </w:rPr>
-        <w:t xml:space="preserve">Используйте параметр -s, чтобы создать символическую ссылку, она же </w:t>
-      </w:r>
-      <w:proofErr w:type="spellStart"/>
-      <w:r>
-        <w:rPr>
-          <w:bCs/>
-          <w:sz w:val="28"/>
-          <w:szCs w:val="28"/>
-        </w:rPr>
-        <w:t>soft</w:t>
-      </w:r>
-      <w:proofErr w:type="spellEnd"/>
-      <w:r>
-        <w:rPr>
-          <w:bCs/>
-          <w:sz w:val="28"/>
-          <w:szCs w:val="28"/>
-        </w:rPr>
-        <w:t xml:space="preserve"> </w:t>
-      </w:r>
-      <w:proofErr w:type="spellStart"/>
-      <w:r>
-        <w:rPr>
-          <w:bCs/>
-          <w:sz w:val="28"/>
-          <w:szCs w:val="28"/>
-        </w:rPr>
-        <w:t>link</w:t>
-      </w:r>
-      <w:proofErr w:type="spellEnd"/>
-      <w:r>
-        <w:rPr>
-          <w:bCs/>
-          <w:sz w:val="28"/>
-          <w:szCs w:val="28"/>
-        </w:rPr>
-        <w:t>.</w:t>
+        <w:t>По умолчанию команда ln создает hard link (жесткая ссылка).</w:t>
+      </w:r>
+    </w:p>
+    <w:p>
+      <w:pPr>
+        <w:rPr>
+          <w:bCs/>
+          <w:sz w:val="28"/>
+          <w:szCs w:val="28"/>
+        </w:rPr>
+      </w:pPr>
+      <w:r>
+        <w:rPr>
+          <w:bCs/>
+          <w:sz w:val="28"/>
+          <w:szCs w:val="28"/>
+        </w:rPr>
+        <w:t>Используйте параметр -s, чтобы создать символическую ссылку, она же soft link.</w:t>
       </w:r>
     </w:p>
     <w:p>
@@ -13169,7 +12302,7 @@
           <w:noProof/>
           <w:sz w:val="28"/>
           <w:szCs w:val="28"/>
-          <w:lang w:val="en-US"/>
+          <w:lang w:val="en-GB" w:eastAsia="en-GB"/>
         </w:rPr>
         <w:drawing>
           <wp:inline distT="0" distB="0" distL="0" distR="0" wp14:anchorId="377A77DD" wp14:editId="42B063E3">
@@ -13334,7 +12467,7 @@
           <w:noProof/>
           <w:sz w:val="28"/>
           <w:szCs w:val="28"/>
-          <w:lang w:val="en-US"/>
+          <w:lang w:val="en-GB" w:eastAsia="en-GB"/>
         </w:rPr>
         <w:drawing>
           <wp:inline distT="0" distB="0" distL="0" distR="0" wp14:anchorId="278B2F5D" wp14:editId="15864D2A">
@@ -13446,7 +12579,7 @@
           <w:noProof/>
           <w:sz w:val="28"/>
           <w:szCs w:val="28"/>
-          <w:lang w:val="en-US"/>
+          <w:lang w:val="en-GB" w:eastAsia="en-GB"/>
         </w:rPr>
         <w:drawing>
           <wp:inline distT="0" distB="0" distL="0" distR="0" wp14:anchorId="3F411EAE" wp14:editId="5D812D17">
@@ -13597,7 +12730,7 @@
           <w:noProof/>
           <w:sz w:val="28"/>
           <w:szCs w:val="28"/>
-          <w:lang w:val="en-US"/>
+          <w:lang w:val="en-GB" w:eastAsia="en-GB"/>
         </w:rPr>
         <w:drawing>
           <wp:inline distT="0" distB="0" distL="0" distR="0" wp14:anchorId="3BF2BDAA" wp14:editId="296E7236">
@@ -13661,7 +12794,7 @@
           <w:noProof/>
           <w:sz w:val="28"/>
           <w:szCs w:val="28"/>
-          <w:lang w:val="en-US"/>
+          <w:lang w:val="en-GB" w:eastAsia="en-GB"/>
         </w:rPr>
         <w:drawing>
           <wp:inline distT="0" distB="0" distL="0" distR="0" wp14:anchorId="1077DD16" wp14:editId="6FC13E7A">
@@ -13767,6 +12900,7 @@
       <w:r>
         <w:rPr>
           <w:noProof/>
+          <w:lang w:val="en-GB" w:eastAsia="en-GB"/>
         </w:rPr>
         <w:drawing>
           <wp:inline distT="0" distB="0" distL="0" distR="0" wp14:anchorId="23850A89" wp14:editId="66CDDD5E">
@@ -13827,6 +12961,7 @@
       <w:r>
         <w:rPr>
           <w:noProof/>
+          <w:lang w:val="en-GB" w:eastAsia="en-GB"/>
         </w:rPr>
         <w:drawing>
           <wp:inline distT="0" distB="0" distL="0" distR="0" wp14:anchorId="2BD37D40" wp14:editId="42DB48C6">
@@ -13922,7 +13057,7 @@
       <w:r>
         <w:rPr>
           <w:noProof/>
-          <w:lang w:val="en-US"/>
+          <w:lang w:val="en-GB" w:eastAsia="en-GB"/>
         </w:rPr>
         <w:drawing>
           <wp:inline distT="0" distB="0" distL="0" distR="0" wp14:anchorId="38FDE5B7" wp14:editId="64AFE892">
@@ -13970,6 +13105,7 @@
       <w:r>
         <w:rPr>
           <w:noProof/>
+          <w:lang w:val="en-GB" w:eastAsia="en-GB"/>
         </w:rPr>
         <w:drawing>
           <wp:inline distT="0" distB="0" distL="0" distR="0" wp14:anchorId="32A0DE96" wp14:editId="0F8DBB6B">
@@ -14043,43 +13179,7 @@
           <w:color w:val="434343"/>
           <w:shd w:val="clear" w:color="auto" w:fill="FFFFFF"/>
         </w:rPr>
-        <w:t xml:space="preserve">Утилита </w:t>
-      </w:r>
-      <w:proofErr w:type="spellStart"/>
-      <w:r>
-        <w:rPr>
-          <w:rFonts w:ascii="Open Sans" w:hAnsi="Open Sans" w:cs="Open Sans"/>
-          <w:color w:val="434343"/>
-          <w:shd w:val="clear" w:color="auto" w:fill="FFFFFF"/>
-        </w:rPr>
-        <w:t>more</w:t>
-      </w:r>
-      <w:proofErr w:type="spellEnd"/>
-      <w:r>
-        <w:rPr>
-          <w:rFonts w:ascii="Open Sans" w:hAnsi="Open Sans" w:cs="Open Sans"/>
-          <w:color w:val="434343"/>
-          <w:shd w:val="clear" w:color="auto" w:fill="FFFFFF"/>
-        </w:rPr>
-        <w:t xml:space="preserve"> предназначена для постраничного просмотра файлов в терминале Linux. Своим названием она обязана надписи </w:t>
-      </w:r>
-      <w:proofErr w:type="spellStart"/>
-      <w:r>
-        <w:rPr>
-          <w:rFonts w:ascii="Open Sans" w:hAnsi="Open Sans" w:cs="Open Sans"/>
-          <w:color w:val="434343"/>
-          <w:shd w:val="clear" w:color="auto" w:fill="FFFFFF"/>
-        </w:rPr>
-        <w:t>more</w:t>
-      </w:r>
-      <w:proofErr w:type="spellEnd"/>
-      <w:r>
-        <w:rPr>
-          <w:rFonts w:ascii="Open Sans" w:hAnsi="Open Sans" w:cs="Open Sans"/>
-          <w:color w:val="434343"/>
-          <w:shd w:val="clear" w:color="auto" w:fill="FFFFFF"/>
-        </w:rPr>
-        <w:t xml:space="preserve"> (в русскоязычном варианте — дальше), появляющейся внизу каждой страницы.</w:t>
+        <w:t>Утилита more предназначена для постраничного просмотра файлов в терминале Linux. Своим названием она обязана надписи more (в русскоязычном варианте — дальше), появляющейся внизу каждой страницы.</w:t>
       </w:r>
     </w:p>
     <w:p/>
@@ -14092,7 +13192,7 @@
       <w:r>
         <w:rPr>
           <w:noProof/>
-          <w:lang w:val="en-US"/>
+          <w:lang w:val="en-GB" w:eastAsia="en-GB"/>
         </w:rPr>
         <w:drawing>
           <wp:inline distT="0" distB="0" distL="0" distR="0" wp14:anchorId="40C1102A" wp14:editId="601BD018">
@@ -14147,7 +13247,7 @@
       <w:r>
         <w:rPr>
           <w:noProof/>
-          <w:lang w:val="en-US"/>
+          <w:lang w:val="en-GB" w:eastAsia="en-GB"/>
         </w:rPr>
         <w:drawing>
           <wp:inline distT="0" distB="0" distL="0" distR="0" wp14:anchorId="011AA6FE" wp14:editId="61B0F5CD">
@@ -14216,9 +13316,25 @@
     </w:p>
     <w:p>
       <w:pPr>
+        <w:rPr>
+          <w:lang w:val="en-US"/>
+        </w:rPr>
+      </w:pPr>
+    </w:p>
+    <w:p>
+      <w:pPr>
+        <w:rPr>
+          <w:lang w:val="en-US"/>
+        </w:rPr>
+      </w:pPr>
+      <w:bookmarkStart w:id="60" w:name="_GoBack"/>
+      <w:bookmarkEnd w:id="60"/>
+    </w:p>
+    <w:p>
+      <w:pPr>
         <w:pStyle w:val="1"/>
       </w:pPr>
-      <w:bookmarkStart w:id="60" w:name="_Toc149905683"/>
+      <w:bookmarkStart w:id="61" w:name="_Toc149905683"/>
       <w:r>
         <w:rPr>
           <w:lang w:val="en-US"/>
@@ -14226,7 +13342,7 @@
         <w:lastRenderedPageBreak/>
         <w:t>Less</w:t>
       </w:r>
-      <w:bookmarkEnd w:id="60"/>
+      <w:bookmarkEnd w:id="61"/>
       <w:r>
         <w:t xml:space="preserve"> </w:t>
       </w:r>
@@ -14248,57 +13364,17 @@
           <w:szCs w:val="28"/>
           <w:shd w:val="clear" w:color="auto" w:fill="FFFFFF"/>
         </w:rPr>
-        <w:t xml:space="preserve">Команда </w:t>
-      </w:r>
-      <w:proofErr w:type="spellStart"/>
-      <w:r>
+        <w:t>Команда less позволяет перематывать текст не только вперёд, но и назад, осуществлять поиск в обоих направлениях, переходить сразу в конец или в начало файла. Особенность less заключается в том, что команда не считывает текст полностью, а загружает его небольшими фрагментами.</w:t>
+      </w:r>
+    </w:p>
+    <w:p>
+      <w:pPr>
         <w:rPr>
           <w:color w:val="333333"/>
           <w:sz w:val="28"/>
           <w:szCs w:val="28"/>
           <w:shd w:val="clear" w:color="auto" w:fill="FFFFFF"/>
         </w:rPr>
-        <w:t>less</w:t>
-      </w:r>
-      <w:proofErr w:type="spellEnd"/>
-      <w:r>
-        <w:rPr>
-          <w:color w:val="333333"/>
-          <w:sz w:val="28"/>
-          <w:szCs w:val="28"/>
-          <w:shd w:val="clear" w:color="auto" w:fill="FFFFFF"/>
-        </w:rPr>
-        <w:t xml:space="preserve"> позволяет перематывать текст не только вперёд, но и назад, осуществлять поиск в обоих направлениях, переходить сразу в конец или в начало файла. Особенность </w:t>
-      </w:r>
-      <w:proofErr w:type="spellStart"/>
-      <w:r>
-        <w:rPr>
-          <w:color w:val="333333"/>
-          <w:sz w:val="28"/>
-          <w:szCs w:val="28"/>
-          <w:shd w:val="clear" w:color="auto" w:fill="FFFFFF"/>
-        </w:rPr>
-        <w:t>less</w:t>
-      </w:r>
-      <w:proofErr w:type="spellEnd"/>
-      <w:r>
-        <w:rPr>
-          <w:color w:val="333333"/>
-          <w:sz w:val="28"/>
-          <w:szCs w:val="28"/>
-          <w:shd w:val="clear" w:color="auto" w:fill="FFFFFF"/>
-        </w:rPr>
-        <w:t xml:space="preserve"> заключается в том, что команда не считывает текст полностью, а загружает его небольшими фрагментами.</w:t>
-      </w:r>
-    </w:p>
-    <w:p>
-      <w:pPr>
-        <w:rPr>
-          <w:color w:val="333333"/>
-          <w:sz w:val="28"/>
-          <w:szCs w:val="28"/>
-          <w:shd w:val="clear" w:color="auto" w:fill="FFFFFF"/>
-        </w:rPr>
       </w:pPr>
     </w:p>
     <w:p>
@@ -14313,6 +13389,7 @@
           <w:noProof/>
           <w:sz w:val="28"/>
           <w:szCs w:val="28"/>
+          <w:lang w:val="en-GB" w:eastAsia="en-GB"/>
         </w:rPr>
         <w:drawing>
           <wp:inline distT="0" distB="0" distL="0" distR="0" wp14:anchorId="14A31BA3" wp14:editId="2D4BD39B">
@@ -14363,14 +13440,14 @@
       <w:pPr>
         <w:pStyle w:val="1"/>
       </w:pPr>
-      <w:bookmarkStart w:id="61" w:name="_Toc149905684"/>
+      <w:bookmarkStart w:id="62" w:name="_Toc149905684"/>
       <w:r>
         <w:rPr>
           <w:lang w:val="en-US"/>
         </w:rPr>
         <w:t>Touch</w:t>
       </w:r>
-      <w:bookmarkEnd w:id="61"/>
+      <w:bookmarkEnd w:id="62"/>
     </w:p>
     <w:p>
       <w:r>
@@ -14401,7 +13478,7 @@
           <w:noProof/>
           <w:sz w:val="28"/>
           <w:szCs w:val="28"/>
-          <w:lang w:val="en-US"/>
+          <w:lang w:val="en-GB" w:eastAsia="en-GB"/>
         </w:rPr>
         <w:drawing>
           <wp:inline distT="0" distB="0" distL="0" distR="0" wp14:anchorId="41FB969E" wp14:editId="04514593">
@@ -14452,14 +13529,14 @@
       <w:pPr>
         <w:pStyle w:val="1"/>
       </w:pPr>
-      <w:bookmarkStart w:id="62" w:name="_Toc149905685"/>
+      <w:bookmarkStart w:id="63" w:name="_Toc149905685"/>
       <w:r>
         <w:rPr>
           <w:lang w:val="en-US"/>
         </w:rPr>
         <w:t>Who</w:t>
       </w:r>
-      <w:bookmarkEnd w:id="62"/>
+      <w:bookmarkEnd w:id="63"/>
       <w:r>
         <w:t xml:space="preserve"> </w:t>
       </w:r>
@@ -14486,7 +13563,7 @@
           <w:noProof/>
           <w:sz w:val="28"/>
           <w:szCs w:val="28"/>
-          <w:lang w:val="en-US"/>
+          <w:lang w:val="en-GB" w:eastAsia="en-GB"/>
         </w:rPr>
         <w:drawing>
           <wp:inline distT="0" distB="0" distL="0" distR="0" wp14:anchorId="426509F1" wp14:editId="393B3127">
@@ -14538,7 +13615,7 @@
       <w:pPr>
         <w:pStyle w:val="1"/>
       </w:pPr>
-      <w:bookmarkStart w:id="63" w:name="_Toc149905686"/>
+      <w:bookmarkStart w:id="64" w:name="_Toc149905686"/>
       <w:r>
         <w:rPr>
           <w:lang w:val="en-US"/>
@@ -14546,14 +13623,12 @@
         <w:lastRenderedPageBreak/>
         <w:t>Id</w:t>
       </w:r>
-      <w:bookmarkEnd w:id="63"/>
-    </w:p>
-    <w:p>
-      <w:proofErr w:type="spellStart"/>
+      <w:bookmarkEnd w:id="64"/>
+    </w:p>
+    <w:p>
       <w:r>
         <w:t>Id</w:t>
       </w:r>
-      <w:proofErr w:type="spellEnd"/>
       <w:r>
         <w:t xml:space="preserve"> выводит информацию о пользователе:</w:t>
       </w:r>
@@ -14572,7 +13647,7 @@
           <w:noProof/>
           <w:sz w:val="28"/>
           <w:szCs w:val="28"/>
-          <w:lang w:val="en-US"/>
+          <w:lang w:val="en-GB" w:eastAsia="en-GB"/>
         </w:rPr>
         <w:drawing>
           <wp:inline distT="0" distB="0" distL="0" distR="0" wp14:anchorId="310A9C57" wp14:editId="0003D554">
@@ -14633,23 +13708,19 @@
       <w:pPr>
         <w:pStyle w:val="1"/>
       </w:pPr>
-      <w:bookmarkStart w:id="64" w:name="_Toc149905687"/>
-      <w:proofErr w:type="spellStart"/>
+      <w:bookmarkStart w:id="65" w:name="_Toc149905687"/>
       <w:r>
         <w:rPr>
           <w:lang w:val="en-US"/>
         </w:rPr>
         <w:t>Whoami</w:t>
       </w:r>
-      <w:bookmarkEnd w:id="64"/>
-      <w:proofErr w:type="spellEnd"/>
-    </w:p>
-    <w:p>
-      <w:proofErr w:type="spellStart"/>
+      <w:bookmarkEnd w:id="65"/>
+    </w:p>
+    <w:p>
       <w:r>
         <w:t>Whoami</w:t>
       </w:r>
-      <w:proofErr w:type="spellEnd"/>
       <w:r>
         <w:t xml:space="preserve"> выводит имя текущего пользователя:</w:t>
       </w:r>
@@ -14675,7 +13746,7 @@
           <w:noProof/>
           <w:sz w:val="28"/>
           <w:szCs w:val="28"/>
-          <w:lang w:val="en-US"/>
+          <w:lang w:val="en-GB" w:eastAsia="en-GB"/>
         </w:rPr>
         <w:drawing>
           <wp:inline distT="0" distB="0" distL="0" distR="0" wp14:anchorId="2EFBE846" wp14:editId="110A930F">
@@ -14727,21 +13798,19 @@
       <w:pPr>
         <w:pStyle w:val="1"/>
       </w:pPr>
-      <w:bookmarkStart w:id="65" w:name="_Toc149905688"/>
+      <w:bookmarkStart w:id="66" w:name="_Toc149905688"/>
       <w:r>
         <w:rPr>
           <w:lang w:val="en-US"/>
         </w:rPr>
         <w:t>Last</w:t>
       </w:r>
-      <w:bookmarkEnd w:id="65"/>
-    </w:p>
-    <w:p>
-      <w:proofErr w:type="spellStart"/>
+      <w:bookmarkEnd w:id="66"/>
+    </w:p>
+    <w:p>
       <w:r>
         <w:t>Last</w:t>
       </w:r>
-      <w:proofErr w:type="spellEnd"/>
       <w:r>
         <w:t xml:space="preserve"> показывает последних пользователей, входивших в систему:</w:t>
       </w:r>
@@ -14760,7 +13829,7 @@
           <w:noProof/>
           <w:sz w:val="28"/>
           <w:szCs w:val="28"/>
-          <w:lang w:val="en-US"/>
+          <w:lang w:val="en-GB" w:eastAsia="en-GB"/>
         </w:rPr>
         <w:drawing>
           <wp:inline distT="0" distB="0" distL="0" distR="0" wp14:anchorId="571ECB25" wp14:editId="2C1FAB63">
@@ -14812,33 +13881,21 @@
       <w:pPr>
         <w:pStyle w:val="1"/>
       </w:pPr>
-      <w:bookmarkStart w:id="66" w:name="_Toc149905689"/>
-      <w:proofErr w:type="spellStart"/>
+      <w:bookmarkStart w:id="67" w:name="_Toc149905689"/>
       <w:r>
         <w:rPr>
           <w:lang w:val="en-US"/>
         </w:rPr>
         <w:t>Df</w:t>
       </w:r>
-      <w:bookmarkEnd w:id="66"/>
-      <w:proofErr w:type="spellEnd"/>
-    </w:p>
-    <w:p>
-      <w:proofErr w:type="spellStart"/>
+      <w:bookmarkEnd w:id="67"/>
+    </w:p>
+    <w:p>
       <w:r>
         <w:t>Df</w:t>
       </w:r>
-      <w:proofErr w:type="spellEnd"/>
-      <w:r>
-        <w:t xml:space="preserve"> показывает информацию </w:t>
-      </w:r>
-      <w:proofErr w:type="gramStart"/>
-      <w:r>
-        <w:t>о файловой системе</w:t>
-      </w:r>
-      <w:proofErr w:type="gramEnd"/>
-      <w:r>
-        <w:t xml:space="preserve"> в которой находится файл:</w:t>
+      <w:r>
+        <w:t xml:space="preserve"> показывает информацию о файловой системе в которой находится файл:</w:t>
       </w:r>
     </w:p>
     <w:p/>
@@ -14855,7 +13912,7 @@
           <w:noProof/>
           <w:sz w:val="28"/>
           <w:szCs w:val="28"/>
-          <w:lang w:val="en-US"/>
+          <w:lang w:val="en-GB" w:eastAsia="en-GB"/>
         </w:rPr>
         <w:drawing>
           <wp:inline distT="0" distB="0" distL="0" distR="0" wp14:anchorId="0FA465D3" wp14:editId="30E30BBF">
@@ -14907,7 +13964,7 @@
       <w:pPr>
         <w:pStyle w:val="1"/>
       </w:pPr>
-      <w:bookmarkStart w:id="67" w:name="_Toc149905690"/>
+      <w:bookmarkStart w:id="68" w:name="_Toc149905690"/>
       <w:r>
         <w:rPr>
           <w:lang w:val="en-US"/>
@@ -14915,14 +13972,12 @@
         <w:lastRenderedPageBreak/>
         <w:t>Arch</w:t>
       </w:r>
-      <w:bookmarkEnd w:id="67"/>
-    </w:p>
-    <w:p>
-      <w:proofErr w:type="spellStart"/>
+      <w:bookmarkEnd w:id="68"/>
+    </w:p>
+    <w:p>
       <w:r>
         <w:t>Arch</w:t>
       </w:r>
-      <w:proofErr w:type="spellEnd"/>
       <w:r>
         <w:t xml:space="preserve"> выводит архитектуру процессора устройства:</w:t>
       </w:r>
@@ -14941,7 +13996,7 @@
           <w:noProof/>
           <w:sz w:val="28"/>
           <w:szCs w:val="28"/>
-          <w:lang w:val="en-US"/>
+          <w:lang w:val="en-GB" w:eastAsia="en-GB"/>
         </w:rPr>
         <w:drawing>
           <wp:inline distT="0" distB="0" distL="0" distR="0" wp14:anchorId="6CF2CF83" wp14:editId="3A0FCFB3">
@@ -14993,21 +14048,19 @@
       <w:pPr>
         <w:pStyle w:val="1"/>
       </w:pPr>
-      <w:bookmarkStart w:id="68" w:name="_Toc149905691"/>
+      <w:bookmarkStart w:id="69" w:name="_Toc149905691"/>
       <w:r>
         <w:rPr>
           <w:lang w:val="en-US"/>
         </w:rPr>
         <w:t>Ps</w:t>
       </w:r>
-      <w:bookmarkEnd w:id="68"/>
-    </w:p>
-    <w:p>
-      <w:proofErr w:type="spellStart"/>
+      <w:bookmarkEnd w:id="69"/>
+    </w:p>
+    <w:p>
       <w:r>
         <w:t>Ps</w:t>
       </w:r>
-      <w:proofErr w:type="spellEnd"/>
       <w:r>
         <w:t xml:space="preserve"> выводит список процессов:</w:t>
       </w:r>
@@ -15026,7 +14079,7 @@
           <w:noProof/>
           <w:sz w:val="28"/>
           <w:szCs w:val="28"/>
-          <w:lang w:val="en-US"/>
+          <w:lang w:val="en-GB" w:eastAsia="en-GB"/>
         </w:rPr>
         <w:drawing>
           <wp:inline distT="0" distB="0" distL="0" distR="0" wp14:anchorId="17751CD5" wp14:editId="02DFE8C1">
@@ -15078,14 +14131,14 @@
       <w:pPr>
         <w:pStyle w:val="1"/>
       </w:pPr>
-      <w:bookmarkStart w:id="69" w:name="_Toc149905692"/>
+      <w:bookmarkStart w:id="70" w:name="_Toc149905692"/>
       <w:r>
         <w:rPr>
           <w:lang w:val="en-US"/>
         </w:rPr>
         <w:t>Top</w:t>
       </w:r>
-      <w:bookmarkEnd w:id="69"/>
+      <w:bookmarkEnd w:id="70"/>
     </w:p>
     <w:p/>
     <w:p>
@@ -15093,15 +14146,7 @@
         <w:t>Top</w:t>
       </w:r>
       <w:r>
-        <w:t xml:space="preserve"> – консольная программа, показывающая текущие процессы, их использование ресурсов </w:t>
-      </w:r>
-      <w:proofErr w:type="spellStart"/>
-      <w:r>
-        <w:t>итд</w:t>
-      </w:r>
-      <w:proofErr w:type="spellEnd"/>
-      <w:r>
-        <w:t>:</w:t>
+        <w:t xml:space="preserve"> – консольная программа, показывающая текущие процессы, их использование ресурсов итд:</w:t>
       </w:r>
     </w:p>
     <w:p/>
@@ -15118,7 +14163,7 @@
           <w:noProof/>
           <w:sz w:val="28"/>
           <w:szCs w:val="28"/>
-          <w:lang w:val="en-US"/>
+          <w:lang w:val="en-GB" w:eastAsia="en-GB"/>
         </w:rPr>
         <w:drawing>
           <wp:inline distT="0" distB="0" distL="0" distR="0" wp14:anchorId="689136B5" wp14:editId="3F8E6CC7">
@@ -15170,8 +14215,7 @@
       <w:pPr>
         <w:pStyle w:val="1"/>
       </w:pPr>
-      <w:bookmarkStart w:id="70" w:name="_Toc149905693"/>
-      <w:proofErr w:type="spellStart"/>
+      <w:bookmarkStart w:id="71" w:name="_Toc149905693"/>
       <w:r>
         <w:rPr>
           <w:lang w:val="en-US"/>
@@ -15179,26 +14223,15 @@
         <w:lastRenderedPageBreak/>
         <w:t>Tty</w:t>
       </w:r>
-      <w:bookmarkEnd w:id="70"/>
-      <w:proofErr w:type="spellEnd"/>
+      <w:bookmarkEnd w:id="71"/>
     </w:p>
     <w:p/>
     <w:p>
-      <w:proofErr w:type="spellStart"/>
       <w:r>
         <w:t>Tty</w:t>
       </w:r>
-      <w:proofErr w:type="spellEnd"/>
-      <w:r>
-        <w:t xml:space="preserve"> показывает текущую сессию </w:t>
-      </w:r>
-      <w:proofErr w:type="gramStart"/>
-      <w:r>
-        <w:t>терминала</w:t>
-      </w:r>
-      <w:proofErr w:type="gramEnd"/>
-      <w:r>
-        <w:t xml:space="preserve"> в которой мы находимся:</w:t>
+      <w:r>
+        <w:t xml:space="preserve"> показывает текущую сессию терминала в которой мы находимся:</w:t>
       </w:r>
     </w:p>
     <w:p/>
@@ -15215,7 +14248,7 @@
           <w:noProof/>
           <w:sz w:val="28"/>
           <w:szCs w:val="28"/>
-          <w:lang w:val="en-US"/>
+          <w:lang w:val="en-GB" w:eastAsia="en-GB"/>
         </w:rPr>
         <w:drawing>
           <wp:inline distT="0" distB="0" distL="0" distR="0" wp14:anchorId="6DC07E33" wp14:editId="3141E12E">
@@ -15258,24 +14291,20 @@
       <w:pPr>
         <w:pStyle w:val="1"/>
       </w:pPr>
-      <w:bookmarkStart w:id="71" w:name="_Toc149905694"/>
-      <w:proofErr w:type="spellStart"/>
+      <w:bookmarkStart w:id="72" w:name="_Toc149905694"/>
       <w:r>
         <w:rPr>
           <w:lang w:val="en-US"/>
         </w:rPr>
         <w:t>Ifconfig</w:t>
       </w:r>
-      <w:bookmarkEnd w:id="71"/>
-      <w:proofErr w:type="spellEnd"/>
+      <w:bookmarkEnd w:id="72"/>
     </w:p>
     <w:p/>
     <w:p>
-      <w:proofErr w:type="spellStart"/>
       <w:r>
         <w:t>Ifconfig</w:t>
       </w:r>
-      <w:proofErr w:type="spellEnd"/>
       <w:r>
         <w:t xml:space="preserve"> выводит информацию о сетевых устройствах и может быть использован для конфигурации сети:</w:t>
       </w:r>
@@ -15286,6 +14315,7 @@
       <w:r>
         <w:rPr>
           <w:noProof/>
+          <w:lang w:val="en-GB" w:eastAsia="en-GB"/>
         </w:rPr>
         <w:drawing>
           <wp:inline distT="0" distB="0" distL="0" distR="0" wp14:anchorId="1A8E4D6E" wp14:editId="3509B9B3">
@@ -15337,21 +14367,19 @@
       <w:pPr>
         <w:pStyle w:val="1"/>
       </w:pPr>
-      <w:bookmarkStart w:id="72" w:name="_Toc149905695"/>
+      <w:bookmarkStart w:id="73" w:name="_Toc149905695"/>
       <w:r>
         <w:rPr>
           <w:lang w:val="en-US"/>
         </w:rPr>
         <w:t>Kill</w:t>
       </w:r>
-      <w:bookmarkEnd w:id="72"/>
-    </w:p>
-    <w:p>
-      <w:proofErr w:type="spellStart"/>
+      <w:bookmarkEnd w:id="73"/>
+    </w:p>
+    <w:p>
       <w:r>
         <w:t>Kill</w:t>
       </w:r>
-      <w:proofErr w:type="spellEnd"/>
       <w:r>
         <w:t xml:space="preserve"> останавливает процесс по его </w:t>
       </w:r>
@@ -15372,7 +14400,7 @@
       <w:r>
         <w:rPr>
           <w:noProof/>
-          <w:lang w:val="en-US"/>
+          <w:lang w:val="en-GB" w:eastAsia="en-GB"/>
         </w:rPr>
         <w:drawing>
           <wp:inline distT="0" distB="0" distL="0" distR="0" wp14:anchorId="3CEEF971" wp14:editId="0D456867">
@@ -15439,12 +14467,12 @@
         <w:pStyle w:val="1"/>
         <w:jc w:val="center"/>
       </w:pPr>
-      <w:bookmarkStart w:id="73" w:name="_Toc149905696"/>
+      <w:bookmarkStart w:id="74" w:name="_Toc149905696"/>
       <w:r>
         <w:lastRenderedPageBreak/>
         <w:t>Выводы</w:t>
       </w:r>
-      <w:bookmarkEnd w:id="73"/>
+      <w:bookmarkEnd w:id="74"/>
     </w:p>
     <w:p/>
     <w:p>
@@ -15529,12 +14557,12 @@
           <w:lang w:val="en-US"/>
         </w:rPr>
       </w:pPr>
-      <w:bookmarkStart w:id="74" w:name="_Toc149905697"/>
+      <w:bookmarkStart w:id="75" w:name="_Toc149905697"/>
       <w:r>
         <w:lastRenderedPageBreak/>
         <w:t>Литература</w:t>
       </w:r>
-      <w:bookmarkEnd w:id="74"/>
+      <w:bookmarkEnd w:id="75"/>
     </w:p>
     <w:p>
       <w:pPr>
@@ -15694,7 +14722,7 @@
 </file>
 
 <file path=word/endnotes.xml><?xml version="1.0" encoding="utf-8"?>
-<w:endnotes xmlns:wpc="http://schemas.microsoft.com/office/word/2010/wordprocessingCanvas" xmlns:cx="http://schemas.microsoft.com/office/drawing/2014/chartex" xmlns:cx1="http://schemas.microsoft.com/office/drawing/2015/9/8/chartex" xmlns:cx2="http://schemas.microsoft.com/office/drawing/2015/10/21/chartex" xmlns:cx3="http://schemas.microsoft.com/office/drawing/2016/5/9/chartex" xmlns:cx4="http://schemas.microsoft.com/office/drawing/2016/5/10/chartex" xmlns:cx5="http://schemas.microsoft.com/office/drawing/2016/5/11/chartex" xmlns:cx6="http://schemas.microsoft.com/office/drawing/2016/5/12/chartex" xmlns:cx7="http://schemas.microsoft.com/office/drawing/2016/5/13/chartex" xmlns:cx8="http://schemas.microsoft.com/office/drawing/2016/5/14/chartex" xmlns:mc="http://schemas.openxmlformats.org/markup-compatibility/2006" xmlns:aink="http://schemas.microsoft.com/office/drawing/2016/ink" xmlns:am3d="http://schemas.microsoft.com/office/drawing/2017/model3d" xmlns:o="urn:schemas-microsoft-com:office:office" xmlns:oel="http://schemas.microsoft.com/office/2019/extlst" xmlns:r="http://schemas.openxmlformats.org/officeDocument/2006/relationships" xmlns:m="http://schemas.openxmlformats.org/officeDocument/2006/math" xmlns:v="urn:schemas-microsoft-com:vml" xmlns:wp14="http://schemas.microsoft.com/office/word/2010/wordprocessingDrawing" xmlns:wp="http://schemas.openxmlformats.org/drawingml/2006/wordprocessingDrawing" xmlns:w10="urn:schemas-microsoft-com:office:word" xmlns:w="http://schemas.openxmlformats.org/wordprocessingml/2006/main" xmlns:w14="http://schemas.microsoft.com/office/word/2010/wordml" xmlns:w15="http://schemas.microsoft.com/office/word/2012/wordml" xmlns:w16cex="http://schemas.microsoft.com/office/word/2018/wordml/cex" xmlns:w16cid="http://schemas.microsoft.com/office/word/2016/wordml/cid" xmlns:w16="http://schemas.microsoft.com/office/word/2018/wordml" xmlns:w16sdtdh="http://schemas.microsoft.com/office/word/2020/wordml/sdtdatahash" xmlns:w16se="http://schemas.microsoft.com/office/word/2015/wordml/symex" xmlns:wpg="http://schemas.microsoft.com/office/word/2010/wordprocessingGroup" xmlns:wpi="http://schemas.microsoft.com/office/word/2010/wordprocessingInk" xmlns:wne="http://schemas.microsoft.com/office/word/2006/wordml" xmlns:wps="http://schemas.microsoft.com/office/word/2010/wordprocessingShape" mc:Ignorable="w14 w15 w16se w16cid w16 w16cex w16sdtdh wp14">
+<w:endnotes xmlns:wpc="http://schemas.microsoft.com/office/word/2010/wordprocessingCanvas" xmlns:mc="http://schemas.openxmlformats.org/markup-compatibility/2006" xmlns:o="urn:schemas-microsoft-com:office:office" xmlns:r="http://schemas.openxmlformats.org/officeDocument/2006/relationships" xmlns:m="http://schemas.openxmlformats.org/officeDocument/2006/math" xmlns:v="urn:schemas-microsoft-com:vml" xmlns:wp14="http://schemas.microsoft.com/office/word/2010/wordprocessingDrawing" xmlns:wp="http://schemas.openxmlformats.org/drawingml/2006/wordprocessingDrawing" xmlns:w10="urn:schemas-microsoft-com:office:word" xmlns:w="http://schemas.openxmlformats.org/wordprocessingml/2006/main" xmlns:w14="http://schemas.microsoft.com/office/word/2010/wordml" xmlns:w15="http://schemas.microsoft.com/office/word/2012/wordml" xmlns:wpg="http://schemas.microsoft.com/office/word/2010/wordprocessingGroup" xmlns:wpi="http://schemas.microsoft.com/office/word/2010/wordprocessingInk" xmlns:wne="http://schemas.microsoft.com/office/word/2006/wordml" xmlns:wps="http://schemas.microsoft.com/office/word/2010/wordprocessingShape" mc:Ignorable="w14 w15 wp14">
   <w:endnote w:type="separator" w:id="-1">
     <w:p>
       <w:r>
@@ -15713,7 +14741,7 @@
 </file>
 
 <file path=word/footnotes.xml><?xml version="1.0" encoding="utf-8"?>
-<w:footnotes xmlns:wpc="http://schemas.microsoft.com/office/word/2010/wordprocessingCanvas" xmlns:cx="http://schemas.microsoft.com/office/drawing/2014/chartex" xmlns:cx1="http://schemas.microsoft.com/office/drawing/2015/9/8/chartex" xmlns:cx2="http://schemas.microsoft.com/office/drawing/2015/10/21/chartex" xmlns:cx3="http://schemas.microsoft.com/office/drawing/2016/5/9/chartex" xmlns:cx4="http://schemas.microsoft.com/office/drawing/2016/5/10/chartex" xmlns:cx5="http://schemas.microsoft.com/office/drawing/2016/5/11/chartex" xmlns:cx6="http://schemas.microsoft.com/office/drawing/2016/5/12/chartex" xmlns:cx7="http://schemas.microsoft.com/office/drawing/2016/5/13/chartex" xmlns:cx8="http://schemas.microsoft.com/office/drawing/2016/5/14/chartex" xmlns:mc="http://schemas.openxmlformats.org/markup-compatibility/2006" xmlns:aink="http://schemas.microsoft.com/office/drawing/2016/ink" xmlns:am3d="http://schemas.microsoft.com/office/drawing/2017/model3d" xmlns:o="urn:schemas-microsoft-com:office:office" xmlns:oel="http://schemas.microsoft.com/office/2019/extlst" xmlns:r="http://schemas.openxmlformats.org/officeDocument/2006/relationships" xmlns:m="http://schemas.openxmlformats.org/officeDocument/2006/math" xmlns:v="urn:schemas-microsoft-com:vml" xmlns:wp14="http://schemas.microsoft.com/office/word/2010/wordprocessingDrawing" xmlns:wp="http://schemas.openxmlformats.org/drawingml/2006/wordprocessingDrawing" xmlns:w10="urn:schemas-microsoft-com:office:word" xmlns:w="http://schemas.openxmlformats.org/wordprocessingml/2006/main" xmlns:w14="http://schemas.microsoft.com/office/word/2010/wordml" xmlns:w15="http://schemas.microsoft.com/office/word/2012/wordml" xmlns:w16cex="http://schemas.microsoft.com/office/word/2018/wordml/cex" xmlns:w16cid="http://schemas.microsoft.com/office/word/2016/wordml/cid" xmlns:w16="http://schemas.microsoft.com/office/word/2018/wordml" xmlns:w16sdtdh="http://schemas.microsoft.com/office/word/2020/wordml/sdtdatahash" xmlns:w16se="http://schemas.microsoft.com/office/word/2015/wordml/symex" xmlns:wpg="http://schemas.microsoft.com/office/word/2010/wordprocessingGroup" xmlns:wpi="http://schemas.microsoft.com/office/word/2010/wordprocessingInk" xmlns:wne="http://schemas.microsoft.com/office/word/2006/wordml" xmlns:wps="http://schemas.microsoft.com/office/word/2010/wordprocessingShape" mc:Ignorable="w14 w15 w16se w16cid w16 w16cex w16sdtdh wp14">
+<w:footnotes xmlns:wpc="http://schemas.microsoft.com/office/word/2010/wordprocessingCanvas" xmlns:mc="http://schemas.openxmlformats.org/markup-compatibility/2006" xmlns:o="urn:schemas-microsoft-com:office:office" xmlns:r="http://schemas.openxmlformats.org/officeDocument/2006/relationships" xmlns:m="http://schemas.openxmlformats.org/officeDocument/2006/math" xmlns:v="urn:schemas-microsoft-com:vml" xmlns:wp14="http://schemas.microsoft.com/office/word/2010/wordprocessingDrawing" xmlns:wp="http://schemas.openxmlformats.org/drawingml/2006/wordprocessingDrawing" xmlns:w10="urn:schemas-microsoft-com:office:word" xmlns:w="http://schemas.openxmlformats.org/wordprocessingml/2006/main" xmlns:w14="http://schemas.microsoft.com/office/word/2010/wordml" xmlns:w15="http://schemas.microsoft.com/office/word/2012/wordml" xmlns:wpg="http://schemas.microsoft.com/office/word/2010/wordprocessingGroup" xmlns:wpi="http://schemas.microsoft.com/office/word/2010/wordprocessingInk" xmlns:wne="http://schemas.microsoft.com/office/word/2006/wordml" xmlns:wps="http://schemas.microsoft.com/office/word/2010/wordprocessingShape" mc:Ignorable="w14 w15 wp14">
   <w:footnote w:type="separator" w:id="-1">
     <w:p>
       <w:r>
@@ -15732,7 +14760,7 @@
 </file>
 
 <file path=word/numbering.xml><?xml version="1.0" encoding="utf-8"?>
-<w:numbering xmlns:wpc="http://schemas.microsoft.com/office/word/2010/wordprocessingCanvas" xmlns:cx="http://schemas.microsoft.com/office/drawing/2014/chartex" xmlns:cx1="http://schemas.microsoft.com/office/drawing/2015/9/8/chartex" xmlns:cx2="http://schemas.microsoft.com/office/drawing/2015/10/21/chartex" xmlns:cx3="http://schemas.microsoft.com/office/drawing/2016/5/9/chartex" xmlns:cx4="http://schemas.microsoft.com/office/drawing/2016/5/10/chartex" xmlns:cx5="http://schemas.microsoft.com/office/drawing/2016/5/11/chartex" xmlns:cx6="http://schemas.microsoft.com/office/drawing/2016/5/12/chartex" xmlns:cx7="http://schemas.microsoft.com/office/drawing/2016/5/13/chartex" xmlns:cx8="http://schemas.microsoft.com/office/drawing/2016/5/14/chartex" xmlns:mc="http://schemas.openxmlformats.org/markup-compatibility/2006" xmlns:aink="http://schemas.microsoft.com/office/drawing/2016/ink" xmlns:am3d="http://schemas.microsoft.com/office/drawing/2017/model3d" xmlns:o="urn:schemas-microsoft-com:office:office" xmlns:oel="http://schemas.microsoft.com/office/2019/extlst" xmlns:r="http://schemas.openxmlformats.org/officeDocument/2006/relationships" xmlns:m="http://schemas.openxmlformats.org/officeDocument/2006/math" xmlns:v="urn:schemas-microsoft-com:vml" xmlns:wp14="http://schemas.microsoft.com/office/word/2010/wordprocessingDrawing" xmlns:wp="http://schemas.openxmlformats.org/drawingml/2006/wordprocessingDrawing" xmlns:w10="urn:schemas-microsoft-com:office:word" xmlns:w="http://schemas.openxmlformats.org/wordprocessingml/2006/main" xmlns:w14="http://schemas.microsoft.com/office/word/2010/wordml" xmlns:w15="http://schemas.microsoft.com/office/word/2012/wordml" xmlns:w16cex="http://schemas.microsoft.com/office/word/2018/wordml/cex" xmlns:w16cid="http://schemas.microsoft.com/office/word/2016/wordml/cid" xmlns:w16="http://schemas.microsoft.com/office/word/2018/wordml" xmlns:w16sdtdh="http://schemas.microsoft.com/office/word/2020/wordml/sdtdatahash" xmlns:w16se="http://schemas.microsoft.com/office/word/2015/wordml/symex" xmlns:wpg="http://schemas.microsoft.com/office/word/2010/wordprocessingGroup" xmlns:wpi="http://schemas.microsoft.com/office/word/2010/wordprocessingInk" xmlns:wne="http://schemas.microsoft.com/office/word/2006/wordml" xmlns:wps="http://schemas.microsoft.com/office/word/2010/wordprocessingShape" mc:Ignorable="w14 w15 w16se w16cid w16 w16cex w16sdtdh wp14">
+<w:numbering xmlns:wpc="http://schemas.microsoft.com/office/word/2010/wordprocessingCanvas" xmlns:mc="http://schemas.openxmlformats.org/markup-compatibility/2006" xmlns:o="urn:schemas-microsoft-com:office:office" xmlns:r="http://schemas.openxmlformats.org/officeDocument/2006/relationships" xmlns:m="http://schemas.openxmlformats.org/officeDocument/2006/math" xmlns:v="urn:schemas-microsoft-com:vml" xmlns:wp14="http://schemas.microsoft.com/office/word/2010/wordprocessingDrawing" xmlns:wp="http://schemas.openxmlformats.org/drawingml/2006/wordprocessingDrawing" xmlns:w10="urn:schemas-microsoft-com:office:word" xmlns:w="http://schemas.openxmlformats.org/wordprocessingml/2006/main" xmlns:w14="http://schemas.microsoft.com/office/word/2010/wordml" xmlns:w15="http://schemas.microsoft.com/office/word/2012/wordml" xmlns:wpg="http://schemas.microsoft.com/office/word/2010/wordprocessingGroup" xmlns:wpi="http://schemas.microsoft.com/office/word/2010/wordprocessingInk" xmlns:wne="http://schemas.microsoft.com/office/word/2006/wordml" xmlns:wps="http://schemas.microsoft.com/office/word/2010/wordprocessingShape" mc:Ignorable="w14 w15 wp14">
   <w:abstractNum w:abstractNumId="0" w15:restartNumberingAfterBreak="0">
     <w:nsid w:val="024532E4"/>
     <w:multiLevelType w:val="hybridMultilevel"/>
@@ -18996,88 +18024,88 @@
       </w:pPr>
     </w:lvl>
   </w:abstractNum>
-  <w:num w:numId="1" w16cid:durableId="1696418393">
+  <w:num w:numId="1">
     <w:abstractNumId w:val="29"/>
   </w:num>
-  <w:num w:numId="2" w16cid:durableId="1579822287">
+  <w:num w:numId="2">
     <w:abstractNumId w:val="7"/>
   </w:num>
-  <w:num w:numId="3" w16cid:durableId="900364851">
+  <w:num w:numId="3">
     <w:abstractNumId w:val="18"/>
   </w:num>
-  <w:num w:numId="4" w16cid:durableId="1251161451">
+  <w:num w:numId="4">
     <w:abstractNumId w:val="5"/>
   </w:num>
-  <w:num w:numId="5" w16cid:durableId="1733964895">
+  <w:num w:numId="5">
     <w:abstractNumId w:val="27"/>
   </w:num>
-  <w:num w:numId="6" w16cid:durableId="949358702">
+  <w:num w:numId="6">
     <w:abstractNumId w:val="19"/>
   </w:num>
-  <w:num w:numId="7" w16cid:durableId="691148785">
+  <w:num w:numId="7">
     <w:abstractNumId w:val="11"/>
   </w:num>
-  <w:num w:numId="8" w16cid:durableId="1879659066">
+  <w:num w:numId="8">
     <w:abstractNumId w:val="9"/>
   </w:num>
-  <w:num w:numId="9" w16cid:durableId="1824271767">
+  <w:num w:numId="9">
     <w:abstractNumId w:val="12"/>
   </w:num>
-  <w:num w:numId="10" w16cid:durableId="1815566938">
+  <w:num w:numId="10">
     <w:abstractNumId w:val="23"/>
   </w:num>
-  <w:num w:numId="11" w16cid:durableId="1441949624">
+  <w:num w:numId="11">
     <w:abstractNumId w:val="25"/>
   </w:num>
-  <w:num w:numId="12" w16cid:durableId="983974316">
+  <w:num w:numId="12">
     <w:abstractNumId w:val="13"/>
   </w:num>
-  <w:num w:numId="13" w16cid:durableId="2099322798">
+  <w:num w:numId="13">
     <w:abstractNumId w:val="22"/>
   </w:num>
-  <w:num w:numId="14" w16cid:durableId="1311865019">
+  <w:num w:numId="14">
     <w:abstractNumId w:val="30"/>
   </w:num>
-  <w:num w:numId="15" w16cid:durableId="122041996">
+  <w:num w:numId="15">
     <w:abstractNumId w:val="31"/>
   </w:num>
-  <w:num w:numId="16" w16cid:durableId="1921988066">
+  <w:num w:numId="16">
     <w:abstractNumId w:val="21"/>
   </w:num>
-  <w:num w:numId="17" w16cid:durableId="1682125625">
+  <w:num w:numId="17">
     <w:abstractNumId w:val="2"/>
   </w:num>
-  <w:num w:numId="18" w16cid:durableId="1036277154">
+  <w:num w:numId="18">
     <w:abstractNumId w:val="1"/>
   </w:num>
-  <w:num w:numId="19" w16cid:durableId="908348290">
+  <w:num w:numId="19">
     <w:abstractNumId w:val="10"/>
   </w:num>
-  <w:num w:numId="20" w16cid:durableId="827019110">
+  <w:num w:numId="20">
     <w:abstractNumId w:val="20"/>
   </w:num>
-  <w:num w:numId="21" w16cid:durableId="2105369953">
+  <w:num w:numId="21">
     <w:abstractNumId w:val="4"/>
   </w:num>
-  <w:num w:numId="22" w16cid:durableId="1668749187">
+  <w:num w:numId="22">
     <w:abstractNumId w:val="0"/>
   </w:num>
-  <w:num w:numId="23" w16cid:durableId="1354770615">
+  <w:num w:numId="23">
     <w:abstractNumId w:val="26"/>
   </w:num>
-  <w:num w:numId="24" w16cid:durableId="2053074621">
+  <w:num w:numId="24">
     <w:abstractNumId w:val="6"/>
   </w:num>
-  <w:num w:numId="25" w16cid:durableId="1606766151">
+  <w:num w:numId="25">
     <w:abstractNumId w:val="16"/>
   </w:num>
-  <w:num w:numId="26" w16cid:durableId="1524974348">
+  <w:num w:numId="26">
     <w:abstractNumId w:val="14"/>
   </w:num>
-  <w:num w:numId="27" w16cid:durableId="94713200">
+  <w:num w:numId="27">
     <w:abstractNumId w:val="24"/>
   </w:num>
-  <w:num w:numId="28" w16cid:durableId="1854954921">
+  <w:num w:numId="28">
     <w:abstractNumId w:val="3"/>
     <w:lvlOverride w:ilvl="0">
       <w:startOverride w:val="1"/>
@@ -19107,23 +18135,23 @@
       <w:startOverride w:val="1"/>
     </w:lvlOverride>
   </w:num>
-  <w:num w:numId="29" w16cid:durableId="1141271269">
+  <w:num w:numId="29">
     <w:abstractNumId w:val="8"/>
   </w:num>
-  <w:num w:numId="30" w16cid:durableId="56245512">
+  <w:num w:numId="30">
     <w:abstractNumId w:val="17"/>
   </w:num>
-  <w:num w:numId="31" w16cid:durableId="1775320012">
+  <w:num w:numId="31">
     <w:abstractNumId w:val="28"/>
   </w:num>
-  <w:num w:numId="32" w16cid:durableId="1922399457">
+  <w:num w:numId="32">
     <w:abstractNumId w:val="15"/>
   </w:num>
 </w:numbering>
 </file>
 
 <file path=word/styles.xml><?xml version="1.0" encoding="utf-8"?>
-<w:styles xmlns:mc="http://schemas.openxmlformats.org/markup-compatibility/2006" xmlns:r="http://schemas.openxmlformats.org/officeDocument/2006/relationships" xmlns:w="http://schemas.openxmlformats.org/wordprocessingml/2006/main" xmlns:w14="http://schemas.microsoft.com/office/word/2010/wordml" xmlns:w15="http://schemas.microsoft.com/office/word/2012/wordml" xmlns:w16cex="http://schemas.microsoft.com/office/word/2018/wordml/cex" xmlns:w16cid="http://schemas.microsoft.com/office/word/2016/wordml/cid" xmlns:w16="http://schemas.microsoft.com/office/word/2018/wordml" xmlns:w16sdtdh="http://schemas.microsoft.com/office/word/2020/wordml/sdtdatahash" xmlns:w16se="http://schemas.microsoft.com/office/word/2015/wordml/symex" mc:Ignorable="w14 w15 w16se w16cid w16 w16cex w16sdtdh">
+<w:styles xmlns:mc="http://schemas.openxmlformats.org/markup-compatibility/2006" xmlns:r="http://schemas.openxmlformats.org/officeDocument/2006/relationships" xmlns:w="http://schemas.openxmlformats.org/wordprocessingml/2006/main" xmlns:w14="http://schemas.microsoft.com/office/word/2010/wordml" xmlns:w15="http://schemas.microsoft.com/office/word/2012/wordml" mc:Ignorable="w14 w15">
   <w:docDefaults>
     <w:rPrDefault>
       <w:rPr>
@@ -19139,7 +18167,7 @@
       </w:pPr>
     </w:pPrDefault>
   </w:docDefaults>
-  <w:latentStyles w:defLockedState="0" w:defUIPriority="99" w:defSemiHidden="0" w:defUnhideWhenUsed="0" w:defQFormat="0" w:count="376">
+  <w:latentStyles w:defLockedState="0" w:defUIPriority="99" w:defSemiHidden="0" w:defUnhideWhenUsed="0" w:defQFormat="0" w:count="371">
     <w:lsdException w:name="Normal" w:uiPriority="0" w:qFormat="1"/>
     <w:lsdException w:name="heading 1" w:uiPriority="9" w:qFormat="1"/>
     <w:lsdException w:name="heading 2" w:semiHidden="1" w:uiPriority="9" w:unhideWhenUsed="1" w:qFormat="1"/>
@@ -19511,11 +18539,6 @@
     <w:lsdException w:name="List Table 5 Dark Accent 6" w:uiPriority="50"/>
     <w:lsdException w:name="List Table 6 Colorful Accent 6" w:uiPriority="51"/>
     <w:lsdException w:name="List Table 7 Colorful Accent 6" w:uiPriority="52"/>
-    <w:lsdException w:name="Mention" w:semiHidden="1" w:unhideWhenUsed="1"/>
-    <w:lsdException w:name="Smart Hyperlink" w:semiHidden="1" w:unhideWhenUsed="1"/>
-    <w:lsdException w:name="Hashtag" w:semiHidden="1" w:unhideWhenUsed="1"/>
-    <w:lsdException w:name="Unresolved Mention" w:semiHidden="1" w:unhideWhenUsed="1"/>
-    <w:lsdException w:name="Smart Link" w:semiHidden="1" w:unhideWhenUsed="1"/>
   </w:latentStyles>
   <w:style w:type="paragraph" w:default="1" w:styleId="a">
     <w:name w:val="Normal"/>
@@ -19841,7 +18864,7 @@
       <w:bCs/>
     </w:rPr>
   </w:style>
-  <w:style w:type="character" w:styleId="ae">
+  <w:style w:type="character" w:customStyle="1" w:styleId="UnresolvedMention">
     <w:name w:val="Unresolved Mention"/>
     <w:basedOn w:val="a0"/>
     <w:uiPriority w:val="99"/>
@@ -19853,7 +18876,7 @@
       <w:shd w:val="clear" w:color="auto" w:fill="E1DFDD"/>
     </w:rPr>
   </w:style>
-  <w:style w:type="character" w:styleId="af">
+  <w:style w:type="character" w:styleId="ae">
     <w:name w:val="Emphasis"/>
     <w:basedOn w:val="a0"/>
     <w:uiPriority w:val="20"/>
@@ -19873,6 +18896,12 @@
     <w:name w:val="item"/>
     <w:basedOn w:val="a0"/>
     <w:rsid w:val="003B71CD"/>
+  </w:style>
+  <w:style w:type="character" w:customStyle="1" w:styleId="jlqj4b">
+    <w:name w:val="jlqj4b"/>
+    <w:basedOn w:val="a0"/>
+    <w:qFormat/>
+    <w:rsid w:val="001A7C55"/>
   </w:style>
 </w:styles>
 </file>
@@ -20143,7 +19172,7 @@
 </file>
 
 <file path=customXml/itemProps1.xml><?xml version="1.0" encoding="utf-8"?>
-<ds:datastoreItem xmlns:ds="http://schemas.openxmlformats.org/officeDocument/2006/customXml" ds:itemID="{FDDE6202-A93A-411C-BE6E-323B45BB6ADC}">
+<ds:datastoreItem xmlns:ds="http://schemas.openxmlformats.org/officeDocument/2006/customXml" ds:itemID="{D0AC8AC7-EDA8-4477-AD7D-2070209BC174}">
   <ds:schemaRefs>
     <ds:schemaRef ds:uri="http://schemas.openxmlformats.org/officeDocument/2006/bibliography"/>
   </ds:schemaRefs>
